--- a/docs/architecture/Советы на будущее.docx
+++ b/docs/architecture/Советы на будущее.docx
@@ -3524,14 +3524,8 @@
           <w:between w:val="nil" w:sz="0" w:space="0" w:color="000000" tmln="20, 20, 20, 0, 0"/>
         </w:pBdr>
         <w:shd w:val="none"/>
-        <w:rPr>
-          <w:lang w:val="ru-ru" w:eastAsia="zh-cn" w:bidi="ar-sa"/>
-        </w:rPr>
-      </w:pPr>
-      <w:r>
-        <w:rPr>
-          <w:lang w:val="ru-ru" w:eastAsia="zh-cn" w:bidi="ar-sa"/>
-        </w:rPr>
+      </w:pPr>
+      <w:r>
         <w:t>nlohmann json не самый быстрый”: когда менять JSON-библиотеку?</w:t>
       </w:r>
     </w:p>
@@ -3550,21 +3544,15 @@
         <w:shd w:val="none"/>
         <w:rPr>
           <w:rFonts w:cs="Arial"/>
-          <w:b w:val="0"/>
-          <w:bCs/>
-          <w:sz w:val="20"/>
-          <w:szCs w:val="32"/>
-          <w:lang w:val="ru-ru" w:eastAsia="zh-cn" w:bidi="ar-sa"/>
-        </w:rPr>
-      </w:pPr>
-      <w:r>
-        <w:rPr>
-          <w:rFonts w:cs="Arial"/>
-          <w:b w:val="0"/>
-          <w:bCs/>
-          <w:sz w:val="20"/>
-          <w:szCs w:val="32"/>
-          <w:lang w:val="ru-ru" w:eastAsia="zh-cn" w:bidi="ar-sa"/>
+          <w:bCs/>
+          <w:szCs w:val="32"/>
+        </w:rPr>
+      </w:pPr>
+      <w:r>
+        <w:rPr>
+          <w:rFonts w:cs="Arial"/>
+          <w:bCs/>
+          <w:szCs w:val="32"/>
         </w:rPr>
         <w:t xml:space="preserve">Менять </w:t>
       </w:r>
@@ -3573,20 +3561,15 @@
           <w:rFonts w:cs="Arial"/>
           <w:b/>
           <w:bCs/>
-          <w:sz w:val="20"/>
-          <w:szCs w:val="32"/>
-          <w:lang w:val="ru-ru" w:eastAsia="zh-cn" w:bidi="ar-sa"/>
+          <w:szCs w:val="32"/>
         </w:rPr>
         <w:t>сейчас не надо</w:t>
       </w:r>
       <w:r>
         <w:rPr>
           <w:rFonts w:cs="Arial"/>
-          <w:b w:val="0"/>
-          <w:bCs/>
-          <w:sz w:val="20"/>
-          <w:szCs w:val="32"/>
-          <w:lang w:val="ru-ru" w:eastAsia="zh-cn" w:bidi="ar-sa"/>
+          <w:bCs/>
+          <w:szCs w:val="32"/>
         </w:rPr>
         <w:t xml:space="preserve">. Причина простая и неприятная: ты рискуешь потратить время на “ускорение” </w:t>
       </w:r>
@@ -3595,20 +3578,15 @@
           <w:rFonts w:cs="Arial"/>
           <w:b/>
           <w:bCs/>
-          <w:sz w:val="20"/>
-          <w:szCs w:val="32"/>
-          <w:lang w:val="ru-ru" w:eastAsia="zh-cn" w:bidi="ar-sa"/>
+          <w:szCs w:val="32"/>
         </w:rPr>
         <w:t>не-узкого места</w:t>
       </w:r>
       <w:r>
         <w:rPr>
           <w:rFonts w:cs="Arial"/>
-          <w:b w:val="0"/>
-          <w:bCs/>
-          <w:sz w:val="20"/>
-          <w:szCs w:val="32"/>
-          <w:lang w:val="ru-ru" w:eastAsia="zh-cn" w:bidi="ar-sa"/>
+          <w:bCs/>
+          <w:szCs w:val="32"/>
         </w:rPr>
         <w:t>.</w:t>
       </w:r>
@@ -3628,21 +3606,15 @@
         <w:shd w:val="none"/>
         <w:rPr>
           <w:rFonts w:cs="Arial"/>
-          <w:b w:val="0"/>
-          <w:bCs/>
-          <w:sz w:val="20"/>
-          <w:szCs w:val="32"/>
-          <w:lang w:val="ru-ru" w:eastAsia="zh-cn" w:bidi="ar-sa"/>
-        </w:rPr>
-      </w:pPr>
-      <w:r>
-        <w:rPr>
-          <w:rFonts w:cs="Arial"/>
-          <w:b w:val="0"/>
-          <w:bCs/>
-          <w:sz w:val="20"/>
-          <w:szCs w:val="32"/>
-          <w:lang w:val="ru-ru" w:eastAsia="zh-cn" w:bidi="ar-sa"/>
+          <w:bCs/>
+          <w:szCs w:val="32"/>
+        </w:rPr>
+      </w:pPr>
+      <w:r>
+        <w:rPr>
+          <w:rFonts w:cs="Arial"/>
+          <w:bCs/>
+          <w:szCs w:val="32"/>
         </w:rPr>
         <w:t>Практическое правило для твоего проекта:</w:t>
       </w:r>
@@ -3667,21 +3639,15 @@
         <w:shd w:val="none"/>
         <w:rPr>
           <w:rFonts w:cs="Arial"/>
-          <w:b w:val="0"/>
-          <w:bCs/>
-          <w:sz w:val="20"/>
-          <w:szCs w:val="32"/>
-          <w:lang w:val="ru-ru" w:eastAsia="zh-cn" w:bidi="ar-sa"/>
-        </w:rPr>
-      </w:pPr>
-      <w:r>
-        <w:rPr>
-          <w:rFonts w:cs="Arial"/>
-          <w:b w:val="0"/>
-          <w:bCs/>
-          <w:sz w:val="20"/>
-          <w:szCs w:val="32"/>
-          <w:lang w:val="ru-ru" w:eastAsia="zh-cn" w:bidi="ar-sa"/>
+          <w:bCs/>
+          <w:szCs w:val="32"/>
+        </w:rPr>
+      </w:pPr>
+      <w:r>
+        <w:rPr>
+          <w:rFonts w:cs="Arial"/>
+          <w:bCs/>
+          <w:szCs w:val="32"/>
         </w:rPr>
         <w:t xml:space="preserve">Пока JSON используется как </w:t>
       </w:r>
@@ -3690,20 +3656,15 @@
           <w:rFonts w:cs="Arial"/>
           <w:b/>
           <w:bCs/>
-          <w:sz w:val="20"/>
-          <w:szCs w:val="32"/>
-          <w:lang w:val="ru-ru" w:eastAsia="zh-cn" w:bidi="ar-sa"/>
+          <w:szCs w:val="32"/>
         </w:rPr>
         <w:t>конфиги/данные при загрузке</w:t>
       </w:r>
       <w:r>
         <w:rPr>
           <w:rFonts w:cs="Arial"/>
-          <w:b w:val="0"/>
-          <w:bCs/>
-          <w:sz w:val="20"/>
-          <w:szCs w:val="32"/>
-          <w:lang w:val="ru-ru" w:eastAsia="zh-cn" w:bidi="ar-sa"/>
+          <w:bCs/>
+          <w:szCs w:val="32"/>
         </w:rPr>
         <w:t xml:space="preserve"> (и даже hot-reload раз в секунды) — nlohmann нормально.</w:t>
       </w:r>
@@ -3728,21 +3689,15 @@
         <w:shd w:val="none"/>
         <w:rPr>
           <w:rFonts w:cs="Arial"/>
-          <w:b w:val="0"/>
-          <w:bCs/>
-          <w:sz w:val="20"/>
-          <w:szCs w:val="32"/>
-          <w:lang w:val="ru-ru" w:eastAsia="zh-cn" w:bidi="ar-sa"/>
-        </w:rPr>
-      </w:pPr>
-      <w:r>
-        <w:rPr>
-          <w:rFonts w:cs="Arial"/>
-          <w:b w:val="0"/>
-          <w:bCs/>
-          <w:sz w:val="20"/>
-          <w:szCs w:val="32"/>
-          <w:lang w:val="ru-ru" w:eastAsia="zh-cn" w:bidi="ar-sa"/>
+          <w:bCs/>
+          <w:szCs w:val="32"/>
+        </w:rPr>
+      </w:pPr>
+      <w:r>
+        <w:rPr>
+          <w:rFonts w:cs="Arial"/>
+          <w:bCs/>
+          <w:szCs w:val="32"/>
         </w:rPr>
       </w:r>
     </w:p>
@@ -3766,21 +3721,15 @@
         <w:shd w:val="none"/>
         <w:rPr>
           <w:rFonts w:cs="Arial"/>
-          <w:b w:val="0"/>
-          <w:bCs/>
-          <w:sz w:val="20"/>
-          <w:szCs w:val="32"/>
-          <w:lang w:val="ru-ru" w:eastAsia="zh-cn" w:bidi="ar-sa"/>
-        </w:rPr>
-      </w:pPr>
-      <w:r>
-        <w:rPr>
-          <w:rFonts w:cs="Arial"/>
-          <w:b w:val="0"/>
-          <w:bCs/>
-          <w:sz w:val="20"/>
-          <w:szCs w:val="32"/>
-          <w:lang w:val="ru-ru" w:eastAsia="zh-cn" w:bidi="ar-sa"/>
+          <w:bCs/>
+          <w:szCs w:val="32"/>
+        </w:rPr>
+      </w:pPr>
+      <w:r>
+        <w:rPr>
+          <w:rFonts w:cs="Arial"/>
+          <w:bCs/>
+          <w:szCs w:val="32"/>
         </w:rPr>
         <w:t>Пора думать о замене, когда JSON становится:</w:t>
       </w:r>
@@ -3805,11 +3754,8 @@
         <w:shd w:val="none"/>
         <w:rPr>
           <w:rFonts w:cs="Arial"/>
-          <w:b w:val="0"/>
-          <w:bCs/>
-          <w:sz w:val="20"/>
-          <w:szCs w:val="32"/>
-          <w:lang w:val="ru-ru" w:eastAsia="zh-cn" w:bidi="ar-sa"/>
+          <w:bCs/>
+          <w:szCs w:val="32"/>
         </w:rPr>
       </w:pPr>
       <w:r>
@@ -3817,20 +3763,15 @@
           <w:rFonts w:cs="Arial"/>
           <w:b/>
           <w:bCs/>
-          <w:sz w:val="20"/>
-          <w:szCs w:val="32"/>
-          <w:lang w:val="ru-ru" w:eastAsia="zh-cn" w:bidi="ar-sa"/>
+          <w:szCs w:val="32"/>
         </w:rPr>
         <w:t>массовым</w:t>
       </w:r>
       <w:r>
         <w:rPr>
           <w:rFonts w:cs="Arial"/>
-          <w:b w:val="0"/>
-          <w:bCs/>
-          <w:sz w:val="20"/>
-          <w:szCs w:val="32"/>
-          <w:lang w:val="ru-ru" w:eastAsia="zh-cn" w:bidi="ar-sa"/>
+          <w:bCs/>
+          <w:szCs w:val="32"/>
         </w:rPr>
         <w:t xml:space="preserve"> (огромные датасеты 4X, десятки/сотни МБ),</w:t>
       </w:r>
@@ -3855,21 +3796,15 @@
         <w:shd w:val="none"/>
         <w:rPr>
           <w:rFonts w:cs="Arial"/>
-          <w:b w:val="0"/>
-          <w:bCs/>
-          <w:sz w:val="20"/>
-          <w:szCs w:val="32"/>
-          <w:lang w:val="ru-ru" w:eastAsia="zh-cn" w:bidi="ar-sa"/>
-        </w:rPr>
-      </w:pPr>
-      <w:r>
-        <w:rPr>
-          <w:rFonts w:cs="Arial"/>
-          <w:b w:val="0"/>
-          <w:bCs/>
-          <w:sz w:val="20"/>
-          <w:szCs w:val="32"/>
-          <w:lang w:val="ru-ru" w:eastAsia="zh-cn" w:bidi="ar-sa"/>
+          <w:bCs/>
+          <w:szCs w:val="32"/>
+        </w:rPr>
+      </w:pPr>
+      <w:r>
+        <w:rPr>
+          <w:rFonts w:cs="Arial"/>
+          <w:bCs/>
+          <w:szCs w:val="32"/>
         </w:rPr>
       </w:r>
     </w:p>
@@ -3893,21 +3828,15 @@
         <w:shd w:val="none"/>
         <w:rPr>
           <w:rFonts w:cs="Arial"/>
-          <w:b w:val="0"/>
-          <w:bCs/>
-          <w:sz w:val="20"/>
-          <w:szCs w:val="32"/>
-          <w:lang w:val="ru-ru" w:eastAsia="zh-cn" w:bidi="ar-sa"/>
-        </w:rPr>
-      </w:pPr>
-      <w:r>
-        <w:rPr>
-          <w:rFonts w:cs="Arial"/>
-          <w:b w:val="0"/>
-          <w:bCs/>
-          <w:sz w:val="20"/>
-          <w:szCs w:val="32"/>
-          <w:lang w:val="ru-ru" w:eastAsia="zh-cn" w:bidi="ar-sa"/>
+          <w:bCs/>
+          <w:szCs w:val="32"/>
+        </w:rPr>
+      </w:pPr>
+      <w:r>
+        <w:rPr>
+          <w:rFonts w:cs="Arial"/>
+          <w:bCs/>
+          <w:szCs w:val="32"/>
         </w:rPr>
         <w:t xml:space="preserve">или </w:t>
       </w:r>
@@ -3916,20 +3845,15 @@
           <w:rFonts w:cs="Arial"/>
           <w:b/>
           <w:bCs/>
-          <w:sz w:val="20"/>
-          <w:szCs w:val="32"/>
-          <w:lang w:val="ru-ru" w:eastAsia="zh-cn" w:bidi="ar-sa"/>
+          <w:szCs w:val="32"/>
         </w:rPr>
         <w:t>частым</w:t>
       </w:r>
       <w:r>
         <w:rPr>
           <w:rFonts w:cs="Arial"/>
-          <w:b w:val="0"/>
-          <w:bCs/>
-          <w:sz w:val="20"/>
-          <w:szCs w:val="32"/>
-          <w:lang w:val="ru-ru" w:eastAsia="zh-cn" w:bidi="ar-sa"/>
+          <w:bCs/>
+          <w:szCs w:val="32"/>
         </w:rPr>
         <w:t xml:space="preserve"> (постоянная подгрузка, моды, пачки событий),</w:t>
       </w:r>
@@ -3954,21 +3878,15 @@
         <w:shd w:val="none"/>
         <w:rPr>
           <w:rFonts w:cs="Arial"/>
-          <w:b w:val="0"/>
-          <w:bCs/>
-          <w:sz w:val="20"/>
-          <w:szCs w:val="32"/>
-          <w:lang w:val="ru-ru" w:eastAsia="zh-cn" w:bidi="ar-sa"/>
-        </w:rPr>
-      </w:pPr>
-      <w:r>
-        <w:rPr>
-          <w:rFonts w:cs="Arial"/>
-          <w:b w:val="0"/>
-          <w:bCs/>
-          <w:sz w:val="20"/>
-          <w:szCs w:val="32"/>
-          <w:lang w:val="ru-ru" w:eastAsia="zh-cn" w:bidi="ar-sa"/>
+          <w:bCs/>
+          <w:szCs w:val="32"/>
+        </w:rPr>
+      </w:pPr>
+      <w:r>
+        <w:rPr>
+          <w:rFonts w:cs="Arial"/>
+          <w:bCs/>
+          <w:szCs w:val="32"/>
         </w:rPr>
       </w:r>
     </w:p>
@@ -3992,21 +3910,15 @@
         <w:shd w:val="none"/>
         <w:rPr>
           <w:rFonts w:cs="Arial"/>
-          <w:b w:val="0"/>
-          <w:bCs/>
-          <w:sz w:val="20"/>
-          <w:szCs w:val="32"/>
-          <w:lang w:val="ru-ru" w:eastAsia="zh-cn" w:bidi="ar-sa"/>
-        </w:rPr>
-      </w:pPr>
-      <w:r>
-        <w:rPr>
-          <w:rFonts w:cs="Arial"/>
-          <w:b w:val="0"/>
-          <w:bCs/>
-          <w:sz w:val="20"/>
-          <w:szCs w:val="32"/>
-          <w:lang w:val="ru-ru" w:eastAsia="zh-cn" w:bidi="ar-sa"/>
+          <w:bCs/>
+          <w:szCs w:val="32"/>
+        </w:rPr>
+      </w:pPr>
+      <w:r>
+        <w:rPr>
+          <w:rFonts w:cs="Arial"/>
+          <w:bCs/>
+          <w:szCs w:val="32"/>
         </w:rPr>
         <w:t xml:space="preserve">или </w:t>
       </w:r>
@@ -4015,20 +3927,15 @@
           <w:rFonts w:cs="Arial"/>
           <w:b/>
           <w:bCs/>
-          <w:sz w:val="20"/>
-          <w:szCs w:val="32"/>
-          <w:lang w:val="ru-ru" w:eastAsia="zh-cn" w:bidi="ar-sa"/>
+          <w:szCs w:val="32"/>
         </w:rPr>
         <w:t>ограничением старта</w:t>
       </w:r>
       <w:r>
         <w:rPr>
           <w:rFonts w:cs="Arial"/>
-          <w:b w:val="0"/>
-          <w:bCs/>
-          <w:sz w:val="20"/>
-          <w:szCs w:val="32"/>
-          <w:lang w:val="ru-ru" w:eastAsia="zh-cn" w:bidi="ar-sa"/>
+          <w:bCs/>
+          <w:szCs w:val="32"/>
         </w:rPr>
         <w:t xml:space="preserve"> (реально заметные секунды/десятки секунд на parse).</w:t>
       </w:r>
@@ -4053,21 +3960,15 @@
         <w:shd w:val="none"/>
         <w:rPr>
           <w:rFonts w:cs="Arial"/>
-          <w:b w:val="0"/>
-          <w:bCs/>
-          <w:sz w:val="20"/>
-          <w:szCs w:val="32"/>
-          <w:lang w:val="ru-ru" w:eastAsia="zh-cn" w:bidi="ar-sa"/>
-        </w:rPr>
-      </w:pPr>
-      <w:r>
-        <w:rPr>
-          <w:rFonts w:cs="Arial"/>
-          <w:b w:val="0"/>
-          <w:bCs/>
-          <w:sz w:val="20"/>
-          <w:szCs w:val="32"/>
-          <w:lang w:val="ru-ru" w:eastAsia="zh-cn" w:bidi="ar-sa"/>
+          <w:bCs/>
+          <w:szCs w:val="32"/>
+        </w:rPr>
+      </w:pPr>
+      <w:r>
+        <w:rPr>
+          <w:rFonts w:cs="Arial"/>
+          <w:bCs/>
+          <w:szCs w:val="32"/>
         </w:rPr>
       </w:r>
     </w:p>
@@ -4091,54 +3992,42 @@
         <w:shd w:val="none"/>
         <w:rPr>
           <w:rFonts w:cs="Arial"/>
-          <w:b w:val="0"/>
-          <w:bCs/>
-          <w:sz w:val="20"/>
-          <w:szCs w:val="32"/>
-          <w:lang w:val="ru-ru" w:eastAsia="zh-cn" w:bidi="ar-sa"/>
-        </w:rPr>
-      </w:pPr>
-      <w:r>
-        <w:rPr>
-          <w:rFonts w:cs="Arial"/>
-          <w:b w:val="0"/>
-          <w:bCs/>
-          <w:sz w:val="20"/>
-          <w:szCs w:val="32"/>
-          <w:lang w:val="ru-ru" w:eastAsia="zh-cn" w:bidi="ar-sa"/>
-        </w:rPr>
-      </w:r>
-    </w:p>
-    <w:p>
-      <w:pPr>
-        <w:keepNext/>
-        <w:outlineLvl w:val="1"/>
-        <w:keepLines/>
-        <w:pBdr>
-          <w:top w:val="nil" w:sz="0" w:space="0" w:color="000000" tmln="20, 20, 20, 0, 0"/>
-          <w:left w:val="nil" w:sz="0" w:space="0" w:color="000000" tmln="20, 20, 20, 0, 0"/>
-          <w:bottom w:val="nil" w:sz="0" w:space="0" w:color="000000" tmln="20, 20, 20, 0, 0"/>
-          <w:right w:val="nil" w:sz="0" w:space="0" w:color="000000" tmln="20, 20, 20, 0, 0"/>
-          <w:between w:val="nil" w:sz="0" w:space="0" w:color="000000" tmln="20, 20, 20, 0, 0"/>
-        </w:pBdr>
-        <w:shd w:val="none"/>
-        <w:rPr>
-          <w:rFonts w:cs="Arial"/>
-          <w:b w:val="0"/>
-          <w:bCs/>
-          <w:sz w:val="20"/>
-          <w:szCs w:val="32"/>
-          <w:lang w:val="ru-ru" w:eastAsia="zh-cn" w:bidi="ar-sa"/>
-        </w:rPr>
-      </w:pPr>
-      <w:r>
-        <w:rPr>
-          <w:rFonts w:cs="Arial"/>
-          <w:b w:val="0"/>
-          <w:bCs/>
-          <w:sz w:val="20"/>
-          <w:szCs w:val="32"/>
-          <w:lang w:val="ru-ru" w:eastAsia="zh-cn" w:bidi="ar-sa"/>
+          <w:bCs/>
+          <w:szCs w:val="32"/>
+        </w:rPr>
+      </w:pPr>
+      <w:r>
+        <w:rPr>
+          <w:rFonts w:cs="Arial"/>
+          <w:bCs/>
+          <w:szCs w:val="32"/>
+        </w:rPr>
+      </w:r>
+    </w:p>
+    <w:p>
+      <w:pPr>
+        <w:keepNext/>
+        <w:outlineLvl w:val="1"/>
+        <w:keepLines/>
+        <w:pBdr>
+          <w:top w:val="nil" w:sz="0" w:space="0" w:color="000000" tmln="20, 20, 20, 0, 0"/>
+          <w:left w:val="nil" w:sz="0" w:space="0" w:color="000000" tmln="20, 20, 20, 0, 0"/>
+          <w:bottom w:val="nil" w:sz="0" w:space="0" w:color="000000" tmln="20, 20, 20, 0, 0"/>
+          <w:right w:val="nil" w:sz="0" w:space="0" w:color="000000" tmln="20, 20, 20, 0, 0"/>
+          <w:between w:val="nil" w:sz="0" w:space="0" w:color="000000" tmln="20, 20, 20, 0, 0"/>
+        </w:pBdr>
+        <w:shd w:val="none"/>
+        <w:rPr>
+          <w:rFonts w:cs="Arial"/>
+          <w:bCs/>
+          <w:szCs w:val="32"/>
+        </w:rPr>
+      </w:pPr>
+      <w:r>
+        <w:rPr>
+          <w:rFonts w:cs="Arial"/>
+          <w:bCs/>
+          <w:szCs w:val="32"/>
         </w:rPr>
         <w:t>Самый быстрый “без лишней сложности” обычно означает:</w:t>
       </w:r>
@@ -4163,11 +4052,8 @@
         <w:shd w:val="none"/>
         <w:rPr>
           <w:rFonts w:cs="Arial"/>
-          <w:b w:val="0"/>
-          <w:bCs/>
-          <w:sz w:val="20"/>
-          <w:szCs w:val="32"/>
-          <w:lang w:val="ru-ru" w:eastAsia="zh-cn" w:bidi="ar-sa"/>
+          <w:bCs/>
+          <w:szCs w:val="32"/>
         </w:rPr>
       </w:pPr>
       <w:r>
@@ -4175,20 +4061,15 @@
           <w:rFonts w:cs="Arial"/>
           <w:b/>
           <w:bCs/>
-          <w:sz w:val="20"/>
-          <w:szCs w:val="32"/>
-          <w:lang w:val="ru-ru" w:eastAsia="zh-cn" w:bidi="ar-sa"/>
+          <w:szCs w:val="32"/>
         </w:rPr>
         <w:t>simdjson</w:t>
       </w:r>
       <w:r>
         <w:rPr>
           <w:rFonts w:cs="Arial"/>
-          <w:b w:val="0"/>
-          <w:bCs/>
-          <w:sz w:val="20"/>
-          <w:szCs w:val="32"/>
-          <w:lang w:val="ru-ru" w:eastAsia="zh-cn" w:bidi="ar-sa"/>
+          <w:bCs/>
+          <w:szCs w:val="32"/>
         </w:rPr>
         <w:t xml:space="preserve"> как парсер (очень быстрый), но интеграция всё равно потребует аккуратной оболочки.</w:t>
       </w:r>
@@ -4213,21 +4094,15 @@
         <w:shd w:val="none"/>
         <w:rPr>
           <w:rFonts w:cs="Arial"/>
-          <w:b w:val="0"/>
-          <w:bCs/>
-          <w:sz w:val="20"/>
-          <w:szCs w:val="32"/>
-          <w:lang w:val="ru-ru" w:eastAsia="zh-cn" w:bidi="ar-sa"/>
-        </w:rPr>
-      </w:pPr>
-      <w:r>
-        <w:rPr>
-          <w:rFonts w:cs="Arial"/>
-          <w:b w:val="0"/>
-          <w:bCs/>
-          <w:sz w:val="20"/>
-          <w:szCs w:val="32"/>
-          <w:lang w:val="ru-ru" w:eastAsia="zh-cn" w:bidi="ar-sa"/>
+          <w:bCs/>
+          <w:szCs w:val="32"/>
+        </w:rPr>
+      </w:pPr>
+      <w:r>
+        <w:rPr>
+          <w:rFonts w:cs="Arial"/>
+          <w:bCs/>
+          <w:szCs w:val="32"/>
         </w:rPr>
       </w:r>
     </w:p>
@@ -4251,21 +4126,15 @@
         <w:shd w:val="none"/>
         <w:rPr>
           <w:rFonts w:cs="Arial"/>
-          <w:b w:val="0"/>
-          <w:bCs/>
-          <w:sz w:val="20"/>
-          <w:szCs w:val="32"/>
-          <w:lang w:val="ru-ru" w:eastAsia="zh-cn" w:bidi="ar-sa"/>
-        </w:rPr>
-      </w:pPr>
-      <w:r>
-        <w:rPr>
-          <w:rFonts w:cs="Arial"/>
-          <w:b w:val="0"/>
-          <w:bCs/>
-          <w:sz w:val="20"/>
-          <w:szCs w:val="32"/>
-          <w:lang w:val="ru-ru" w:eastAsia="zh-cn" w:bidi="ar-sa"/>
+          <w:bCs/>
+          <w:szCs w:val="32"/>
+        </w:rPr>
+      </w:pPr>
+      <w:r>
+        <w:rPr>
+          <w:rFonts w:cs="Arial"/>
+          <w:bCs/>
+          <w:szCs w:val="32"/>
         </w:rPr>
         <w:t xml:space="preserve">Альтернатива даже лучше под 4X: </w:t>
       </w:r>
@@ -4274,20 +4143,15 @@
           <w:rFonts w:cs="Arial"/>
           <w:b/>
           <w:bCs/>
-          <w:sz w:val="20"/>
-          <w:szCs w:val="32"/>
-          <w:lang w:val="ru-ru" w:eastAsia="zh-cn" w:bidi="ar-sa"/>
+          <w:szCs w:val="32"/>
         </w:rPr>
         <w:t>не менять парсер</w:t>
       </w:r>
       <w:r>
         <w:rPr>
           <w:rFonts w:cs="Arial"/>
-          <w:b w:val="0"/>
-          <w:bCs/>
-          <w:sz w:val="20"/>
-          <w:szCs w:val="32"/>
-          <w:lang w:val="ru-ru" w:eastAsia="zh-cn" w:bidi="ar-sa"/>
+          <w:bCs/>
+          <w:szCs w:val="32"/>
         </w:rPr>
         <w:t xml:space="preserve">, а добавить </w:t>
       </w:r>
@@ -4296,20 +4160,15 @@
           <w:rFonts w:cs="Arial"/>
           <w:b/>
           <w:bCs/>
-          <w:sz w:val="20"/>
-          <w:szCs w:val="32"/>
-          <w:lang w:val="ru-ru" w:eastAsia="zh-cn" w:bidi="ar-sa"/>
+          <w:szCs w:val="32"/>
         </w:rPr>
         <w:t>offline-компиляцию данных</w:t>
       </w:r>
       <w:r>
         <w:rPr>
           <w:rFonts w:cs="Arial"/>
-          <w:b w:val="0"/>
-          <w:bCs/>
-          <w:sz w:val="20"/>
-          <w:szCs w:val="32"/>
-          <w:lang w:val="ru-ru" w:eastAsia="zh-cn" w:bidi="ar-sa"/>
+          <w:bCs/>
+          <w:szCs w:val="32"/>
         </w:rPr>
         <w:t xml:space="preserve"> (JSON → бинарный blob), и в рантайме грузить бинарь. Это и быстрее, и детерминированнее.</w:t>
       </w:r>
@@ -4334,44 +4193,35 @@
         <w:shd w:val="none"/>
         <w:rPr>
           <w:rFonts w:cs="Arial"/>
-          <w:b w:val="0"/>
-          <w:bCs/>
-          <w:sz w:val="20"/>
-          <w:szCs w:val="32"/>
-          <w:lang w:val="ru-ru" w:eastAsia="zh-cn" w:bidi="ar-sa"/>
-        </w:rPr>
-      </w:pPr>
-      <w:r>
-        <w:rPr>
-          <w:rFonts w:cs="Arial"/>
-          <w:b w:val="0"/>
-          <w:bCs/>
-          <w:sz w:val="20"/>
-          <w:szCs w:val="32"/>
-          <w:lang w:val="ru-ru" w:eastAsia="zh-cn" w:bidi="ar-sa"/>
-        </w:rPr>
-      </w:r>
-    </w:p>
-    <w:p>
-      <w:pPr>
-        <w:keepNext/>
-        <w:outlineLvl w:val="1"/>
-        <w:keepLines/>
-        <w:pBdr>
-          <w:top w:val="nil" w:sz="0" w:space="0" w:color="000000" tmln="20, 20, 20, 0, 0"/>
-          <w:left w:val="nil" w:sz="0" w:space="0" w:color="000000" tmln="20, 20, 20, 0, 0"/>
-          <w:bottom w:val="nil" w:sz="0" w:space="0" w:color="000000" tmln="20, 20, 20, 0, 0"/>
-          <w:right w:val="nil" w:sz="0" w:space="0" w:color="000000" tmln="20, 20, 20, 0, 0"/>
-          <w:between w:val="nil" w:sz="0" w:space="0" w:color="000000" tmln="20, 20, 20, 0, 0"/>
-        </w:pBdr>
-        <w:shd w:val="none"/>
-        <w:rPr>
-          <w:rFonts w:cs="Arial"/>
-          <w:b w:val="0"/>
-          <w:bCs/>
-          <w:sz w:val="20"/>
-          <w:szCs w:val="32"/>
-          <w:lang w:val="ru-ru" w:eastAsia="zh-cn" w:bidi="ar-sa"/>
+          <w:bCs/>
+          <w:szCs w:val="32"/>
+        </w:rPr>
+      </w:pPr>
+      <w:r>
+        <w:rPr>
+          <w:rFonts w:cs="Arial"/>
+          <w:bCs/>
+          <w:szCs w:val="32"/>
+        </w:rPr>
+      </w:r>
+    </w:p>
+    <w:p>
+      <w:pPr>
+        <w:keepNext/>
+        <w:outlineLvl w:val="1"/>
+        <w:keepLines/>
+        <w:pBdr>
+          <w:top w:val="nil" w:sz="0" w:space="0" w:color="000000" tmln="20, 20, 20, 0, 0"/>
+          <w:left w:val="nil" w:sz="0" w:space="0" w:color="000000" tmln="20, 20, 20, 0, 0"/>
+          <w:bottom w:val="nil" w:sz="0" w:space="0" w:color="000000" tmln="20, 20, 20, 0, 0"/>
+          <w:right w:val="nil" w:sz="0" w:space="0" w:color="000000" tmln="20, 20, 20, 0, 0"/>
+          <w:between w:val="nil" w:sz="0" w:space="0" w:color="000000" tmln="20, 20, 20, 0, 0"/>
+        </w:pBdr>
+        <w:shd w:val="none"/>
+        <w:rPr>
+          <w:rFonts w:cs="Arial"/>
+          <w:bCs/>
+          <w:szCs w:val="32"/>
         </w:rPr>
       </w:pPr>
       <w:r>
@@ -4379,9 +4229,7 @@
           <w:rFonts w:cs="Arial"/>
           <w:b/>
           <w:bCs/>
-          <w:sz w:val="20"/>
-          <w:szCs w:val="32"/>
-          <w:lang w:val="ru-ru" w:eastAsia="zh-cn" w:bidi="ar-sa"/>
+          <w:szCs w:val="32"/>
         </w:rPr>
         <w:t>Когда лучше закладывать интерфейс под смену:</w:t>
         <w:br w:type="textWrapping"/>
@@ -4389,11 +4237,8 @@
       <w:r>
         <w:rPr>
           <w:rFonts w:cs="Arial"/>
-          <w:b w:val="0"/>
-          <w:bCs/>
-          <w:sz w:val="20"/>
-          <w:szCs w:val="32"/>
-          <w:lang w:val="ru-ru" w:eastAsia="zh-cn" w:bidi="ar-sa"/>
+          <w:bCs/>
+          <w:szCs w:val="32"/>
         </w:rPr>
         <w:t xml:space="preserve"> когда начнёшь делать </w:t>
       </w:r>
@@ -4402,20 +4247,15 @@
           <w:rFonts w:cs="Arial"/>
           <w:b/>
           <w:bCs/>
-          <w:sz w:val="20"/>
-          <w:szCs w:val="32"/>
-          <w:lang w:val="ru-ru" w:eastAsia="zh-cn" w:bidi="ar-sa"/>
+          <w:szCs w:val="32"/>
         </w:rPr>
         <w:t>серьёзные 4X-данные или хот-релоад модов</w:t>
       </w:r>
       <w:r>
         <w:rPr>
           <w:rFonts w:cs="Arial"/>
-          <w:b w:val="0"/>
-          <w:bCs/>
-          <w:sz w:val="20"/>
-          <w:szCs w:val="32"/>
-          <w:lang w:val="ru-ru" w:eastAsia="zh-cn" w:bidi="ar-sa"/>
+          <w:bCs/>
+          <w:szCs w:val="32"/>
         </w:rPr>
         <w:t>. Не раньше.</w:t>
       </w:r>
@@ -4435,21 +4275,15 @@
         <w:shd w:val="none"/>
         <w:rPr>
           <w:rFonts w:cs="Arial"/>
-          <w:b w:val="0"/>
-          <w:bCs/>
-          <w:sz w:val="20"/>
-          <w:szCs w:val="32"/>
-          <w:lang w:val="ru-ru" w:eastAsia="zh-cn" w:bidi="ar-sa"/>
-        </w:rPr>
-      </w:pPr>
-      <w:r>
-        <w:rPr>
-          <w:rFonts w:cs="Arial"/>
-          <w:b w:val="0"/>
-          <w:bCs/>
-          <w:sz w:val="20"/>
-          <w:szCs w:val="32"/>
-          <w:lang w:val="ru-ru" w:eastAsia="zh-cn" w:bidi="ar-sa"/>
+          <w:bCs/>
+          <w:szCs w:val="32"/>
+        </w:rPr>
+      </w:pPr>
+      <w:r>
+        <w:rPr>
+          <w:rFonts w:cs="Arial"/>
+          <w:bCs/>
+          <w:szCs w:val="32"/>
         </w:rPr>
       </w:r>
     </w:p>
@@ -4464,14 +4298,8 @@
           <w:between w:val="nil" w:sz="0" w:space="0" w:color="000000" tmln="20, 20, 20, 0, 0"/>
         </w:pBdr>
         <w:shd w:val="none"/>
-        <w:rPr>
-          <w:lang w:val="ru-ru" w:eastAsia="zh-cn" w:bidi="ar-sa"/>
-        </w:rPr>
-      </w:pPr>
-      <w:r>
-        <w:rPr>
-          <w:lang w:val="ru-ru" w:eastAsia="zh-cn" w:bidi="ar-sa"/>
-        </w:rPr>
+      </w:pPr>
+      <w:r>
         <w:t>Когда переходить на CMake?</w:t>
       </w:r>
     </w:p>
@@ -4490,11 +4318,8 @@
         <w:shd w:val="none"/>
         <w:rPr>
           <w:rFonts w:cs="Arial"/>
-          <w:b w:val="0"/>
-          <w:bCs/>
-          <w:sz w:val="20"/>
-          <w:szCs w:val="32"/>
-          <w:lang w:val="ru-ru" w:eastAsia="zh-cn" w:bidi="ar-sa"/>
+          <w:bCs/>
+          <w:szCs w:val="32"/>
         </w:rPr>
       </w:pPr>
       <w:r>
@@ -4502,20 +4327,15 @@
           <w:rFonts w:cs="Arial"/>
           <w:b/>
           <w:bCs/>
-          <w:sz w:val="20"/>
-          <w:szCs w:val="32"/>
-          <w:lang w:val="ru-ru" w:eastAsia="zh-cn" w:bidi="ar-sa"/>
+          <w:szCs w:val="32"/>
         </w:rPr>
         <w:t>Не “обязательно сейчас”.</w:t>
       </w:r>
       <w:r>
         <w:rPr>
           <w:rFonts w:cs="Arial"/>
-          <w:b w:val="0"/>
-          <w:bCs/>
-          <w:sz w:val="20"/>
-          <w:szCs w:val="32"/>
-          <w:lang w:val="ru-ru" w:eastAsia="zh-cn" w:bidi="ar-sa"/>
+          <w:bCs/>
+          <w:szCs w:val="32"/>
         </w:rPr>
         <w:t xml:space="preserve"> На стадии активной итерации с VS — .sln/.vcxproj это норм.</w:t>
       </w:r>
@@ -4535,21 +4355,15 @@
         <w:shd w:val="none"/>
         <w:rPr>
           <w:rFonts w:cs="Arial"/>
-          <w:b w:val="0"/>
-          <w:bCs/>
-          <w:sz w:val="20"/>
-          <w:szCs w:val="32"/>
-          <w:lang w:val="ru-ru" w:eastAsia="zh-cn" w:bidi="ar-sa"/>
-        </w:rPr>
-      </w:pPr>
-      <w:r>
-        <w:rPr>
-          <w:rFonts w:cs="Arial"/>
-          <w:b w:val="0"/>
-          <w:bCs/>
-          <w:sz w:val="20"/>
-          <w:szCs w:val="32"/>
-          <w:lang w:val="ru-ru" w:eastAsia="zh-cn" w:bidi="ar-sa"/>
+          <w:bCs/>
+          <w:szCs w:val="32"/>
+        </w:rPr>
+      </w:pPr>
+      <w:r>
+        <w:rPr>
+          <w:rFonts w:cs="Arial"/>
+          <w:bCs/>
+          <w:szCs w:val="32"/>
         </w:rPr>
         <w:t>Но CMake становится “пора”, когда:</w:t>
       </w:r>
@@ -4574,21 +4388,15 @@
         <w:shd w:val="none"/>
         <w:rPr>
           <w:rFonts w:cs="Arial"/>
-          <w:b w:val="0"/>
-          <w:bCs/>
-          <w:sz w:val="20"/>
-          <w:szCs w:val="32"/>
-          <w:lang w:val="ru-ru" w:eastAsia="zh-cn" w:bidi="ar-sa"/>
-        </w:rPr>
-      </w:pPr>
-      <w:r>
-        <w:rPr>
-          <w:rFonts w:cs="Arial"/>
-          <w:b w:val="0"/>
-          <w:bCs/>
-          <w:sz w:val="20"/>
-          <w:szCs w:val="32"/>
-          <w:lang w:val="ru-ru" w:eastAsia="zh-cn" w:bidi="ar-sa"/>
+          <w:bCs/>
+          <w:szCs w:val="32"/>
+        </w:rPr>
+      </w:pPr>
+      <w:r>
+        <w:rPr>
+          <w:rFonts w:cs="Arial"/>
+          <w:bCs/>
+          <w:szCs w:val="32"/>
         </w:rPr>
         <w:t xml:space="preserve">нужен стабильный </w:t>
       </w:r>
@@ -4597,20 +4405,15 @@
           <w:rFonts w:cs="Arial"/>
           <w:b/>
           <w:bCs/>
-          <w:sz w:val="20"/>
-          <w:szCs w:val="32"/>
-          <w:lang w:val="ru-ru" w:eastAsia="zh-cn" w:bidi="ar-sa"/>
+          <w:szCs w:val="32"/>
         </w:rPr>
         <w:t>CI</w:t>
       </w:r>
       <w:r>
         <w:rPr>
           <w:rFonts w:cs="Arial"/>
-          <w:b w:val="0"/>
-          <w:bCs/>
-          <w:sz w:val="20"/>
-          <w:szCs w:val="32"/>
-          <w:lang w:val="ru-ru" w:eastAsia="zh-cn" w:bidi="ar-sa"/>
+          <w:bCs/>
+          <w:szCs w:val="32"/>
         </w:rPr>
         <w:t>,</w:t>
       </w:r>
@@ -4635,21 +4438,15 @@
         <w:shd w:val="none"/>
         <w:rPr>
           <w:rFonts w:cs="Arial"/>
-          <w:b w:val="0"/>
-          <w:bCs/>
-          <w:sz w:val="20"/>
-          <w:szCs w:val="32"/>
-          <w:lang w:val="ru-ru" w:eastAsia="zh-cn" w:bidi="ar-sa"/>
-        </w:rPr>
-      </w:pPr>
-      <w:r>
-        <w:rPr>
-          <w:rFonts w:cs="Arial"/>
-          <w:b w:val="0"/>
-          <w:bCs/>
-          <w:sz w:val="20"/>
-          <w:szCs w:val="32"/>
-          <w:lang w:val="ru-ru" w:eastAsia="zh-cn" w:bidi="ar-sa"/>
+          <w:bCs/>
+          <w:szCs w:val="32"/>
+        </w:rPr>
+      </w:pPr>
+      <w:r>
+        <w:rPr>
+          <w:rFonts w:cs="Arial"/>
+          <w:bCs/>
+          <w:szCs w:val="32"/>
         </w:rPr>
       </w:r>
     </w:p>
@@ -4673,21 +4470,15 @@
         <w:shd w:val="none"/>
         <w:rPr>
           <w:rFonts w:cs="Arial"/>
-          <w:b w:val="0"/>
-          <w:bCs/>
-          <w:sz w:val="20"/>
-          <w:szCs w:val="32"/>
-          <w:lang w:val="ru-ru" w:eastAsia="zh-cn" w:bidi="ar-sa"/>
-        </w:rPr>
-      </w:pPr>
-      <w:r>
-        <w:rPr>
-          <w:rFonts w:cs="Arial"/>
-          <w:b w:val="0"/>
-          <w:bCs/>
-          <w:sz w:val="20"/>
-          <w:szCs w:val="32"/>
-          <w:lang w:val="ru-ru" w:eastAsia="zh-cn" w:bidi="ar-sa"/>
+          <w:bCs/>
+          <w:szCs w:val="32"/>
+        </w:rPr>
+      </w:pPr>
+      <w:r>
+        <w:rPr>
+          <w:rFonts w:cs="Arial"/>
+          <w:bCs/>
+          <w:szCs w:val="32"/>
         </w:rPr>
         <w:t xml:space="preserve">нужен </w:t>
       </w:r>
@@ -4696,20 +4487,15 @@
           <w:rFonts w:cs="Arial"/>
           <w:b/>
           <w:bCs/>
-          <w:sz w:val="20"/>
-          <w:szCs w:val="32"/>
-          <w:lang w:val="ru-ru" w:eastAsia="zh-cn" w:bidi="ar-sa"/>
+          <w:szCs w:val="32"/>
         </w:rPr>
         <w:t>Linux/macOS</w:t>
       </w:r>
       <w:r>
         <w:rPr>
           <w:rFonts w:cs="Arial"/>
-          <w:b w:val="0"/>
-          <w:bCs/>
-          <w:sz w:val="20"/>
-          <w:szCs w:val="32"/>
-          <w:lang w:val="ru-ru" w:eastAsia="zh-cn" w:bidi="ar-sa"/>
+          <w:bCs/>
+          <w:szCs w:val="32"/>
         </w:rPr>
         <w:t>,</w:t>
       </w:r>
@@ -4734,21 +4520,15 @@
         <w:shd w:val="none"/>
         <w:rPr>
           <w:rFonts w:cs="Arial"/>
-          <w:b w:val="0"/>
-          <w:bCs/>
-          <w:sz w:val="20"/>
-          <w:szCs w:val="32"/>
-          <w:lang w:val="ru-ru" w:eastAsia="zh-cn" w:bidi="ar-sa"/>
-        </w:rPr>
-      </w:pPr>
-      <w:r>
-        <w:rPr>
-          <w:rFonts w:cs="Arial"/>
-          <w:b w:val="0"/>
-          <w:bCs/>
-          <w:sz w:val="20"/>
-          <w:szCs w:val="32"/>
-          <w:lang w:val="ru-ru" w:eastAsia="zh-cn" w:bidi="ar-sa"/>
+          <w:bCs/>
+          <w:szCs w:val="32"/>
+        </w:rPr>
+      </w:pPr>
+      <w:r>
+        <w:rPr>
+          <w:rFonts w:cs="Arial"/>
+          <w:bCs/>
+          <w:szCs w:val="32"/>
         </w:rPr>
       </w:r>
     </w:p>
@@ -4772,21 +4552,15 @@
         <w:shd w:val="none"/>
         <w:rPr>
           <w:rFonts w:cs="Arial"/>
-          <w:b w:val="0"/>
-          <w:bCs/>
-          <w:sz w:val="20"/>
-          <w:szCs w:val="32"/>
-          <w:lang w:val="ru-ru" w:eastAsia="zh-cn" w:bidi="ar-sa"/>
-        </w:rPr>
-      </w:pPr>
-      <w:r>
-        <w:rPr>
-          <w:rFonts w:cs="Arial"/>
-          <w:b w:val="0"/>
-          <w:bCs/>
-          <w:sz w:val="20"/>
-          <w:szCs w:val="32"/>
-          <w:lang w:val="ru-ru" w:eastAsia="zh-cn" w:bidi="ar-sa"/>
+          <w:bCs/>
+          <w:szCs w:val="32"/>
+        </w:rPr>
+      </w:pPr>
+      <w:r>
+        <w:rPr>
+          <w:rFonts w:cs="Arial"/>
+          <w:bCs/>
+          <w:szCs w:val="32"/>
         </w:rPr>
         <w:t>начинается реальная работа с внешними зависимостями/пакетами,</w:t>
       </w:r>
@@ -4811,21 +4585,15 @@
         <w:shd w:val="none"/>
         <w:rPr>
           <w:rFonts w:cs="Arial"/>
-          <w:b w:val="0"/>
-          <w:bCs/>
-          <w:sz w:val="20"/>
-          <w:szCs w:val="32"/>
-          <w:lang w:val="ru-ru" w:eastAsia="zh-cn" w:bidi="ar-sa"/>
-        </w:rPr>
-      </w:pPr>
-      <w:r>
-        <w:rPr>
-          <w:rFonts w:cs="Arial"/>
-          <w:b w:val="0"/>
-          <w:bCs/>
-          <w:sz w:val="20"/>
-          <w:szCs w:val="32"/>
-          <w:lang w:val="ru-ru" w:eastAsia="zh-cn" w:bidi="ar-sa"/>
+          <w:bCs/>
+          <w:szCs w:val="32"/>
+        </w:rPr>
+      </w:pPr>
+      <w:r>
+        <w:rPr>
+          <w:rFonts w:cs="Arial"/>
+          <w:bCs/>
+          <w:szCs w:val="32"/>
         </w:rPr>
       </w:r>
     </w:p>
@@ -4849,21 +4617,15 @@
         <w:shd w:val="none"/>
         <w:rPr>
           <w:rFonts w:cs="Arial"/>
-          <w:b w:val="0"/>
-          <w:bCs/>
-          <w:sz w:val="20"/>
-          <w:szCs w:val="32"/>
-          <w:lang w:val="ru-ru" w:eastAsia="zh-cn" w:bidi="ar-sa"/>
-        </w:rPr>
-      </w:pPr>
-      <w:r>
-        <w:rPr>
-          <w:rFonts w:cs="Arial"/>
-          <w:b w:val="0"/>
-          <w:bCs/>
-          <w:sz w:val="20"/>
-          <w:szCs w:val="32"/>
-          <w:lang w:val="ru-ru" w:eastAsia="zh-cn" w:bidi="ar-sa"/>
+          <w:bCs/>
+          <w:szCs w:val="32"/>
+        </w:rPr>
+      </w:pPr>
+      <w:r>
+        <w:rPr>
+          <w:rFonts w:cs="Arial"/>
+          <w:bCs/>
+          <w:szCs w:val="32"/>
         </w:rPr>
         <w:t>появляется второй проект/игра, и хочется единообразной сборки.</w:t>
       </w:r>
@@ -4888,54 +4650,42 @@
         <w:shd w:val="none"/>
         <w:rPr>
           <w:rFonts w:cs="Arial"/>
-          <w:b w:val="0"/>
-          <w:bCs/>
-          <w:sz w:val="20"/>
-          <w:szCs w:val="32"/>
-          <w:lang w:val="ru-ru" w:eastAsia="zh-cn" w:bidi="ar-sa"/>
-        </w:rPr>
-      </w:pPr>
-      <w:r>
-        <w:rPr>
-          <w:rFonts w:cs="Arial"/>
-          <w:b w:val="0"/>
-          <w:bCs/>
-          <w:sz w:val="20"/>
-          <w:szCs w:val="32"/>
-          <w:lang w:val="ru-ru" w:eastAsia="zh-cn" w:bidi="ar-sa"/>
-        </w:rPr>
-      </w:r>
-    </w:p>
-    <w:p>
-      <w:pPr>
-        <w:keepNext/>
-        <w:outlineLvl w:val="1"/>
-        <w:keepLines/>
-        <w:pBdr>
-          <w:top w:val="nil" w:sz="0" w:space="0" w:color="000000" tmln="20, 20, 20, 0, 0"/>
-          <w:left w:val="nil" w:sz="0" w:space="0" w:color="000000" tmln="20, 20, 20, 0, 0"/>
-          <w:bottom w:val="nil" w:sz="0" w:space="0" w:color="000000" tmln="20, 20, 20, 0, 0"/>
-          <w:right w:val="nil" w:sz="0" w:space="0" w:color="000000" tmln="20, 20, 20, 0, 0"/>
-          <w:between w:val="nil" w:sz="0" w:space="0" w:color="000000" tmln="20, 20, 20, 0, 0"/>
-        </w:pBdr>
-        <w:shd w:val="none"/>
-        <w:rPr>
-          <w:rFonts w:cs="Arial"/>
-          <w:b w:val="0"/>
-          <w:bCs/>
-          <w:sz w:val="20"/>
-          <w:szCs w:val="32"/>
-          <w:lang w:val="ru-ru" w:eastAsia="zh-cn" w:bidi="ar-sa"/>
-        </w:rPr>
-      </w:pPr>
-      <w:r>
-        <w:rPr>
-          <w:rFonts w:cs="Arial"/>
-          <w:b w:val="0"/>
-          <w:bCs/>
-          <w:sz w:val="20"/>
-          <w:szCs w:val="32"/>
-          <w:lang w:val="ru-ru" w:eastAsia="zh-cn" w:bidi="ar-sa"/>
+          <w:bCs/>
+          <w:szCs w:val="32"/>
+        </w:rPr>
+      </w:pPr>
+      <w:r>
+        <w:rPr>
+          <w:rFonts w:cs="Arial"/>
+          <w:bCs/>
+          <w:szCs w:val="32"/>
+        </w:rPr>
+      </w:r>
+    </w:p>
+    <w:p>
+      <w:pPr>
+        <w:keepNext/>
+        <w:outlineLvl w:val="1"/>
+        <w:keepLines/>
+        <w:pBdr>
+          <w:top w:val="nil" w:sz="0" w:space="0" w:color="000000" tmln="20, 20, 20, 0, 0"/>
+          <w:left w:val="nil" w:sz="0" w:space="0" w:color="000000" tmln="20, 20, 20, 0, 0"/>
+          <w:bottom w:val="nil" w:sz="0" w:space="0" w:color="000000" tmln="20, 20, 20, 0, 0"/>
+          <w:right w:val="nil" w:sz="0" w:space="0" w:color="000000" tmln="20, 20, 20, 0, 0"/>
+          <w:between w:val="nil" w:sz="0" w:space="0" w:color="000000" tmln="20, 20, 20, 0, 0"/>
+        </w:pBdr>
+        <w:shd w:val="none"/>
+        <w:rPr>
+          <w:rFonts w:cs="Arial"/>
+          <w:bCs/>
+          <w:szCs w:val="32"/>
+        </w:rPr>
+      </w:pPr>
+      <w:r>
+        <w:rPr>
+          <w:rFonts w:cs="Arial"/>
+          <w:bCs/>
+          <w:szCs w:val="32"/>
         </w:rPr>
         <w:t>Мой прагматичный совет:</w:t>
       </w:r>
@@ -4960,21 +4710,15 @@
         <w:shd w:val="none"/>
         <w:rPr>
           <w:rFonts w:cs="Arial"/>
-          <w:b w:val="0"/>
-          <w:bCs/>
-          <w:sz w:val="20"/>
-          <w:szCs w:val="32"/>
-          <w:lang w:val="ru-ru" w:eastAsia="zh-cn" w:bidi="ar-sa"/>
-        </w:rPr>
-      </w:pPr>
-      <w:r>
-        <w:rPr>
-          <w:rFonts w:cs="Arial"/>
-          <w:b w:val="0"/>
-          <w:bCs/>
-          <w:sz w:val="20"/>
-          <w:szCs w:val="32"/>
-          <w:lang w:val="ru-ru" w:eastAsia="zh-cn" w:bidi="ar-sa"/>
+          <w:bCs/>
+          <w:szCs w:val="32"/>
+        </w:rPr>
+      </w:pPr>
+      <w:r>
+        <w:rPr>
+          <w:rFonts w:cs="Arial"/>
+          <w:bCs/>
+          <w:szCs w:val="32"/>
         </w:rPr>
         <w:t>Доведи SkyGuard до “минимально играбельно” + закрепи ресурс/ecs/рендер пайплайн.</w:t>
       </w:r>
@@ -4999,21 +4743,15 @@
         <w:shd w:val="none"/>
         <w:rPr>
           <w:rFonts w:cs="Arial"/>
-          <w:b w:val="0"/>
-          <w:bCs/>
-          <w:sz w:val="20"/>
-          <w:szCs w:val="32"/>
-          <w:lang w:val="ru-ru" w:eastAsia="zh-cn" w:bidi="ar-sa"/>
-        </w:rPr>
-      </w:pPr>
-      <w:r>
-        <w:rPr>
-          <w:rFonts w:cs="Arial"/>
-          <w:b w:val="0"/>
-          <w:bCs/>
-          <w:sz w:val="20"/>
-          <w:szCs w:val="32"/>
-          <w:lang w:val="ru-ru" w:eastAsia="zh-cn" w:bidi="ar-sa"/>
+          <w:bCs/>
+          <w:szCs w:val="32"/>
+        </w:rPr>
+      </w:pPr>
+      <w:r>
+        <w:rPr>
+          <w:rFonts w:cs="Arial"/>
+          <w:bCs/>
+          <w:szCs w:val="32"/>
         </w:rPr>
       </w:r>
     </w:p>
@@ -5037,21 +4775,15 @@
         <w:shd w:val="none"/>
         <w:rPr>
           <w:rFonts w:cs="Arial"/>
-          <w:b w:val="0"/>
-          <w:bCs/>
-          <w:sz w:val="20"/>
-          <w:szCs w:val="32"/>
-          <w:lang w:val="ru-ru" w:eastAsia="zh-cn" w:bidi="ar-sa"/>
-        </w:rPr>
-      </w:pPr>
-      <w:r>
-        <w:rPr>
-          <w:rFonts w:cs="Arial"/>
-          <w:b w:val="0"/>
-          <w:bCs/>
-          <w:sz w:val="20"/>
-          <w:szCs w:val="32"/>
-          <w:lang w:val="ru-ru" w:eastAsia="zh-cn" w:bidi="ar-sa"/>
+          <w:bCs/>
+          <w:szCs w:val="32"/>
+        </w:rPr>
+      </w:pPr>
+      <w:r>
+        <w:rPr>
+          <w:rFonts w:cs="Arial"/>
+          <w:bCs/>
+          <w:szCs w:val="32"/>
         </w:rPr>
         <w:t xml:space="preserve">Затем, </w:t>
       </w:r>
@@ -5060,20 +4792,15 @@
           <w:rFonts w:cs="Arial"/>
           <w:b/>
           <w:bCs/>
-          <w:sz w:val="20"/>
-          <w:szCs w:val="32"/>
-          <w:lang w:val="ru-ru" w:eastAsia="zh-cn" w:bidi="ar-sa"/>
+          <w:szCs w:val="32"/>
         </w:rPr>
         <w:t>перед стартом следующего проекта или перед выходом за Windows</w:t>
       </w:r>
       <w:r>
         <w:rPr>
           <w:rFonts w:cs="Arial"/>
-          <w:b w:val="0"/>
-          <w:bCs/>
-          <w:sz w:val="20"/>
-          <w:szCs w:val="32"/>
-          <w:lang w:val="ru-ru" w:eastAsia="zh-cn" w:bidi="ar-sa"/>
+          <w:bCs/>
+          <w:szCs w:val="32"/>
         </w:rPr>
         <w:t>, делай CMake.</w:t>
       </w:r>
@@ -5098,21 +4825,15 @@
         <w:shd w:val="none"/>
         <w:rPr>
           <w:rFonts w:cs="Arial"/>
-          <w:b w:val="0"/>
-          <w:bCs/>
-          <w:sz w:val="20"/>
-          <w:szCs w:val="32"/>
-          <w:lang w:val="ru-ru" w:eastAsia="zh-cn" w:bidi="ar-sa"/>
-        </w:rPr>
-      </w:pPr>
-      <w:r>
-        <w:rPr>
-          <w:rFonts w:cs="Arial"/>
-          <w:b w:val="0"/>
-          <w:bCs/>
-          <w:sz w:val="20"/>
-          <w:szCs w:val="32"/>
-          <w:lang w:val="ru-ru" w:eastAsia="zh-cn" w:bidi="ar-sa"/>
+          <w:bCs/>
+          <w:szCs w:val="32"/>
+        </w:rPr>
+      </w:pPr>
+      <w:r>
+        <w:rPr>
+          <w:rFonts w:cs="Arial"/>
+          <w:bCs/>
+          <w:szCs w:val="32"/>
         </w:rPr>
       </w:r>
     </w:p>
@@ -5136,21 +4857,15 @@
         <w:shd w:val="none"/>
         <w:rPr>
           <w:rFonts w:cs="Arial"/>
-          <w:b w:val="0"/>
-          <w:bCs/>
-          <w:sz w:val="20"/>
-          <w:szCs w:val="32"/>
-          <w:lang w:val="ru-ru" w:eastAsia="zh-cn" w:bidi="ar-sa"/>
-        </w:rPr>
-      </w:pPr>
-      <w:r>
-        <w:rPr>
-          <w:rFonts w:cs="Arial"/>
-          <w:b w:val="0"/>
-          <w:bCs/>
-          <w:sz w:val="20"/>
-          <w:szCs w:val="32"/>
-          <w:lang w:val="ru-ru" w:eastAsia="zh-cn" w:bidi="ar-sa"/>
+          <w:bCs/>
+          <w:szCs w:val="32"/>
+        </w:rPr>
+      </w:pPr>
+      <w:r>
+        <w:rPr>
+          <w:rFonts w:cs="Arial"/>
+          <w:bCs/>
+          <w:szCs w:val="32"/>
         </w:rPr>
         <w:t>Идеально — режим “параллельно”: CMake добавляется, но VS-проект ещё живёт, пока CMake не стабилен.</w:t>
       </w:r>
@@ -5175,22 +4890,1368 @@
         <w:shd w:val="none"/>
         <w:rPr>
           <w:rFonts w:cs="Arial"/>
-          <w:b w:val="0"/>
-          <w:bCs/>
-          <w:sz w:val="20"/>
-          <w:szCs w:val="32"/>
-          <w:lang w:val="ru-ru" w:eastAsia="zh-cn" w:bidi="ar-sa"/>
-        </w:rPr>
-      </w:pPr>
-      <w:r>
-        <w:rPr>
-          <w:rFonts w:cs="Arial"/>
-          <w:b w:val="0"/>
-          <w:bCs/>
-          <w:sz w:val="20"/>
-          <w:szCs w:val="32"/>
-          <w:lang w:val="ru-ru" w:eastAsia="zh-cn" w:bidi="ar-sa"/>
-        </w:rPr>
+          <w:bCs/>
+          <w:szCs w:val="32"/>
+        </w:rPr>
+      </w:pPr>
+      <w:r>
+        <w:rPr>
+          <w:rFonts w:cs="Arial"/>
+          <w:bCs/>
+          <w:szCs w:val="32"/>
+        </w:rPr>
+      </w:r>
+    </w:p>
+    <w:p>
+      <w:pPr>
+        <w:numPr>
+          <w:ilvl w:val="0"/>
+          <w:numId w:val="14"/>
+        </w:numPr>
+        <w:ind w:left="283" w:hanging="283"/>
+        <w:keepNext/>
+        <w:outlineLvl w:val="1"/>
+        <w:keepLines/>
+        <w:pBdr>
+          <w:top w:val="nil" w:sz="0" w:space="0" w:color="000000" tmln="20, 20, 20, 0, 0"/>
+          <w:left w:val="nil" w:sz="0" w:space="0" w:color="000000" tmln="20, 20, 20, 0, 0"/>
+          <w:bottom w:val="nil" w:sz="0" w:space="0" w:color="000000" tmln="20, 20, 20, 0, 0"/>
+          <w:right w:val="nil" w:sz="0" w:space="0" w:color="000000" tmln="20, 20, 20, 0, 0"/>
+          <w:between w:val="nil" w:sz="0" w:space="0" w:color="000000" tmln="20, 20, 20, 0, 0"/>
+        </w:pBdr>
+        <w:shd w:val="none"/>
+        <w:rPr>
+          <w:rFonts w:cs="Arial"/>
+          <w:bCs/>
+          <w:szCs w:val="32"/>
+        </w:rPr>
+      </w:pPr>
+      <w:r>
+        <w:rPr>
+          <w:rFonts w:cs="Arial"/>
+          <w:bCs/>
+          <w:szCs w:val="32"/>
+        </w:rPr>
+      </w:r>
+    </w:p>
+    <w:p>
+      <w:pPr>
+        <w:keepNext/>
+        <w:outlineLvl w:val="1"/>
+        <w:keepLines/>
+        <w:pBdr>
+          <w:top w:val="nil" w:sz="0" w:space="0" w:color="000000" tmln="20, 20, 20, 0, 0"/>
+          <w:left w:val="nil" w:sz="0" w:space="0" w:color="000000" tmln="20, 20, 20, 0, 0"/>
+          <w:bottom w:val="nil" w:sz="0" w:space="0" w:color="000000" tmln="20, 20, 20, 0, 0"/>
+          <w:right w:val="nil" w:sz="0" w:space="0" w:color="000000" tmln="20, 20, 20, 0, 0"/>
+          <w:between w:val="nil" w:sz="0" w:space="0" w:color="000000" tmln="20, 20, 20, 0, 0"/>
+        </w:pBdr>
+        <w:shd w:val="none"/>
+        <w:rPr>
+          <w:rFonts w:cs="Arial"/>
+          <w:bCs/>
+          <w:szCs w:val="32"/>
+        </w:rPr>
+      </w:pPr>
+      <w:r>
+        <w:rPr>
+          <w:rFonts w:cs="Arial"/>
+          <w:bCs/>
+          <w:szCs w:val="32"/>
+        </w:rPr>
+      </w:r>
+    </w:p>
+    <w:p>
+      <w:pPr>
+        <w:keepNext/>
+        <w:outlineLvl w:val="1"/>
+        <w:keepLines/>
+        <w:pBdr>
+          <w:top w:val="nil" w:sz="0" w:space="0" w:color="000000" tmln="20, 20, 20, 0, 0"/>
+          <w:left w:val="nil" w:sz="0" w:space="0" w:color="000000" tmln="20, 20, 20, 0, 0"/>
+          <w:bottom w:val="nil" w:sz="0" w:space="0" w:color="000000" tmln="20, 20, 20, 0, 0"/>
+          <w:right w:val="nil" w:sz="0" w:space="0" w:color="000000" tmln="20, 20, 20, 0, 0"/>
+          <w:between w:val="nil" w:sz="0" w:space="0" w:color="000000" tmln="20, 20, 20, 0, 0"/>
+        </w:pBdr>
+        <w:shd w:val="none"/>
+        <w:rPr>
+          <w:rFonts w:cs="Arial"/>
+          <w:bCs/>
+          <w:szCs w:val="32"/>
+        </w:rPr>
+      </w:pPr>
+      <w:r>
+        <w:rPr>
+          <w:rFonts w:cs="Arial"/>
+          <w:bCs/>
+          <w:szCs w:val="32"/>
+        </w:rPr>
+      </w:r>
+    </w:p>
+    <w:p>
+      <w:pPr>
+        <w:keepNext/>
+        <w:outlineLvl w:val="1"/>
+        <w:keepLines/>
+        <w:pBdr>
+          <w:top w:val="nil" w:sz="0" w:space="0" w:color="000000" tmln="20, 20, 20, 0, 0"/>
+          <w:left w:val="nil" w:sz="0" w:space="0" w:color="000000" tmln="20, 20, 20, 0, 0"/>
+          <w:bottom w:val="nil" w:sz="0" w:space="0" w:color="000000" tmln="20, 20, 20, 0, 0"/>
+          <w:right w:val="nil" w:sz="0" w:space="0" w:color="000000" tmln="20, 20, 20, 0, 0"/>
+          <w:between w:val="nil" w:sz="0" w:space="0" w:color="000000" tmln="20, 20, 20, 0, 0"/>
+        </w:pBdr>
+        <w:shd w:val="none"/>
+        <w:rPr>
+          <w:rFonts w:cs="Arial"/>
+          <w:bCs/>
+          <w:szCs w:val="32"/>
+        </w:rPr>
+      </w:pPr>
+      <w:r>
+        <w:rPr>
+          <w:rFonts w:cs="Arial"/>
+          <w:bCs/>
+          <w:szCs w:val="32"/>
+        </w:rPr>
+      </w:r>
+    </w:p>
+    <w:p>
+      <w:pPr>
+        <w:keepNext/>
+        <w:outlineLvl w:val="1"/>
+        <w:keepLines/>
+        <w:pBdr>
+          <w:top w:val="nil" w:sz="0" w:space="0" w:color="000000" tmln="20, 20, 20, 0, 0"/>
+          <w:left w:val="nil" w:sz="0" w:space="0" w:color="000000" tmln="20, 20, 20, 0, 0"/>
+          <w:bottom w:val="nil" w:sz="0" w:space="0" w:color="000000" tmln="20, 20, 20, 0, 0"/>
+          <w:right w:val="nil" w:sz="0" w:space="0" w:color="000000" tmln="20, 20, 20, 0, 0"/>
+          <w:between w:val="nil" w:sz="0" w:space="0" w:color="000000" tmln="20, 20, 20, 0, 0"/>
+        </w:pBdr>
+        <w:shd w:val="none"/>
+        <w:rPr>
+          <w:rFonts w:cs="Arial"/>
+          <w:bCs/>
+          <w:szCs w:val="32"/>
+        </w:rPr>
+      </w:pPr>
+      <w:r>
+        <w:rPr>
+          <w:rFonts w:cs="Arial"/>
+          <w:bCs/>
+          <w:szCs w:val="32"/>
+        </w:rPr>
+        <w:t xml:space="preserve"> tag-компонент(ы) (PlayerTag, LocalPlayerIndex) и поиск через view() — это даст тебе сразу правильную дорожку к мультиплееру/4X, без протаскивания Entity наружу. </w:t>
+      </w:r>
+    </w:p>
+    <w:p>
+      <w:pPr>
+        <w:keepNext/>
+        <w:outlineLvl w:val="1"/>
+        <w:keepLines/>
+        <w:pBdr>
+          <w:top w:val="nil" w:sz="0" w:space="0" w:color="000000" tmln="20, 20, 20, 0, 0"/>
+          <w:left w:val="nil" w:sz="0" w:space="0" w:color="000000" tmln="20, 20, 20, 0, 0"/>
+          <w:bottom w:val="nil" w:sz="0" w:space="0" w:color="000000" tmln="20, 20, 20, 0, 0"/>
+          <w:right w:val="nil" w:sz="0" w:space="0" w:color="000000" tmln="20, 20, 20, 0, 0"/>
+          <w:between w:val="nil" w:sz="0" w:space="0" w:color="000000" tmln="20, 20, 20, 0, 0"/>
+        </w:pBdr>
+        <w:shd w:val="none"/>
+        <w:rPr>
+          <w:rFonts w:cs="Arial"/>
+          <w:bCs/>
+          <w:szCs w:val="32"/>
+        </w:rPr>
+      </w:pPr>
+      <w:r>
+        <w:rPr>
+          <w:rFonts w:cs="Arial"/>
+          <w:bCs/>
+          <w:szCs w:val="32"/>
+        </w:rPr>
+        <w:t>Но это уже отдельная, осмысленная правка.</w:t>
+      </w:r>
+    </w:p>
+    <w:p>
+      <w:pPr>
+        <w:keepNext/>
+        <w:outlineLvl w:val="1"/>
+        <w:keepLines/>
+        <w:pBdr>
+          <w:top w:val="nil" w:sz="0" w:space="0" w:color="000000" tmln="20, 20, 20, 0, 0"/>
+          <w:left w:val="nil" w:sz="0" w:space="0" w:color="000000" tmln="20, 20, 20, 0, 0"/>
+          <w:bottom w:val="nil" w:sz="0" w:space="0" w:color="000000" tmln="20, 20, 20, 0, 0"/>
+          <w:right w:val="nil" w:sz="0" w:space="0" w:color="000000" tmln="20, 20, 20, 0, 0"/>
+          <w:between w:val="nil" w:sz="0" w:space="0" w:color="000000" tmln="20, 20, 20, 0, 0"/>
+        </w:pBdr>
+        <w:shd w:val="none"/>
+        <w:rPr>
+          <w:rFonts w:cs="Arial"/>
+          <w:bCs/>
+          <w:szCs w:val="32"/>
+        </w:rPr>
+      </w:pPr>
+      <w:r>
+        <w:rPr>
+          <w:rFonts w:cs="Arial"/>
+          <w:bCs/>
+          <w:szCs w:val="32"/>
+        </w:rPr>
+      </w:r>
+    </w:p>
+    <w:p>
+      <w:pPr>
+        <w:keepNext/>
+        <w:outlineLvl w:val="1"/>
+        <w:keepLines/>
+        <w:pBdr>
+          <w:top w:val="nil" w:sz="0" w:space="0" w:color="000000" tmln="20, 20, 20, 0, 0"/>
+          <w:left w:val="nil" w:sz="0" w:space="0" w:color="000000" tmln="20, 20, 20, 0, 0"/>
+          <w:bottom w:val="nil" w:sz="0" w:space="0" w:color="000000" tmln="20, 20, 20, 0, 0"/>
+          <w:right w:val="nil" w:sz="0" w:space="0" w:color="000000" tmln="20, 20, 20, 0, 0"/>
+          <w:between w:val="nil" w:sz="0" w:space="0" w:color="000000" tmln="20, 20, 20, 0, 0"/>
+        </w:pBdr>
+        <w:shd w:val="none"/>
+        <w:rPr>
+          <w:rFonts w:cs="Arial"/>
+          <w:bCs/>
+          <w:szCs w:val="32"/>
+        </w:rPr>
+      </w:pPr>
+      <w:r>
+        <w:rPr>
+          <w:rFonts w:cs="Arial"/>
+          <w:bCs/>
+          <w:szCs w:val="32"/>
+        </w:rPr>
+        <w:t>5) mPlayerEntity в game.h — да, сейчас лишнее. Когда и как делать “канал”?</w:t>
+      </w:r>
+    </w:p>
+    <w:p>
+      <w:pPr>
+        <w:keepNext/>
+        <w:outlineLvl w:val="1"/>
+        <w:keepLines/>
+        <w:pBdr>
+          <w:top w:val="nil" w:sz="0" w:space="0" w:color="000000" tmln="20, 20, 20, 0, 0"/>
+          <w:left w:val="nil" w:sz="0" w:space="0" w:color="000000" tmln="20, 20, 20, 0, 0"/>
+          <w:bottom w:val="nil" w:sz="0" w:space="0" w:color="000000" tmln="20, 20, 20, 0, 0"/>
+          <w:right w:val="nil" w:sz="0" w:space="0" w:color="000000" tmln="20, 20, 20, 0, 0"/>
+          <w:between w:val="nil" w:sz="0" w:space="0" w:color="000000" tmln="20, 20, 20, 0, 0"/>
+        </w:pBdr>
+        <w:shd w:val="none"/>
+        <w:rPr>
+          <w:rFonts w:cs="Arial"/>
+          <w:bCs/>
+          <w:szCs w:val="32"/>
+        </w:rPr>
+      </w:pPr>
+      <w:r>
+        <w:rPr>
+          <w:rFonts w:cs="Arial"/>
+          <w:bCs/>
+          <w:szCs w:val="32"/>
+        </w:rPr>
+        <w:t>Сейчас</w:t>
+      </w:r>
+    </w:p>
+    <w:p>
+      <w:pPr>
+        <w:keepNext/>
+        <w:outlineLvl w:val="1"/>
+        <w:keepLines/>
+        <w:pBdr>
+          <w:top w:val="nil" w:sz="0" w:space="0" w:color="000000" tmln="20, 20, 20, 0, 0"/>
+          <w:left w:val="nil" w:sz="0" w:space="0" w:color="000000" tmln="20, 20, 20, 0, 0"/>
+          <w:bottom w:val="nil" w:sz="0" w:space="0" w:color="000000" tmln="20, 20, 20, 0, 0"/>
+          <w:right w:val="nil" w:sz="0" w:space="0" w:color="000000" tmln="20, 20, 20, 0, 0"/>
+          <w:between w:val="nil" w:sz="0" w:space="0" w:color="000000" tmln="20, 20, 20, 0, 0"/>
+        </w:pBdr>
+        <w:shd w:val="none"/>
+        <w:rPr>
+          <w:rFonts w:cs="Arial"/>
+          <w:bCs/>
+          <w:szCs w:val="32"/>
+        </w:rPr>
+      </w:pPr>
+      <w:r>
+        <w:rPr>
+          <w:rFonts w:cs="Arial"/>
+          <w:bCs/>
+          <w:szCs w:val="32"/>
+        </w:rPr>
+      </w:r>
+    </w:p>
+    <w:p>
+      <w:pPr>
+        <w:keepNext/>
+        <w:outlineLvl w:val="1"/>
+        <w:keepLines/>
+        <w:pBdr>
+          <w:top w:val="nil" w:sz="0" w:space="0" w:color="000000" tmln="20, 20, 20, 0, 0"/>
+          <w:left w:val="nil" w:sz="0" w:space="0" w:color="000000" tmln="20, 20, 20, 0, 0"/>
+          <w:bottom w:val="nil" w:sz="0" w:space="0" w:color="000000" tmln="20, 20, 20, 0, 0"/>
+          <w:right w:val="nil" w:sz="0" w:space="0" w:color="000000" tmln="20, 20, 20, 0, 0"/>
+          <w:between w:val="nil" w:sz="0" w:space="0" w:color="000000" tmln="20, 20, 20, 0, 0"/>
+        </w:pBdr>
+        <w:shd w:val="none"/>
+        <w:rPr>
+          <w:rFonts w:cs="Arial"/>
+          <w:bCs/>
+          <w:szCs w:val="32"/>
+        </w:rPr>
+      </w:pPr>
+      <w:r>
+        <w:rPr>
+          <w:rFonts w:cs="Arial"/>
+          <w:bCs/>
+          <w:szCs w:val="32"/>
+        </w:rPr>
+        <w:t>Если поле нигде не используется — удаляй. Мёртвые поля — это мусор и источник будущих ложных допущений.</w:t>
+      </w:r>
+    </w:p>
+    <w:p>
+      <w:pPr>
+        <w:keepNext/>
+        <w:outlineLvl w:val="1"/>
+        <w:keepLines/>
+        <w:pBdr>
+          <w:top w:val="nil" w:sz="0" w:space="0" w:color="000000" tmln="20, 20, 20, 0, 0"/>
+          <w:left w:val="nil" w:sz="0" w:space="0" w:color="000000" tmln="20, 20, 20, 0, 0"/>
+          <w:bottom w:val="nil" w:sz="0" w:space="0" w:color="000000" tmln="20, 20, 20, 0, 0"/>
+          <w:right w:val="nil" w:sz="0" w:space="0" w:color="000000" tmln="20, 20, 20, 0, 0"/>
+          <w:between w:val="nil" w:sz="0" w:space="0" w:color="000000" tmln="20, 20, 20, 0, 0"/>
+        </w:pBdr>
+        <w:shd w:val="none"/>
+        <w:rPr>
+          <w:rFonts w:cs="Arial"/>
+          <w:bCs/>
+          <w:szCs w:val="32"/>
+        </w:rPr>
+      </w:pPr>
+      <w:r>
+        <w:rPr>
+          <w:rFonts w:cs="Arial"/>
+          <w:bCs/>
+          <w:szCs w:val="32"/>
+        </w:rPr>
+      </w:r>
+    </w:p>
+    <w:p>
+      <w:pPr>
+        <w:keepNext/>
+        <w:outlineLvl w:val="1"/>
+        <w:keepLines/>
+        <w:pBdr>
+          <w:top w:val="nil" w:sz="0" w:space="0" w:color="000000" tmln="20, 20, 20, 0, 0"/>
+          <w:left w:val="nil" w:sz="0" w:space="0" w:color="000000" tmln="20, 20, 20, 0, 0"/>
+          <w:bottom w:val="nil" w:sz="0" w:space="0" w:color="000000" tmln="20, 20, 20, 0, 0"/>
+          <w:right w:val="nil" w:sz="0" w:space="0" w:color="000000" tmln="20, 20, 20, 0, 0"/>
+          <w:between w:val="nil" w:sz="0" w:space="0" w:color="000000" tmln="20, 20, 20, 0, 0"/>
+        </w:pBdr>
+        <w:shd w:val="none"/>
+        <w:rPr>
+          <w:rFonts w:cs="Arial"/>
+          <w:bCs/>
+          <w:szCs w:val="32"/>
+        </w:rPr>
+      </w:pPr>
+      <w:r>
+        <w:rPr>
+          <w:rFonts w:cs="Arial"/>
+          <w:bCs/>
+          <w:szCs w:val="32"/>
+        </w:rPr>
+        <w:t>Когда добавлять канал</w:t>
+      </w:r>
+    </w:p>
+    <w:p>
+      <w:pPr>
+        <w:keepNext/>
+        <w:outlineLvl w:val="1"/>
+        <w:keepLines/>
+        <w:pBdr>
+          <w:top w:val="nil" w:sz="0" w:space="0" w:color="000000" tmln="20, 20, 20, 0, 0"/>
+          <w:left w:val="nil" w:sz="0" w:space="0" w:color="000000" tmln="20, 20, 20, 0, 0"/>
+          <w:bottom w:val="nil" w:sz="0" w:space="0" w:color="000000" tmln="20, 20, 20, 0, 0"/>
+          <w:right w:val="nil" w:sz="0" w:space="0" w:color="000000" tmln="20, 20, 20, 0, 0"/>
+          <w:between w:val="nil" w:sz="0" w:space="0" w:color="000000" tmln="20, 20, 20, 0, 0"/>
+        </w:pBdr>
+        <w:shd w:val="none"/>
+        <w:rPr>
+          <w:rFonts w:cs="Arial"/>
+          <w:bCs/>
+          <w:szCs w:val="32"/>
+        </w:rPr>
+      </w:pPr>
+      <w:r>
+        <w:rPr>
+          <w:rFonts w:cs="Arial"/>
+          <w:bCs/>
+          <w:szCs w:val="32"/>
+        </w:rPr>
+      </w:r>
+    </w:p>
+    <w:p>
+      <w:pPr>
+        <w:keepNext/>
+        <w:outlineLvl w:val="1"/>
+        <w:keepLines/>
+        <w:pBdr>
+          <w:top w:val="nil" w:sz="0" w:space="0" w:color="000000" tmln="20, 20, 20, 0, 0"/>
+          <w:left w:val="nil" w:sz="0" w:space="0" w:color="000000" tmln="20, 20, 20, 0, 0"/>
+          <w:bottom w:val="nil" w:sz="0" w:space="0" w:color="000000" tmln="20, 20, 20, 0, 0"/>
+          <w:right w:val="nil" w:sz="0" w:space="0" w:color="000000" tmln="20, 20, 20, 0, 0"/>
+          <w:between w:val="nil" w:sz="0" w:space="0" w:color="000000" tmln="20, 20, 20, 0, 0"/>
+        </w:pBdr>
+        <w:shd w:val="none"/>
+        <w:rPr>
+          <w:rFonts w:cs="Arial"/>
+          <w:bCs/>
+          <w:szCs w:val="32"/>
+        </w:rPr>
+      </w:pPr>
+      <w:r>
+        <w:rPr>
+          <w:rFonts w:cs="Arial"/>
+          <w:bCs/>
+          <w:szCs w:val="32"/>
+        </w:rPr>
+        <w:t>Когда появится первый реальный потребитель конкретного игрока:</w:t>
+      </w:r>
+    </w:p>
+    <w:p>
+      <w:pPr>
+        <w:keepNext/>
+        <w:outlineLvl w:val="1"/>
+        <w:keepLines/>
+        <w:pBdr>
+          <w:top w:val="nil" w:sz="0" w:space="0" w:color="000000" tmln="20, 20, 20, 0, 0"/>
+          <w:left w:val="nil" w:sz="0" w:space="0" w:color="000000" tmln="20, 20, 20, 0, 0"/>
+          <w:bottom w:val="nil" w:sz="0" w:space="0" w:color="000000" tmln="20, 20, 20, 0, 0"/>
+          <w:right w:val="nil" w:sz="0" w:space="0" w:color="000000" tmln="20, 20, 20, 0, 0"/>
+          <w:between w:val="nil" w:sz="0" w:space="0" w:color="000000" tmln="20, 20, 20, 0, 0"/>
+        </w:pBdr>
+        <w:shd w:val="none"/>
+        <w:rPr>
+          <w:rFonts w:cs="Arial"/>
+          <w:bCs/>
+          <w:szCs w:val="32"/>
+        </w:rPr>
+      </w:pPr>
+      <w:r>
+        <w:rPr>
+          <w:rFonts w:cs="Arial"/>
+          <w:bCs/>
+          <w:szCs w:val="32"/>
+        </w:rPr>
+      </w:r>
+    </w:p>
+    <w:p>
+      <w:pPr>
+        <w:keepNext/>
+        <w:outlineLvl w:val="1"/>
+        <w:keepLines/>
+        <w:pBdr>
+          <w:top w:val="nil" w:sz="0" w:space="0" w:color="000000" tmln="20, 20, 20, 0, 0"/>
+          <w:left w:val="nil" w:sz="0" w:space="0" w:color="000000" tmln="20, 20, 20, 0, 0"/>
+          <w:bottom w:val="nil" w:sz="0" w:space="0" w:color="000000" tmln="20, 20, 20, 0, 0"/>
+          <w:right w:val="nil" w:sz="0" w:space="0" w:color="000000" tmln="20, 20, 20, 0, 0"/>
+          <w:between w:val="nil" w:sz="0" w:space="0" w:color="000000" tmln="20, 20, 20, 0, 0"/>
+        </w:pBdr>
+        <w:shd w:val="none"/>
+        <w:rPr>
+          <w:rFonts w:cs="Arial"/>
+          <w:bCs/>
+          <w:szCs w:val="32"/>
+        </w:rPr>
+      </w:pPr>
+      <w:r>
+        <w:rPr>
+          <w:rFonts w:cs="Arial"/>
+          <w:bCs/>
+          <w:szCs w:val="32"/>
+        </w:rPr>
+        <w:t>камера/фокус на игрока,</w:t>
+      </w:r>
+    </w:p>
+    <w:p>
+      <w:pPr>
+        <w:keepNext/>
+        <w:outlineLvl w:val="1"/>
+        <w:keepLines/>
+        <w:pBdr>
+          <w:top w:val="nil" w:sz="0" w:space="0" w:color="000000" tmln="20, 20, 20, 0, 0"/>
+          <w:left w:val="nil" w:sz="0" w:space="0" w:color="000000" tmln="20, 20, 20, 0, 0"/>
+          <w:bottom w:val="nil" w:sz="0" w:space="0" w:color="000000" tmln="20, 20, 20, 0, 0"/>
+          <w:right w:val="nil" w:sz="0" w:space="0" w:color="000000" tmln="20, 20, 20, 0, 0"/>
+          <w:between w:val="nil" w:sz="0" w:space="0" w:color="000000" tmln="20, 20, 20, 0, 0"/>
+        </w:pBdr>
+        <w:shd w:val="none"/>
+        <w:rPr>
+          <w:rFonts w:cs="Arial"/>
+          <w:bCs/>
+          <w:szCs w:val="32"/>
+        </w:rPr>
+      </w:pPr>
+      <w:r>
+        <w:rPr>
+          <w:rFonts w:cs="Arial"/>
+          <w:bCs/>
+          <w:szCs w:val="32"/>
+        </w:rPr>
+      </w:r>
+    </w:p>
+    <w:p>
+      <w:pPr>
+        <w:keepNext/>
+        <w:outlineLvl w:val="1"/>
+        <w:keepLines/>
+        <w:pBdr>
+          <w:top w:val="nil" w:sz="0" w:space="0" w:color="000000" tmln="20, 20, 20, 0, 0"/>
+          <w:left w:val="nil" w:sz="0" w:space="0" w:color="000000" tmln="20, 20, 20, 0, 0"/>
+          <w:bottom w:val="nil" w:sz="0" w:space="0" w:color="000000" tmln="20, 20, 20, 0, 0"/>
+          <w:right w:val="nil" w:sz="0" w:space="0" w:color="000000" tmln="20, 20, 20, 0, 0"/>
+          <w:between w:val="nil" w:sz="0" w:space="0" w:color="000000" tmln="20, 20, 20, 0, 0"/>
+        </w:pBdr>
+        <w:shd w:val="none"/>
+        <w:rPr>
+          <w:rFonts w:cs="Arial"/>
+          <w:bCs/>
+          <w:szCs w:val="32"/>
+        </w:rPr>
+      </w:pPr>
+      <w:r>
+        <w:rPr>
+          <w:rFonts w:cs="Arial"/>
+          <w:bCs/>
+          <w:szCs w:val="32"/>
+        </w:rPr>
+        <w:t>HUD, привязанный к конкретному локальному игроку,</w:t>
+      </w:r>
+    </w:p>
+    <w:p>
+      <w:pPr>
+        <w:keepNext/>
+        <w:outlineLvl w:val="1"/>
+        <w:keepLines/>
+        <w:pBdr>
+          <w:top w:val="nil" w:sz="0" w:space="0" w:color="000000" tmln="20, 20, 20, 0, 0"/>
+          <w:left w:val="nil" w:sz="0" w:space="0" w:color="000000" tmln="20, 20, 20, 0, 0"/>
+          <w:bottom w:val="nil" w:sz="0" w:space="0" w:color="000000" tmln="20, 20, 20, 0, 0"/>
+          <w:right w:val="nil" w:sz="0" w:space="0" w:color="000000" tmln="20, 20, 20, 0, 0"/>
+          <w:between w:val="nil" w:sz="0" w:space="0" w:color="000000" tmln="20, 20, 20, 0, 0"/>
+        </w:pBdr>
+        <w:shd w:val="none"/>
+        <w:rPr>
+          <w:rFonts w:cs="Arial"/>
+          <w:bCs/>
+          <w:szCs w:val="32"/>
+        </w:rPr>
+      </w:pPr>
+      <w:r>
+        <w:rPr>
+          <w:rFonts w:cs="Arial"/>
+          <w:bCs/>
+          <w:szCs w:val="32"/>
+        </w:rPr>
+      </w:r>
+    </w:p>
+    <w:p>
+      <w:pPr>
+        <w:keepNext/>
+        <w:outlineLvl w:val="1"/>
+        <w:keepLines/>
+        <w:pBdr>
+          <w:top w:val="nil" w:sz="0" w:space="0" w:color="000000" tmln="20, 20, 20, 0, 0"/>
+          <w:left w:val="nil" w:sz="0" w:space="0" w:color="000000" tmln="20, 20, 20, 0, 0"/>
+          <w:bottom w:val="nil" w:sz="0" w:space="0" w:color="000000" tmln="20, 20, 20, 0, 0"/>
+          <w:right w:val="nil" w:sz="0" w:space="0" w:color="000000" tmln="20, 20, 20, 0, 0"/>
+          <w:between w:val="nil" w:sz="0" w:space="0" w:color="000000" tmln="20, 20, 20, 0, 0"/>
+        </w:pBdr>
+        <w:shd w:val="none"/>
+        <w:rPr>
+          <w:rFonts w:cs="Arial"/>
+          <w:bCs/>
+          <w:szCs w:val="32"/>
+        </w:rPr>
+      </w:pPr>
+      <w:r>
+        <w:rPr>
+          <w:rFonts w:cs="Arial"/>
+          <w:bCs/>
+          <w:szCs w:val="32"/>
+        </w:rPr>
+        <w:t>input-роутинг для split-screen / локального мультиплеера,</w:t>
+      </w:r>
+    </w:p>
+    <w:p>
+      <w:pPr>
+        <w:keepNext/>
+        <w:outlineLvl w:val="1"/>
+        <w:keepLines/>
+        <w:pBdr>
+          <w:top w:val="nil" w:sz="0" w:space="0" w:color="000000" tmln="20, 20, 20, 0, 0"/>
+          <w:left w:val="nil" w:sz="0" w:space="0" w:color="000000" tmln="20, 20, 20, 0, 0"/>
+          <w:bottom w:val="nil" w:sz="0" w:space="0" w:color="000000" tmln="20, 20, 20, 0, 0"/>
+          <w:right w:val="nil" w:sz="0" w:space="0" w:color="000000" tmln="20, 20, 20, 0, 0"/>
+          <w:between w:val="nil" w:sz="0" w:space="0" w:color="000000" tmln="20, 20, 20, 0, 0"/>
+        </w:pBdr>
+        <w:shd w:val="none"/>
+        <w:rPr>
+          <w:rFonts w:cs="Arial"/>
+          <w:bCs/>
+          <w:szCs w:val="32"/>
+        </w:rPr>
+      </w:pPr>
+      <w:r>
+        <w:rPr>
+          <w:rFonts w:cs="Arial"/>
+          <w:bCs/>
+          <w:szCs w:val="32"/>
+        </w:rPr>
+      </w:r>
+    </w:p>
+    <w:p>
+      <w:pPr>
+        <w:keepNext/>
+        <w:outlineLvl w:val="1"/>
+        <w:keepLines/>
+        <w:pBdr>
+          <w:top w:val="nil" w:sz="0" w:space="0" w:color="000000" tmln="20, 20, 20, 0, 0"/>
+          <w:left w:val="nil" w:sz="0" w:space="0" w:color="000000" tmln="20, 20, 20, 0, 0"/>
+          <w:bottom w:val="nil" w:sz="0" w:space="0" w:color="000000" tmln="20, 20, 20, 0, 0"/>
+          <w:right w:val="nil" w:sz="0" w:space="0" w:color="000000" tmln="20, 20, 20, 0, 0"/>
+          <w:between w:val="nil" w:sz="0" w:space="0" w:color="000000" tmln="20, 20, 20, 0, 0"/>
+        </w:pBdr>
+        <w:shd w:val="none"/>
+        <w:rPr>
+          <w:rFonts w:cs="Arial"/>
+          <w:bCs/>
+          <w:szCs w:val="32"/>
+        </w:rPr>
+      </w:pPr>
+      <w:r>
+        <w:rPr>
+          <w:rFonts w:cs="Arial"/>
+          <w:bCs/>
+          <w:szCs w:val="32"/>
+        </w:rPr>
+        <w:t>“player died / respawn” адресно по игроку.</w:t>
+      </w:r>
+    </w:p>
+    <w:p>
+      <w:pPr>
+        <w:keepNext/>
+        <w:outlineLvl w:val="1"/>
+        <w:keepLines/>
+        <w:pBdr>
+          <w:top w:val="nil" w:sz="0" w:space="0" w:color="000000" tmln="20, 20, 20, 0, 0"/>
+          <w:left w:val="nil" w:sz="0" w:space="0" w:color="000000" tmln="20, 20, 20, 0, 0"/>
+          <w:bottom w:val="nil" w:sz="0" w:space="0" w:color="000000" tmln="20, 20, 20, 0, 0"/>
+          <w:right w:val="nil" w:sz="0" w:space="0" w:color="000000" tmln="20, 20, 20, 0, 0"/>
+          <w:between w:val="nil" w:sz="0" w:space="0" w:color="000000" tmln="20, 20, 20, 0, 0"/>
+        </w:pBdr>
+        <w:shd w:val="none"/>
+        <w:rPr>
+          <w:rFonts w:cs="Arial"/>
+          <w:bCs/>
+          <w:szCs w:val="32"/>
+        </w:rPr>
+      </w:pPr>
+      <w:r>
+        <w:rPr>
+          <w:rFonts w:cs="Arial"/>
+          <w:bCs/>
+          <w:szCs w:val="32"/>
+        </w:rPr>
+      </w:r>
+    </w:p>
+    <w:p>
+      <w:pPr>
+        <w:keepNext/>
+        <w:outlineLvl w:val="1"/>
+        <w:keepLines/>
+        <w:pBdr>
+          <w:top w:val="nil" w:sz="0" w:space="0" w:color="000000" tmln="20, 20, 20, 0, 0"/>
+          <w:left w:val="nil" w:sz="0" w:space="0" w:color="000000" tmln="20, 20, 20, 0, 0"/>
+          <w:bottom w:val="nil" w:sz="0" w:space="0" w:color="000000" tmln="20, 20, 20, 0, 0"/>
+          <w:right w:val="nil" w:sz="0" w:space="0" w:color="000000" tmln="20, 20, 20, 0, 0"/>
+          <w:between w:val="nil" w:sz="0" w:space="0" w:color="000000" tmln="20, 20, 20, 0, 0"/>
+        </w:pBdr>
+        <w:shd w:val="none"/>
+        <w:rPr>
+          <w:rFonts w:cs="Arial"/>
+          <w:bCs/>
+          <w:szCs w:val="32"/>
+        </w:rPr>
+      </w:pPr>
+      <w:r>
+        <w:rPr>
+          <w:rFonts w:cs="Arial"/>
+          <w:bCs/>
+          <w:szCs w:val="32"/>
+        </w:rPr>
+        <w:t>До этого момента хранить Entity в Game — преждевременно и архитектурно грязно.</w:t>
+      </w:r>
+    </w:p>
+    <w:p>
+      <w:pPr>
+        <w:keepNext/>
+        <w:outlineLvl w:val="1"/>
+        <w:keepLines/>
+        <w:pBdr>
+          <w:top w:val="nil" w:sz="0" w:space="0" w:color="000000" tmln="20, 20, 20, 0, 0"/>
+          <w:left w:val="nil" w:sz="0" w:space="0" w:color="000000" tmln="20, 20, 20, 0, 0"/>
+          <w:bottom w:val="nil" w:sz="0" w:space="0" w:color="000000" tmln="20, 20, 20, 0, 0"/>
+          <w:right w:val="nil" w:sz="0" w:space="0" w:color="000000" tmln="20, 20, 20, 0, 0"/>
+          <w:between w:val="nil" w:sz="0" w:space="0" w:color="000000" tmln="20, 20, 20, 0, 0"/>
+        </w:pBdr>
+        <w:shd w:val="none"/>
+        <w:rPr>
+          <w:rFonts w:cs="Arial"/>
+          <w:bCs/>
+          <w:szCs w:val="32"/>
+        </w:rPr>
+      </w:pPr>
+      <w:r>
+        <w:rPr>
+          <w:rFonts w:cs="Arial"/>
+          <w:bCs/>
+          <w:szCs w:val="32"/>
+        </w:rPr>
+      </w:r>
+    </w:p>
+    <w:p>
+      <w:pPr>
+        <w:keepNext/>
+        <w:outlineLvl w:val="1"/>
+        <w:keepLines/>
+        <w:pBdr>
+          <w:top w:val="nil" w:sz="0" w:space="0" w:color="000000" tmln="20, 20, 20, 0, 0"/>
+          <w:left w:val="nil" w:sz="0" w:space="0" w:color="000000" tmln="20, 20, 20, 0, 0"/>
+          <w:bottom w:val="nil" w:sz="0" w:space="0" w:color="000000" tmln="20, 20, 20, 0, 0"/>
+          <w:right w:val="nil" w:sz="0" w:space="0" w:color="000000" tmln="20, 20, 20, 0, 0"/>
+          <w:between w:val="nil" w:sz="0" w:space="0" w:color="000000" tmln="20, 20, 20, 0, 0"/>
+        </w:pBdr>
+        <w:shd w:val="none"/>
+        <w:rPr>
+          <w:rFonts w:cs="Arial"/>
+          <w:bCs/>
+          <w:szCs w:val="32"/>
+        </w:rPr>
+      </w:pPr>
+      <w:r>
+        <w:rPr>
+          <w:rFonts w:cs="Arial"/>
+          <w:bCs/>
+          <w:szCs w:val="32"/>
+        </w:rPr>
+        <w:t>Какой канал я рекомендую и почему</w:t>
+      </w:r>
+    </w:p>
+    <w:p>
+      <w:pPr>
+        <w:keepNext/>
+        <w:outlineLvl w:val="1"/>
+        <w:keepLines/>
+        <w:pBdr>
+          <w:top w:val="nil" w:sz="0" w:space="0" w:color="000000" tmln="20, 20, 20, 0, 0"/>
+          <w:left w:val="nil" w:sz="0" w:space="0" w:color="000000" tmln="20, 20, 20, 0, 0"/>
+          <w:bottom w:val="nil" w:sz="0" w:space="0" w:color="000000" tmln="20, 20, 20, 0, 0"/>
+          <w:right w:val="nil" w:sz="0" w:space="0" w:color="000000" tmln="20, 20, 20, 0, 0"/>
+          <w:between w:val="nil" w:sz="0" w:space="0" w:color="000000" tmln="20, 20, 20, 0, 0"/>
+        </w:pBdr>
+        <w:shd w:val="none"/>
+        <w:rPr>
+          <w:rFonts w:cs="Arial"/>
+          <w:bCs/>
+          <w:szCs w:val="32"/>
+        </w:rPr>
+      </w:pPr>
+      <w:r>
+        <w:rPr>
+          <w:rFonts w:cs="Arial"/>
+          <w:bCs/>
+          <w:szCs w:val="32"/>
+        </w:rPr>
+      </w:r>
+    </w:p>
+    <w:p>
+      <w:pPr>
+        <w:keepNext/>
+        <w:outlineLvl w:val="1"/>
+        <w:keepLines/>
+        <w:pBdr>
+          <w:top w:val="nil" w:sz="0" w:space="0" w:color="000000" tmln="20, 20, 20, 0, 0"/>
+          <w:left w:val="nil" w:sz="0" w:space="0" w:color="000000" tmln="20, 20, 20, 0, 0"/>
+          <w:bottom w:val="nil" w:sz="0" w:space="0" w:color="000000" tmln="20, 20, 20, 0, 0"/>
+          <w:right w:val="nil" w:sz="0" w:space="0" w:color="000000" tmln="20, 20, 20, 0, 0"/>
+          <w:between w:val="nil" w:sz="0" w:space="0" w:color="000000" tmln="20, 20, 20, 0, 0"/>
+        </w:pBdr>
+        <w:shd w:val="none"/>
+        <w:rPr>
+          <w:rFonts w:cs="Arial"/>
+          <w:bCs/>
+          <w:szCs w:val="32"/>
+        </w:rPr>
+      </w:pPr>
+      <w:r>
+        <w:rPr>
+          <w:rFonts w:cs="Arial"/>
+          <w:bCs/>
+          <w:szCs w:val="32"/>
+        </w:rPr>
+        <w:t>Лучший базовый вариант для ECS и будущего мультиплеера:</w:t>
+      </w:r>
+    </w:p>
+    <w:p>
+      <w:pPr>
+        <w:keepNext/>
+        <w:outlineLvl w:val="1"/>
+        <w:keepLines/>
+        <w:pBdr>
+          <w:top w:val="nil" w:sz="0" w:space="0" w:color="000000" tmln="20, 20, 20, 0, 0"/>
+          <w:left w:val="nil" w:sz="0" w:space="0" w:color="000000" tmln="20, 20, 20, 0, 0"/>
+          <w:bottom w:val="nil" w:sz="0" w:space="0" w:color="000000" tmln="20, 20, 20, 0, 0"/>
+          <w:right w:val="nil" w:sz="0" w:space="0" w:color="000000" tmln="20, 20, 20, 0, 0"/>
+          <w:between w:val="nil" w:sz="0" w:space="0" w:color="000000" tmln="20, 20, 20, 0, 0"/>
+        </w:pBdr>
+        <w:shd w:val="none"/>
+        <w:rPr>
+          <w:rFonts w:cs="Arial"/>
+          <w:bCs/>
+          <w:szCs w:val="32"/>
+        </w:rPr>
+      </w:pPr>
+      <w:r>
+        <w:rPr>
+          <w:rFonts w:cs="Arial"/>
+          <w:bCs/>
+          <w:szCs w:val="32"/>
+        </w:rPr>
+      </w:r>
+    </w:p>
+    <w:p>
+      <w:pPr>
+        <w:keepNext/>
+        <w:outlineLvl w:val="1"/>
+        <w:keepLines/>
+        <w:pBdr>
+          <w:top w:val="nil" w:sz="0" w:space="0" w:color="000000" tmln="20, 20, 20, 0, 0"/>
+          <w:left w:val="nil" w:sz="0" w:space="0" w:color="000000" tmln="20, 20, 20, 0, 0"/>
+          <w:bottom w:val="nil" w:sz="0" w:space="0" w:color="000000" tmln="20, 20, 20, 0, 0"/>
+          <w:right w:val="nil" w:sz="0" w:space="0" w:color="000000" tmln="20, 20, 20, 0, 0"/>
+          <w:between w:val="nil" w:sz="0" w:space="0" w:color="000000" tmln="20, 20, 20, 0, 0"/>
+        </w:pBdr>
+        <w:shd w:val="none"/>
+        <w:rPr>
+          <w:rFonts w:cs="Arial"/>
+          <w:bCs/>
+          <w:szCs w:val="32"/>
+        </w:rPr>
+      </w:pPr>
+      <w:r>
+        <w:rPr>
+          <w:rFonts w:cs="Arial"/>
+          <w:bCs/>
+          <w:szCs w:val="32"/>
+        </w:rPr>
+        <w:t>LocalPlayerTag (пустой tag-компонент) для сингла</w:t>
+      </w:r>
+    </w:p>
+    <w:p>
+      <w:pPr>
+        <w:keepNext/>
+        <w:outlineLvl w:val="1"/>
+        <w:keepLines/>
+        <w:pBdr>
+          <w:top w:val="nil" w:sz="0" w:space="0" w:color="000000" tmln="20, 20, 20, 0, 0"/>
+          <w:left w:val="nil" w:sz="0" w:space="0" w:color="000000" tmln="20, 20, 20, 0, 0"/>
+          <w:bottom w:val="nil" w:sz="0" w:space="0" w:color="000000" tmln="20, 20, 20, 0, 0"/>
+          <w:right w:val="nil" w:sz="0" w:space="0" w:color="000000" tmln="20, 20, 20, 0, 0"/>
+          <w:between w:val="nil" w:sz="0" w:space="0" w:color="000000" tmln="20, 20, 20, 0, 0"/>
+        </w:pBdr>
+        <w:shd w:val="none"/>
+        <w:rPr>
+          <w:rFonts w:cs="Arial"/>
+          <w:bCs/>
+          <w:szCs w:val="32"/>
+        </w:rPr>
+      </w:pPr>
+      <w:r>
+        <w:rPr>
+          <w:rFonts w:cs="Arial"/>
+          <w:bCs/>
+          <w:szCs w:val="32"/>
+        </w:rPr>
+      </w:r>
+    </w:p>
+    <w:p>
+      <w:pPr>
+        <w:keepNext/>
+        <w:outlineLvl w:val="1"/>
+        <w:keepLines/>
+        <w:pBdr>
+          <w:top w:val="nil" w:sz="0" w:space="0" w:color="000000" tmln="20, 20, 20, 0, 0"/>
+          <w:left w:val="nil" w:sz="0" w:space="0" w:color="000000" tmln="20, 20, 20, 0, 0"/>
+          <w:bottom w:val="nil" w:sz="0" w:space="0" w:color="000000" tmln="20, 20, 20, 0, 0"/>
+          <w:right w:val="nil" w:sz="0" w:space="0" w:color="000000" tmln="20, 20, 20, 0, 0"/>
+          <w:between w:val="nil" w:sz="0" w:space="0" w:color="000000" tmln="20, 20, 20, 0, 0"/>
+        </w:pBdr>
+        <w:shd w:val="none"/>
+        <w:rPr>
+          <w:rFonts w:cs="Arial"/>
+          <w:bCs/>
+          <w:szCs w:val="32"/>
+        </w:rPr>
+      </w:pPr>
+      <w:r>
+        <w:rPr>
+          <w:rFonts w:cs="Arial"/>
+          <w:bCs/>
+          <w:szCs w:val="32"/>
+        </w:rPr>
+        <w:t>просто и быстро: world.view&lt;LocalPlayerTag&gt;() → нашли сущность</w:t>
+      </w:r>
+    </w:p>
+    <w:p>
+      <w:pPr>
+        <w:keepNext/>
+        <w:outlineLvl w:val="1"/>
+        <w:keepLines/>
+        <w:pBdr>
+          <w:top w:val="nil" w:sz="0" w:space="0" w:color="000000" tmln="20, 20, 20, 0, 0"/>
+          <w:left w:val="nil" w:sz="0" w:space="0" w:color="000000" tmln="20, 20, 20, 0, 0"/>
+          <w:bottom w:val="nil" w:sz="0" w:space="0" w:color="000000" tmln="20, 20, 20, 0, 0"/>
+          <w:right w:val="nil" w:sz="0" w:space="0" w:color="000000" tmln="20, 20, 20, 0, 0"/>
+          <w:between w:val="nil" w:sz="0" w:space="0" w:color="000000" tmln="20, 20, 20, 0, 0"/>
+        </w:pBdr>
+        <w:shd w:val="none"/>
+        <w:rPr>
+          <w:rFonts w:cs="Arial"/>
+          <w:bCs/>
+          <w:szCs w:val="32"/>
+        </w:rPr>
+      </w:pPr>
+      <w:r>
+        <w:rPr>
+          <w:rFonts w:cs="Arial"/>
+          <w:bCs/>
+          <w:szCs w:val="32"/>
+        </w:rPr>
+      </w:r>
+    </w:p>
+    <w:p>
+      <w:pPr>
+        <w:keepNext/>
+        <w:outlineLvl w:val="1"/>
+        <w:keepLines/>
+        <w:pBdr>
+          <w:top w:val="nil" w:sz="0" w:space="0" w:color="000000" tmln="20, 20, 20, 0, 0"/>
+          <w:left w:val="nil" w:sz="0" w:space="0" w:color="000000" tmln="20, 20, 20, 0, 0"/>
+          <w:bottom w:val="nil" w:sz="0" w:space="0" w:color="000000" tmln="20, 20, 20, 0, 0"/>
+          <w:right w:val="nil" w:sz="0" w:space="0" w:color="000000" tmln="20, 20, 20, 0, 0"/>
+          <w:between w:val="nil" w:sz="0" w:space="0" w:color="000000" tmln="20, 20, 20, 0, 0"/>
+        </w:pBdr>
+        <w:shd w:val="none"/>
+        <w:rPr>
+          <w:rFonts w:cs="Arial"/>
+          <w:bCs/>
+          <w:szCs w:val="32"/>
+        </w:rPr>
+      </w:pPr>
+      <w:r>
+        <w:rPr>
+          <w:rFonts w:cs="Arial"/>
+          <w:bCs/>
+          <w:szCs w:val="32"/>
+        </w:rPr>
+        <w:t>не хранишь Entity в Game, нет проблем с жизненным циклом</w:t>
+      </w:r>
+    </w:p>
+    <w:p>
+      <w:pPr>
+        <w:keepNext/>
+        <w:outlineLvl w:val="1"/>
+        <w:keepLines/>
+        <w:pBdr>
+          <w:top w:val="nil" w:sz="0" w:space="0" w:color="000000" tmln="20, 20, 20, 0, 0"/>
+          <w:left w:val="nil" w:sz="0" w:space="0" w:color="000000" tmln="20, 20, 20, 0, 0"/>
+          <w:bottom w:val="nil" w:sz="0" w:space="0" w:color="000000" tmln="20, 20, 20, 0, 0"/>
+          <w:right w:val="nil" w:sz="0" w:space="0" w:color="000000" tmln="20, 20, 20, 0, 0"/>
+          <w:between w:val="nil" w:sz="0" w:space="0" w:color="000000" tmln="20, 20, 20, 0, 0"/>
+        </w:pBdr>
+        <w:shd w:val="none"/>
+        <w:rPr>
+          <w:rFonts w:cs="Arial"/>
+          <w:bCs/>
+          <w:szCs w:val="32"/>
+        </w:rPr>
+      </w:pPr>
+      <w:r>
+        <w:rPr>
+          <w:rFonts w:cs="Arial"/>
+          <w:bCs/>
+          <w:szCs w:val="32"/>
+        </w:rPr>
+      </w:r>
+    </w:p>
+    <w:p>
+      <w:pPr>
+        <w:keepNext/>
+        <w:outlineLvl w:val="1"/>
+        <w:keepLines/>
+        <w:pBdr>
+          <w:top w:val="nil" w:sz="0" w:space="0" w:color="000000" tmln="20, 20, 20, 0, 0"/>
+          <w:left w:val="nil" w:sz="0" w:space="0" w:color="000000" tmln="20, 20, 20, 0, 0"/>
+          <w:bottom w:val="nil" w:sz="0" w:space="0" w:color="000000" tmln="20, 20, 20, 0, 0"/>
+          <w:right w:val="nil" w:sz="0" w:space="0" w:color="000000" tmln="20, 20, 20, 0, 0"/>
+          <w:between w:val="nil" w:sz="0" w:space="0" w:color="000000" tmln="20, 20, 20, 0, 0"/>
+        </w:pBdr>
+        <w:shd w:val="none"/>
+        <w:rPr>
+          <w:rFonts w:cs="Arial"/>
+          <w:bCs/>
+          <w:szCs w:val="32"/>
+        </w:rPr>
+      </w:pPr>
+      <w:r>
+        <w:rPr>
+          <w:rFonts w:cs="Arial"/>
+          <w:bCs/>
+          <w:szCs w:val="32"/>
+        </w:rPr>
+        <w:t>или (чуть взрослее) PlayerIndexComponent{ std::uint8_t index; } + LocalPlayerComponent{ std::uint8_t localIndex; }</w:t>
+      </w:r>
+    </w:p>
+    <w:p>
+      <w:pPr>
+        <w:keepNext/>
+        <w:outlineLvl w:val="1"/>
+        <w:keepLines/>
+        <w:pBdr>
+          <w:top w:val="nil" w:sz="0" w:space="0" w:color="000000" tmln="20, 20, 20, 0, 0"/>
+          <w:left w:val="nil" w:sz="0" w:space="0" w:color="000000" tmln="20, 20, 20, 0, 0"/>
+          <w:bottom w:val="nil" w:sz="0" w:space="0" w:color="000000" tmln="20, 20, 20, 0, 0"/>
+          <w:right w:val="nil" w:sz="0" w:space="0" w:color="000000" tmln="20, 20, 20, 0, 0"/>
+          <w:between w:val="nil" w:sz="0" w:space="0" w:color="000000" tmln="20, 20, 20, 0, 0"/>
+        </w:pBdr>
+        <w:shd w:val="none"/>
+        <w:rPr>
+          <w:rFonts w:cs="Arial"/>
+          <w:bCs/>
+          <w:szCs w:val="32"/>
+        </w:rPr>
+      </w:pPr>
+      <w:r>
+        <w:rPr>
+          <w:rFonts w:cs="Arial"/>
+          <w:bCs/>
+          <w:szCs w:val="32"/>
+        </w:rPr>
+      </w:r>
+    </w:p>
+    <w:p>
+      <w:pPr>
+        <w:keepNext/>
+        <w:outlineLvl w:val="1"/>
+        <w:keepLines/>
+        <w:pBdr>
+          <w:top w:val="nil" w:sz="0" w:space="0" w:color="000000" tmln="20, 20, 20, 0, 0"/>
+          <w:left w:val="nil" w:sz="0" w:space="0" w:color="000000" tmln="20, 20, 20, 0, 0"/>
+          <w:bottom w:val="nil" w:sz="0" w:space="0" w:color="000000" tmln="20, 20, 20, 0, 0"/>
+          <w:right w:val="nil" w:sz="0" w:space="0" w:color="000000" tmln="20, 20, 20, 0, 0"/>
+          <w:between w:val="nil" w:sz="0" w:space="0" w:color="000000" tmln="20, 20, 20, 0, 0"/>
+        </w:pBdr>
+        <w:shd w:val="none"/>
+        <w:rPr>
+          <w:rFonts w:cs="Arial"/>
+          <w:bCs/>
+          <w:szCs w:val="32"/>
+        </w:rPr>
+      </w:pPr>
+      <w:r>
+        <w:rPr>
+          <w:rFonts w:cs="Arial"/>
+          <w:bCs/>
+          <w:szCs w:val="32"/>
+        </w:rPr>
+        <w:t>сразу масштабируется на N игроков</w:t>
+      </w:r>
+    </w:p>
+    <w:p>
+      <w:pPr>
+        <w:keepNext/>
+        <w:outlineLvl w:val="1"/>
+        <w:keepLines/>
+        <w:pBdr>
+          <w:top w:val="nil" w:sz="0" w:space="0" w:color="000000" tmln="20, 20, 20, 0, 0"/>
+          <w:left w:val="nil" w:sz="0" w:space="0" w:color="000000" tmln="20, 20, 20, 0, 0"/>
+          <w:bottom w:val="nil" w:sz="0" w:space="0" w:color="000000" tmln="20, 20, 20, 0, 0"/>
+          <w:right w:val="nil" w:sz="0" w:space="0" w:color="000000" tmln="20, 20, 20, 0, 0"/>
+          <w:between w:val="nil" w:sz="0" w:space="0" w:color="000000" tmln="20, 20, 20, 0, 0"/>
+        </w:pBdr>
+        <w:shd w:val="none"/>
+        <w:rPr>
+          <w:rFonts w:cs="Arial"/>
+          <w:bCs/>
+          <w:szCs w:val="32"/>
+        </w:rPr>
+      </w:pPr>
+      <w:r>
+        <w:rPr>
+          <w:rFonts w:cs="Arial"/>
+          <w:bCs/>
+          <w:szCs w:val="32"/>
+        </w:rPr>
+      </w:r>
+    </w:p>
+    <w:p>
+      <w:pPr>
+        <w:keepNext/>
+        <w:outlineLvl w:val="1"/>
+        <w:keepLines/>
+        <w:pBdr>
+          <w:top w:val="nil" w:sz="0" w:space="0" w:color="000000" tmln="20, 20, 20, 0, 0"/>
+          <w:left w:val="nil" w:sz="0" w:space="0" w:color="000000" tmln="20, 20, 20, 0, 0"/>
+          <w:bottom w:val="nil" w:sz="0" w:space="0" w:color="000000" tmln="20, 20, 20, 0, 0"/>
+          <w:right w:val="nil" w:sz="0" w:space="0" w:color="000000" tmln="20, 20, 20, 0, 0"/>
+          <w:between w:val="nil" w:sz="0" w:space="0" w:color="000000" tmln="20, 20, 20, 0, 0"/>
+        </w:pBdr>
+        <w:shd w:val="none"/>
+        <w:rPr>
+          <w:rFonts w:cs="Arial"/>
+          <w:bCs/>
+          <w:szCs w:val="32"/>
+        </w:rPr>
+      </w:pPr>
+      <w:r>
+        <w:rPr>
+          <w:rFonts w:cs="Arial"/>
+          <w:bCs/>
+          <w:szCs w:val="32"/>
+        </w:rPr>
+        <w:t>input-system может управлять localIndex==0, localIndex==1, …</w:t>
+      </w:r>
+    </w:p>
+    <w:p>
+      <w:pPr>
+        <w:keepNext/>
+        <w:outlineLvl w:val="1"/>
+        <w:keepLines/>
+        <w:pBdr>
+          <w:top w:val="nil" w:sz="0" w:space="0" w:color="000000" tmln="20, 20, 20, 0, 0"/>
+          <w:left w:val="nil" w:sz="0" w:space="0" w:color="000000" tmln="20, 20, 20, 0, 0"/>
+          <w:bottom w:val="nil" w:sz="0" w:space="0" w:color="000000" tmln="20, 20, 20, 0, 0"/>
+          <w:right w:val="nil" w:sz="0" w:space="0" w:color="000000" tmln="20, 20, 20, 0, 0"/>
+          <w:between w:val="nil" w:sz="0" w:space="0" w:color="000000" tmln="20, 20, 20, 0, 0"/>
+        </w:pBdr>
+        <w:shd w:val="none"/>
+        <w:rPr>
+          <w:rFonts w:cs="Arial"/>
+          <w:bCs/>
+          <w:szCs w:val="32"/>
+        </w:rPr>
+      </w:pPr>
+      <w:r>
+        <w:rPr>
+          <w:rFonts w:cs="Arial"/>
+          <w:bCs/>
+          <w:szCs w:val="32"/>
+        </w:rPr>
+      </w:r>
+    </w:p>
+    <w:p>
+      <w:pPr>
+        <w:keepNext/>
+        <w:outlineLvl w:val="1"/>
+        <w:keepLines/>
+        <w:pBdr>
+          <w:top w:val="nil" w:sz="0" w:space="0" w:color="000000" tmln="20, 20, 20, 0, 0"/>
+          <w:left w:val="nil" w:sz="0" w:space="0" w:color="000000" tmln="20, 20, 20, 0, 0"/>
+          <w:bottom w:val="nil" w:sz="0" w:space="0" w:color="000000" tmln="20, 20, 20, 0, 0"/>
+          <w:right w:val="nil" w:sz="0" w:space="0" w:color="000000" tmln="20, 20, 20, 0, 0"/>
+          <w:between w:val="nil" w:sz="0" w:space="0" w:color="000000" tmln="20, 20, 20, 0, 0"/>
+        </w:pBdr>
+        <w:shd w:val="none"/>
+        <w:rPr>
+          <w:rFonts w:cs="Arial"/>
+          <w:bCs/>
+          <w:szCs w:val="32"/>
+        </w:rPr>
+      </w:pPr>
+      <w:r>
+        <w:rPr>
+          <w:rFonts w:cs="Arial"/>
+          <w:bCs/>
+          <w:szCs w:val="32"/>
+        </w:rPr>
+        <w:t>Почему это лучше “вернуть список Entity из PlayerInitSystem”:</w:t>
+      </w:r>
+    </w:p>
+    <w:p>
+      <w:pPr>
+        <w:keepNext/>
+        <w:outlineLvl w:val="1"/>
+        <w:keepLines/>
+        <w:pBdr>
+          <w:top w:val="nil" w:sz="0" w:space="0" w:color="000000" tmln="20, 20, 20, 0, 0"/>
+          <w:left w:val="nil" w:sz="0" w:space="0" w:color="000000" tmln="20, 20, 20, 0, 0"/>
+          <w:bottom w:val="nil" w:sz="0" w:space="0" w:color="000000" tmln="20, 20, 20, 0, 0"/>
+          <w:right w:val="nil" w:sz="0" w:space="0" w:color="000000" tmln="20, 20, 20, 0, 0"/>
+          <w:between w:val="nil" w:sz="0" w:space="0" w:color="000000" tmln="20, 20, 20, 0, 0"/>
+        </w:pBdr>
+        <w:shd w:val="none"/>
+        <w:rPr>
+          <w:rFonts w:cs="Arial"/>
+          <w:bCs/>
+          <w:szCs w:val="32"/>
+        </w:rPr>
+      </w:pPr>
+      <w:r>
+        <w:rPr>
+          <w:rFonts w:cs="Arial"/>
+          <w:bCs/>
+          <w:szCs w:val="32"/>
+        </w:rPr>
+      </w:r>
+    </w:p>
+    <w:p>
+      <w:pPr>
+        <w:keepNext/>
+        <w:outlineLvl w:val="1"/>
+        <w:keepLines/>
+        <w:pBdr>
+          <w:top w:val="nil" w:sz="0" w:space="0" w:color="000000" tmln="20, 20, 20, 0, 0"/>
+          <w:left w:val="nil" w:sz="0" w:space="0" w:color="000000" tmln="20, 20, 20, 0, 0"/>
+          <w:bottom w:val="nil" w:sz="0" w:space="0" w:color="000000" tmln="20, 20, 20, 0, 0"/>
+          <w:right w:val="nil" w:sz="0" w:space="0" w:color="000000" tmln="20, 20, 20, 0, 0"/>
+          <w:between w:val="nil" w:sz="0" w:space="0" w:color="000000" tmln="20, 20, 20, 0, 0"/>
+        </w:pBdr>
+        <w:shd w:val="none"/>
+        <w:rPr>
+          <w:rFonts w:cs="Arial"/>
+          <w:bCs/>
+          <w:szCs w:val="32"/>
+        </w:rPr>
+      </w:pPr>
+      <w:r>
+        <w:rPr>
+          <w:rFonts w:cs="Arial"/>
+          <w:bCs/>
+          <w:szCs w:val="32"/>
+        </w:rPr>
+        <w:t>возврат списка — это уже интерфейс/канал между системами и Game (тянет за собой lifecycle/ownership вопросы),</w:t>
+      </w:r>
+    </w:p>
+    <w:p>
+      <w:pPr>
+        <w:keepNext/>
+        <w:outlineLvl w:val="1"/>
+        <w:keepLines/>
+        <w:pBdr>
+          <w:top w:val="nil" w:sz="0" w:space="0" w:color="000000" tmln="20, 20, 20, 0, 0"/>
+          <w:left w:val="nil" w:sz="0" w:space="0" w:color="000000" tmln="20, 20, 20, 0, 0"/>
+          <w:bottom w:val="nil" w:sz="0" w:space="0" w:color="000000" tmln="20, 20, 20, 0, 0"/>
+          <w:right w:val="nil" w:sz="0" w:space="0" w:color="000000" tmln="20, 20, 20, 0, 0"/>
+          <w:between w:val="nil" w:sz="0" w:space="0" w:color="000000" tmln="20, 20, 20, 0, 0"/>
+        </w:pBdr>
+        <w:shd w:val="none"/>
+        <w:rPr>
+          <w:rFonts w:cs="Arial"/>
+          <w:bCs/>
+          <w:szCs w:val="32"/>
+        </w:rPr>
+      </w:pPr>
+      <w:r>
+        <w:rPr>
+          <w:rFonts w:cs="Arial"/>
+          <w:bCs/>
+          <w:szCs w:val="32"/>
+        </w:rPr>
+      </w:r>
+    </w:p>
+    <w:p>
+      <w:pPr>
+        <w:keepNext/>
+        <w:outlineLvl w:val="1"/>
+        <w:keepLines/>
+        <w:pBdr>
+          <w:top w:val="nil" w:sz="0" w:space="0" w:color="000000" tmln="20, 20, 20, 0, 0"/>
+          <w:left w:val="nil" w:sz="0" w:space="0" w:color="000000" tmln="20, 20, 20, 0, 0"/>
+          <w:bottom w:val="nil" w:sz="0" w:space="0" w:color="000000" tmln="20, 20, 20, 0, 0"/>
+          <w:right w:val="nil" w:sz="0" w:space="0" w:color="000000" tmln="20, 20, 20, 0, 0"/>
+          <w:between w:val="nil" w:sz="0" w:space="0" w:color="000000" tmln="20, 20, 20, 0, 0"/>
+        </w:pBdr>
+        <w:shd w:val="none"/>
+        <w:rPr>
+          <w:rFonts w:cs="Arial"/>
+          <w:bCs/>
+          <w:szCs w:val="32"/>
+        </w:rPr>
+      </w:pPr>
+      <w:r>
+        <w:rPr>
+          <w:rFonts w:cs="Arial"/>
+          <w:bCs/>
+          <w:szCs w:val="32"/>
+        </w:rPr>
+        <w:t>теги/индексы остаются внутри ECS, где им место, и отлично ложатся на 4X/мультиплеер.</w:t>
+      </w:r>
+    </w:p>
+    <w:p>
+      <w:pPr>
+        <w:keepNext/>
+        <w:outlineLvl w:val="1"/>
+        <w:keepLines/>
+        <w:pBdr>
+          <w:top w:val="nil" w:sz="0" w:space="0" w:color="000000" tmln="20, 20, 20, 0, 0"/>
+          <w:left w:val="nil" w:sz="0" w:space="0" w:color="000000" tmln="20, 20, 20, 0, 0"/>
+          <w:bottom w:val="nil" w:sz="0" w:space="0" w:color="000000" tmln="20, 20, 20, 0, 0"/>
+          <w:right w:val="nil" w:sz="0" w:space="0" w:color="000000" tmln="20, 20, 20, 0, 0"/>
+          <w:between w:val="nil" w:sz="0" w:space="0" w:color="000000" tmln="20, 20, 20, 0, 0"/>
+        </w:pBdr>
+        <w:shd w:val="none"/>
+        <w:rPr>
+          <w:rFonts w:cs="Arial"/>
+          <w:bCs/>
+          <w:szCs w:val="32"/>
+        </w:rPr>
+      </w:pPr>
+      <w:r>
+        <w:rPr>
+          <w:rFonts w:cs="Arial"/>
+          <w:bCs/>
+          <w:szCs w:val="32"/>
+        </w:rPr>
+      </w:r>
+    </w:p>
+    <w:p>
+      <w:pPr>
+        <w:keepNext/>
+        <w:outlineLvl w:val="1"/>
+        <w:keepLines/>
+        <w:pBdr>
+          <w:top w:val="nil" w:sz="0" w:space="0" w:color="000000" tmln="20, 20, 20, 0, 0"/>
+          <w:left w:val="nil" w:sz="0" w:space="0" w:color="000000" tmln="20, 20, 20, 0, 0"/>
+          <w:bottom w:val="nil" w:sz="0" w:space="0" w:color="000000" tmln="20, 20, 20, 0, 0"/>
+          <w:right w:val="nil" w:sz="0" w:space="0" w:color="000000" tmln="20, 20, 20, 0, 0"/>
+          <w:between w:val="nil" w:sz="0" w:space="0" w:color="000000" tmln="20, 20, 20, 0, 0"/>
+        </w:pBdr>
+        <w:shd w:val="none"/>
+        <w:rPr>
+          <w:rFonts w:cs="Arial"/>
+          <w:bCs/>
+          <w:szCs w:val="32"/>
+        </w:rPr>
+      </w:pPr>
+      <w:r>
+        <w:rPr>
+          <w:rFonts w:cs="Arial"/>
+          <w:bCs/>
+          <w:szCs w:val="32"/>
+        </w:rPr>
+        <w:t>Но давай это делать после того, как ты утвердишь первый use-case (камера? input mapping?).</w:t>
       </w:r>
     </w:p>
     <w:sectPr>
@@ -5522,13 +6583,11 @@
     <w:name w:val="Bullet 14"/>
     <w:lvl w:ilvl="0">
       <w:numFmt w:val="bullet"/>
+      <w:suff w:val="tab"/>
       <w:lvlText w:val=""/>
       <w:lvlJc w:val="left"/>
       <w:pPr>
-        <w:tabs>
-          <w:tab w:val="num" w:pos="283"/>
-        </w:tabs>
-        <w:ind w:left="283" w:hanging="283"/>
+        <w:ind w:left="0" w:hanging="0"/>
       </w:pPr>
       <w:rPr>
         <w:rFonts w:ascii="Wingdings" w:hAnsi="Wingdings" w:eastAsia="Wingdings" w:cs="Wingdings"/>
@@ -5540,13 +6599,11 @@
     <w:name w:val="Bullet 15"/>
     <w:lvl w:ilvl="0">
       <w:numFmt w:val="bullet"/>
+      <w:suff w:val="tab"/>
       <w:lvlText w:val=""/>
       <w:lvlJc w:val="left"/>
       <w:pPr>
-        <w:tabs>
-          <w:tab w:val="num" w:pos="567"/>
-        </w:tabs>
-        <w:ind w:left="567" w:hanging="567"/>
+        <w:ind w:left="0" w:hanging="0"/>
       </w:pPr>
       <w:rPr>
         <w:rFonts w:ascii="Wingdings" w:hAnsi="Wingdings" w:eastAsia="Wingdings" w:cs="Wingdings"/>

--- a/docs/architecture/Советы на будущее.docx
+++ b/docs/architecture/Советы на будущее.docx
@@ -4171,6 +4171,109 @@
           <w:szCs w:val="32"/>
         </w:rPr>
         <w:t xml:space="preserve"> (JSON → бинарный blob), и в рантайме грузить бинарь. Это и быстрее, и детерминированнее.</w:t>
+      </w:r>
+    </w:p>
+    <w:p>
+      <w:pPr>
+        <w:numPr>
+          <w:ilvl w:val="0"/>
+          <w:numId w:val="14"/>
+        </w:numPr>
+        <w:ind w:left="283" w:hanging="283"/>
+        <w:keepNext/>
+        <w:outlineLvl w:val="1"/>
+        <w:keepLines/>
+        <w:pBdr>
+          <w:top w:val="nil" w:sz="0" w:space="0" w:color="000000" tmln="20, 20, 20, 0, 0"/>
+          <w:left w:val="nil" w:sz="0" w:space="0" w:color="000000" tmln="20, 20, 20, 0, 0"/>
+          <w:bottom w:val="nil" w:sz="0" w:space="0" w:color="000000" tmln="20, 20, 20, 0, 0"/>
+          <w:right w:val="nil" w:sz="0" w:space="0" w:color="000000" tmln="20, 20, 20, 0, 0"/>
+          <w:between w:val="nil" w:sz="0" w:space="0" w:color="000000" tmln="20, 20, 20, 0, 0"/>
+        </w:pBdr>
+        <w:shd w:val="none"/>
+        <w:rPr>
+          <w:rFonts w:cs="Arial"/>
+          <w:bCs/>
+          <w:szCs w:val="32"/>
+        </w:rPr>
+      </w:pPr>
+      <w:r>
+        <w:rPr>
+          <w:rFonts w:cs="Arial"/>
+          <w:bCs/>
+          <w:szCs w:val="32"/>
+        </w:rPr>
+      </w:r>
+    </w:p>
+    <w:p>
+      <w:pPr>
+        <w:numPr>
+          <w:ilvl w:val="0"/>
+          <w:numId w:val="14"/>
+        </w:numPr>
+        <w:ind w:left="283" w:hanging="283"/>
+        <w:pBdr>
+          <w:top w:val="nil" w:sz="0" w:space="0" w:color="000000" tmln="20, 20, 20, 0, 0"/>
+          <w:left w:val="nil" w:sz="0" w:space="0" w:color="000000" tmln="20, 20, 20, 0, 0"/>
+          <w:bottom w:val="nil" w:sz="0" w:space="0" w:color="000000" tmln="20, 20, 20, 0, 0"/>
+          <w:right w:val="nil" w:sz="0" w:space="0" w:color="000000" tmln="20, 20, 20, 0, 0"/>
+          <w:between w:val="nil" w:sz="0" w:space="0" w:color="000000" tmln="20, 20, 20, 0, 0"/>
+        </w:pBdr>
+        <w:shd w:val="none"/>
+        <w:rPr>
+          <w:b/>
+          <w:sz w:val="21"/>
+          <w:u w:color="auto" w:val="single"/>
+          <w:lang w:val="ru-ru" w:eastAsia="zh-cn" w:bidi="ar-sa"/>
+        </w:rPr>
+      </w:pPr>
+      <w:r>
+        <w:rPr>
+          <w:b/>
+          <w:sz w:val="21"/>
+          <w:u w:color="auto" w:val="single"/>
+          <w:lang w:val="ru-ru" w:eastAsia="zh-cn" w:bidi="ar-sa"/>
+        </w:rPr>
+        <w:t>Использовать EnTT Snapshot (Native)</w:t>
+      </w:r>
+      <w:r>
+        <w:rPr>
+          <w:u w:color="auto" w:val="single"/>
+          <w:lang w:val="ru-ru" w:eastAsia="zh-cn" w:bidi="ar-sa"/>
+        </w:rPr>
+        <w:t xml:space="preserve"> или еще более быстрый для бинарной сериализации. для SAVE/LOAD</w:t>
+      </w:r>
+    </w:p>
+    <w:p>
+      <w:pPr>
+        <w:numPr>
+          <w:ilvl w:val="0"/>
+          <w:numId w:val="14"/>
+        </w:numPr>
+        <w:ind w:left="283" w:hanging="283"/>
+        <w:keepNext/>
+        <w:outlineLvl w:val="1"/>
+        <w:keepLines/>
+        <w:pBdr>
+          <w:top w:val="nil" w:sz="0" w:space="0" w:color="000000" tmln="20, 20, 20, 0, 0"/>
+          <w:left w:val="nil" w:sz="0" w:space="0" w:color="000000" tmln="20, 20, 20, 0, 0"/>
+          <w:bottom w:val="nil" w:sz="0" w:space="0" w:color="000000" tmln="20, 20, 20, 0, 0"/>
+          <w:right w:val="nil" w:sz="0" w:space="0" w:color="000000" tmln="20, 20, 20, 0, 0"/>
+          <w:between w:val="nil" w:sz="0" w:space="0" w:color="000000" tmln="20, 20, 20, 0, 0"/>
+        </w:pBdr>
+        <w:shd w:val="none"/>
+        <w:rPr>
+          <w:rFonts w:cs="Arial"/>
+          <w:bCs/>
+          <w:szCs w:val="32"/>
+        </w:rPr>
+      </w:pPr>
+      <w:r>
+        <w:rPr>
+          <w:rFonts w:cs="Arial"/>
+          <w:bCs/>
+          <w:szCs w:val="32"/>
+        </w:rPr>
       </w:r>
     </w:p>
     <w:p>

--- a/docs/architecture/Советы на будущее.docx
+++ b/docs/architecture/Советы на будущее.docx
@@ -1787,6 +1787,13 @@
         </w:rPr>
         <w:t>resource_id_utils.h: конверсия string→ID через ручные if/else. Это не хот-путь, но:</w:t>
       </w:r>
+      <w:r>
+        <w:rPr>
+          <w:rFonts w:cs="Arial"/>
+          <w:bCs/>
+          <w:szCs w:val="28"/>
+        </w:rPr>
+      </w:r>
     </w:p>
     <w:p>
       <w:pPr>
@@ -1820,6 +1827,13 @@
         </w:rPr>
         <w:t>масштабирование на “тысячи ресурсов” = высокий риск ошибок, трудность сопровождения;</w:t>
       </w:r>
+      <w:r>
+        <w:rPr>
+          <w:rFonts w:cs="Arial"/>
+          <w:bCs/>
+          <w:szCs w:val="28"/>
+        </w:rPr>
+      </w:r>
     </w:p>
     <w:p>
       <w:pPr>
@@ -1898,6 +1912,13 @@
         </w:rPr>
         <w:t xml:space="preserve"> (X-macro/генерация/таблица) вместо ручной логики.</w:t>
       </w:r>
+      <w:r>
+        <w:rPr>
+          <w:rFonts w:cs="Arial"/>
+          <w:bCs/>
+          <w:szCs w:val="28"/>
+        </w:rPr>
+      </w:r>
     </w:p>
     <w:p>
       <w:pPr>
@@ -1986,6 +2007,13 @@
           <w:szCs w:val="28"/>
         </w:rPr>
         <w:t>Нюанс воспроизводимости: загрузочные “перечни” (preloadAll*) могут итерироваться по контейнерам без гарантированного порядка (если внутри окажутся unordered-структуры) → логи и профиль старта могут “плавать”. Не критично, но при детерминизме и CI-перф-регрессии будет мешать.</w:t>
+      </w:r>
+      <w:r>
+        <w:rPr>
+          <w:rFonts w:cs="Arial"/>
+          <w:bCs/>
+          <w:szCs w:val="28"/>
+        </w:rPr>
       </w:r>
     </w:p>
     <w:p>
@@ -2102,6 +2130,14 @@
         </w:rPr>
         <w:t>Файлы:</w:t>
       </w:r>
+      <w:r>
+        <w:rPr>
+          <w:rFonts w:cs="Arial"/>
+          <w:b/>
+          <w:bCs/>
+          <w:szCs w:val="28"/>
+        </w:rPr>
+      </w:r>
     </w:p>
     <w:p>
       <w:pPr>
@@ -2135,6 +2171,13 @@
         </w:rPr>
         <w:t>SFML1/include/core/ecs/system.h</w:t>
       </w:r>
+      <w:r>
+        <w:rPr>
+          <w:rFonts w:cs="Arial"/>
+          <w:bCs/>
+          <w:szCs w:val="28"/>
+        </w:rPr>
+      </w:r>
     </w:p>
     <w:p>
       <w:pPr>
@@ -2200,6 +2243,13 @@
         </w:rPr>
         <w:t>SFML1/include/core/ecs/system_manager.h</w:t>
       </w:r>
+      <w:r>
+        <w:rPr>
+          <w:rFonts w:cs="Arial"/>
+          <w:bCs/>
+          <w:szCs w:val="28"/>
+        </w:rPr>
+      </w:r>
     </w:p>
     <w:p>
       <w:pPr>
@@ -2265,6 +2315,13 @@
         </w:rPr>
         <w:t>SFML1/include/core/ecs/world.h</w:t>
       </w:r>
+      <w:r>
+        <w:rPr>
+          <w:rFonts w:cs="Arial"/>
+          <w:bCs/>
+          <w:szCs w:val="28"/>
+        </w:rPr>
+      </w:r>
     </w:p>
     <w:p>
       <w:pPr>
@@ -2330,6 +2387,13 @@
         </w:rPr>
         <w:t>SFML1/include/core/ecs/entity.h</w:t>
       </w:r>
+      <w:r>
+        <w:rPr>
+          <w:rFonts w:cs="Arial"/>
+          <w:bCs/>
+          <w:szCs w:val="28"/>
+        </w:rPr>
+      </w:r>
     </w:p>
     <w:p>
       <w:pPr>
@@ -2395,6 +2459,13 @@
         </w:rPr>
         <w:t>SFML1/include/core/time/time_service.h</w:t>
       </w:r>
+      <w:r>
+        <w:rPr>
+          <w:rFonts w:cs="Arial"/>
+          <w:bCs/>
+          <w:szCs w:val="28"/>
+        </w:rPr>
+      </w:r>
     </w:p>
     <w:p>
       <w:pPr>
@@ -2460,6 +2531,13 @@
         </w:rPr>
         <w:t>SFML1/src/core/time/time_service.cpp</w:t>
       </w:r>
+      <w:r>
+        <w:rPr>
+          <w:rFonts w:cs="Arial"/>
+          <w:bCs/>
+          <w:szCs w:val="28"/>
+        </w:rPr>
+      </w:r>
     </w:p>
     <w:p>
       <w:pPr>
@@ -2525,6 +2603,13 @@
         </w:rPr>
         <w:t>SFML1/include/game/skyguard/game.h</w:t>
       </w:r>
+      <w:r>
+        <w:rPr>
+          <w:rFonts w:cs="Arial"/>
+          <w:bCs/>
+          <w:szCs w:val="28"/>
+        </w:rPr>
+      </w:r>
     </w:p>
     <w:p>
       <w:pPr>
@@ -2590,6 +2675,13 @@
         </w:rPr>
         <w:t>SFML1/src/game/skyguard/game.cpp</w:t>
       </w:r>
+      <w:r>
+        <w:rPr>
+          <w:rFonts w:cs="Arial"/>
+          <w:bCs/>
+          <w:szCs w:val="28"/>
+        </w:rPr>
+      </w:r>
     </w:p>
     <w:p>
       <w:pPr>
@@ -2652,6 +2744,14 @@
         </w:rPr>
         <w:t>Проблемы/риски (это уже “архитектурный долг”, который будет надо закрыть до настоящей 4X-симуляции):</w:t>
       </w:r>
+      <w:r>
+        <w:rPr>
+          <w:rFonts w:cs="Arial"/>
+          <w:b/>
+          <w:bCs/>
+          <w:szCs w:val="28"/>
+        </w:rPr>
+      </w:r>
     </w:p>
     <w:p>
       <w:pPr>
@@ -2685,6 +2785,13 @@
         </w:rPr>
         <w:t>Сейчас Game-loop и TimeService завязаны на wall-clock. Для 4X, replay, детерминизма и отладки AI нужно:</w:t>
       </w:r>
+      <w:r>
+        <w:rPr>
+          <w:rFonts w:cs="Arial"/>
+          <w:bCs/>
+          <w:szCs w:val="28"/>
+        </w:rPr>
+      </w:r>
     </w:p>
     <w:p>
       <w:pPr>
@@ -2734,6 +2841,13 @@
           <w:szCs w:val="28"/>
         </w:rPr>
         <w:t xml:space="preserve"> (сим-время как функция номера тика, а не wall-clock),</w:t>
+      </w:r>
+      <w:r>
+        <w:rPr>
+          <w:rFonts w:cs="Arial"/>
+          <w:bCs/>
+          <w:szCs w:val="28"/>
+        </w:rPr>
       </w:r>
     </w:p>
     <w:p>
@@ -2770,6 +2884,13 @@
         <w:br w:type="textWrapping"/>
         <w:t>Сейчас у тебя фиксированный шаг есть — это хорошо, но фундамент “replay/lockstep” потребует доработок, и это затронет Game/Time/ECS вместе.</w:t>
       </w:r>
+      <w:r>
+        <w:rPr>
+          <w:rFonts w:cs="Arial"/>
+          <w:bCs/>
+          <w:szCs w:val="28"/>
+        </w:rPr>
+      </w:r>
     </w:p>
     <w:p>
       <w:pPr>
@@ -2863,6 +2984,13 @@
         </w:rPr>
         <w:t>SystemManager/World пока “все системы каждый тик”. Для 4X тебе почти наверняка понадобится:</w:t>
       </w:r>
+      <w:r>
+        <w:rPr>
+          <w:rFonts w:cs="Arial"/>
+          <w:bCs/>
+          <w:szCs w:val="28"/>
+        </w:rPr>
+      </w:r>
     </w:p>
     <w:p>
       <w:pPr>
@@ -2905,6 +3033,13 @@
         </w:rPr>
         <w:t xml:space="preserve"> (tactical часто, strategic редко),</w:t>
       </w:r>
+      <w:r>
+        <w:rPr>
+          <w:rFonts w:cs="Arial"/>
+          <w:bCs/>
+          <w:szCs w:val="28"/>
+        </w:rPr>
+      </w:r>
     </w:p>
     <w:p>
       <w:pPr>
@@ -2937,6 +3072,13 @@
           <w:szCs w:val="28"/>
         </w:rPr>
         <w:t>бюджетирование AI и time-slicing,</w:t>
+      </w:r>
+      <w:r>
+        <w:rPr>
+          <w:rFonts w:cs="Arial"/>
+          <w:bCs/>
+          <w:szCs w:val="28"/>
+        </w:rPr>
       </w:r>
     </w:p>
     <w:p>
@@ -2973,6 +3115,13 @@
         <w:br w:type="textWrapping"/>
         <w:t>Это всё многослойная переработка, не локальный патч.</w:t>
       </w:r>
+      <w:r>
+        <w:rPr>
+          <w:rFonts w:cs="Arial"/>
+          <w:bCs/>
+          <w:szCs w:val="28"/>
+        </w:rPr>
+      </w:r>
     </w:p>
     <w:p>
       <w:pPr>
@@ -3070,6 +3219,13 @@
         </w:rPr>
         <w:t>ISystem = виртуальный интерфейс. В текущем SkyGuard это норм (систем мало). Но твой заявленный “zero-overhead” и будущий scheduler рано или поздно упрётся в:</w:t>
       </w:r>
+      <w:r>
+        <w:rPr>
+          <w:rFonts w:cs="Arial"/>
+          <w:bCs/>
+          <w:szCs w:val="28"/>
+        </w:rPr>
+      </w:r>
     </w:p>
     <w:p>
       <w:pPr>
@@ -3103,6 +3259,13 @@
         </w:rPr>
         <w:t>виртуализацию,</w:t>
       </w:r>
+      <w:r>
+        <w:rPr>
+          <w:rFonts w:cs="Arial"/>
+          <w:bCs/>
+          <w:szCs w:val="28"/>
+        </w:rPr>
+      </w:r>
     </w:p>
     <w:p>
       <w:pPr>
@@ -3136,6 +3299,13 @@
         </w:rPr>
         <w:t>невозможность статически описывать зависимости,</w:t>
       </w:r>
+      <w:r>
+        <w:rPr>
+          <w:rFonts w:cs="Arial"/>
+          <w:bCs/>
+          <w:szCs w:val="28"/>
+        </w:rPr>
+      </w:r>
     </w:p>
     <w:p>
       <w:pPr>
@@ -3168,6 +3338,13 @@
           <w:szCs w:val="28"/>
         </w:rPr>
         <w:t>трудность безопасной параллелизации.</w:t>
+      </w:r>
+      <w:r>
+        <w:rPr>
+          <w:rFonts w:cs="Arial"/>
+          <w:bCs/>
+          <w:szCs w:val="28"/>
+        </w:rPr>
       </w:r>
     </w:p>
     <w:p>
@@ -4224,7 +4401,6 @@
           <w:b/>
           <w:sz w:val="21"/>
           <w:u w:color="auto" w:val="single"/>
-          <w:lang w:val="ru-ru" w:eastAsia="zh-cn" w:bidi="ar-sa"/>
         </w:rPr>
       </w:pPr>
       <w:r>
@@ -4232,2129 +4408,3639 @@
           <w:b/>
           <w:sz w:val="21"/>
           <w:u w:color="auto" w:val="single"/>
+        </w:rPr>
+        <w:t>Использовать EnTT Snapshot (Native)</w:t>
+      </w:r>
+      <w:r>
+        <w:rPr>
+          <w:u w:color="auto" w:val="single"/>
+        </w:rPr>
+        <w:t xml:space="preserve"> или еще более быстрый для бинарной сериализации. для SAVE/LOAD</w:t>
+      </w:r>
+      <w:r>
+        <w:rPr>
+          <w:b/>
+          <w:sz w:val="21"/>
+          <w:u w:color="auto" w:val="single"/>
+        </w:rPr>
+      </w:r>
+    </w:p>
+    <w:p>
+      <w:pPr>
+        <w:numPr>
+          <w:ilvl w:val="0"/>
+          <w:numId w:val="14"/>
+        </w:numPr>
+        <w:ind w:left="283" w:hanging="283"/>
+        <w:keepNext/>
+        <w:outlineLvl w:val="1"/>
+        <w:keepLines/>
+        <w:pBdr>
+          <w:top w:val="nil" w:sz="0" w:space="0" w:color="000000" tmln="20, 20, 20, 0, 0"/>
+          <w:left w:val="nil" w:sz="0" w:space="0" w:color="000000" tmln="20, 20, 20, 0, 0"/>
+          <w:bottom w:val="nil" w:sz="0" w:space="0" w:color="000000" tmln="20, 20, 20, 0, 0"/>
+          <w:right w:val="nil" w:sz="0" w:space="0" w:color="000000" tmln="20, 20, 20, 0, 0"/>
+          <w:between w:val="nil" w:sz="0" w:space="0" w:color="000000" tmln="20, 20, 20, 0, 0"/>
+        </w:pBdr>
+        <w:shd w:val="none"/>
+        <w:rPr>
+          <w:rFonts w:cs="Arial"/>
+          <w:bCs/>
+          <w:szCs w:val="32"/>
+        </w:rPr>
+      </w:pPr>
+      <w:r>
+        <w:rPr>
+          <w:rFonts w:cs="Arial"/>
+          <w:bCs/>
+          <w:szCs w:val="32"/>
+        </w:rPr>
+      </w:r>
+    </w:p>
+    <w:p>
+      <w:pPr>
+        <w:numPr>
+          <w:ilvl w:val="0"/>
+          <w:numId w:val="14"/>
+        </w:numPr>
+        <w:ind w:left="283" w:hanging="283"/>
+        <w:keepNext/>
+        <w:outlineLvl w:val="1"/>
+        <w:keepLines/>
+        <w:pBdr>
+          <w:top w:val="nil" w:sz="0" w:space="0" w:color="000000" tmln="20, 20, 20, 0, 0"/>
+          <w:left w:val="nil" w:sz="0" w:space="0" w:color="000000" tmln="20, 20, 20, 0, 0"/>
+          <w:bottom w:val="nil" w:sz="0" w:space="0" w:color="000000" tmln="20, 20, 20, 0, 0"/>
+          <w:right w:val="nil" w:sz="0" w:space="0" w:color="000000" tmln="20, 20, 20, 0, 0"/>
+          <w:between w:val="nil" w:sz="0" w:space="0" w:color="000000" tmln="20, 20, 20, 0, 0"/>
+        </w:pBdr>
+        <w:shd w:val="none"/>
+        <w:rPr>
+          <w:rFonts w:cs="Arial"/>
+          <w:bCs/>
+          <w:szCs w:val="32"/>
+        </w:rPr>
+      </w:pPr>
+      <w:r>
+        <w:rPr>
+          <w:rFonts w:cs="Arial"/>
+          <w:bCs/>
+          <w:szCs w:val="32"/>
+        </w:rPr>
+      </w:r>
+    </w:p>
+    <w:p>
+      <w:pPr>
+        <w:keepNext/>
+        <w:outlineLvl w:val="1"/>
+        <w:keepLines/>
+        <w:pBdr>
+          <w:top w:val="nil" w:sz="0" w:space="0" w:color="000000" tmln="20, 20, 20, 0, 0"/>
+          <w:left w:val="nil" w:sz="0" w:space="0" w:color="000000" tmln="20, 20, 20, 0, 0"/>
+          <w:bottom w:val="nil" w:sz="0" w:space="0" w:color="000000" tmln="20, 20, 20, 0, 0"/>
+          <w:right w:val="nil" w:sz="0" w:space="0" w:color="000000" tmln="20, 20, 20, 0, 0"/>
+          <w:between w:val="nil" w:sz="0" w:space="0" w:color="000000" tmln="20, 20, 20, 0, 0"/>
+        </w:pBdr>
+        <w:shd w:val="none"/>
+        <w:rPr>
+          <w:rFonts w:cs="Arial"/>
+          <w:bCs/>
+          <w:szCs w:val="32"/>
+        </w:rPr>
+      </w:pPr>
+      <w:r>
+        <w:rPr>
+          <w:rFonts w:cs="Arial"/>
+          <w:b/>
+          <w:bCs/>
+          <w:szCs w:val="32"/>
+        </w:rPr>
+        <w:t>Когда лучше закладывать интерфейс под смену:</w:t>
+        <w:br w:type="textWrapping"/>
+      </w:r>
+      <w:r>
+        <w:rPr>
+          <w:rFonts w:cs="Arial"/>
+          <w:bCs/>
+          <w:szCs w:val="32"/>
+        </w:rPr>
+        <w:t xml:space="preserve"> когда начнёшь делать </w:t>
+      </w:r>
+      <w:r>
+        <w:rPr>
+          <w:rFonts w:cs="Arial"/>
+          <w:b/>
+          <w:bCs/>
+          <w:szCs w:val="32"/>
+        </w:rPr>
+        <w:t>серьёзные 4X-данные или хот-релоад модов</w:t>
+      </w:r>
+      <w:r>
+        <w:rPr>
+          <w:rFonts w:cs="Arial"/>
+          <w:bCs/>
+          <w:szCs w:val="32"/>
+        </w:rPr>
+        <w:t>. Не раньше.</w:t>
+      </w:r>
+    </w:p>
+    <w:p>
+      <w:pPr>
+        <w:keepNext/>
+        <w:outlineLvl w:val="1"/>
+        <w:keepLines/>
+        <w:pBdr>
+          <w:top w:val="nil" w:sz="0" w:space="0" w:color="000000" tmln="20, 20, 20, 0, 0"/>
+          <w:left w:val="nil" w:sz="0" w:space="0" w:color="000000" tmln="20, 20, 20, 0, 0"/>
+          <w:bottom w:val="nil" w:sz="0" w:space="0" w:color="000000" tmln="20, 20, 20, 0, 0"/>
+          <w:right w:val="nil" w:sz="0" w:space="0" w:color="000000" tmln="20, 20, 20, 0, 0"/>
+          <w:between w:val="nil" w:sz="0" w:space="0" w:color="000000" tmln="20, 20, 20, 0, 0"/>
+        </w:pBdr>
+        <w:shd w:val="none"/>
+        <w:rPr>
+          <w:rFonts w:cs="Arial"/>
+          <w:bCs/>
+          <w:szCs w:val="32"/>
+        </w:rPr>
+      </w:pPr>
+      <w:r>
+        <w:rPr>
+          <w:rFonts w:cs="Arial"/>
+          <w:bCs/>
+          <w:szCs w:val="32"/>
+        </w:rPr>
+      </w:r>
+    </w:p>
+    <w:p>
+      <w:pPr>
+        <w:pStyle w:val="para2"/>
+        <w:pBdr>
+          <w:top w:val="nil" w:sz="0" w:space="0" w:color="000000" tmln="20, 20, 20, 0, 0"/>
+          <w:left w:val="nil" w:sz="0" w:space="0" w:color="000000" tmln="20, 20, 20, 0, 0"/>
+          <w:bottom w:val="nil" w:sz="0" w:space="0" w:color="000000" tmln="20, 20, 20, 0, 0"/>
+          <w:right w:val="nil" w:sz="0" w:space="0" w:color="000000" tmln="20, 20, 20, 0, 0"/>
+          <w:between w:val="nil" w:sz="0" w:space="0" w:color="000000" tmln="20, 20, 20, 0, 0"/>
+        </w:pBdr>
+        <w:shd w:val="none"/>
+      </w:pPr>
+      <w:r>
+        <w:t>Когда переходить на CMake?</w:t>
+      </w:r>
+    </w:p>
+    <w:p>
+      <w:pPr>
+        <w:keepNext/>
+        <w:outlineLvl w:val="1"/>
+        <w:keepLines/>
+        <w:pBdr>
+          <w:top w:val="nil" w:sz="0" w:space="0" w:color="000000" tmln="20, 20, 20, 0, 0"/>
+          <w:left w:val="nil" w:sz="0" w:space="0" w:color="000000" tmln="20, 20, 20, 0, 0"/>
+          <w:bottom w:val="nil" w:sz="0" w:space="0" w:color="000000" tmln="20, 20, 20, 0, 0"/>
+          <w:right w:val="nil" w:sz="0" w:space="0" w:color="000000" tmln="20, 20, 20, 0, 0"/>
+          <w:between w:val="nil" w:sz="0" w:space="0" w:color="000000" tmln="20, 20, 20, 0, 0"/>
+        </w:pBdr>
+        <w:shd w:val="none"/>
+        <w:rPr>
+          <w:rFonts w:cs="Arial"/>
+          <w:bCs/>
+          <w:szCs w:val="32"/>
+        </w:rPr>
+      </w:pPr>
+      <w:r>
+        <w:rPr>
+          <w:rFonts w:cs="Arial"/>
+          <w:b/>
+          <w:bCs/>
+          <w:szCs w:val="32"/>
+        </w:rPr>
+        <w:t>Не “обязательно сейчас”.</w:t>
+      </w:r>
+      <w:r>
+        <w:rPr>
+          <w:rFonts w:cs="Arial"/>
+          <w:bCs/>
+          <w:szCs w:val="32"/>
+        </w:rPr>
+        <w:t xml:space="preserve"> На стадии активной итерации с VS — .sln/.vcxproj это норм.</w:t>
+      </w:r>
+    </w:p>
+    <w:p>
+      <w:pPr>
+        <w:keepNext/>
+        <w:outlineLvl w:val="1"/>
+        <w:keepLines/>
+        <w:pBdr>
+          <w:top w:val="nil" w:sz="0" w:space="0" w:color="000000" tmln="20, 20, 20, 0, 0"/>
+          <w:left w:val="nil" w:sz="0" w:space="0" w:color="000000" tmln="20, 20, 20, 0, 0"/>
+          <w:bottom w:val="nil" w:sz="0" w:space="0" w:color="000000" tmln="20, 20, 20, 0, 0"/>
+          <w:right w:val="nil" w:sz="0" w:space="0" w:color="000000" tmln="20, 20, 20, 0, 0"/>
+          <w:between w:val="nil" w:sz="0" w:space="0" w:color="000000" tmln="20, 20, 20, 0, 0"/>
+        </w:pBdr>
+        <w:shd w:val="none"/>
+        <w:rPr>
+          <w:rFonts w:cs="Arial"/>
+          <w:bCs/>
+          <w:szCs w:val="32"/>
+        </w:rPr>
+      </w:pPr>
+      <w:r>
+        <w:rPr>
+          <w:rFonts w:cs="Arial"/>
+          <w:bCs/>
+          <w:szCs w:val="32"/>
+        </w:rPr>
+        <w:t>Но CMake становится “пора”, когда:</w:t>
+      </w:r>
+    </w:p>
+    <w:p>
+      <w:pPr>
+        <w:numPr>
+          <w:ilvl w:val="0"/>
+          <w:numId w:val="14"/>
+        </w:numPr>
+        <w:ind w:left="283" w:hanging="283"/>
+        <w:keepNext/>
+        <w:outlineLvl w:val="1"/>
+        <w:keepLines/>
+        <w:pBdr>
+          <w:top w:val="nil" w:sz="0" w:space="0" w:color="000000" tmln="20, 20, 20, 0, 0"/>
+          <w:left w:val="nil" w:sz="0" w:space="0" w:color="000000" tmln="20, 20, 20, 0, 0"/>
+          <w:bottom w:val="nil" w:sz="0" w:space="0" w:color="000000" tmln="20, 20, 20, 0, 0"/>
+          <w:right w:val="nil" w:sz="0" w:space="0" w:color="000000" tmln="20, 20, 20, 0, 0"/>
+          <w:between w:val="nil" w:sz="0" w:space="0" w:color="000000" tmln="20, 20, 20, 0, 0"/>
+        </w:pBdr>
+        <w:shd w:val="none"/>
+        <w:rPr>
+          <w:rFonts w:cs="Arial"/>
+          <w:bCs/>
+          <w:szCs w:val="32"/>
+        </w:rPr>
+      </w:pPr>
+      <w:r>
+        <w:rPr>
+          <w:rFonts w:cs="Arial"/>
+          <w:bCs/>
+          <w:szCs w:val="32"/>
+        </w:rPr>
+        <w:t xml:space="preserve">нужен стабильный </w:t>
+      </w:r>
+      <w:r>
+        <w:rPr>
+          <w:rFonts w:cs="Arial"/>
+          <w:b/>
+          <w:bCs/>
+          <w:szCs w:val="32"/>
+        </w:rPr>
+        <w:t>CI</w:t>
+      </w:r>
+      <w:r>
+        <w:rPr>
+          <w:rFonts w:cs="Arial"/>
+          <w:bCs/>
+          <w:szCs w:val="32"/>
+        </w:rPr>
+        <w:t>,</w:t>
+      </w:r>
+    </w:p>
+    <w:p>
+      <w:pPr>
+        <w:numPr>
+          <w:ilvl w:val="0"/>
+          <w:numId w:val="14"/>
+        </w:numPr>
+        <w:ind w:left="283" w:hanging="283"/>
+        <w:keepNext/>
+        <w:outlineLvl w:val="1"/>
+        <w:keepLines/>
+        <w:pBdr>
+          <w:top w:val="nil" w:sz="0" w:space="0" w:color="000000" tmln="20, 20, 20, 0, 0"/>
+          <w:left w:val="nil" w:sz="0" w:space="0" w:color="000000" tmln="20, 20, 20, 0, 0"/>
+          <w:bottom w:val="nil" w:sz="0" w:space="0" w:color="000000" tmln="20, 20, 20, 0, 0"/>
+          <w:right w:val="nil" w:sz="0" w:space="0" w:color="000000" tmln="20, 20, 20, 0, 0"/>
+          <w:between w:val="nil" w:sz="0" w:space="0" w:color="000000" tmln="20, 20, 20, 0, 0"/>
+        </w:pBdr>
+        <w:shd w:val="none"/>
+        <w:rPr>
+          <w:rFonts w:cs="Arial"/>
+          <w:bCs/>
+          <w:szCs w:val="32"/>
+        </w:rPr>
+      </w:pPr>
+      <w:r>
+        <w:rPr>
+          <w:rFonts w:cs="Arial"/>
+          <w:bCs/>
+          <w:szCs w:val="32"/>
+        </w:rPr>
+      </w:r>
+    </w:p>
+    <w:p>
+      <w:pPr>
+        <w:numPr>
+          <w:ilvl w:val="0"/>
+          <w:numId w:val="14"/>
+        </w:numPr>
+        <w:ind w:left="283" w:hanging="283"/>
+        <w:keepNext/>
+        <w:outlineLvl w:val="1"/>
+        <w:keepLines/>
+        <w:pBdr>
+          <w:top w:val="nil" w:sz="0" w:space="0" w:color="000000" tmln="20, 20, 20, 0, 0"/>
+          <w:left w:val="nil" w:sz="0" w:space="0" w:color="000000" tmln="20, 20, 20, 0, 0"/>
+          <w:bottom w:val="nil" w:sz="0" w:space="0" w:color="000000" tmln="20, 20, 20, 0, 0"/>
+          <w:right w:val="nil" w:sz="0" w:space="0" w:color="000000" tmln="20, 20, 20, 0, 0"/>
+          <w:between w:val="nil" w:sz="0" w:space="0" w:color="000000" tmln="20, 20, 20, 0, 0"/>
+        </w:pBdr>
+        <w:shd w:val="none"/>
+        <w:rPr>
+          <w:rFonts w:cs="Arial"/>
+          <w:bCs/>
+          <w:szCs w:val="32"/>
+        </w:rPr>
+      </w:pPr>
+      <w:r>
+        <w:rPr>
+          <w:rFonts w:cs="Arial"/>
+          <w:bCs/>
+          <w:szCs w:val="32"/>
+        </w:rPr>
+        <w:t xml:space="preserve">нужен </w:t>
+      </w:r>
+      <w:r>
+        <w:rPr>
+          <w:rFonts w:cs="Arial"/>
+          <w:b/>
+          <w:bCs/>
+          <w:szCs w:val="32"/>
+        </w:rPr>
+        <w:t>Linux/macOS</w:t>
+      </w:r>
+      <w:r>
+        <w:rPr>
+          <w:rFonts w:cs="Arial"/>
+          <w:bCs/>
+          <w:szCs w:val="32"/>
+        </w:rPr>
+        <w:t>,</w:t>
+      </w:r>
+    </w:p>
+    <w:p>
+      <w:pPr>
+        <w:numPr>
+          <w:ilvl w:val="0"/>
+          <w:numId w:val="14"/>
+        </w:numPr>
+        <w:ind w:left="283" w:hanging="283"/>
+        <w:keepNext/>
+        <w:outlineLvl w:val="1"/>
+        <w:keepLines/>
+        <w:pBdr>
+          <w:top w:val="nil" w:sz="0" w:space="0" w:color="000000" tmln="20, 20, 20, 0, 0"/>
+          <w:left w:val="nil" w:sz="0" w:space="0" w:color="000000" tmln="20, 20, 20, 0, 0"/>
+          <w:bottom w:val="nil" w:sz="0" w:space="0" w:color="000000" tmln="20, 20, 20, 0, 0"/>
+          <w:right w:val="nil" w:sz="0" w:space="0" w:color="000000" tmln="20, 20, 20, 0, 0"/>
+          <w:between w:val="nil" w:sz="0" w:space="0" w:color="000000" tmln="20, 20, 20, 0, 0"/>
+        </w:pBdr>
+        <w:shd w:val="none"/>
+        <w:rPr>
+          <w:rFonts w:cs="Arial"/>
+          <w:bCs/>
+          <w:szCs w:val="32"/>
+        </w:rPr>
+      </w:pPr>
+      <w:r>
+        <w:rPr>
+          <w:rFonts w:cs="Arial"/>
+          <w:bCs/>
+          <w:szCs w:val="32"/>
+        </w:rPr>
+      </w:r>
+    </w:p>
+    <w:p>
+      <w:pPr>
+        <w:numPr>
+          <w:ilvl w:val="0"/>
+          <w:numId w:val="14"/>
+        </w:numPr>
+        <w:ind w:left="283" w:hanging="283"/>
+        <w:keepNext/>
+        <w:outlineLvl w:val="1"/>
+        <w:keepLines/>
+        <w:pBdr>
+          <w:top w:val="nil" w:sz="0" w:space="0" w:color="000000" tmln="20, 20, 20, 0, 0"/>
+          <w:left w:val="nil" w:sz="0" w:space="0" w:color="000000" tmln="20, 20, 20, 0, 0"/>
+          <w:bottom w:val="nil" w:sz="0" w:space="0" w:color="000000" tmln="20, 20, 20, 0, 0"/>
+          <w:right w:val="nil" w:sz="0" w:space="0" w:color="000000" tmln="20, 20, 20, 0, 0"/>
+          <w:between w:val="nil" w:sz="0" w:space="0" w:color="000000" tmln="20, 20, 20, 0, 0"/>
+        </w:pBdr>
+        <w:shd w:val="none"/>
+        <w:rPr>
+          <w:rFonts w:cs="Arial"/>
+          <w:bCs/>
+          <w:szCs w:val="32"/>
+        </w:rPr>
+      </w:pPr>
+      <w:r>
+        <w:rPr>
+          <w:rFonts w:cs="Arial"/>
+          <w:bCs/>
+          <w:szCs w:val="32"/>
+        </w:rPr>
+        <w:t>начинается реальная работа с внешними зависимостями/пакетами,</w:t>
+      </w:r>
+    </w:p>
+    <w:p>
+      <w:pPr>
+        <w:numPr>
+          <w:ilvl w:val="0"/>
+          <w:numId w:val="14"/>
+        </w:numPr>
+        <w:ind w:left="283" w:hanging="283"/>
+        <w:keepNext/>
+        <w:outlineLvl w:val="1"/>
+        <w:keepLines/>
+        <w:pBdr>
+          <w:top w:val="nil" w:sz="0" w:space="0" w:color="000000" tmln="20, 20, 20, 0, 0"/>
+          <w:left w:val="nil" w:sz="0" w:space="0" w:color="000000" tmln="20, 20, 20, 0, 0"/>
+          <w:bottom w:val="nil" w:sz="0" w:space="0" w:color="000000" tmln="20, 20, 20, 0, 0"/>
+          <w:right w:val="nil" w:sz="0" w:space="0" w:color="000000" tmln="20, 20, 20, 0, 0"/>
+          <w:between w:val="nil" w:sz="0" w:space="0" w:color="000000" tmln="20, 20, 20, 0, 0"/>
+        </w:pBdr>
+        <w:shd w:val="none"/>
+        <w:rPr>
+          <w:rFonts w:cs="Arial"/>
+          <w:bCs/>
+          <w:szCs w:val="32"/>
+        </w:rPr>
+      </w:pPr>
+      <w:r>
+        <w:rPr>
+          <w:rFonts w:cs="Arial"/>
+          <w:bCs/>
+          <w:szCs w:val="32"/>
+        </w:rPr>
+      </w:r>
+    </w:p>
+    <w:p>
+      <w:pPr>
+        <w:numPr>
+          <w:ilvl w:val="0"/>
+          <w:numId w:val="14"/>
+        </w:numPr>
+        <w:ind w:left="283" w:hanging="283"/>
+        <w:keepNext/>
+        <w:outlineLvl w:val="1"/>
+        <w:keepLines/>
+        <w:pBdr>
+          <w:top w:val="nil" w:sz="0" w:space="0" w:color="000000" tmln="20, 20, 20, 0, 0"/>
+          <w:left w:val="nil" w:sz="0" w:space="0" w:color="000000" tmln="20, 20, 20, 0, 0"/>
+          <w:bottom w:val="nil" w:sz="0" w:space="0" w:color="000000" tmln="20, 20, 20, 0, 0"/>
+          <w:right w:val="nil" w:sz="0" w:space="0" w:color="000000" tmln="20, 20, 20, 0, 0"/>
+          <w:between w:val="nil" w:sz="0" w:space="0" w:color="000000" tmln="20, 20, 20, 0, 0"/>
+        </w:pBdr>
+        <w:shd w:val="none"/>
+        <w:rPr>
+          <w:rFonts w:cs="Arial"/>
+          <w:bCs/>
+          <w:szCs w:val="32"/>
+        </w:rPr>
+      </w:pPr>
+      <w:r>
+        <w:rPr>
+          <w:rFonts w:cs="Arial"/>
+          <w:bCs/>
+          <w:szCs w:val="32"/>
+        </w:rPr>
+        <w:t>появляется второй проект/игра, и хочется единообразной сборки.</w:t>
+      </w:r>
+    </w:p>
+    <w:p>
+      <w:pPr>
+        <w:numPr>
+          <w:ilvl w:val="0"/>
+          <w:numId w:val="14"/>
+        </w:numPr>
+        <w:ind w:left="283" w:hanging="283"/>
+        <w:keepNext/>
+        <w:outlineLvl w:val="1"/>
+        <w:keepLines/>
+        <w:pBdr>
+          <w:top w:val="nil" w:sz="0" w:space="0" w:color="000000" tmln="20, 20, 20, 0, 0"/>
+          <w:left w:val="nil" w:sz="0" w:space="0" w:color="000000" tmln="20, 20, 20, 0, 0"/>
+          <w:bottom w:val="nil" w:sz="0" w:space="0" w:color="000000" tmln="20, 20, 20, 0, 0"/>
+          <w:right w:val="nil" w:sz="0" w:space="0" w:color="000000" tmln="20, 20, 20, 0, 0"/>
+          <w:between w:val="nil" w:sz="0" w:space="0" w:color="000000" tmln="20, 20, 20, 0, 0"/>
+        </w:pBdr>
+        <w:shd w:val="none"/>
+        <w:rPr>
+          <w:rFonts w:cs="Arial"/>
+          <w:bCs/>
+          <w:szCs w:val="32"/>
+        </w:rPr>
+      </w:pPr>
+      <w:r>
+        <w:rPr>
+          <w:rFonts w:cs="Arial"/>
+          <w:bCs/>
+          <w:szCs w:val="32"/>
+        </w:rPr>
+      </w:r>
+    </w:p>
+    <w:p>
+      <w:pPr>
+        <w:keepNext/>
+        <w:outlineLvl w:val="1"/>
+        <w:keepLines/>
+        <w:pBdr>
+          <w:top w:val="nil" w:sz="0" w:space="0" w:color="000000" tmln="20, 20, 20, 0, 0"/>
+          <w:left w:val="nil" w:sz="0" w:space="0" w:color="000000" tmln="20, 20, 20, 0, 0"/>
+          <w:bottom w:val="nil" w:sz="0" w:space="0" w:color="000000" tmln="20, 20, 20, 0, 0"/>
+          <w:right w:val="nil" w:sz="0" w:space="0" w:color="000000" tmln="20, 20, 20, 0, 0"/>
+          <w:between w:val="nil" w:sz="0" w:space="0" w:color="000000" tmln="20, 20, 20, 0, 0"/>
+        </w:pBdr>
+        <w:shd w:val="none"/>
+        <w:rPr>
+          <w:rFonts w:cs="Arial"/>
+          <w:bCs/>
+          <w:szCs w:val="32"/>
+        </w:rPr>
+      </w:pPr>
+      <w:r>
+        <w:rPr>
+          <w:rFonts w:cs="Arial"/>
+          <w:bCs/>
+          <w:szCs w:val="32"/>
+        </w:rPr>
+        <w:t>Мой прагматичный совет:</w:t>
+      </w:r>
+    </w:p>
+    <w:p>
+      <w:pPr>
+        <w:numPr>
+          <w:ilvl w:val="0"/>
+          <w:numId w:val="14"/>
+        </w:numPr>
+        <w:ind w:left="283" w:hanging="283"/>
+        <w:keepNext/>
+        <w:outlineLvl w:val="1"/>
+        <w:keepLines/>
+        <w:pBdr>
+          <w:top w:val="nil" w:sz="0" w:space="0" w:color="000000" tmln="20, 20, 20, 0, 0"/>
+          <w:left w:val="nil" w:sz="0" w:space="0" w:color="000000" tmln="20, 20, 20, 0, 0"/>
+          <w:bottom w:val="nil" w:sz="0" w:space="0" w:color="000000" tmln="20, 20, 20, 0, 0"/>
+          <w:right w:val="nil" w:sz="0" w:space="0" w:color="000000" tmln="20, 20, 20, 0, 0"/>
+          <w:between w:val="nil" w:sz="0" w:space="0" w:color="000000" tmln="20, 20, 20, 0, 0"/>
+        </w:pBdr>
+        <w:shd w:val="none"/>
+        <w:rPr>
+          <w:rFonts w:cs="Arial"/>
+          <w:bCs/>
+          <w:szCs w:val="32"/>
+        </w:rPr>
+      </w:pPr>
+      <w:r>
+        <w:rPr>
+          <w:rFonts w:cs="Arial"/>
+          <w:bCs/>
+          <w:szCs w:val="32"/>
+        </w:rPr>
+        <w:t>Доведи SkyGuard до “минимально играбельно” + закрепи ресурс/ecs/рендер пайплайн.</w:t>
+      </w:r>
+    </w:p>
+    <w:p>
+      <w:pPr>
+        <w:numPr>
+          <w:ilvl w:val="0"/>
+          <w:numId w:val="14"/>
+        </w:numPr>
+        <w:ind w:left="283" w:hanging="283"/>
+        <w:keepNext/>
+        <w:outlineLvl w:val="1"/>
+        <w:keepLines/>
+        <w:pBdr>
+          <w:top w:val="nil" w:sz="0" w:space="0" w:color="000000" tmln="20, 20, 20, 0, 0"/>
+          <w:left w:val="nil" w:sz="0" w:space="0" w:color="000000" tmln="20, 20, 20, 0, 0"/>
+          <w:bottom w:val="nil" w:sz="0" w:space="0" w:color="000000" tmln="20, 20, 20, 0, 0"/>
+          <w:right w:val="nil" w:sz="0" w:space="0" w:color="000000" tmln="20, 20, 20, 0, 0"/>
+          <w:between w:val="nil" w:sz="0" w:space="0" w:color="000000" tmln="20, 20, 20, 0, 0"/>
+        </w:pBdr>
+        <w:shd w:val="none"/>
+        <w:rPr>
+          <w:rFonts w:cs="Arial"/>
+          <w:bCs/>
+          <w:szCs w:val="32"/>
+        </w:rPr>
+      </w:pPr>
+      <w:r>
+        <w:rPr>
+          <w:rFonts w:cs="Arial"/>
+          <w:bCs/>
+          <w:szCs w:val="32"/>
+        </w:rPr>
+      </w:r>
+    </w:p>
+    <w:p>
+      <w:pPr>
+        <w:numPr>
+          <w:ilvl w:val="0"/>
+          <w:numId w:val="14"/>
+        </w:numPr>
+        <w:ind w:left="283" w:hanging="283"/>
+        <w:keepNext/>
+        <w:outlineLvl w:val="1"/>
+        <w:keepLines/>
+        <w:pBdr>
+          <w:top w:val="nil" w:sz="0" w:space="0" w:color="000000" tmln="20, 20, 20, 0, 0"/>
+          <w:left w:val="nil" w:sz="0" w:space="0" w:color="000000" tmln="20, 20, 20, 0, 0"/>
+          <w:bottom w:val="nil" w:sz="0" w:space="0" w:color="000000" tmln="20, 20, 20, 0, 0"/>
+          <w:right w:val="nil" w:sz="0" w:space="0" w:color="000000" tmln="20, 20, 20, 0, 0"/>
+          <w:between w:val="nil" w:sz="0" w:space="0" w:color="000000" tmln="20, 20, 20, 0, 0"/>
+        </w:pBdr>
+        <w:shd w:val="none"/>
+        <w:rPr>
+          <w:rFonts w:cs="Arial"/>
+          <w:bCs/>
+          <w:szCs w:val="32"/>
+        </w:rPr>
+      </w:pPr>
+      <w:r>
+        <w:rPr>
+          <w:rFonts w:cs="Arial"/>
+          <w:bCs/>
+          <w:szCs w:val="32"/>
+        </w:rPr>
+        <w:t xml:space="preserve">Затем, </w:t>
+      </w:r>
+      <w:r>
+        <w:rPr>
+          <w:rFonts w:cs="Arial"/>
+          <w:b/>
+          <w:bCs/>
+          <w:szCs w:val="32"/>
+        </w:rPr>
+        <w:t>перед стартом следующего проекта или перед выходом за Windows</w:t>
+      </w:r>
+      <w:r>
+        <w:rPr>
+          <w:rFonts w:cs="Arial"/>
+          <w:bCs/>
+          <w:szCs w:val="32"/>
+        </w:rPr>
+        <w:t>, делай CMake.</w:t>
+      </w:r>
+    </w:p>
+    <w:p>
+      <w:pPr>
+        <w:numPr>
+          <w:ilvl w:val="0"/>
+          <w:numId w:val="14"/>
+        </w:numPr>
+        <w:ind w:left="283" w:hanging="283"/>
+        <w:keepNext/>
+        <w:outlineLvl w:val="1"/>
+        <w:keepLines/>
+        <w:pBdr>
+          <w:top w:val="nil" w:sz="0" w:space="0" w:color="000000" tmln="20, 20, 20, 0, 0"/>
+          <w:left w:val="nil" w:sz="0" w:space="0" w:color="000000" tmln="20, 20, 20, 0, 0"/>
+          <w:bottom w:val="nil" w:sz="0" w:space="0" w:color="000000" tmln="20, 20, 20, 0, 0"/>
+          <w:right w:val="nil" w:sz="0" w:space="0" w:color="000000" tmln="20, 20, 20, 0, 0"/>
+          <w:between w:val="nil" w:sz="0" w:space="0" w:color="000000" tmln="20, 20, 20, 0, 0"/>
+        </w:pBdr>
+        <w:shd w:val="none"/>
+        <w:rPr>
+          <w:rFonts w:cs="Arial"/>
+          <w:bCs/>
+          <w:szCs w:val="32"/>
+        </w:rPr>
+      </w:pPr>
+      <w:r>
+        <w:rPr>
+          <w:rFonts w:cs="Arial"/>
+          <w:bCs/>
+          <w:szCs w:val="32"/>
+        </w:rPr>
+      </w:r>
+    </w:p>
+    <w:p>
+      <w:pPr>
+        <w:numPr>
+          <w:ilvl w:val="0"/>
+          <w:numId w:val="14"/>
+        </w:numPr>
+        <w:ind w:left="283" w:hanging="283"/>
+        <w:keepNext/>
+        <w:outlineLvl w:val="1"/>
+        <w:keepLines/>
+        <w:pBdr>
+          <w:top w:val="nil" w:sz="0" w:space="0" w:color="000000" tmln="20, 20, 20, 0, 0"/>
+          <w:left w:val="nil" w:sz="0" w:space="0" w:color="000000" tmln="20, 20, 20, 0, 0"/>
+          <w:bottom w:val="nil" w:sz="0" w:space="0" w:color="000000" tmln="20, 20, 20, 0, 0"/>
+          <w:right w:val="nil" w:sz="0" w:space="0" w:color="000000" tmln="20, 20, 20, 0, 0"/>
+          <w:between w:val="nil" w:sz="0" w:space="0" w:color="000000" tmln="20, 20, 20, 0, 0"/>
+        </w:pBdr>
+        <w:shd w:val="none"/>
+        <w:rPr>
+          <w:rFonts w:cs="Arial"/>
+          <w:bCs/>
+          <w:szCs w:val="32"/>
+        </w:rPr>
+      </w:pPr>
+      <w:r>
+        <w:rPr>
+          <w:rFonts w:cs="Arial"/>
+          <w:bCs/>
+          <w:szCs w:val="32"/>
+        </w:rPr>
+        <w:t>Идеально — режим “параллельно”: CMake добавляется, но VS-проект ещё живёт, пока CMake не стабилен.</w:t>
+      </w:r>
+    </w:p>
+    <w:p>
+      <w:pPr>
+        <w:numPr>
+          <w:ilvl w:val="0"/>
+          <w:numId w:val="14"/>
+        </w:numPr>
+        <w:ind w:left="283" w:hanging="283"/>
+        <w:keepNext/>
+        <w:outlineLvl w:val="1"/>
+        <w:keepLines/>
+        <w:pBdr>
+          <w:top w:val="nil" w:sz="0" w:space="0" w:color="000000" tmln="20, 20, 20, 0, 0"/>
+          <w:left w:val="nil" w:sz="0" w:space="0" w:color="000000" tmln="20, 20, 20, 0, 0"/>
+          <w:bottom w:val="nil" w:sz="0" w:space="0" w:color="000000" tmln="20, 20, 20, 0, 0"/>
+          <w:right w:val="nil" w:sz="0" w:space="0" w:color="000000" tmln="20, 20, 20, 0, 0"/>
+          <w:between w:val="nil" w:sz="0" w:space="0" w:color="000000" tmln="20, 20, 20, 0, 0"/>
+        </w:pBdr>
+        <w:shd w:val="none"/>
+        <w:rPr>
+          <w:rFonts w:cs="Arial"/>
+          <w:bCs/>
+          <w:szCs w:val="32"/>
+        </w:rPr>
+      </w:pPr>
+      <w:r>
+        <w:rPr>
+          <w:rFonts w:cs="Arial"/>
+          <w:bCs/>
+          <w:szCs w:val="32"/>
+        </w:rPr>
+      </w:r>
+    </w:p>
+    <w:p>
+      <w:pPr>
+        <w:numPr>
+          <w:ilvl w:val="0"/>
+          <w:numId w:val="14"/>
+        </w:numPr>
+        <w:ind w:left="283" w:hanging="283"/>
+        <w:keepNext/>
+        <w:outlineLvl w:val="1"/>
+        <w:keepLines/>
+        <w:pBdr>
+          <w:top w:val="nil" w:sz="0" w:space="0" w:color="000000" tmln="20, 20, 20, 0, 0"/>
+          <w:left w:val="nil" w:sz="0" w:space="0" w:color="000000" tmln="20, 20, 20, 0, 0"/>
+          <w:bottom w:val="nil" w:sz="0" w:space="0" w:color="000000" tmln="20, 20, 20, 0, 0"/>
+          <w:right w:val="nil" w:sz="0" w:space="0" w:color="000000" tmln="20, 20, 20, 0, 0"/>
+          <w:between w:val="nil" w:sz="0" w:space="0" w:color="000000" tmln="20, 20, 20, 0, 0"/>
+        </w:pBdr>
+        <w:shd w:val="none"/>
+        <w:rPr>
+          <w:rFonts w:cs="Arial"/>
+          <w:bCs/>
+          <w:szCs w:val="32"/>
+        </w:rPr>
+      </w:pPr>
+      <w:r>
+        <w:rPr>
+          <w:rFonts w:cs="Arial"/>
+          <w:bCs/>
+          <w:szCs w:val="32"/>
+        </w:rPr>
+      </w:r>
+    </w:p>
+    <w:p>
+      <w:pPr>
+        <w:keepNext/>
+        <w:outlineLvl w:val="1"/>
+        <w:keepLines/>
+        <w:pBdr>
+          <w:top w:val="nil" w:sz="0" w:space="0" w:color="000000" tmln="20, 20, 20, 0, 0"/>
+          <w:left w:val="nil" w:sz="0" w:space="0" w:color="000000" tmln="20, 20, 20, 0, 0"/>
+          <w:bottom w:val="nil" w:sz="0" w:space="0" w:color="000000" tmln="20, 20, 20, 0, 0"/>
+          <w:right w:val="nil" w:sz="0" w:space="0" w:color="000000" tmln="20, 20, 20, 0, 0"/>
+          <w:between w:val="nil" w:sz="0" w:space="0" w:color="000000" tmln="20, 20, 20, 0, 0"/>
+        </w:pBdr>
+        <w:shd w:val="none"/>
+        <w:rPr>
+          <w:rFonts w:cs="Arial"/>
+          <w:bCs/>
+          <w:szCs w:val="32"/>
+        </w:rPr>
+      </w:pPr>
+      <w:r>
+        <w:rPr>
+          <w:rFonts w:cs="Arial"/>
+          <w:bCs/>
+          <w:szCs w:val="32"/>
+        </w:rPr>
+      </w:r>
+    </w:p>
+    <w:p>
+      <w:pPr>
+        <w:keepNext/>
+        <w:outlineLvl w:val="1"/>
+        <w:keepLines/>
+        <w:pBdr>
+          <w:top w:val="nil" w:sz="0" w:space="0" w:color="000000" tmln="20, 20, 20, 0, 0"/>
+          <w:left w:val="nil" w:sz="0" w:space="0" w:color="000000" tmln="20, 20, 20, 0, 0"/>
+          <w:bottom w:val="nil" w:sz="0" w:space="0" w:color="000000" tmln="20, 20, 20, 0, 0"/>
+          <w:right w:val="nil" w:sz="0" w:space="0" w:color="000000" tmln="20, 20, 20, 0, 0"/>
+          <w:between w:val="nil" w:sz="0" w:space="0" w:color="000000" tmln="20, 20, 20, 0, 0"/>
+        </w:pBdr>
+        <w:shd w:val="none"/>
+        <w:rPr>
+          <w:rFonts w:cs="Arial"/>
+          <w:bCs/>
+          <w:szCs w:val="32"/>
+        </w:rPr>
+      </w:pPr>
+      <w:r>
+        <w:rPr>
+          <w:rFonts w:cs="Arial"/>
+          <w:bCs/>
+          <w:szCs w:val="32"/>
+        </w:rPr>
+      </w:r>
+    </w:p>
+    <w:p>
+      <w:pPr>
+        <w:keepNext/>
+        <w:outlineLvl w:val="1"/>
+        <w:keepLines/>
+        <w:pBdr>
+          <w:top w:val="nil" w:sz="0" w:space="0" w:color="000000" tmln="20, 20, 20, 0, 0"/>
+          <w:left w:val="nil" w:sz="0" w:space="0" w:color="000000" tmln="20, 20, 20, 0, 0"/>
+          <w:bottom w:val="nil" w:sz="0" w:space="0" w:color="000000" tmln="20, 20, 20, 0, 0"/>
+          <w:right w:val="nil" w:sz="0" w:space="0" w:color="000000" tmln="20, 20, 20, 0, 0"/>
+          <w:between w:val="nil" w:sz="0" w:space="0" w:color="000000" tmln="20, 20, 20, 0, 0"/>
+        </w:pBdr>
+        <w:shd w:val="none"/>
+        <w:rPr>
+          <w:rFonts w:cs="Arial"/>
+          <w:bCs/>
+          <w:szCs w:val="32"/>
+        </w:rPr>
+      </w:pPr>
+      <w:r>
+        <w:rPr>
+          <w:rFonts w:cs="Arial"/>
+          <w:bCs/>
+          <w:szCs w:val="32"/>
+        </w:rPr>
+      </w:r>
+    </w:p>
+    <w:p>
+      <w:pPr>
+        <w:keepNext/>
+        <w:outlineLvl w:val="1"/>
+        <w:keepLines/>
+        <w:pBdr>
+          <w:top w:val="nil" w:sz="0" w:space="0" w:color="000000" tmln="20, 20, 20, 0, 0"/>
+          <w:left w:val="nil" w:sz="0" w:space="0" w:color="000000" tmln="20, 20, 20, 0, 0"/>
+          <w:bottom w:val="nil" w:sz="0" w:space="0" w:color="000000" tmln="20, 20, 20, 0, 0"/>
+          <w:right w:val="nil" w:sz="0" w:space="0" w:color="000000" tmln="20, 20, 20, 0, 0"/>
+          <w:between w:val="nil" w:sz="0" w:space="0" w:color="000000" tmln="20, 20, 20, 0, 0"/>
+        </w:pBdr>
+        <w:shd w:val="none"/>
+        <w:rPr>
+          <w:rFonts w:ascii="Arial" w:hAnsi="Arial" w:eastAsia="Arial" w:cs="Arial"/>
+          <w:b/>
+          <w:bCs/>
+          <w:sz w:val="32"/>
+          <w:szCs w:val="32"/>
+        </w:rPr>
+      </w:pPr>
+      <w:r>
+        <w:rPr>
+          <w:rFonts w:ascii="Arial" w:hAnsi="Arial" w:eastAsia="Arial" w:cs="Arial"/>
+          <w:b/>
+          <w:bCs/>
+          <w:sz w:val="32"/>
+          <w:szCs w:val="32"/>
+        </w:rPr>
+        <w:t xml:space="preserve"> tag-компонент(ы) (PlayerTag, LocalPlayerIndex) и поиск через view() — это даст тебе сразу правильную дорожку к мультиплееру/4X, без протаскивания Entity наружу. </w:t>
+      </w:r>
+    </w:p>
+    <w:p>
+      <w:pPr>
+        <w:keepNext/>
+        <w:outlineLvl w:val="1"/>
+        <w:keepLines/>
+        <w:pBdr>
+          <w:top w:val="nil" w:sz="0" w:space="0" w:color="000000" tmln="20, 20, 20, 0, 0"/>
+          <w:left w:val="nil" w:sz="0" w:space="0" w:color="000000" tmln="20, 20, 20, 0, 0"/>
+          <w:bottom w:val="nil" w:sz="0" w:space="0" w:color="000000" tmln="20, 20, 20, 0, 0"/>
+          <w:right w:val="nil" w:sz="0" w:space="0" w:color="000000" tmln="20, 20, 20, 0, 0"/>
+          <w:between w:val="nil" w:sz="0" w:space="0" w:color="000000" tmln="20, 20, 20, 0, 0"/>
+        </w:pBdr>
+        <w:shd w:val="none"/>
+        <w:rPr>
+          <w:rFonts w:cs="Arial"/>
+          <w:bCs/>
+          <w:szCs w:val="32"/>
+        </w:rPr>
+      </w:pPr>
+      <w:r>
+        <w:rPr>
+          <w:rFonts w:cs="Arial"/>
+          <w:bCs/>
+          <w:szCs w:val="32"/>
+        </w:rPr>
+        <w:t>Но это уже отдельная, осмысленная правка.</w:t>
+      </w:r>
+    </w:p>
+    <w:p>
+      <w:pPr>
+        <w:keepNext/>
+        <w:outlineLvl w:val="1"/>
+        <w:keepLines/>
+        <w:pBdr>
+          <w:top w:val="nil" w:sz="0" w:space="0" w:color="000000" tmln="20, 20, 20, 0, 0"/>
+          <w:left w:val="nil" w:sz="0" w:space="0" w:color="000000" tmln="20, 20, 20, 0, 0"/>
+          <w:bottom w:val="nil" w:sz="0" w:space="0" w:color="000000" tmln="20, 20, 20, 0, 0"/>
+          <w:right w:val="nil" w:sz="0" w:space="0" w:color="000000" tmln="20, 20, 20, 0, 0"/>
+          <w:between w:val="nil" w:sz="0" w:space="0" w:color="000000" tmln="20, 20, 20, 0, 0"/>
+        </w:pBdr>
+        <w:shd w:val="none"/>
+        <w:rPr>
+          <w:rFonts w:cs="Arial"/>
+          <w:bCs/>
+          <w:szCs w:val="32"/>
+        </w:rPr>
+      </w:pPr>
+      <w:r>
+        <w:rPr>
+          <w:rFonts w:cs="Arial"/>
+          <w:bCs/>
+          <w:szCs w:val="32"/>
+        </w:rPr>
+      </w:r>
+    </w:p>
+    <w:p>
+      <w:pPr>
+        <w:keepNext/>
+        <w:outlineLvl w:val="1"/>
+        <w:keepLines/>
+        <w:pBdr>
+          <w:top w:val="nil" w:sz="0" w:space="0" w:color="000000" tmln="20, 20, 20, 0, 0"/>
+          <w:left w:val="nil" w:sz="0" w:space="0" w:color="000000" tmln="20, 20, 20, 0, 0"/>
+          <w:bottom w:val="nil" w:sz="0" w:space="0" w:color="000000" tmln="20, 20, 20, 0, 0"/>
+          <w:right w:val="nil" w:sz="0" w:space="0" w:color="000000" tmln="20, 20, 20, 0, 0"/>
+          <w:between w:val="nil" w:sz="0" w:space="0" w:color="000000" tmln="20, 20, 20, 0, 0"/>
+        </w:pBdr>
+        <w:shd w:val="none"/>
+        <w:rPr>
+          <w:rFonts w:cs="Arial"/>
+          <w:bCs/>
+          <w:szCs w:val="32"/>
+        </w:rPr>
+      </w:pPr>
+      <w:r>
+        <w:rPr>
+          <w:rFonts w:cs="Arial"/>
+          <w:bCs/>
+          <w:szCs w:val="32"/>
+        </w:rPr>
+        <w:t>5) mPlayerEntity в game.h — да, сейчас лишнее. Когда и как делать “канал”?</w:t>
+      </w:r>
+    </w:p>
+    <w:p>
+      <w:pPr>
+        <w:keepNext/>
+        <w:outlineLvl w:val="1"/>
+        <w:keepLines/>
+        <w:pBdr>
+          <w:top w:val="nil" w:sz="0" w:space="0" w:color="000000" tmln="20, 20, 20, 0, 0"/>
+          <w:left w:val="nil" w:sz="0" w:space="0" w:color="000000" tmln="20, 20, 20, 0, 0"/>
+          <w:bottom w:val="nil" w:sz="0" w:space="0" w:color="000000" tmln="20, 20, 20, 0, 0"/>
+          <w:right w:val="nil" w:sz="0" w:space="0" w:color="000000" tmln="20, 20, 20, 0, 0"/>
+          <w:between w:val="nil" w:sz="0" w:space="0" w:color="000000" tmln="20, 20, 20, 0, 0"/>
+        </w:pBdr>
+        <w:shd w:val="none"/>
+        <w:rPr>
+          <w:rFonts w:cs="Arial"/>
+          <w:bCs/>
+          <w:szCs w:val="32"/>
+        </w:rPr>
+      </w:pPr>
+      <w:r>
+        <w:rPr>
+          <w:rFonts w:cs="Arial"/>
+          <w:bCs/>
+          <w:szCs w:val="32"/>
+        </w:rPr>
+        <w:t>Сейчас</w:t>
+      </w:r>
+    </w:p>
+    <w:p>
+      <w:pPr>
+        <w:keepNext/>
+        <w:outlineLvl w:val="1"/>
+        <w:keepLines/>
+        <w:pBdr>
+          <w:top w:val="nil" w:sz="0" w:space="0" w:color="000000" tmln="20, 20, 20, 0, 0"/>
+          <w:left w:val="nil" w:sz="0" w:space="0" w:color="000000" tmln="20, 20, 20, 0, 0"/>
+          <w:bottom w:val="nil" w:sz="0" w:space="0" w:color="000000" tmln="20, 20, 20, 0, 0"/>
+          <w:right w:val="nil" w:sz="0" w:space="0" w:color="000000" tmln="20, 20, 20, 0, 0"/>
+          <w:between w:val="nil" w:sz="0" w:space="0" w:color="000000" tmln="20, 20, 20, 0, 0"/>
+        </w:pBdr>
+        <w:shd w:val="none"/>
+        <w:rPr>
+          <w:rFonts w:cs="Arial"/>
+          <w:bCs/>
+          <w:szCs w:val="32"/>
+        </w:rPr>
+      </w:pPr>
+      <w:r>
+        <w:rPr>
+          <w:rFonts w:cs="Arial"/>
+          <w:bCs/>
+          <w:szCs w:val="32"/>
+        </w:rPr>
+      </w:r>
+    </w:p>
+    <w:p>
+      <w:pPr>
+        <w:keepNext/>
+        <w:outlineLvl w:val="1"/>
+        <w:keepLines/>
+        <w:pBdr>
+          <w:top w:val="nil" w:sz="0" w:space="0" w:color="000000" tmln="20, 20, 20, 0, 0"/>
+          <w:left w:val="nil" w:sz="0" w:space="0" w:color="000000" tmln="20, 20, 20, 0, 0"/>
+          <w:bottom w:val="nil" w:sz="0" w:space="0" w:color="000000" tmln="20, 20, 20, 0, 0"/>
+          <w:right w:val="nil" w:sz="0" w:space="0" w:color="000000" tmln="20, 20, 20, 0, 0"/>
+          <w:between w:val="nil" w:sz="0" w:space="0" w:color="000000" tmln="20, 20, 20, 0, 0"/>
+        </w:pBdr>
+        <w:shd w:val="none"/>
+        <w:rPr>
+          <w:rFonts w:cs="Arial"/>
+          <w:bCs/>
+          <w:szCs w:val="32"/>
+        </w:rPr>
+      </w:pPr>
+      <w:r>
+        <w:rPr>
+          <w:rFonts w:cs="Arial"/>
+          <w:bCs/>
+          <w:szCs w:val="32"/>
+        </w:rPr>
+        <w:t>Если поле нигде не используется — удаляй. Мёртвые поля — это мусор и источник будущих ложных допущений.</w:t>
+      </w:r>
+    </w:p>
+    <w:p>
+      <w:pPr>
+        <w:keepNext/>
+        <w:outlineLvl w:val="1"/>
+        <w:keepLines/>
+        <w:pBdr>
+          <w:top w:val="nil" w:sz="0" w:space="0" w:color="000000" tmln="20, 20, 20, 0, 0"/>
+          <w:left w:val="nil" w:sz="0" w:space="0" w:color="000000" tmln="20, 20, 20, 0, 0"/>
+          <w:bottom w:val="nil" w:sz="0" w:space="0" w:color="000000" tmln="20, 20, 20, 0, 0"/>
+          <w:right w:val="nil" w:sz="0" w:space="0" w:color="000000" tmln="20, 20, 20, 0, 0"/>
+          <w:between w:val="nil" w:sz="0" w:space="0" w:color="000000" tmln="20, 20, 20, 0, 0"/>
+        </w:pBdr>
+        <w:shd w:val="none"/>
+        <w:rPr>
+          <w:rFonts w:cs="Arial"/>
+          <w:bCs/>
+          <w:szCs w:val="32"/>
+        </w:rPr>
+      </w:pPr>
+      <w:r>
+        <w:rPr>
+          <w:rFonts w:cs="Arial"/>
+          <w:bCs/>
+          <w:szCs w:val="32"/>
+        </w:rPr>
+      </w:r>
+    </w:p>
+    <w:p>
+      <w:pPr>
+        <w:keepNext/>
+        <w:outlineLvl w:val="1"/>
+        <w:keepLines/>
+        <w:pBdr>
+          <w:top w:val="nil" w:sz="0" w:space="0" w:color="000000" tmln="20, 20, 20, 0, 0"/>
+          <w:left w:val="nil" w:sz="0" w:space="0" w:color="000000" tmln="20, 20, 20, 0, 0"/>
+          <w:bottom w:val="nil" w:sz="0" w:space="0" w:color="000000" tmln="20, 20, 20, 0, 0"/>
+          <w:right w:val="nil" w:sz="0" w:space="0" w:color="000000" tmln="20, 20, 20, 0, 0"/>
+          <w:between w:val="nil" w:sz="0" w:space="0" w:color="000000" tmln="20, 20, 20, 0, 0"/>
+        </w:pBdr>
+        <w:shd w:val="none"/>
+        <w:rPr>
+          <w:rFonts w:cs="Arial"/>
+          <w:bCs/>
+          <w:szCs w:val="32"/>
+        </w:rPr>
+      </w:pPr>
+      <w:r>
+        <w:rPr>
+          <w:rFonts w:cs="Arial"/>
+          <w:bCs/>
+          <w:szCs w:val="32"/>
+        </w:rPr>
+        <w:t>Когда добавлять канал</w:t>
+      </w:r>
+    </w:p>
+    <w:p>
+      <w:pPr>
+        <w:keepNext/>
+        <w:outlineLvl w:val="1"/>
+        <w:keepLines/>
+        <w:pBdr>
+          <w:top w:val="nil" w:sz="0" w:space="0" w:color="000000" tmln="20, 20, 20, 0, 0"/>
+          <w:left w:val="nil" w:sz="0" w:space="0" w:color="000000" tmln="20, 20, 20, 0, 0"/>
+          <w:bottom w:val="nil" w:sz="0" w:space="0" w:color="000000" tmln="20, 20, 20, 0, 0"/>
+          <w:right w:val="nil" w:sz="0" w:space="0" w:color="000000" tmln="20, 20, 20, 0, 0"/>
+          <w:between w:val="nil" w:sz="0" w:space="0" w:color="000000" tmln="20, 20, 20, 0, 0"/>
+        </w:pBdr>
+        <w:shd w:val="none"/>
+        <w:rPr>
+          <w:rFonts w:cs="Arial"/>
+          <w:bCs/>
+          <w:szCs w:val="32"/>
+        </w:rPr>
+      </w:pPr>
+      <w:r>
+        <w:rPr>
+          <w:rFonts w:cs="Arial"/>
+          <w:bCs/>
+          <w:szCs w:val="32"/>
+        </w:rPr>
+      </w:r>
+    </w:p>
+    <w:p>
+      <w:pPr>
+        <w:keepNext/>
+        <w:outlineLvl w:val="1"/>
+        <w:keepLines/>
+        <w:pBdr>
+          <w:top w:val="nil" w:sz="0" w:space="0" w:color="000000" tmln="20, 20, 20, 0, 0"/>
+          <w:left w:val="nil" w:sz="0" w:space="0" w:color="000000" tmln="20, 20, 20, 0, 0"/>
+          <w:bottom w:val="nil" w:sz="0" w:space="0" w:color="000000" tmln="20, 20, 20, 0, 0"/>
+          <w:right w:val="nil" w:sz="0" w:space="0" w:color="000000" tmln="20, 20, 20, 0, 0"/>
+          <w:between w:val="nil" w:sz="0" w:space="0" w:color="000000" tmln="20, 20, 20, 0, 0"/>
+        </w:pBdr>
+        <w:shd w:val="none"/>
+        <w:rPr>
+          <w:rFonts w:cs="Arial"/>
+          <w:bCs/>
+          <w:szCs w:val="32"/>
+        </w:rPr>
+      </w:pPr>
+      <w:r>
+        <w:rPr>
+          <w:rFonts w:cs="Arial"/>
+          <w:bCs/>
+          <w:szCs w:val="32"/>
+        </w:rPr>
+        <w:t>Когда появится первый реальный потребитель конкретного игрока:</w:t>
+      </w:r>
+    </w:p>
+    <w:p>
+      <w:pPr>
+        <w:keepNext/>
+        <w:outlineLvl w:val="1"/>
+        <w:keepLines/>
+        <w:pBdr>
+          <w:top w:val="nil" w:sz="0" w:space="0" w:color="000000" tmln="20, 20, 20, 0, 0"/>
+          <w:left w:val="nil" w:sz="0" w:space="0" w:color="000000" tmln="20, 20, 20, 0, 0"/>
+          <w:bottom w:val="nil" w:sz="0" w:space="0" w:color="000000" tmln="20, 20, 20, 0, 0"/>
+          <w:right w:val="nil" w:sz="0" w:space="0" w:color="000000" tmln="20, 20, 20, 0, 0"/>
+          <w:between w:val="nil" w:sz="0" w:space="0" w:color="000000" tmln="20, 20, 20, 0, 0"/>
+        </w:pBdr>
+        <w:shd w:val="none"/>
+        <w:rPr>
+          <w:rFonts w:cs="Arial"/>
+          <w:bCs/>
+          <w:szCs w:val="32"/>
+        </w:rPr>
+      </w:pPr>
+      <w:r>
+        <w:rPr>
+          <w:rFonts w:cs="Arial"/>
+          <w:bCs/>
+          <w:szCs w:val="32"/>
+        </w:rPr>
+      </w:r>
+    </w:p>
+    <w:p>
+      <w:pPr>
+        <w:keepNext/>
+        <w:outlineLvl w:val="1"/>
+        <w:keepLines/>
+        <w:pBdr>
+          <w:top w:val="nil" w:sz="0" w:space="0" w:color="000000" tmln="20, 20, 20, 0, 0"/>
+          <w:left w:val="nil" w:sz="0" w:space="0" w:color="000000" tmln="20, 20, 20, 0, 0"/>
+          <w:bottom w:val="nil" w:sz="0" w:space="0" w:color="000000" tmln="20, 20, 20, 0, 0"/>
+          <w:right w:val="nil" w:sz="0" w:space="0" w:color="000000" tmln="20, 20, 20, 0, 0"/>
+          <w:between w:val="nil" w:sz="0" w:space="0" w:color="000000" tmln="20, 20, 20, 0, 0"/>
+        </w:pBdr>
+        <w:shd w:val="none"/>
+        <w:rPr>
+          <w:rFonts w:cs="Arial"/>
+          <w:bCs/>
+          <w:szCs w:val="32"/>
+        </w:rPr>
+      </w:pPr>
+      <w:r>
+        <w:rPr>
+          <w:rFonts w:cs="Arial"/>
+          <w:bCs/>
+          <w:szCs w:val="32"/>
+        </w:rPr>
+        <w:t>камера/фокус на игрока,</w:t>
+      </w:r>
+    </w:p>
+    <w:p>
+      <w:pPr>
+        <w:keepNext/>
+        <w:outlineLvl w:val="1"/>
+        <w:keepLines/>
+        <w:pBdr>
+          <w:top w:val="nil" w:sz="0" w:space="0" w:color="000000" tmln="20, 20, 20, 0, 0"/>
+          <w:left w:val="nil" w:sz="0" w:space="0" w:color="000000" tmln="20, 20, 20, 0, 0"/>
+          <w:bottom w:val="nil" w:sz="0" w:space="0" w:color="000000" tmln="20, 20, 20, 0, 0"/>
+          <w:right w:val="nil" w:sz="0" w:space="0" w:color="000000" tmln="20, 20, 20, 0, 0"/>
+          <w:between w:val="nil" w:sz="0" w:space="0" w:color="000000" tmln="20, 20, 20, 0, 0"/>
+        </w:pBdr>
+        <w:shd w:val="none"/>
+        <w:rPr>
+          <w:rFonts w:cs="Arial"/>
+          <w:bCs/>
+          <w:szCs w:val="32"/>
+        </w:rPr>
+      </w:pPr>
+      <w:r>
+        <w:rPr>
+          <w:rFonts w:cs="Arial"/>
+          <w:bCs/>
+          <w:szCs w:val="32"/>
+        </w:rPr>
+      </w:r>
+    </w:p>
+    <w:p>
+      <w:pPr>
+        <w:keepNext/>
+        <w:outlineLvl w:val="1"/>
+        <w:keepLines/>
+        <w:pBdr>
+          <w:top w:val="nil" w:sz="0" w:space="0" w:color="000000" tmln="20, 20, 20, 0, 0"/>
+          <w:left w:val="nil" w:sz="0" w:space="0" w:color="000000" tmln="20, 20, 20, 0, 0"/>
+          <w:bottom w:val="nil" w:sz="0" w:space="0" w:color="000000" tmln="20, 20, 20, 0, 0"/>
+          <w:right w:val="nil" w:sz="0" w:space="0" w:color="000000" tmln="20, 20, 20, 0, 0"/>
+          <w:between w:val="nil" w:sz="0" w:space="0" w:color="000000" tmln="20, 20, 20, 0, 0"/>
+        </w:pBdr>
+        <w:shd w:val="none"/>
+        <w:rPr>
+          <w:rFonts w:cs="Arial"/>
+          <w:bCs/>
+          <w:szCs w:val="32"/>
+        </w:rPr>
+      </w:pPr>
+      <w:r>
+        <w:rPr>
+          <w:rFonts w:cs="Arial"/>
+          <w:bCs/>
+          <w:szCs w:val="32"/>
+        </w:rPr>
+        <w:t>HUD, привязанный к конкретному локальному игроку,</w:t>
+      </w:r>
+    </w:p>
+    <w:p>
+      <w:pPr>
+        <w:keepNext/>
+        <w:outlineLvl w:val="1"/>
+        <w:keepLines/>
+        <w:pBdr>
+          <w:top w:val="nil" w:sz="0" w:space="0" w:color="000000" tmln="20, 20, 20, 0, 0"/>
+          <w:left w:val="nil" w:sz="0" w:space="0" w:color="000000" tmln="20, 20, 20, 0, 0"/>
+          <w:bottom w:val="nil" w:sz="0" w:space="0" w:color="000000" tmln="20, 20, 20, 0, 0"/>
+          <w:right w:val="nil" w:sz="0" w:space="0" w:color="000000" tmln="20, 20, 20, 0, 0"/>
+          <w:between w:val="nil" w:sz="0" w:space="0" w:color="000000" tmln="20, 20, 20, 0, 0"/>
+        </w:pBdr>
+        <w:shd w:val="none"/>
+        <w:rPr>
+          <w:rFonts w:cs="Arial"/>
+          <w:bCs/>
+          <w:szCs w:val="32"/>
+        </w:rPr>
+      </w:pPr>
+      <w:r>
+        <w:rPr>
+          <w:rFonts w:cs="Arial"/>
+          <w:bCs/>
+          <w:szCs w:val="32"/>
+        </w:rPr>
+      </w:r>
+    </w:p>
+    <w:p>
+      <w:pPr>
+        <w:keepNext/>
+        <w:outlineLvl w:val="1"/>
+        <w:keepLines/>
+        <w:pBdr>
+          <w:top w:val="nil" w:sz="0" w:space="0" w:color="000000" tmln="20, 20, 20, 0, 0"/>
+          <w:left w:val="nil" w:sz="0" w:space="0" w:color="000000" tmln="20, 20, 20, 0, 0"/>
+          <w:bottom w:val="nil" w:sz="0" w:space="0" w:color="000000" tmln="20, 20, 20, 0, 0"/>
+          <w:right w:val="nil" w:sz="0" w:space="0" w:color="000000" tmln="20, 20, 20, 0, 0"/>
+          <w:between w:val="nil" w:sz="0" w:space="0" w:color="000000" tmln="20, 20, 20, 0, 0"/>
+        </w:pBdr>
+        <w:shd w:val="none"/>
+        <w:rPr>
+          <w:rFonts w:cs="Arial"/>
+          <w:bCs/>
+          <w:szCs w:val="32"/>
+        </w:rPr>
+      </w:pPr>
+      <w:r>
+        <w:rPr>
+          <w:rFonts w:cs="Arial"/>
+          <w:bCs/>
+          <w:szCs w:val="32"/>
+        </w:rPr>
+        <w:t>input-роутинг для split-screen / локального мультиплеера,</w:t>
+      </w:r>
+    </w:p>
+    <w:p>
+      <w:pPr>
+        <w:keepNext/>
+        <w:outlineLvl w:val="1"/>
+        <w:keepLines/>
+        <w:pBdr>
+          <w:top w:val="nil" w:sz="0" w:space="0" w:color="000000" tmln="20, 20, 20, 0, 0"/>
+          <w:left w:val="nil" w:sz="0" w:space="0" w:color="000000" tmln="20, 20, 20, 0, 0"/>
+          <w:bottom w:val="nil" w:sz="0" w:space="0" w:color="000000" tmln="20, 20, 20, 0, 0"/>
+          <w:right w:val="nil" w:sz="0" w:space="0" w:color="000000" tmln="20, 20, 20, 0, 0"/>
+          <w:between w:val="nil" w:sz="0" w:space="0" w:color="000000" tmln="20, 20, 20, 0, 0"/>
+        </w:pBdr>
+        <w:shd w:val="none"/>
+        <w:rPr>
+          <w:rFonts w:cs="Arial"/>
+          <w:bCs/>
+          <w:szCs w:val="32"/>
+        </w:rPr>
+      </w:pPr>
+      <w:r>
+        <w:rPr>
+          <w:rFonts w:cs="Arial"/>
+          <w:bCs/>
+          <w:szCs w:val="32"/>
+        </w:rPr>
+      </w:r>
+    </w:p>
+    <w:p>
+      <w:pPr>
+        <w:keepNext/>
+        <w:outlineLvl w:val="1"/>
+        <w:keepLines/>
+        <w:pBdr>
+          <w:top w:val="nil" w:sz="0" w:space="0" w:color="000000" tmln="20, 20, 20, 0, 0"/>
+          <w:left w:val="nil" w:sz="0" w:space="0" w:color="000000" tmln="20, 20, 20, 0, 0"/>
+          <w:bottom w:val="nil" w:sz="0" w:space="0" w:color="000000" tmln="20, 20, 20, 0, 0"/>
+          <w:right w:val="nil" w:sz="0" w:space="0" w:color="000000" tmln="20, 20, 20, 0, 0"/>
+          <w:between w:val="nil" w:sz="0" w:space="0" w:color="000000" tmln="20, 20, 20, 0, 0"/>
+        </w:pBdr>
+        <w:shd w:val="none"/>
+        <w:rPr>
+          <w:rFonts w:cs="Arial"/>
+          <w:bCs/>
+          <w:szCs w:val="32"/>
+        </w:rPr>
+      </w:pPr>
+      <w:r>
+        <w:rPr>
+          <w:rFonts w:cs="Arial"/>
+          <w:bCs/>
+          <w:szCs w:val="32"/>
+        </w:rPr>
+        <w:t>“player died / respawn” адресно по игроку.</w:t>
+      </w:r>
+    </w:p>
+    <w:p>
+      <w:pPr>
+        <w:keepNext/>
+        <w:outlineLvl w:val="1"/>
+        <w:keepLines/>
+        <w:pBdr>
+          <w:top w:val="nil" w:sz="0" w:space="0" w:color="000000" tmln="20, 20, 20, 0, 0"/>
+          <w:left w:val="nil" w:sz="0" w:space="0" w:color="000000" tmln="20, 20, 20, 0, 0"/>
+          <w:bottom w:val="nil" w:sz="0" w:space="0" w:color="000000" tmln="20, 20, 20, 0, 0"/>
+          <w:right w:val="nil" w:sz="0" w:space="0" w:color="000000" tmln="20, 20, 20, 0, 0"/>
+          <w:between w:val="nil" w:sz="0" w:space="0" w:color="000000" tmln="20, 20, 20, 0, 0"/>
+        </w:pBdr>
+        <w:shd w:val="none"/>
+        <w:rPr>
+          <w:rFonts w:cs="Arial"/>
+          <w:bCs/>
+          <w:szCs w:val="32"/>
+        </w:rPr>
+      </w:pPr>
+      <w:r>
+        <w:rPr>
+          <w:rFonts w:cs="Arial"/>
+          <w:bCs/>
+          <w:szCs w:val="32"/>
+        </w:rPr>
+      </w:r>
+    </w:p>
+    <w:p>
+      <w:pPr>
+        <w:keepNext/>
+        <w:outlineLvl w:val="1"/>
+        <w:keepLines/>
+        <w:pBdr>
+          <w:top w:val="nil" w:sz="0" w:space="0" w:color="000000" tmln="20, 20, 20, 0, 0"/>
+          <w:left w:val="nil" w:sz="0" w:space="0" w:color="000000" tmln="20, 20, 20, 0, 0"/>
+          <w:bottom w:val="nil" w:sz="0" w:space="0" w:color="000000" tmln="20, 20, 20, 0, 0"/>
+          <w:right w:val="nil" w:sz="0" w:space="0" w:color="000000" tmln="20, 20, 20, 0, 0"/>
+          <w:between w:val="nil" w:sz="0" w:space="0" w:color="000000" tmln="20, 20, 20, 0, 0"/>
+        </w:pBdr>
+        <w:shd w:val="none"/>
+        <w:rPr>
+          <w:rFonts w:cs="Arial"/>
+          <w:bCs/>
+          <w:szCs w:val="32"/>
+        </w:rPr>
+      </w:pPr>
+      <w:r>
+        <w:rPr>
+          <w:rFonts w:cs="Arial"/>
+          <w:bCs/>
+          <w:szCs w:val="32"/>
+        </w:rPr>
+        <w:t>До этого момента хранить Entity в Game — преждевременно и архитектурно грязно.</w:t>
+      </w:r>
+    </w:p>
+    <w:p>
+      <w:pPr>
+        <w:keepNext/>
+        <w:outlineLvl w:val="1"/>
+        <w:keepLines/>
+        <w:pBdr>
+          <w:top w:val="nil" w:sz="0" w:space="0" w:color="000000" tmln="20, 20, 20, 0, 0"/>
+          <w:left w:val="nil" w:sz="0" w:space="0" w:color="000000" tmln="20, 20, 20, 0, 0"/>
+          <w:bottom w:val="nil" w:sz="0" w:space="0" w:color="000000" tmln="20, 20, 20, 0, 0"/>
+          <w:right w:val="nil" w:sz="0" w:space="0" w:color="000000" tmln="20, 20, 20, 0, 0"/>
+          <w:between w:val="nil" w:sz="0" w:space="0" w:color="000000" tmln="20, 20, 20, 0, 0"/>
+        </w:pBdr>
+        <w:shd w:val="none"/>
+        <w:rPr>
+          <w:rFonts w:cs="Arial"/>
+          <w:bCs/>
+          <w:szCs w:val="32"/>
+        </w:rPr>
+      </w:pPr>
+      <w:r>
+        <w:rPr>
+          <w:rFonts w:cs="Arial"/>
+          <w:bCs/>
+          <w:szCs w:val="32"/>
+        </w:rPr>
+      </w:r>
+    </w:p>
+    <w:p>
+      <w:pPr>
+        <w:keepNext/>
+        <w:outlineLvl w:val="1"/>
+        <w:keepLines/>
+        <w:pBdr>
+          <w:top w:val="nil" w:sz="0" w:space="0" w:color="000000" tmln="20, 20, 20, 0, 0"/>
+          <w:left w:val="nil" w:sz="0" w:space="0" w:color="000000" tmln="20, 20, 20, 0, 0"/>
+          <w:bottom w:val="nil" w:sz="0" w:space="0" w:color="000000" tmln="20, 20, 20, 0, 0"/>
+          <w:right w:val="nil" w:sz="0" w:space="0" w:color="000000" tmln="20, 20, 20, 0, 0"/>
+          <w:between w:val="nil" w:sz="0" w:space="0" w:color="000000" tmln="20, 20, 20, 0, 0"/>
+        </w:pBdr>
+        <w:shd w:val="none"/>
+        <w:rPr>
+          <w:rFonts w:cs="Arial"/>
+          <w:bCs/>
+          <w:szCs w:val="32"/>
+        </w:rPr>
+      </w:pPr>
+      <w:r>
+        <w:rPr>
+          <w:rFonts w:cs="Arial"/>
+          <w:bCs/>
+          <w:szCs w:val="32"/>
+        </w:rPr>
+        <w:t>Какой канал я рекомендую и почему</w:t>
+      </w:r>
+    </w:p>
+    <w:p>
+      <w:pPr>
+        <w:keepNext/>
+        <w:outlineLvl w:val="1"/>
+        <w:keepLines/>
+        <w:pBdr>
+          <w:top w:val="nil" w:sz="0" w:space="0" w:color="000000" tmln="20, 20, 20, 0, 0"/>
+          <w:left w:val="nil" w:sz="0" w:space="0" w:color="000000" tmln="20, 20, 20, 0, 0"/>
+          <w:bottom w:val="nil" w:sz="0" w:space="0" w:color="000000" tmln="20, 20, 20, 0, 0"/>
+          <w:right w:val="nil" w:sz="0" w:space="0" w:color="000000" tmln="20, 20, 20, 0, 0"/>
+          <w:between w:val="nil" w:sz="0" w:space="0" w:color="000000" tmln="20, 20, 20, 0, 0"/>
+        </w:pBdr>
+        <w:shd w:val="none"/>
+        <w:rPr>
+          <w:rFonts w:cs="Arial"/>
+          <w:bCs/>
+          <w:szCs w:val="32"/>
+        </w:rPr>
+      </w:pPr>
+      <w:r>
+        <w:rPr>
+          <w:rFonts w:cs="Arial"/>
+          <w:bCs/>
+          <w:szCs w:val="32"/>
+        </w:rPr>
+      </w:r>
+    </w:p>
+    <w:p>
+      <w:pPr>
+        <w:keepNext/>
+        <w:outlineLvl w:val="1"/>
+        <w:keepLines/>
+        <w:pBdr>
+          <w:top w:val="nil" w:sz="0" w:space="0" w:color="000000" tmln="20, 20, 20, 0, 0"/>
+          <w:left w:val="nil" w:sz="0" w:space="0" w:color="000000" tmln="20, 20, 20, 0, 0"/>
+          <w:bottom w:val="nil" w:sz="0" w:space="0" w:color="000000" tmln="20, 20, 20, 0, 0"/>
+          <w:right w:val="nil" w:sz="0" w:space="0" w:color="000000" tmln="20, 20, 20, 0, 0"/>
+          <w:between w:val="nil" w:sz="0" w:space="0" w:color="000000" tmln="20, 20, 20, 0, 0"/>
+        </w:pBdr>
+        <w:shd w:val="none"/>
+        <w:rPr>
+          <w:rFonts w:cs="Arial"/>
+          <w:bCs/>
+          <w:szCs w:val="32"/>
+        </w:rPr>
+      </w:pPr>
+      <w:r>
+        <w:rPr>
+          <w:rFonts w:cs="Arial"/>
+          <w:bCs/>
+          <w:szCs w:val="32"/>
+        </w:rPr>
+        <w:t>Лучший базовый вариант для ECS и будущего мультиплеера:</w:t>
+      </w:r>
+    </w:p>
+    <w:p>
+      <w:pPr>
+        <w:keepNext/>
+        <w:outlineLvl w:val="1"/>
+        <w:keepLines/>
+        <w:pBdr>
+          <w:top w:val="nil" w:sz="0" w:space="0" w:color="000000" tmln="20, 20, 20, 0, 0"/>
+          <w:left w:val="nil" w:sz="0" w:space="0" w:color="000000" tmln="20, 20, 20, 0, 0"/>
+          <w:bottom w:val="nil" w:sz="0" w:space="0" w:color="000000" tmln="20, 20, 20, 0, 0"/>
+          <w:right w:val="nil" w:sz="0" w:space="0" w:color="000000" tmln="20, 20, 20, 0, 0"/>
+          <w:between w:val="nil" w:sz="0" w:space="0" w:color="000000" tmln="20, 20, 20, 0, 0"/>
+        </w:pBdr>
+        <w:shd w:val="none"/>
+        <w:rPr>
+          <w:rFonts w:cs="Arial"/>
+          <w:bCs/>
+          <w:szCs w:val="32"/>
+        </w:rPr>
+      </w:pPr>
+      <w:r>
+        <w:rPr>
+          <w:rFonts w:cs="Arial"/>
+          <w:bCs/>
+          <w:szCs w:val="32"/>
+        </w:rPr>
+      </w:r>
+    </w:p>
+    <w:p>
+      <w:pPr>
+        <w:keepNext/>
+        <w:outlineLvl w:val="1"/>
+        <w:keepLines/>
+        <w:pBdr>
+          <w:top w:val="nil" w:sz="0" w:space="0" w:color="000000" tmln="20, 20, 20, 0, 0"/>
+          <w:left w:val="nil" w:sz="0" w:space="0" w:color="000000" tmln="20, 20, 20, 0, 0"/>
+          <w:bottom w:val="nil" w:sz="0" w:space="0" w:color="000000" tmln="20, 20, 20, 0, 0"/>
+          <w:right w:val="nil" w:sz="0" w:space="0" w:color="000000" tmln="20, 20, 20, 0, 0"/>
+          <w:between w:val="nil" w:sz="0" w:space="0" w:color="000000" tmln="20, 20, 20, 0, 0"/>
+        </w:pBdr>
+        <w:shd w:val="none"/>
+        <w:rPr>
+          <w:rFonts w:cs="Arial"/>
+          <w:bCs/>
+          <w:szCs w:val="32"/>
+        </w:rPr>
+      </w:pPr>
+      <w:r>
+        <w:rPr>
+          <w:rFonts w:cs="Arial"/>
+          <w:bCs/>
+          <w:szCs w:val="32"/>
+        </w:rPr>
+        <w:t>LocalPlayerTag (пустой tag-компонент) для сингла</w:t>
+      </w:r>
+    </w:p>
+    <w:p>
+      <w:pPr>
+        <w:keepNext/>
+        <w:outlineLvl w:val="1"/>
+        <w:keepLines/>
+        <w:pBdr>
+          <w:top w:val="nil" w:sz="0" w:space="0" w:color="000000" tmln="20, 20, 20, 0, 0"/>
+          <w:left w:val="nil" w:sz="0" w:space="0" w:color="000000" tmln="20, 20, 20, 0, 0"/>
+          <w:bottom w:val="nil" w:sz="0" w:space="0" w:color="000000" tmln="20, 20, 20, 0, 0"/>
+          <w:right w:val="nil" w:sz="0" w:space="0" w:color="000000" tmln="20, 20, 20, 0, 0"/>
+          <w:between w:val="nil" w:sz="0" w:space="0" w:color="000000" tmln="20, 20, 20, 0, 0"/>
+        </w:pBdr>
+        <w:shd w:val="none"/>
+        <w:rPr>
+          <w:rFonts w:cs="Arial"/>
+          <w:bCs/>
+          <w:szCs w:val="32"/>
+        </w:rPr>
+      </w:pPr>
+      <w:r>
+        <w:rPr>
+          <w:rFonts w:cs="Arial"/>
+          <w:bCs/>
+          <w:szCs w:val="32"/>
+        </w:rPr>
+      </w:r>
+    </w:p>
+    <w:p>
+      <w:pPr>
+        <w:keepNext/>
+        <w:outlineLvl w:val="1"/>
+        <w:keepLines/>
+        <w:pBdr>
+          <w:top w:val="nil" w:sz="0" w:space="0" w:color="000000" tmln="20, 20, 20, 0, 0"/>
+          <w:left w:val="nil" w:sz="0" w:space="0" w:color="000000" tmln="20, 20, 20, 0, 0"/>
+          <w:bottom w:val="nil" w:sz="0" w:space="0" w:color="000000" tmln="20, 20, 20, 0, 0"/>
+          <w:right w:val="nil" w:sz="0" w:space="0" w:color="000000" tmln="20, 20, 20, 0, 0"/>
+          <w:between w:val="nil" w:sz="0" w:space="0" w:color="000000" tmln="20, 20, 20, 0, 0"/>
+        </w:pBdr>
+        <w:shd w:val="none"/>
+        <w:rPr>
+          <w:rFonts w:cs="Arial"/>
+          <w:bCs/>
+          <w:szCs w:val="32"/>
+        </w:rPr>
+      </w:pPr>
+      <w:r>
+        <w:rPr>
+          <w:rFonts w:cs="Arial"/>
+          <w:bCs/>
+          <w:szCs w:val="32"/>
+        </w:rPr>
+        <w:t>просто и быстро: world.view&lt;LocalPlayerTag&gt;() → нашли сущность</w:t>
+      </w:r>
+    </w:p>
+    <w:p>
+      <w:pPr>
+        <w:keepNext/>
+        <w:outlineLvl w:val="1"/>
+        <w:keepLines/>
+        <w:pBdr>
+          <w:top w:val="nil" w:sz="0" w:space="0" w:color="000000" tmln="20, 20, 20, 0, 0"/>
+          <w:left w:val="nil" w:sz="0" w:space="0" w:color="000000" tmln="20, 20, 20, 0, 0"/>
+          <w:bottom w:val="nil" w:sz="0" w:space="0" w:color="000000" tmln="20, 20, 20, 0, 0"/>
+          <w:right w:val="nil" w:sz="0" w:space="0" w:color="000000" tmln="20, 20, 20, 0, 0"/>
+          <w:between w:val="nil" w:sz="0" w:space="0" w:color="000000" tmln="20, 20, 20, 0, 0"/>
+        </w:pBdr>
+        <w:shd w:val="none"/>
+        <w:rPr>
+          <w:rFonts w:cs="Arial"/>
+          <w:bCs/>
+          <w:szCs w:val="32"/>
+        </w:rPr>
+      </w:pPr>
+      <w:r>
+        <w:rPr>
+          <w:rFonts w:cs="Arial"/>
+          <w:bCs/>
+          <w:szCs w:val="32"/>
+        </w:rPr>
+      </w:r>
+    </w:p>
+    <w:p>
+      <w:pPr>
+        <w:keepNext/>
+        <w:outlineLvl w:val="1"/>
+        <w:keepLines/>
+        <w:pBdr>
+          <w:top w:val="nil" w:sz="0" w:space="0" w:color="000000" tmln="20, 20, 20, 0, 0"/>
+          <w:left w:val="nil" w:sz="0" w:space="0" w:color="000000" tmln="20, 20, 20, 0, 0"/>
+          <w:bottom w:val="nil" w:sz="0" w:space="0" w:color="000000" tmln="20, 20, 20, 0, 0"/>
+          <w:right w:val="nil" w:sz="0" w:space="0" w:color="000000" tmln="20, 20, 20, 0, 0"/>
+          <w:between w:val="nil" w:sz="0" w:space="0" w:color="000000" tmln="20, 20, 20, 0, 0"/>
+        </w:pBdr>
+        <w:shd w:val="none"/>
+        <w:rPr>
+          <w:rFonts w:cs="Arial"/>
+          <w:bCs/>
+          <w:szCs w:val="32"/>
+        </w:rPr>
+      </w:pPr>
+      <w:r>
+        <w:rPr>
+          <w:rFonts w:cs="Arial"/>
+          <w:bCs/>
+          <w:szCs w:val="32"/>
+        </w:rPr>
+        <w:t>не хранишь Entity в Game, нет проблем с жизненным циклом</w:t>
+      </w:r>
+    </w:p>
+    <w:p>
+      <w:pPr>
+        <w:keepNext/>
+        <w:outlineLvl w:val="1"/>
+        <w:keepLines/>
+        <w:pBdr>
+          <w:top w:val="nil" w:sz="0" w:space="0" w:color="000000" tmln="20, 20, 20, 0, 0"/>
+          <w:left w:val="nil" w:sz="0" w:space="0" w:color="000000" tmln="20, 20, 20, 0, 0"/>
+          <w:bottom w:val="nil" w:sz="0" w:space="0" w:color="000000" tmln="20, 20, 20, 0, 0"/>
+          <w:right w:val="nil" w:sz="0" w:space="0" w:color="000000" tmln="20, 20, 20, 0, 0"/>
+          <w:between w:val="nil" w:sz="0" w:space="0" w:color="000000" tmln="20, 20, 20, 0, 0"/>
+        </w:pBdr>
+        <w:shd w:val="none"/>
+        <w:rPr>
+          <w:rFonts w:cs="Arial"/>
+          <w:bCs/>
+          <w:szCs w:val="32"/>
+        </w:rPr>
+      </w:pPr>
+      <w:r>
+        <w:rPr>
+          <w:rFonts w:cs="Arial"/>
+          <w:bCs/>
+          <w:szCs w:val="32"/>
+        </w:rPr>
+      </w:r>
+    </w:p>
+    <w:p>
+      <w:pPr>
+        <w:keepNext/>
+        <w:outlineLvl w:val="1"/>
+        <w:keepLines/>
+        <w:pBdr>
+          <w:top w:val="nil" w:sz="0" w:space="0" w:color="000000" tmln="20, 20, 20, 0, 0"/>
+          <w:left w:val="nil" w:sz="0" w:space="0" w:color="000000" tmln="20, 20, 20, 0, 0"/>
+          <w:bottom w:val="nil" w:sz="0" w:space="0" w:color="000000" tmln="20, 20, 20, 0, 0"/>
+          <w:right w:val="nil" w:sz="0" w:space="0" w:color="000000" tmln="20, 20, 20, 0, 0"/>
+          <w:between w:val="nil" w:sz="0" w:space="0" w:color="000000" tmln="20, 20, 20, 0, 0"/>
+        </w:pBdr>
+        <w:shd w:val="none"/>
+        <w:rPr>
+          <w:rFonts w:cs="Arial"/>
+          <w:bCs/>
+          <w:szCs w:val="32"/>
+        </w:rPr>
+      </w:pPr>
+      <w:r>
+        <w:rPr>
+          <w:rFonts w:cs="Arial"/>
+          <w:bCs/>
+          <w:szCs w:val="32"/>
+        </w:rPr>
+        <w:t>или (чуть взрослее) PlayerIndexComponent{ std::uint8_t index; } + LocalPlayerComponent{ std::uint8_t localIndex; }</w:t>
+      </w:r>
+    </w:p>
+    <w:p>
+      <w:pPr>
+        <w:keepNext/>
+        <w:outlineLvl w:val="1"/>
+        <w:keepLines/>
+        <w:pBdr>
+          <w:top w:val="nil" w:sz="0" w:space="0" w:color="000000" tmln="20, 20, 20, 0, 0"/>
+          <w:left w:val="nil" w:sz="0" w:space="0" w:color="000000" tmln="20, 20, 20, 0, 0"/>
+          <w:bottom w:val="nil" w:sz="0" w:space="0" w:color="000000" tmln="20, 20, 20, 0, 0"/>
+          <w:right w:val="nil" w:sz="0" w:space="0" w:color="000000" tmln="20, 20, 20, 0, 0"/>
+          <w:between w:val="nil" w:sz="0" w:space="0" w:color="000000" tmln="20, 20, 20, 0, 0"/>
+        </w:pBdr>
+        <w:shd w:val="none"/>
+        <w:rPr>
+          <w:rFonts w:cs="Arial"/>
+          <w:bCs/>
+          <w:szCs w:val="32"/>
+        </w:rPr>
+      </w:pPr>
+      <w:r>
+        <w:rPr>
+          <w:rFonts w:cs="Arial"/>
+          <w:bCs/>
+          <w:szCs w:val="32"/>
+        </w:rPr>
+      </w:r>
+    </w:p>
+    <w:p>
+      <w:pPr>
+        <w:keepNext/>
+        <w:outlineLvl w:val="1"/>
+        <w:keepLines/>
+        <w:pBdr>
+          <w:top w:val="nil" w:sz="0" w:space="0" w:color="000000" tmln="20, 20, 20, 0, 0"/>
+          <w:left w:val="nil" w:sz="0" w:space="0" w:color="000000" tmln="20, 20, 20, 0, 0"/>
+          <w:bottom w:val="nil" w:sz="0" w:space="0" w:color="000000" tmln="20, 20, 20, 0, 0"/>
+          <w:right w:val="nil" w:sz="0" w:space="0" w:color="000000" tmln="20, 20, 20, 0, 0"/>
+          <w:between w:val="nil" w:sz="0" w:space="0" w:color="000000" tmln="20, 20, 20, 0, 0"/>
+        </w:pBdr>
+        <w:shd w:val="none"/>
+        <w:rPr>
+          <w:rFonts w:cs="Arial"/>
+          <w:bCs/>
+          <w:szCs w:val="32"/>
+        </w:rPr>
+      </w:pPr>
+      <w:r>
+        <w:rPr>
+          <w:rFonts w:cs="Arial"/>
+          <w:bCs/>
+          <w:szCs w:val="32"/>
+        </w:rPr>
+        <w:t>сразу масштабируется на N игроков</w:t>
+      </w:r>
+    </w:p>
+    <w:p>
+      <w:pPr>
+        <w:keepNext/>
+        <w:outlineLvl w:val="1"/>
+        <w:keepLines/>
+        <w:pBdr>
+          <w:top w:val="nil" w:sz="0" w:space="0" w:color="000000" tmln="20, 20, 20, 0, 0"/>
+          <w:left w:val="nil" w:sz="0" w:space="0" w:color="000000" tmln="20, 20, 20, 0, 0"/>
+          <w:bottom w:val="nil" w:sz="0" w:space="0" w:color="000000" tmln="20, 20, 20, 0, 0"/>
+          <w:right w:val="nil" w:sz="0" w:space="0" w:color="000000" tmln="20, 20, 20, 0, 0"/>
+          <w:between w:val="nil" w:sz="0" w:space="0" w:color="000000" tmln="20, 20, 20, 0, 0"/>
+        </w:pBdr>
+        <w:shd w:val="none"/>
+        <w:rPr>
+          <w:rFonts w:cs="Arial"/>
+          <w:bCs/>
+          <w:szCs w:val="32"/>
+        </w:rPr>
+      </w:pPr>
+      <w:r>
+        <w:rPr>
+          <w:rFonts w:cs="Arial"/>
+          <w:bCs/>
+          <w:szCs w:val="32"/>
+        </w:rPr>
+      </w:r>
+    </w:p>
+    <w:p>
+      <w:pPr>
+        <w:keepNext/>
+        <w:outlineLvl w:val="1"/>
+        <w:keepLines/>
+        <w:pBdr>
+          <w:top w:val="nil" w:sz="0" w:space="0" w:color="000000" tmln="20, 20, 20, 0, 0"/>
+          <w:left w:val="nil" w:sz="0" w:space="0" w:color="000000" tmln="20, 20, 20, 0, 0"/>
+          <w:bottom w:val="nil" w:sz="0" w:space="0" w:color="000000" tmln="20, 20, 20, 0, 0"/>
+          <w:right w:val="nil" w:sz="0" w:space="0" w:color="000000" tmln="20, 20, 20, 0, 0"/>
+          <w:between w:val="nil" w:sz="0" w:space="0" w:color="000000" tmln="20, 20, 20, 0, 0"/>
+        </w:pBdr>
+        <w:shd w:val="none"/>
+        <w:rPr>
+          <w:rFonts w:cs="Arial"/>
+          <w:bCs/>
+          <w:szCs w:val="32"/>
+        </w:rPr>
+      </w:pPr>
+      <w:r>
+        <w:rPr>
+          <w:rFonts w:cs="Arial"/>
+          <w:bCs/>
+          <w:szCs w:val="32"/>
+        </w:rPr>
+        <w:t>input-system может управлять localIndex==0, localIndex==1, …</w:t>
+      </w:r>
+    </w:p>
+    <w:p>
+      <w:pPr>
+        <w:keepNext/>
+        <w:outlineLvl w:val="1"/>
+        <w:keepLines/>
+        <w:pBdr>
+          <w:top w:val="nil" w:sz="0" w:space="0" w:color="000000" tmln="20, 20, 20, 0, 0"/>
+          <w:left w:val="nil" w:sz="0" w:space="0" w:color="000000" tmln="20, 20, 20, 0, 0"/>
+          <w:bottom w:val="nil" w:sz="0" w:space="0" w:color="000000" tmln="20, 20, 20, 0, 0"/>
+          <w:right w:val="nil" w:sz="0" w:space="0" w:color="000000" tmln="20, 20, 20, 0, 0"/>
+          <w:between w:val="nil" w:sz="0" w:space="0" w:color="000000" tmln="20, 20, 20, 0, 0"/>
+        </w:pBdr>
+        <w:shd w:val="none"/>
+        <w:rPr>
+          <w:rFonts w:cs="Arial"/>
+          <w:bCs/>
+          <w:szCs w:val="32"/>
+        </w:rPr>
+      </w:pPr>
+      <w:r>
+        <w:rPr>
+          <w:rFonts w:cs="Arial"/>
+          <w:bCs/>
+          <w:szCs w:val="32"/>
+        </w:rPr>
+      </w:r>
+    </w:p>
+    <w:p>
+      <w:pPr>
+        <w:keepNext/>
+        <w:outlineLvl w:val="1"/>
+        <w:keepLines/>
+        <w:pBdr>
+          <w:top w:val="nil" w:sz="0" w:space="0" w:color="000000" tmln="20, 20, 20, 0, 0"/>
+          <w:left w:val="nil" w:sz="0" w:space="0" w:color="000000" tmln="20, 20, 20, 0, 0"/>
+          <w:bottom w:val="nil" w:sz="0" w:space="0" w:color="000000" tmln="20, 20, 20, 0, 0"/>
+          <w:right w:val="nil" w:sz="0" w:space="0" w:color="000000" tmln="20, 20, 20, 0, 0"/>
+          <w:between w:val="nil" w:sz="0" w:space="0" w:color="000000" tmln="20, 20, 20, 0, 0"/>
+        </w:pBdr>
+        <w:shd w:val="none"/>
+        <w:rPr>
+          <w:rFonts w:cs="Arial"/>
+          <w:bCs/>
+          <w:szCs w:val="32"/>
+        </w:rPr>
+      </w:pPr>
+      <w:r>
+        <w:rPr>
+          <w:rFonts w:cs="Arial"/>
+          <w:bCs/>
+          <w:szCs w:val="32"/>
+        </w:rPr>
+        <w:t>Почему это лучше “вернуть список Entity из PlayerInitSystem”:</w:t>
+      </w:r>
+    </w:p>
+    <w:p>
+      <w:pPr>
+        <w:keepNext/>
+        <w:outlineLvl w:val="1"/>
+        <w:keepLines/>
+        <w:pBdr>
+          <w:top w:val="nil" w:sz="0" w:space="0" w:color="000000" tmln="20, 20, 20, 0, 0"/>
+          <w:left w:val="nil" w:sz="0" w:space="0" w:color="000000" tmln="20, 20, 20, 0, 0"/>
+          <w:bottom w:val="nil" w:sz="0" w:space="0" w:color="000000" tmln="20, 20, 20, 0, 0"/>
+          <w:right w:val="nil" w:sz="0" w:space="0" w:color="000000" tmln="20, 20, 20, 0, 0"/>
+          <w:between w:val="nil" w:sz="0" w:space="0" w:color="000000" tmln="20, 20, 20, 0, 0"/>
+        </w:pBdr>
+        <w:shd w:val="none"/>
+        <w:rPr>
+          <w:rFonts w:cs="Arial"/>
+          <w:bCs/>
+          <w:szCs w:val="32"/>
+        </w:rPr>
+      </w:pPr>
+      <w:r>
+        <w:rPr>
+          <w:rFonts w:cs="Arial"/>
+          <w:bCs/>
+          <w:szCs w:val="32"/>
+        </w:rPr>
+      </w:r>
+    </w:p>
+    <w:p>
+      <w:pPr>
+        <w:keepNext/>
+        <w:outlineLvl w:val="1"/>
+        <w:keepLines/>
+        <w:pBdr>
+          <w:top w:val="nil" w:sz="0" w:space="0" w:color="000000" tmln="20, 20, 20, 0, 0"/>
+          <w:left w:val="nil" w:sz="0" w:space="0" w:color="000000" tmln="20, 20, 20, 0, 0"/>
+          <w:bottom w:val="nil" w:sz="0" w:space="0" w:color="000000" tmln="20, 20, 20, 0, 0"/>
+          <w:right w:val="nil" w:sz="0" w:space="0" w:color="000000" tmln="20, 20, 20, 0, 0"/>
+          <w:between w:val="nil" w:sz="0" w:space="0" w:color="000000" tmln="20, 20, 20, 0, 0"/>
+        </w:pBdr>
+        <w:shd w:val="none"/>
+        <w:rPr>
+          <w:rFonts w:cs="Arial"/>
+          <w:bCs/>
+          <w:szCs w:val="32"/>
+        </w:rPr>
+      </w:pPr>
+      <w:r>
+        <w:rPr>
+          <w:rFonts w:cs="Arial"/>
+          <w:bCs/>
+          <w:szCs w:val="32"/>
+        </w:rPr>
+        <w:t>возврат списка — это уже интерфейс/канал между системами и Game (тянет за собой lifecycle/ownership вопросы),</w:t>
+      </w:r>
+    </w:p>
+    <w:p>
+      <w:pPr>
+        <w:keepNext/>
+        <w:outlineLvl w:val="1"/>
+        <w:keepLines/>
+        <w:pBdr>
+          <w:top w:val="nil" w:sz="0" w:space="0" w:color="000000" tmln="20, 20, 20, 0, 0"/>
+          <w:left w:val="nil" w:sz="0" w:space="0" w:color="000000" tmln="20, 20, 20, 0, 0"/>
+          <w:bottom w:val="nil" w:sz="0" w:space="0" w:color="000000" tmln="20, 20, 20, 0, 0"/>
+          <w:right w:val="nil" w:sz="0" w:space="0" w:color="000000" tmln="20, 20, 20, 0, 0"/>
+          <w:between w:val="nil" w:sz="0" w:space="0" w:color="000000" tmln="20, 20, 20, 0, 0"/>
+        </w:pBdr>
+        <w:shd w:val="none"/>
+        <w:rPr>
+          <w:rFonts w:cs="Arial"/>
+          <w:bCs/>
+          <w:szCs w:val="32"/>
+        </w:rPr>
+      </w:pPr>
+      <w:r>
+        <w:rPr>
+          <w:rFonts w:cs="Arial"/>
+          <w:bCs/>
+          <w:szCs w:val="32"/>
+        </w:rPr>
+      </w:r>
+    </w:p>
+    <w:p>
+      <w:pPr>
+        <w:keepNext/>
+        <w:outlineLvl w:val="1"/>
+        <w:keepLines/>
+        <w:pBdr>
+          <w:top w:val="nil" w:sz="0" w:space="0" w:color="000000" tmln="20, 20, 20, 0, 0"/>
+          <w:left w:val="nil" w:sz="0" w:space="0" w:color="000000" tmln="20, 20, 20, 0, 0"/>
+          <w:bottom w:val="nil" w:sz="0" w:space="0" w:color="000000" tmln="20, 20, 20, 0, 0"/>
+          <w:right w:val="nil" w:sz="0" w:space="0" w:color="000000" tmln="20, 20, 20, 0, 0"/>
+          <w:between w:val="nil" w:sz="0" w:space="0" w:color="000000" tmln="20, 20, 20, 0, 0"/>
+        </w:pBdr>
+        <w:shd w:val="none"/>
+        <w:rPr>
+          <w:rFonts w:cs="Arial"/>
+          <w:bCs/>
+          <w:szCs w:val="32"/>
+        </w:rPr>
+      </w:pPr>
+      <w:r>
+        <w:rPr>
+          <w:rFonts w:cs="Arial"/>
+          <w:bCs/>
+          <w:szCs w:val="32"/>
+        </w:rPr>
+        <w:t>теги/индексы остаются внутри ECS, где им место, и отлично ложатся на 4X/мультиплеер.</w:t>
+      </w:r>
+    </w:p>
+    <w:p>
+      <w:pPr>
+        <w:keepNext/>
+        <w:outlineLvl w:val="1"/>
+        <w:keepLines/>
+        <w:pBdr>
+          <w:top w:val="nil" w:sz="0" w:space="0" w:color="000000" tmln="20, 20, 20, 0, 0"/>
+          <w:left w:val="nil" w:sz="0" w:space="0" w:color="000000" tmln="20, 20, 20, 0, 0"/>
+          <w:bottom w:val="nil" w:sz="0" w:space="0" w:color="000000" tmln="20, 20, 20, 0, 0"/>
+          <w:right w:val="nil" w:sz="0" w:space="0" w:color="000000" tmln="20, 20, 20, 0, 0"/>
+          <w:between w:val="nil" w:sz="0" w:space="0" w:color="000000" tmln="20, 20, 20, 0, 0"/>
+        </w:pBdr>
+        <w:shd w:val="none"/>
+        <w:rPr>
+          <w:rFonts w:cs="Arial"/>
+          <w:bCs/>
+          <w:szCs w:val="32"/>
+        </w:rPr>
+      </w:pPr>
+      <w:r>
+        <w:rPr>
+          <w:rFonts w:cs="Arial"/>
+          <w:bCs/>
+          <w:szCs w:val="32"/>
+        </w:rPr>
+      </w:r>
+    </w:p>
+    <w:p>
+      <w:pPr>
+        <w:keepNext/>
+        <w:outlineLvl w:val="1"/>
+        <w:keepLines/>
+        <w:pBdr>
+          <w:top w:val="nil" w:sz="0" w:space="0" w:color="000000" tmln="20, 20, 20, 0, 0"/>
+          <w:left w:val="nil" w:sz="0" w:space="0" w:color="000000" tmln="20, 20, 20, 0, 0"/>
+          <w:bottom w:val="nil" w:sz="0" w:space="0" w:color="000000" tmln="20, 20, 20, 0, 0"/>
+          <w:right w:val="nil" w:sz="0" w:space="0" w:color="000000" tmln="20, 20, 20, 0, 0"/>
+          <w:between w:val="nil" w:sz="0" w:space="0" w:color="000000" tmln="20, 20, 20, 0, 0"/>
+        </w:pBdr>
+        <w:shd w:val="none"/>
+        <w:rPr>
+          <w:rFonts w:cs="Arial"/>
+          <w:bCs/>
+          <w:szCs w:val="32"/>
+          <w:u w:color="auto" w:val="single"/>
+        </w:rPr>
+      </w:pPr>
+      <w:r>
+        <w:rPr>
+          <w:rFonts w:cs="Arial"/>
+          <w:bCs/>
+          <w:szCs w:val="32"/>
+        </w:rPr>
+        <w:t>Но давай</w:t>
+      </w:r>
+      <w:r>
+        <w:rPr>
+          <w:rFonts w:cs="Arial"/>
+          <w:bCs/>
+          <w:szCs w:val="32"/>
+          <w:u w:color="auto" w:val="single"/>
+        </w:rPr>
+        <w:t xml:space="preserve"> это делать после того, как ты утвердишь первый use-case (камера? input mapping?).</w:t>
+      </w:r>
+    </w:p>
+    <w:p>
+      <w:pPr>
+        <w:keepNext/>
+        <w:outlineLvl w:val="1"/>
+        <w:keepLines/>
+        <w:pBdr>
+          <w:top w:val="nil" w:sz="0" w:space="0" w:color="000000" tmln="20, 20, 20, 0, 0"/>
+          <w:left w:val="nil" w:sz="0" w:space="0" w:color="000000" tmln="20, 20, 20, 0, 0"/>
+          <w:bottom w:val="nil" w:sz="0" w:space="0" w:color="000000" tmln="20, 20, 20, 0, 0"/>
+          <w:right w:val="nil" w:sz="0" w:space="0" w:color="000000" tmln="20, 20, 20, 0, 0"/>
+          <w:between w:val="nil" w:sz="0" w:space="0" w:color="000000" tmln="20, 20, 20, 0, 0"/>
+        </w:pBdr>
+        <w:shd w:val="none"/>
+        <w:rPr>
+          <w:rFonts w:cs="Arial"/>
+          <w:bCs/>
+          <w:szCs w:val="32"/>
+        </w:rPr>
+      </w:pPr>
+      <w:r>
+        <w:rPr>
+          <w:rFonts w:cs="Arial"/>
+          <w:bCs/>
+          <w:szCs w:val="32"/>
+        </w:rPr>
+      </w:r>
+    </w:p>
+    <w:p>
+      <w:pPr>
+        <w:keepNext/>
+        <w:outlineLvl w:val="1"/>
+        <w:keepLines/>
+        <w:pBdr>
+          <w:top w:val="nil" w:sz="0" w:space="0" w:color="000000" tmln="20, 20, 20, 0, 0"/>
+          <w:left w:val="nil" w:sz="0" w:space="0" w:color="000000" tmln="20, 20, 20, 0, 0"/>
+          <w:bottom w:val="nil" w:sz="0" w:space="0" w:color="000000" tmln="20, 20, 20, 0, 0"/>
+          <w:right w:val="nil" w:sz="0" w:space="0" w:color="000000" tmln="20, 20, 20, 0, 0"/>
+          <w:between w:val="nil" w:sz="0" w:space="0" w:color="000000" tmln="20, 20, 20, 0, 0"/>
+        </w:pBdr>
+        <w:shd w:val="none"/>
+        <w:rPr>
+          <w:rFonts w:cs="Arial"/>
+          <w:bCs/>
+          <w:szCs w:val="32"/>
+        </w:rPr>
+      </w:pPr>
+      <w:r>
+        <w:rPr>
+          <w:rFonts w:cs="Arial"/>
+          <w:bCs/>
+          <w:szCs w:val="32"/>
+        </w:rPr>
+      </w:r>
+    </w:p>
+    <w:p>
+      <w:pPr>
+        <w:keepNext/>
+        <w:outlineLvl w:val="1"/>
+        <w:keepLines/>
+        <w:pBdr>
+          <w:top w:val="nil" w:sz="0" w:space="0" w:color="000000" tmln="20, 20, 20, 0, 0"/>
+          <w:left w:val="nil" w:sz="0" w:space="0" w:color="000000" tmln="20, 20, 20, 0, 0"/>
+          <w:bottom w:val="nil" w:sz="0" w:space="0" w:color="000000" tmln="20, 20, 20, 0, 0"/>
+          <w:right w:val="nil" w:sz="0" w:space="0" w:color="000000" tmln="20, 20, 20, 0, 0"/>
+          <w:between w:val="nil" w:sz="0" w:space="0" w:color="000000" tmln="20, 20, 20, 0, 0"/>
+        </w:pBdr>
+        <w:shd w:val="none"/>
+        <w:rPr>
+          <w:rFonts w:cs="Arial"/>
+          <w:bCs/>
+          <w:szCs w:val="32"/>
+        </w:rPr>
+      </w:pPr>
+      <w:r>
+        <w:rPr>
+          <w:rFonts w:cs="Arial"/>
+          <w:bCs/>
+          <w:szCs w:val="32"/>
+        </w:rPr>
+      </w:r>
+    </w:p>
+    <w:p>
+      <w:pPr>
+        <w:keepNext/>
+        <w:outlineLvl w:val="1"/>
+        <w:keepLines/>
+        <w:pBdr>
+          <w:top w:val="nil" w:sz="0" w:space="0" w:color="000000" tmln="20, 20, 20, 0, 0"/>
+          <w:left w:val="nil" w:sz="0" w:space="0" w:color="000000" tmln="20, 20, 20, 0, 0"/>
+          <w:bottom w:val="nil" w:sz="0" w:space="0" w:color="000000" tmln="20, 20, 20, 0, 0"/>
+          <w:right w:val="nil" w:sz="0" w:space="0" w:color="000000" tmln="20, 20, 20, 0, 0"/>
+          <w:between w:val="nil" w:sz="0" w:space="0" w:color="000000" tmln="20, 20, 20, 0, 0"/>
+        </w:pBdr>
+        <w:shd w:val="none"/>
+        <w:rPr>
+          <w:rFonts w:ascii="Arial" w:hAnsi="Arial" w:eastAsia="Arial" w:cs="Arial"/>
+          <w:b/>
+          <w:bCs/>
+          <w:sz w:val="32"/>
+          <w:szCs w:val="32"/>
+        </w:rPr>
+      </w:pPr>
+      <w:r>
+        <w:rPr>
+          <w:rFonts w:ascii="Arial" w:hAnsi="Arial" w:eastAsia="Arial" w:cs="Arial"/>
+          <w:b/>
+          <w:bCs/>
+          <w:sz w:val="32"/>
+          <w:szCs w:val="32"/>
+        </w:rPr>
+        <w:t>"PlayerInitSystem::mHasRun — что реально стоит и что будет, если “убрать систему после выполнения”</w:t>
+      </w:r>
+    </w:p>
+    <w:p>
+      <w:pPr>
+        <w:keepNext/>
+        <w:outlineLvl w:val="1"/>
+        <w:keepLines/>
+        <w:pBdr>
+          <w:top w:val="nil" w:sz="0" w:space="0" w:color="000000" tmln="20, 20, 20, 0, 0"/>
+          <w:left w:val="nil" w:sz="0" w:space="0" w:color="000000" tmln="20, 20, 20, 0, 0"/>
+          <w:bottom w:val="nil" w:sz="0" w:space="0" w:color="000000" tmln="20, 20, 20, 0, 0"/>
+          <w:right w:val="nil" w:sz="0" w:space="0" w:color="000000" tmln="20, 20, 20, 0, 0"/>
+          <w:between w:val="nil" w:sz="0" w:space="0" w:color="000000" tmln="20, 20, 20, 0, 0"/>
+        </w:pBdr>
+        <w:shd w:val="none"/>
+        <w:rPr>
+          <w:rFonts w:cs="Arial"/>
+          <w:bCs/>
+          <w:szCs w:val="32"/>
+        </w:rPr>
+      </w:pPr>
+      <w:r>
+        <w:rPr>
+          <w:rFonts w:cs="Arial"/>
+          <w:bCs/>
+          <w:szCs w:val="32"/>
+        </w:rPr>
+      </w:r>
+    </w:p>
+    <w:p>
+      <w:pPr>
+        <w:keepNext/>
+        <w:outlineLvl w:val="1"/>
+        <w:keepLines/>
+        <w:pBdr>
+          <w:top w:val="nil" w:sz="0" w:space="0" w:color="000000" tmln="20, 20, 20, 0, 0"/>
+          <w:left w:val="nil" w:sz="0" w:space="0" w:color="000000" tmln="20, 20, 20, 0, 0"/>
+          <w:bottom w:val="nil" w:sz="0" w:space="0" w:color="000000" tmln="20, 20, 20, 0, 0"/>
+          <w:right w:val="nil" w:sz="0" w:space="0" w:color="000000" tmln="20, 20, 20, 0, 0"/>
+          <w:between w:val="nil" w:sz="0" w:space="0" w:color="000000" tmln="20, 20, 20, 0, 0"/>
+        </w:pBdr>
+        <w:shd w:val="none"/>
+        <w:rPr>
+          <w:rFonts w:cs="Arial"/>
+          <w:bCs/>
+          <w:szCs w:val="32"/>
+        </w:rPr>
+      </w:pPr>
+      <w:r>
+        <w:rPr>
+          <w:rFonts w:cs="Arial"/>
+          <w:bCs/>
+          <w:szCs w:val="32"/>
+        </w:rPr>
+        <w:t>Как сейчас:</w:t>
+      </w:r>
+    </w:p>
+    <w:p>
+      <w:pPr>
+        <w:keepNext/>
+        <w:outlineLvl w:val="1"/>
+        <w:keepLines/>
+        <w:pBdr>
+          <w:top w:val="nil" w:sz="0" w:space="0" w:color="000000" tmln="20, 20, 20, 0, 0"/>
+          <w:left w:val="nil" w:sz="0" w:space="0" w:color="000000" tmln="20, 20, 20, 0, 0"/>
+          <w:bottom w:val="nil" w:sz="0" w:space="0" w:color="000000" tmln="20, 20, 20, 0, 0"/>
+          <w:right w:val="nil" w:sz="0" w:space="0" w:color="000000" tmln="20, 20, 20, 0, 0"/>
+          <w:between w:val="nil" w:sz="0" w:space="0" w:color="000000" tmln="20, 20, 20, 0, 0"/>
+        </w:pBdr>
+        <w:shd w:val="none"/>
+        <w:rPr>
+          <w:rFonts w:cs="Arial"/>
+          <w:bCs/>
+          <w:szCs w:val="32"/>
+        </w:rPr>
+      </w:pPr>
+      <w:r>
+        <w:rPr>
+          <w:rFonts w:cs="Arial"/>
+          <w:bCs/>
+          <w:szCs w:val="32"/>
+        </w:rPr>
+        <w:t>Каждый fixed-update:</w:t>
+      </w:r>
+    </w:p>
+    <w:p>
+      <w:pPr>
+        <w:keepNext/>
+        <w:outlineLvl w:val="1"/>
+        <w:keepLines/>
+        <w:pBdr>
+          <w:top w:val="nil" w:sz="0" w:space="0" w:color="000000" tmln="20, 20, 20, 0, 0"/>
+          <w:left w:val="nil" w:sz="0" w:space="0" w:color="000000" tmln="20, 20, 20, 0, 0"/>
+          <w:bottom w:val="nil" w:sz="0" w:space="0" w:color="000000" tmln="20, 20, 20, 0, 0"/>
+          <w:right w:val="nil" w:sz="0" w:space="0" w:color="000000" tmln="20, 20, 20, 0, 0"/>
+          <w:between w:val="nil" w:sz="0" w:space="0" w:color="000000" tmln="20, 20, 20, 0, 0"/>
+        </w:pBdr>
+        <w:shd w:val="none"/>
+        <w:rPr>
+          <w:rFonts w:cs="Arial"/>
+          <w:bCs/>
+          <w:szCs w:val="32"/>
+        </w:rPr>
+      </w:pPr>
+      <w:r>
+        <w:rPr>
+          <w:rFonts w:cs="Arial"/>
+          <w:bCs/>
+          <w:szCs w:val="32"/>
+        </w:rPr>
+      </w:r>
+    </w:p>
+    <w:p>
+      <w:pPr>
+        <w:keepNext/>
+        <w:outlineLvl w:val="1"/>
+        <w:keepLines/>
+        <w:pBdr>
+          <w:top w:val="nil" w:sz="0" w:space="0" w:color="000000" tmln="20, 20, 20, 0, 0"/>
+          <w:left w:val="nil" w:sz="0" w:space="0" w:color="000000" tmln="20, 20, 20, 0, 0"/>
+          <w:bottom w:val="nil" w:sz="0" w:space="0" w:color="000000" tmln="20, 20, 20, 0, 0"/>
+          <w:right w:val="nil" w:sz="0" w:space="0" w:color="000000" tmln="20, 20, 20, 0, 0"/>
+          <w:between w:val="nil" w:sz="0" w:space="0" w:color="000000" tmln="20, 20, 20, 0, 0"/>
+        </w:pBdr>
+        <w:shd w:val="none"/>
+        <w:rPr>
+          <w:rFonts w:cs="Arial"/>
+          <w:bCs/>
+          <w:szCs w:val="32"/>
+        </w:rPr>
+      </w:pPr>
+      <w:r>
+        <w:rPr>
+          <w:rFonts w:cs="Arial"/>
+          <w:bCs/>
+          <w:szCs w:val="32"/>
+        </w:rPr>
+        <w:t>SystemManager вызывает PlayerInitSystem::update() (скорее всего через виртуальный вызов).</w:t>
+      </w:r>
+    </w:p>
+    <w:p>
+      <w:pPr>
+        <w:keepNext/>
+        <w:outlineLvl w:val="1"/>
+        <w:keepLines/>
+        <w:pBdr>
+          <w:top w:val="nil" w:sz="0" w:space="0" w:color="000000" tmln="20, 20, 20, 0, 0"/>
+          <w:left w:val="nil" w:sz="0" w:space="0" w:color="000000" tmln="20, 20, 20, 0, 0"/>
+          <w:bottom w:val="nil" w:sz="0" w:space="0" w:color="000000" tmln="20, 20, 20, 0, 0"/>
+          <w:right w:val="nil" w:sz="0" w:space="0" w:color="000000" tmln="20, 20, 20, 0, 0"/>
+          <w:between w:val="nil" w:sz="0" w:space="0" w:color="000000" tmln="20, 20, 20, 0, 0"/>
+        </w:pBdr>
+        <w:shd w:val="none"/>
+        <w:rPr>
+          <w:rFonts w:cs="Arial"/>
+          <w:bCs/>
+          <w:szCs w:val="32"/>
+        </w:rPr>
+      </w:pPr>
+      <w:r>
+        <w:rPr>
+          <w:rFonts w:cs="Arial"/>
+          <w:bCs/>
+          <w:szCs w:val="32"/>
+        </w:rPr>
+      </w:r>
+    </w:p>
+    <w:p>
+      <w:pPr>
+        <w:keepNext/>
+        <w:outlineLvl w:val="1"/>
+        <w:keepLines/>
+        <w:pBdr>
+          <w:top w:val="nil" w:sz="0" w:space="0" w:color="000000" tmln="20, 20, 20, 0, 0"/>
+          <w:left w:val="nil" w:sz="0" w:space="0" w:color="000000" tmln="20, 20, 20, 0, 0"/>
+          <w:bottom w:val="nil" w:sz="0" w:space="0" w:color="000000" tmln="20, 20, 20, 0, 0"/>
+          <w:right w:val="nil" w:sz="0" w:space="0" w:color="000000" tmln="20, 20, 20, 0, 0"/>
+          <w:between w:val="nil" w:sz="0" w:space="0" w:color="000000" tmln="20, 20, 20, 0, 0"/>
+        </w:pBdr>
+        <w:shd w:val="none"/>
+        <w:rPr>
+          <w:rFonts w:cs="Arial"/>
+          <w:bCs/>
+          <w:szCs w:val="32"/>
+        </w:rPr>
+      </w:pPr>
+      <w:r>
+        <w:rPr>
+          <w:rFonts w:cs="Arial"/>
+          <w:bCs/>
+          <w:szCs w:val="32"/>
+        </w:rPr>
+        <w:t>Внутри — один if (mHasRun) return;.</w:t>
+      </w:r>
+    </w:p>
+    <w:p>
+      <w:pPr>
+        <w:keepNext/>
+        <w:outlineLvl w:val="1"/>
+        <w:keepLines/>
+        <w:pBdr>
+          <w:top w:val="nil" w:sz="0" w:space="0" w:color="000000" tmln="20, 20, 20, 0, 0"/>
+          <w:left w:val="nil" w:sz="0" w:space="0" w:color="000000" tmln="20, 20, 20, 0, 0"/>
+          <w:bottom w:val="nil" w:sz="0" w:space="0" w:color="000000" tmln="20, 20, 20, 0, 0"/>
+          <w:right w:val="nil" w:sz="0" w:space="0" w:color="000000" tmln="20, 20, 20, 0, 0"/>
+          <w:between w:val="nil" w:sz="0" w:space="0" w:color="000000" tmln="20, 20, 20, 0, 0"/>
+        </w:pBdr>
+        <w:shd w:val="none"/>
+        <w:rPr>
+          <w:rFonts w:cs="Arial"/>
+          <w:bCs/>
+          <w:szCs w:val="32"/>
+        </w:rPr>
+      </w:pPr>
+      <w:r>
+        <w:rPr>
+          <w:rFonts w:cs="Arial"/>
+          <w:bCs/>
+          <w:szCs w:val="32"/>
+        </w:rPr>
+      </w:r>
+    </w:p>
+    <w:p>
+      <w:pPr>
+        <w:keepNext/>
+        <w:outlineLvl w:val="1"/>
+        <w:keepLines/>
+        <w:pBdr>
+          <w:top w:val="nil" w:sz="0" w:space="0" w:color="000000" tmln="20, 20, 20, 0, 0"/>
+          <w:left w:val="nil" w:sz="0" w:space="0" w:color="000000" tmln="20, 20, 20, 0, 0"/>
+          <w:bottom w:val="nil" w:sz="0" w:space="0" w:color="000000" tmln="20, 20, 20, 0, 0"/>
+          <w:right w:val="nil" w:sz="0" w:space="0" w:color="000000" tmln="20, 20, 20, 0, 0"/>
+          <w:between w:val="nil" w:sz="0" w:space="0" w:color="000000" tmln="20, 20, 20, 0, 0"/>
+        </w:pBdr>
+        <w:shd w:val="none"/>
+        <w:rPr>
+          <w:rFonts w:cs="Arial"/>
+          <w:bCs/>
+          <w:szCs w:val="32"/>
+        </w:rPr>
+      </w:pPr>
+      <w:r>
+        <w:rPr>
+          <w:rFonts w:cs="Arial"/>
+          <w:bCs/>
+          <w:szCs w:val="32"/>
+        </w:rPr>
+        <w:t>Цена после первого тика: один виртуальный вызов + один предсказуемый branch.</w:t>
+      </w:r>
+    </w:p>
+    <w:p>
+      <w:pPr>
+        <w:keepNext/>
+        <w:outlineLvl w:val="1"/>
+        <w:keepLines/>
+        <w:pBdr>
+          <w:top w:val="nil" w:sz="0" w:space="0" w:color="000000" tmln="20, 20, 20, 0, 0"/>
+          <w:left w:val="nil" w:sz="0" w:space="0" w:color="000000" tmln="20, 20, 20, 0, 0"/>
+          <w:bottom w:val="nil" w:sz="0" w:space="0" w:color="000000" tmln="20, 20, 20, 0, 0"/>
+          <w:right w:val="nil" w:sz="0" w:space="0" w:color="000000" tmln="20, 20, 20, 0, 0"/>
+          <w:between w:val="nil" w:sz="0" w:space="0" w:color="000000" tmln="20, 20, 20, 0, 0"/>
+        </w:pBdr>
+        <w:shd w:val="none"/>
+        <w:rPr>
+          <w:rFonts w:cs="Arial"/>
+          <w:bCs/>
+          <w:szCs w:val="32"/>
+        </w:rPr>
+      </w:pPr>
+      <w:r>
+        <w:rPr>
+          <w:rFonts w:cs="Arial"/>
+          <w:bCs/>
+          <w:szCs w:val="32"/>
+        </w:rPr>
+        <w:t>Да, это “лишнее”, но на фоне любого реального ECS-апдейта это шум.</w:t>
+      </w:r>
+    </w:p>
+    <w:p>
+      <w:pPr>
+        <w:keepNext/>
+        <w:outlineLvl w:val="1"/>
+        <w:keepLines/>
+        <w:pBdr>
+          <w:top w:val="nil" w:sz="0" w:space="0" w:color="000000" tmln="20, 20, 20, 0, 0"/>
+          <w:left w:val="nil" w:sz="0" w:space="0" w:color="000000" tmln="20, 20, 20, 0, 0"/>
+          <w:bottom w:val="nil" w:sz="0" w:space="0" w:color="000000" tmln="20, 20, 20, 0, 0"/>
+          <w:right w:val="nil" w:sz="0" w:space="0" w:color="000000" tmln="20, 20, 20, 0, 0"/>
+          <w:between w:val="nil" w:sz="0" w:space="0" w:color="000000" tmln="20, 20, 20, 0, 0"/>
+        </w:pBdr>
+        <w:shd w:val="none"/>
+        <w:rPr>
+          <w:rFonts w:cs="Arial"/>
+          <w:bCs/>
+          <w:szCs w:val="32"/>
+        </w:rPr>
+      </w:pPr>
+      <w:r>
+        <w:rPr>
+          <w:rFonts w:cs="Arial"/>
+          <w:bCs/>
+          <w:szCs w:val="32"/>
+        </w:rPr>
+      </w:r>
+    </w:p>
+    <w:p>
+      <w:pPr>
+        <w:keepNext/>
+        <w:outlineLvl w:val="1"/>
+        <w:keepLines/>
+        <w:pBdr>
+          <w:top w:val="nil" w:sz="0" w:space="0" w:color="000000" tmln="20, 20, 20, 0, 0"/>
+          <w:left w:val="nil" w:sz="0" w:space="0" w:color="000000" tmln="20, 20, 20, 0, 0"/>
+          <w:bottom w:val="nil" w:sz="0" w:space="0" w:color="000000" tmln="20, 20, 20, 0, 0"/>
+          <w:right w:val="nil" w:sz="0" w:space="0" w:color="000000" tmln="20, 20, 20, 0, 0"/>
+          <w:between w:val="nil" w:sz="0" w:space="0" w:color="000000" tmln="20, 20, 20, 0, 0"/>
+        </w:pBdr>
+        <w:shd w:val="none"/>
+        <w:rPr>
+          <w:rFonts w:cs="Arial"/>
+          <w:bCs/>
+          <w:szCs w:val="32"/>
+        </w:rPr>
+      </w:pPr>
+      <w:r>
+        <w:rPr>
+          <w:rFonts w:cs="Arial"/>
+          <w:bCs/>
+          <w:szCs w:val="32"/>
+        </w:rPr>
+        <w:t>Если хотим “идеально ноль”: надо чтобы SystemManager умел “выполни и больше никогда не вызывай”.</w:t>
+      </w:r>
+    </w:p>
+    <w:p>
+      <w:pPr>
+        <w:keepNext/>
+        <w:outlineLvl w:val="1"/>
+        <w:keepLines/>
+        <w:pBdr>
+          <w:top w:val="nil" w:sz="0" w:space="0" w:color="000000" tmln="20, 20, 20, 0, 0"/>
+          <w:left w:val="nil" w:sz="0" w:space="0" w:color="000000" tmln="20, 20, 20, 0, 0"/>
+          <w:bottom w:val="nil" w:sz="0" w:space="0" w:color="000000" tmln="20, 20, 20, 0, 0"/>
+          <w:right w:val="nil" w:sz="0" w:space="0" w:color="000000" tmln="20, 20, 20, 0, 0"/>
+          <w:between w:val="nil" w:sz="0" w:space="0" w:color="000000" tmln="20, 20, 20, 0, 0"/>
+        </w:pBdr>
+        <w:shd w:val="none"/>
+        <w:rPr>
+          <w:rFonts w:cs="Arial"/>
+          <w:bCs/>
+          <w:szCs w:val="32"/>
+        </w:rPr>
+      </w:pPr>
+      <w:r>
+        <w:rPr>
+          <w:rFonts w:cs="Arial"/>
+          <w:bCs/>
+          <w:szCs w:val="32"/>
+        </w:rPr>
+        <w:t>Варианты:</w:t>
+      </w:r>
+    </w:p>
+    <w:p>
+      <w:pPr>
+        <w:keepNext/>
+        <w:outlineLvl w:val="1"/>
+        <w:keepLines/>
+        <w:pBdr>
+          <w:top w:val="nil" w:sz="0" w:space="0" w:color="000000" tmln="20, 20, 20, 0, 0"/>
+          <w:left w:val="nil" w:sz="0" w:space="0" w:color="000000" tmln="20, 20, 20, 0, 0"/>
+          <w:bottom w:val="nil" w:sz="0" w:space="0" w:color="000000" tmln="20, 20, 20, 0, 0"/>
+          <w:right w:val="nil" w:sz="0" w:space="0" w:color="000000" tmln="20, 20, 20, 0, 0"/>
+          <w:between w:val="nil" w:sz="0" w:space="0" w:color="000000" tmln="20, 20, 20, 0, 0"/>
+        </w:pBdr>
+        <w:shd w:val="none"/>
+        <w:rPr>
+          <w:rFonts w:cs="Arial"/>
+          <w:bCs/>
+          <w:szCs w:val="32"/>
+        </w:rPr>
+      </w:pPr>
+      <w:r>
+        <w:rPr>
+          <w:rFonts w:cs="Arial"/>
+          <w:bCs/>
+          <w:szCs w:val="32"/>
+        </w:rPr>
+      </w:r>
+    </w:p>
+    <w:p>
+      <w:pPr>
+        <w:keepNext/>
+        <w:outlineLvl w:val="1"/>
+        <w:keepLines/>
+        <w:pBdr>
+          <w:top w:val="nil" w:sz="0" w:space="0" w:color="000000" tmln="20, 20, 20, 0, 0"/>
+          <w:left w:val="nil" w:sz="0" w:space="0" w:color="000000" tmln="20, 20, 20, 0, 0"/>
+          <w:bottom w:val="nil" w:sz="0" w:space="0" w:color="000000" tmln="20, 20, 20, 0, 0"/>
+          <w:right w:val="nil" w:sz="0" w:space="0" w:color="000000" tmln="20, 20, 20, 0, 0"/>
+          <w:between w:val="nil" w:sz="0" w:space="0" w:color="000000" tmln="20, 20, 20, 0, 0"/>
+        </w:pBdr>
+        <w:shd w:val="none"/>
+        <w:rPr>
+          <w:rFonts w:cs="Arial"/>
+          <w:bCs/>
+          <w:szCs w:val="32"/>
+        </w:rPr>
+      </w:pPr>
+      <w:r>
+        <w:rPr>
+          <w:rFonts w:cs="Arial"/>
+          <w:bCs/>
+          <w:szCs w:val="32"/>
+        </w:rPr>
+        <w:t>Удаление системы из контейнера</w:t>
+      </w:r>
+    </w:p>
+    <w:p>
+      <w:pPr>
+        <w:keepNext/>
+        <w:outlineLvl w:val="1"/>
+        <w:keepLines/>
+        <w:pBdr>
+          <w:top w:val="nil" w:sz="0" w:space="0" w:color="000000" tmln="20, 20, 20, 0, 0"/>
+          <w:left w:val="nil" w:sz="0" w:space="0" w:color="000000" tmln="20, 20, 20, 0, 0"/>
+          <w:bottom w:val="nil" w:sz="0" w:space="0" w:color="000000" tmln="20, 20, 20, 0, 0"/>
+          <w:right w:val="nil" w:sz="0" w:space="0" w:color="000000" tmln="20, 20, 20, 0, 0"/>
+          <w:between w:val="nil" w:sz="0" w:space="0" w:color="000000" tmln="20, 20, 20, 0, 0"/>
+        </w:pBdr>
+        <w:shd w:val="none"/>
+        <w:rPr>
+          <w:rFonts w:cs="Arial"/>
+          <w:bCs/>
+          <w:szCs w:val="32"/>
+        </w:rPr>
+      </w:pPr>
+      <w:r>
+        <w:rPr>
+          <w:rFonts w:cs="Arial"/>
+          <w:bCs/>
+          <w:szCs w:val="32"/>
+        </w:rPr>
+      </w:r>
+    </w:p>
+    <w:p>
+      <w:pPr>
+        <w:keepNext/>
+        <w:outlineLvl w:val="1"/>
+        <w:keepLines/>
+        <w:pBdr>
+          <w:top w:val="nil" w:sz="0" w:space="0" w:color="000000" tmln="20, 20, 20, 0, 0"/>
+          <w:left w:val="nil" w:sz="0" w:space="0" w:color="000000" tmln="20, 20, 20, 0, 0"/>
+          <w:bottom w:val="nil" w:sz="0" w:space="0" w:color="000000" tmln="20, 20, 20, 0, 0"/>
+          <w:right w:val="nil" w:sz="0" w:space="0" w:color="000000" tmln="20, 20, 20, 0, 0"/>
+          <w:between w:val="nil" w:sz="0" w:space="0" w:color="000000" tmln="20, 20, 20, 0, 0"/>
+        </w:pBdr>
+        <w:shd w:val="none"/>
+        <w:rPr>
+          <w:rFonts w:cs="Arial"/>
+          <w:bCs/>
+          <w:szCs w:val="32"/>
+        </w:rPr>
+      </w:pPr>
+      <w:r>
+        <w:rPr>
+          <w:rFonts w:cs="Arial"/>
+          <w:bCs/>
+          <w:szCs w:val="32"/>
+        </w:rPr>
+        <w:t>Если системы хранятся в std::vector&lt;unique_ptr&lt;ISystem&gt;&gt;: удаление потребует erase, что двигает элементы вектора (меммув указателей), но сами объекты систем не переезжают. Дёшево, но это изменение API + логики менеджера.</w:t>
+      </w:r>
+    </w:p>
+    <w:p>
+      <w:pPr>
+        <w:keepNext/>
+        <w:outlineLvl w:val="1"/>
+        <w:keepLines/>
+        <w:pBdr>
+          <w:top w:val="nil" w:sz="0" w:space="0" w:color="000000" tmln="20, 20, 20, 0, 0"/>
+          <w:left w:val="nil" w:sz="0" w:space="0" w:color="000000" tmln="20, 20, 20, 0, 0"/>
+          <w:bottom w:val="nil" w:sz="0" w:space="0" w:color="000000" tmln="20, 20, 20, 0, 0"/>
+          <w:right w:val="nil" w:sz="0" w:space="0" w:color="000000" tmln="20, 20, 20, 0, 0"/>
+          <w:between w:val="nil" w:sz="0" w:space="0" w:color="000000" tmln="20, 20, 20, 0, 0"/>
+        </w:pBdr>
+        <w:shd w:val="none"/>
+        <w:rPr>
+          <w:rFonts w:cs="Arial"/>
+          <w:bCs/>
+          <w:szCs w:val="32"/>
+        </w:rPr>
+      </w:pPr>
+      <w:r>
+        <w:rPr>
+          <w:rFonts w:cs="Arial"/>
+          <w:bCs/>
+          <w:szCs w:val="32"/>
+        </w:rPr>
+      </w:r>
+    </w:p>
+    <w:p>
+      <w:pPr>
+        <w:keepNext/>
+        <w:outlineLvl w:val="1"/>
+        <w:keepLines/>
+        <w:pBdr>
+          <w:top w:val="nil" w:sz="0" w:space="0" w:color="000000" tmln="20, 20, 20, 0, 0"/>
+          <w:left w:val="nil" w:sz="0" w:space="0" w:color="000000" tmln="20, 20, 20, 0, 0"/>
+          <w:bottom w:val="nil" w:sz="0" w:space="0" w:color="000000" tmln="20, 20, 20, 0, 0"/>
+          <w:right w:val="nil" w:sz="0" w:space="0" w:color="000000" tmln="20, 20, 20, 0, 0"/>
+          <w:between w:val="nil" w:sz="0" w:space="0" w:color="000000" tmln="20, 20, 20, 0, 0"/>
+        </w:pBdr>
+        <w:shd w:val="none"/>
+        <w:rPr>
+          <w:rFonts w:cs="Arial"/>
+          <w:bCs/>
+          <w:szCs w:val="32"/>
+        </w:rPr>
+      </w:pPr>
+      <w:r>
+        <w:rPr>
+          <w:rFonts w:cs="Arial"/>
+          <w:bCs/>
+          <w:szCs w:val="32"/>
+        </w:rPr>
+        <w:t>Если системы хранятся “инлайн” (не через указатели): erase может инвалидировать адреса, а ты местами держишь указатели на системы (mRenderSystem, mScalingSystem, …). Это уже опасно.</w:t>
+      </w:r>
+    </w:p>
+    <w:p>
+      <w:pPr>
+        <w:keepNext/>
+        <w:outlineLvl w:val="1"/>
+        <w:keepLines/>
+        <w:pBdr>
+          <w:top w:val="nil" w:sz="0" w:space="0" w:color="000000" tmln="20, 20, 20, 0, 0"/>
+          <w:left w:val="nil" w:sz="0" w:space="0" w:color="000000" tmln="20, 20, 20, 0, 0"/>
+          <w:bottom w:val="nil" w:sz="0" w:space="0" w:color="000000" tmln="20, 20, 20, 0, 0"/>
+          <w:right w:val="nil" w:sz="0" w:space="0" w:color="000000" tmln="20, 20, 20, 0, 0"/>
+          <w:between w:val="nil" w:sz="0" w:space="0" w:color="000000" tmln="20, 20, 20, 0, 0"/>
+        </w:pBdr>
+        <w:shd w:val="none"/>
+        <w:rPr>
+          <w:rFonts w:cs="Arial"/>
+          <w:bCs/>
+          <w:szCs w:val="32"/>
+        </w:rPr>
+      </w:pPr>
+      <w:r>
+        <w:rPr>
+          <w:rFonts w:cs="Arial"/>
+          <w:bCs/>
+          <w:szCs w:val="32"/>
+        </w:rPr>
+      </w:r>
+    </w:p>
+    <w:p>
+      <w:pPr>
+        <w:keepNext/>
+        <w:outlineLvl w:val="1"/>
+        <w:keepLines/>
+        <w:pBdr>
+          <w:top w:val="nil" w:sz="0" w:space="0" w:color="000000" tmln="20, 20, 20, 0, 0"/>
+          <w:left w:val="nil" w:sz="0" w:space="0" w:color="000000" tmln="20, 20, 20, 0, 0"/>
+          <w:bottom w:val="nil" w:sz="0" w:space="0" w:color="000000" tmln="20, 20, 20, 0, 0"/>
+          <w:right w:val="nil" w:sz="0" w:space="0" w:color="000000" tmln="20, 20, 20, 0, 0"/>
+          <w:between w:val="nil" w:sz="0" w:space="0" w:color="000000" tmln="20, 20, 20, 0, 0"/>
+        </w:pBdr>
+        <w:shd w:val="none"/>
+        <w:rPr>
+          <w:rFonts w:cs="Arial"/>
+          <w:bCs/>
+          <w:szCs w:val="32"/>
+        </w:rPr>
+      </w:pPr>
+      <w:r>
+        <w:rPr>
+          <w:rFonts w:cs="Arial"/>
+          <w:bCs/>
+          <w:szCs w:val="32"/>
+        </w:rPr>
+        <w:t>Любая “удаляемость” добавляет ветвления/состояние в SystemManager (хоть и не обязательно в hot-path, но это архитектурный радиус).</w:t>
+      </w:r>
+    </w:p>
+    <w:p>
+      <w:pPr>
+        <w:keepNext/>
+        <w:outlineLvl w:val="1"/>
+        <w:keepLines/>
+        <w:pBdr>
+          <w:top w:val="nil" w:sz="0" w:space="0" w:color="000000" tmln="20, 20, 20, 0, 0"/>
+          <w:left w:val="nil" w:sz="0" w:space="0" w:color="000000" tmln="20, 20, 20, 0, 0"/>
+          <w:bottom w:val="nil" w:sz="0" w:space="0" w:color="000000" tmln="20, 20, 20, 0, 0"/>
+          <w:right w:val="nil" w:sz="0" w:space="0" w:color="000000" tmln="20, 20, 20, 0, 0"/>
+          <w:between w:val="nil" w:sz="0" w:space="0" w:color="000000" tmln="20, 20, 20, 0, 0"/>
+        </w:pBdr>
+        <w:shd w:val="none"/>
+        <w:rPr>
+          <w:rFonts w:cs="Arial"/>
+          <w:bCs/>
+          <w:szCs w:val="32"/>
+        </w:rPr>
+      </w:pPr>
+      <w:r>
+        <w:rPr>
+          <w:rFonts w:cs="Arial"/>
+          <w:bCs/>
+          <w:szCs w:val="32"/>
+        </w:rPr>
+      </w:r>
+    </w:p>
+    <w:p>
+      <w:pPr>
+        <w:keepNext/>
+        <w:outlineLvl w:val="1"/>
+        <w:keepLines/>
+        <w:pBdr>
+          <w:top w:val="nil" w:sz="0" w:space="0" w:color="000000" tmln="20, 20, 20, 0, 0"/>
+          <w:left w:val="nil" w:sz="0" w:space="0" w:color="000000" tmln="20, 20, 20, 0, 0"/>
+          <w:bottom w:val="nil" w:sz="0" w:space="0" w:color="000000" tmln="20, 20, 20, 0, 0"/>
+          <w:right w:val="nil" w:sz="0" w:space="0" w:color="000000" tmln="20, 20, 20, 0, 0"/>
+          <w:between w:val="nil" w:sz="0" w:space="0" w:color="000000" tmln="20, 20, 20, 0, 0"/>
+        </w:pBdr>
+        <w:shd w:val="none"/>
+        <w:rPr>
+          <w:rFonts w:cs="Arial"/>
+          <w:bCs/>
+          <w:szCs w:val="32"/>
+        </w:rPr>
+      </w:pPr>
+      <w:r>
+        <w:rPr>
+          <w:rFonts w:cs="Arial"/>
+          <w:bCs/>
+          <w:szCs w:val="32"/>
+        </w:rPr>
+        <w:t>Вообще не делать это системой</w:t>
+      </w:r>
+    </w:p>
+    <w:p>
+      <w:pPr>
+        <w:keepNext/>
+        <w:outlineLvl w:val="1"/>
+        <w:keepLines/>
+        <w:pBdr>
+          <w:top w:val="nil" w:sz="0" w:space="0" w:color="000000" tmln="20, 20, 20, 0, 0"/>
+          <w:left w:val="nil" w:sz="0" w:space="0" w:color="000000" tmln="20, 20, 20, 0, 0"/>
+          <w:bottom w:val="nil" w:sz="0" w:space="0" w:color="000000" tmln="20, 20, 20, 0, 0"/>
+          <w:right w:val="nil" w:sz="0" w:space="0" w:color="000000" tmln="20, 20, 20, 0, 0"/>
+          <w:between w:val="nil" w:sz="0" w:space="0" w:color="000000" tmln="20, 20, 20, 0, 0"/>
+        </w:pBdr>
+        <w:shd w:val="none"/>
+        <w:rPr>
+          <w:rFonts w:cs="Arial"/>
+          <w:bCs/>
+          <w:szCs w:val="32"/>
+        </w:rPr>
+      </w:pPr>
+      <w:r>
+        <w:rPr>
+          <w:rFonts w:cs="Arial"/>
+          <w:bCs/>
+          <w:szCs w:val="32"/>
+        </w:rPr>
+      </w:r>
+    </w:p>
+    <w:p>
+      <w:pPr>
+        <w:keepNext/>
+        <w:outlineLvl w:val="1"/>
+        <w:keepLines/>
+        <w:pBdr>
+          <w:top w:val="nil" w:sz="0" w:space="0" w:color="000000" tmln="20, 20, 20, 0, 0"/>
+          <w:left w:val="nil" w:sz="0" w:space="0" w:color="000000" tmln="20, 20, 20, 0, 0"/>
+          <w:bottom w:val="nil" w:sz="0" w:space="0" w:color="000000" tmln="20, 20, 20, 0, 0"/>
+          <w:right w:val="nil" w:sz="0" w:space="0" w:color="000000" tmln="20, 20, 20, 0, 0"/>
+          <w:between w:val="nil" w:sz="0" w:space="0" w:color="000000" tmln="20, 20, 20, 0, 0"/>
+        </w:pBdr>
+        <w:shd w:val="none"/>
+        <w:rPr>
+          <w:rFonts w:cs="Arial"/>
+          <w:bCs/>
+          <w:szCs w:val="32"/>
+        </w:rPr>
+      </w:pPr>
+      <w:r>
+        <w:rPr>
+          <w:rFonts w:cs="Arial"/>
+          <w:bCs/>
+          <w:szCs w:val="32"/>
+        </w:rPr>
+        <w:t>Спавн игроков сделать прямо в initWorld() (один раз) — нулевой рантайм оверхед, но это изменение концепции “инициализация как система” (иногда это нормально, иногда ты хочешь единый pipeline).</w:t>
+      </w:r>
+    </w:p>
+    <w:p>
+      <w:pPr>
+        <w:keepNext/>
+        <w:outlineLvl w:val="1"/>
+        <w:keepLines/>
+        <w:pBdr>
+          <w:top w:val="nil" w:sz="0" w:space="0" w:color="000000" tmln="20, 20, 20, 0, 0"/>
+          <w:left w:val="nil" w:sz="0" w:space="0" w:color="000000" tmln="20, 20, 20, 0, 0"/>
+          <w:bottom w:val="nil" w:sz="0" w:space="0" w:color="000000" tmln="20, 20, 20, 0, 0"/>
+          <w:right w:val="nil" w:sz="0" w:space="0" w:color="000000" tmln="20, 20, 20, 0, 0"/>
+          <w:between w:val="nil" w:sz="0" w:space="0" w:color="000000" tmln="20, 20, 20, 0, 0"/>
+        </w:pBdr>
+        <w:shd w:val="none"/>
+        <w:rPr>
+          <w:rFonts w:cs="Arial"/>
+          <w:bCs/>
+          <w:szCs w:val="32"/>
+        </w:rPr>
+      </w:pPr>
+      <w:r>
+        <w:rPr>
+          <w:rFonts w:cs="Arial"/>
+          <w:bCs/>
+          <w:szCs w:val="32"/>
+        </w:rPr>
+      </w:r>
+    </w:p>
+    <w:p>
+      <w:pPr>
+        <w:keepNext/>
+        <w:outlineLvl w:val="1"/>
+        <w:keepLines/>
+        <w:pBdr>
+          <w:top w:val="nil" w:sz="0" w:space="0" w:color="000000" tmln="20, 20, 20, 0, 0"/>
+          <w:left w:val="nil" w:sz="0" w:space="0" w:color="000000" tmln="20, 20, 20, 0, 0"/>
+          <w:bottom w:val="nil" w:sz="0" w:space="0" w:color="000000" tmln="20, 20, 20, 0, 0"/>
+          <w:right w:val="nil" w:sz="0" w:space="0" w:color="000000" tmln="20, 20, 20, 0, 0"/>
+          <w:between w:val="nil" w:sz="0" w:space="0" w:color="000000" tmln="20, 20, 20, 0, 0"/>
+        </w:pBdr>
+        <w:shd w:val="none"/>
+        <w:rPr>
+          <w:rFonts w:cs="Arial"/>
+          <w:bCs/>
+          <w:szCs w:val="32"/>
+        </w:rPr>
+      </w:pPr>
+      <w:r>
+        <w:rPr>
+          <w:rFonts w:cs="Arial"/>
+          <w:bCs/>
+          <w:szCs w:val="32"/>
+        </w:rPr>
+        <w:t>Почему я говорил, что может стать хуже: не из-за стоимости одного erase (он разовый), а из-за стоимости внедрения механизма, который легко:</w:t>
+      </w:r>
+    </w:p>
+    <w:p>
+      <w:pPr>
+        <w:keepNext/>
+        <w:outlineLvl w:val="1"/>
+        <w:keepLines/>
+        <w:pBdr>
+          <w:top w:val="nil" w:sz="0" w:space="0" w:color="000000" tmln="20, 20, 20, 0, 0"/>
+          <w:left w:val="nil" w:sz="0" w:space="0" w:color="000000" tmln="20, 20, 20, 0, 0"/>
+          <w:bottom w:val="nil" w:sz="0" w:space="0" w:color="000000" tmln="20, 20, 20, 0, 0"/>
+          <w:right w:val="nil" w:sz="0" w:space="0" w:color="000000" tmln="20, 20, 20, 0, 0"/>
+          <w:between w:val="nil" w:sz="0" w:space="0" w:color="000000" tmln="20, 20, 20, 0, 0"/>
+        </w:pBdr>
+        <w:shd w:val="none"/>
+        <w:rPr>
+          <w:rFonts w:cs="Arial"/>
+          <w:bCs/>
+          <w:szCs w:val="32"/>
+        </w:rPr>
+      </w:pPr>
+      <w:r>
+        <w:rPr>
+          <w:rFonts w:cs="Arial"/>
+          <w:bCs/>
+          <w:szCs w:val="32"/>
+        </w:rPr>
+      </w:r>
+    </w:p>
+    <w:p>
+      <w:pPr>
+        <w:keepNext/>
+        <w:outlineLvl w:val="1"/>
+        <w:keepLines/>
+        <w:pBdr>
+          <w:top w:val="nil" w:sz="0" w:space="0" w:color="000000" tmln="20, 20, 20, 0, 0"/>
+          <w:left w:val="nil" w:sz="0" w:space="0" w:color="000000" tmln="20, 20, 20, 0, 0"/>
+          <w:bottom w:val="nil" w:sz="0" w:space="0" w:color="000000" tmln="20, 20, 20, 0, 0"/>
+          <w:right w:val="nil" w:sz="0" w:space="0" w:color="000000" tmln="20, 20, 20, 0, 0"/>
+          <w:between w:val="nil" w:sz="0" w:space="0" w:color="000000" tmln="20, 20, 20, 0, 0"/>
+        </w:pBdr>
+        <w:shd w:val="none"/>
+        <w:rPr>
+          <w:rFonts w:cs="Arial"/>
+          <w:bCs/>
+          <w:szCs w:val="32"/>
+        </w:rPr>
+      </w:pPr>
+      <w:r>
+        <w:rPr>
+          <w:rFonts w:cs="Arial"/>
+          <w:bCs/>
+          <w:szCs w:val="32"/>
+        </w:rPr>
+        <w:t>добавит сложность/ошибки,</w:t>
+      </w:r>
+    </w:p>
+    <w:p>
+      <w:pPr>
+        <w:keepNext/>
+        <w:outlineLvl w:val="1"/>
+        <w:keepLines/>
+        <w:pBdr>
+          <w:top w:val="nil" w:sz="0" w:space="0" w:color="000000" tmln="20, 20, 20, 0, 0"/>
+          <w:left w:val="nil" w:sz="0" w:space="0" w:color="000000" tmln="20, 20, 20, 0, 0"/>
+          <w:bottom w:val="nil" w:sz="0" w:space="0" w:color="000000" tmln="20, 20, 20, 0, 0"/>
+          <w:right w:val="nil" w:sz="0" w:space="0" w:color="000000" tmln="20, 20, 20, 0, 0"/>
+          <w:between w:val="nil" w:sz="0" w:space="0" w:color="000000" tmln="20, 20, 20, 0, 0"/>
+        </w:pBdr>
+        <w:shd w:val="none"/>
+        <w:rPr>
+          <w:rFonts w:cs="Arial"/>
+          <w:bCs/>
+          <w:szCs w:val="32"/>
+        </w:rPr>
+      </w:pPr>
+      <w:r>
+        <w:rPr>
+          <w:rFonts w:cs="Arial"/>
+          <w:bCs/>
+          <w:szCs w:val="32"/>
+        </w:rPr>
+      </w:r>
+    </w:p>
+    <w:p>
+      <w:pPr>
+        <w:keepNext/>
+        <w:outlineLvl w:val="1"/>
+        <w:keepLines/>
+        <w:pBdr>
+          <w:top w:val="nil" w:sz="0" w:space="0" w:color="000000" tmln="20, 20, 20, 0, 0"/>
+          <w:left w:val="nil" w:sz="0" w:space="0" w:color="000000" tmln="20, 20, 20, 0, 0"/>
+          <w:bottom w:val="nil" w:sz="0" w:space="0" w:color="000000" tmln="20, 20, 20, 0, 0"/>
+          <w:right w:val="nil" w:sz="0" w:space="0" w:color="000000" tmln="20, 20, 20, 0, 0"/>
+          <w:between w:val="nil" w:sz="0" w:space="0" w:color="000000" tmln="20, 20, 20, 0, 0"/>
+        </w:pBdr>
+        <w:shd w:val="none"/>
+        <w:rPr>
+          <w:rFonts w:cs="Arial"/>
+          <w:bCs/>
+          <w:szCs w:val="32"/>
+        </w:rPr>
+      </w:pPr>
+      <w:r>
+        <w:rPr>
+          <w:rFonts w:cs="Arial"/>
+          <w:bCs/>
+          <w:szCs w:val="32"/>
+        </w:rPr>
+        <w:t>потребует хранить “pending removals” и чистить их (ещё логика),</w:t>
+      </w:r>
+    </w:p>
+    <w:p>
+      <w:pPr>
+        <w:keepNext/>
+        <w:outlineLvl w:val="1"/>
+        <w:keepLines/>
+        <w:pBdr>
+          <w:top w:val="nil" w:sz="0" w:space="0" w:color="000000" tmln="20, 20, 20, 0, 0"/>
+          <w:left w:val="nil" w:sz="0" w:space="0" w:color="000000" tmln="20, 20, 20, 0, 0"/>
+          <w:bottom w:val="nil" w:sz="0" w:space="0" w:color="000000" tmln="20, 20, 20, 0, 0"/>
+          <w:right w:val="nil" w:sz="0" w:space="0" w:color="000000" tmln="20, 20, 20, 0, 0"/>
+          <w:between w:val="nil" w:sz="0" w:space="0" w:color="000000" tmln="20, 20, 20, 0, 0"/>
+        </w:pBdr>
+        <w:shd w:val="none"/>
+        <w:rPr>
+          <w:rFonts w:cs="Arial"/>
+          <w:bCs/>
+          <w:szCs w:val="32"/>
+        </w:rPr>
+      </w:pPr>
+      <w:r>
+        <w:rPr>
+          <w:rFonts w:cs="Arial"/>
+          <w:bCs/>
+          <w:szCs w:val="32"/>
+        </w:rPr>
+      </w:r>
+    </w:p>
+    <w:p>
+      <w:pPr>
+        <w:keepNext/>
+        <w:outlineLvl w:val="1"/>
+        <w:keepLines/>
+        <w:pBdr>
+          <w:top w:val="nil" w:sz="0" w:space="0" w:color="000000" tmln="20, 20, 20, 0, 0"/>
+          <w:left w:val="nil" w:sz="0" w:space="0" w:color="000000" tmln="20, 20, 20, 0, 0"/>
+          <w:bottom w:val="nil" w:sz="0" w:space="0" w:color="000000" tmln="20, 20, 20, 0, 0"/>
+          <w:right w:val="nil" w:sz="0" w:space="0" w:color="000000" tmln="20, 20, 20, 0, 0"/>
+          <w:between w:val="nil" w:sz="0" w:space="0" w:color="000000" tmln="20, 20, 20, 0, 0"/>
+        </w:pBdr>
+        <w:shd w:val="none"/>
+        <w:rPr>
+          <w:rFonts w:cs="Arial"/>
+          <w:bCs/>
+          <w:szCs w:val="32"/>
+        </w:rPr>
+      </w:pPr>
+      <w:r>
+        <w:rPr>
+          <w:rFonts w:cs="Arial"/>
+          <w:bCs/>
+          <w:szCs w:val="32"/>
+        </w:rPr>
+        <w:t>потенциально затронет стабильность порядка/детерминизм, если сделать криво."</w:t>
+      </w:r>
+    </w:p>
+    <w:p>
+      <w:pPr>
+        <w:keepNext/>
+        <w:outlineLvl w:val="1"/>
+        <w:keepLines/>
+        <w:pBdr>
+          <w:top w:val="nil" w:sz="0" w:space="0" w:color="000000" tmln="20, 20, 20, 0, 0"/>
+          <w:left w:val="nil" w:sz="0" w:space="0" w:color="000000" tmln="20, 20, 20, 0, 0"/>
+          <w:bottom w:val="nil" w:sz="0" w:space="0" w:color="000000" tmln="20, 20, 20, 0, 0"/>
+          <w:right w:val="nil" w:sz="0" w:space="0" w:color="000000" tmln="20, 20, 20, 0, 0"/>
+          <w:between w:val="nil" w:sz="0" w:space="0" w:color="000000" tmln="20, 20, 20, 0, 0"/>
+        </w:pBdr>
+        <w:shd w:val="none"/>
+        <w:rPr>
+          <w:rFonts w:cs="Arial"/>
+          <w:bCs/>
+          <w:color w:val="000000"/>
+          <w:szCs w:val="32"/>
+        </w:rPr>
+      </w:pPr>
+      <w:r>
+        <w:rPr>
+          <w:rFonts w:cs="Arial"/>
+          <w:bCs/>
+          <w:color w:val="000000"/>
+          <w:szCs w:val="32"/>
+        </w:rPr>
+      </w:r>
+    </w:p>
+    <w:p>
+      <w:pPr>
+        <w:numPr>
+          <w:ilvl w:val="0"/>
+          <w:numId w:val="16"/>
+        </w:numPr>
+        <w:ind w:left="283" w:hanging="283"/>
+        <w:pBdr>
+          <w:top w:val="single" w:sz="0" w:space="0" w:color="FF0000" tmln="0, 20, 20, 0, 0"/>
+          <w:left w:val="single" w:sz="0" w:space="4" w:color="FF0000" tmln="0, 20, 20, 0, 90"/>
+          <w:bottom w:val="single" w:sz="0" w:space="0" w:color="FF0000" tmln="0, 20, 20, 0, 0"/>
+          <w:right w:val="single" w:sz="0" w:space="0" w:color="FF0000" tmln="0, 20, 20, 0, 0"/>
+          <w:between w:val="nil" w:sz="0" w:space="0" w:color="000000" tmln="20, 20, 20, 0, 0"/>
+        </w:pBdr>
+        <w:shd w:val="none"/>
+        <w:rPr>
+          <w:rFonts w:ascii="Segoe UI" w:hAnsi="Segoe UI"/>
+          <w:color w:val="000000"/>
+          <w:sz w:val="21"/>
           <w:lang w:val="ru-ru" w:eastAsia="zh-cn" w:bidi="ar-sa"/>
         </w:rPr>
-        <w:t>Использовать EnTT Snapshot (Native)</w:t>
-      </w:r>
-      <w:r>
-        <w:rPr>
+      </w:pPr>
+      <w:r>
+        <w:rPr>
+          <w:rFonts w:ascii="Segoe UI" w:hAnsi="Segoe UI"/>
+          <w:color w:val="000000"/>
+          <w:sz w:val="21"/>
+          <w:lang w:val="ru-ru" w:eastAsia="zh-cn" w:bidi="ar-sa"/>
+        </w:rPr>
+        <w:t>Делать</w:t>
+      </w:r>
+    </w:p>
+    <w:p>
+      <w:pPr>
+        <w:numPr>
+          <w:ilvl w:val="0"/>
+          <w:numId w:val="16"/>
+        </w:numPr>
+        <w:ind w:left="283" w:hanging="283"/>
+        <w:pBdr>
+          <w:top w:val="single" w:sz="0" w:space="0" w:color="FF0000" tmln="0, 20, 20, 0, 0"/>
+          <w:left w:val="single" w:sz="0" w:space="0" w:color="FF0000" tmln="0, 20, 20, 0, 0"/>
+          <w:bottom w:val="single" w:sz="0" w:space="0" w:color="FF0000" tmln="0, 20, 20, 0, 0"/>
+          <w:right w:val="single" w:sz="0" w:space="0" w:color="FF0000" tmln="0, 20, 20, 0, 0"/>
+          <w:between w:val="nil" w:sz="0" w:space="0" w:color="000000" tmln="20, 20, 20, 0, 0"/>
+        </w:pBdr>
+        <w:shd w:val="none"/>
+        <w:rPr>
+          <w:rFonts w:ascii="Segoe UI" w:hAnsi="Segoe UI"/>
+          <w:color w:val="000000"/>
+          <w:sz w:val="21"/>
+          <w:lang w:val="ru-ru" w:eastAsia="zh-cn" w:bidi="ar-sa"/>
+        </w:rPr>
+      </w:pPr>
+      <w:r>
+        <w:rPr>
+          <w:rFonts w:ascii="Segoe UI" w:hAnsi="Segoe UI"/>
+          <w:b/>
+          <w:color w:val="000000"/>
+          <w:sz w:val="21"/>
+          <w:lang w:val="ru-ru" w:eastAsia="zh-cn" w:bidi="ar-sa"/>
+        </w:rPr>
+        <w:t>Позже, когда появится полноценный Sy</w:t>
+      </w:r>
+      <w:r>
+        <w:rPr>
+          <w:rFonts w:ascii="Segoe UI" w:hAnsi="Segoe UI"/>
+          <w:b/>
+          <w:color w:val="000000"/>
+          <w:sz w:val="21"/>
           <w:u w:color="auto" w:val="single"/>
           <w:lang w:val="ru-ru" w:eastAsia="zh-cn" w:bidi="ar-sa"/>
         </w:rPr>
-        <w:t xml:space="preserve"> или еще более быстрый для бинарной сериализации. для SAVE/LOAD</w:t>
-      </w:r>
-    </w:p>
-    <w:p>
-      <w:pPr>
-        <w:numPr>
-          <w:ilvl w:val="0"/>
-          <w:numId w:val="14"/>
-        </w:numPr>
-        <w:ind w:left="283" w:hanging="283"/>
-        <w:keepNext/>
-        <w:outlineLvl w:val="1"/>
-        <w:keepLines/>
-        <w:pBdr>
-          <w:top w:val="nil" w:sz="0" w:space="0" w:color="000000" tmln="20, 20, 20, 0, 0"/>
-          <w:left w:val="nil" w:sz="0" w:space="0" w:color="000000" tmln="20, 20, 20, 0, 0"/>
-          <w:bottom w:val="nil" w:sz="0" w:space="0" w:color="000000" tmln="20, 20, 20, 0, 0"/>
-          <w:right w:val="nil" w:sz="0" w:space="0" w:color="000000" tmln="20, 20, 20, 0, 0"/>
-          <w:between w:val="nil" w:sz="0" w:space="0" w:color="000000" tmln="20, 20, 20, 0, 0"/>
-        </w:pBdr>
-        <w:shd w:val="none"/>
-        <w:rPr>
-          <w:rFonts w:cs="Arial"/>
-          <w:bCs/>
-          <w:szCs w:val="32"/>
-        </w:rPr>
-      </w:pPr>
-      <w:r>
-        <w:rPr>
-          <w:rFonts w:cs="Arial"/>
-          <w:bCs/>
-          <w:szCs w:val="32"/>
-        </w:rPr>
-      </w:r>
-    </w:p>
-    <w:p>
-      <w:pPr>
-        <w:numPr>
-          <w:ilvl w:val="0"/>
-          <w:numId w:val="14"/>
-        </w:numPr>
-        <w:ind w:left="283" w:hanging="283"/>
-        <w:keepNext/>
-        <w:outlineLvl w:val="1"/>
-        <w:keepLines/>
-        <w:pBdr>
-          <w:top w:val="nil" w:sz="0" w:space="0" w:color="000000" tmln="20, 20, 20, 0, 0"/>
-          <w:left w:val="nil" w:sz="0" w:space="0" w:color="000000" tmln="20, 20, 20, 0, 0"/>
-          <w:bottom w:val="nil" w:sz="0" w:space="0" w:color="000000" tmln="20, 20, 20, 0, 0"/>
-          <w:right w:val="nil" w:sz="0" w:space="0" w:color="000000" tmln="20, 20, 20, 0, 0"/>
-          <w:between w:val="nil" w:sz="0" w:space="0" w:color="000000" tmln="20, 20, 20, 0, 0"/>
-        </w:pBdr>
-        <w:shd w:val="none"/>
-        <w:rPr>
-          <w:rFonts w:cs="Arial"/>
-          <w:bCs/>
-          <w:szCs w:val="32"/>
-        </w:rPr>
-      </w:pPr>
-      <w:r>
-        <w:rPr>
-          <w:rFonts w:cs="Arial"/>
-          <w:bCs/>
-          <w:szCs w:val="32"/>
-        </w:rPr>
-      </w:r>
-    </w:p>
-    <w:p>
-      <w:pPr>
-        <w:keepNext/>
-        <w:outlineLvl w:val="1"/>
-        <w:keepLines/>
-        <w:pBdr>
-          <w:top w:val="nil" w:sz="0" w:space="0" w:color="000000" tmln="20, 20, 20, 0, 0"/>
-          <w:left w:val="nil" w:sz="0" w:space="0" w:color="000000" tmln="20, 20, 20, 0, 0"/>
-          <w:bottom w:val="nil" w:sz="0" w:space="0" w:color="000000" tmln="20, 20, 20, 0, 0"/>
-          <w:right w:val="nil" w:sz="0" w:space="0" w:color="000000" tmln="20, 20, 20, 0, 0"/>
-          <w:between w:val="nil" w:sz="0" w:space="0" w:color="000000" tmln="20, 20, 20, 0, 0"/>
-        </w:pBdr>
-        <w:shd w:val="none"/>
-        <w:rPr>
-          <w:rFonts w:cs="Arial"/>
-          <w:bCs/>
-          <w:szCs w:val="32"/>
-        </w:rPr>
-      </w:pPr>
-      <w:r>
-        <w:rPr>
-          <w:rFonts w:cs="Arial"/>
+        <w:t>stemManager с фазами/графом зависимостей (или хот</w:t>
+        <w:noBreakHyphen/>
+        <w:t>reload</w:t>
+      </w:r>
+      <w:r>
+        <w:rPr>
+          <w:rFonts w:ascii="Segoe UI" w:hAnsi="Segoe UI"/>
           <w:b/>
-          <w:bCs/>
-          <w:szCs w:val="32"/>
-        </w:rPr>
-        <w:t>Когда лучше закладывать интерфейс под смену:</w:t>
+          <w:color w:val="000000"/>
+          <w:sz w:val="21"/>
+          <w:lang w:val="ru-ru" w:eastAsia="zh-cn" w:bidi="ar-sa"/>
+        </w:rPr>
+        <w:t>):</w:t>
+      </w:r>
+      <w:r>
+        <w:rPr>
+          <w:rFonts w:ascii="Segoe UI" w:hAnsi="Segoe UI"/>
+          <w:color w:val="000000"/>
+          <w:sz w:val="21"/>
+          <w:lang w:val="ru-ru" w:eastAsia="zh-cn" w:bidi="ar-sa"/>
+        </w:rPr>
+        <w:t> </w:t>
+      </w:r>
+      <w:r>
+        <w:rPr>
+          <w:rFonts w:ascii="Segoe UI" w:hAnsi="Segoe UI"/>
+          <w:b/>
+          <w:color w:val="000000"/>
+          <w:sz w:val="21"/>
+          <w:lang w:val="ru-ru" w:eastAsia="zh-cn" w:bidi="ar-sa"/>
+        </w:rPr>
+        <w:t>ВОЗМОЖНО</w:t>
+      </w:r>
+      <w:r>
+        <w:rPr>
+          <w:rFonts w:ascii="Segoe UI" w:hAnsi="Segoe UI"/>
+          <w:color w:val="000000"/>
+          <w:sz w:val="21"/>
+          <w:lang w:val="ru-ru" w:eastAsia="zh-cn" w:bidi="ar-sa"/>
+        </w:rPr>
+        <w:t>, но только если:</w:t>
+      </w:r>
+    </w:p>
+    <w:p>
+      <w:pPr>
+        <w:numPr>
+          <w:ilvl w:val="0"/>
+          <w:numId w:val="17"/>
+        </w:numPr>
+        <w:ind w:left="567" w:hanging="567"/>
+        <w:pBdr>
+          <w:top w:val="single" w:sz="0" w:space="0" w:color="FF0000" tmln="0, 20, 20, 0, 0"/>
+          <w:left w:val="single" w:sz="0" w:space="0" w:color="FF0000" tmln="0, 20, 20, 0, 0"/>
+          <w:bottom w:val="single" w:sz="0" w:space="0" w:color="FF0000" tmln="0, 20, 20, 0, 0"/>
+          <w:right w:val="single" w:sz="0" w:space="0" w:color="FF0000" tmln="0, 20, 20, 0, 0"/>
+          <w:between w:val="nil" w:sz="0" w:space="0" w:color="000000" tmln="20, 20, 20, 0, 0"/>
+        </w:pBdr>
+        <w:shd w:val="none"/>
+        <w:rPr>
+          <w:rFonts w:ascii="Segoe UI" w:hAnsi="Segoe UI"/>
+          <w:color w:val="000000"/>
+          <w:sz w:val="21"/>
+          <w:lang w:val="ru-ru" w:eastAsia="zh-cn" w:bidi="ar-sa"/>
+        </w:rPr>
+      </w:pPr>
+      <w:r>
+        <w:rPr>
+          <w:rFonts w:ascii="Segoe UI" w:hAnsi="Segoe UI"/>
+          <w:color w:val="000000"/>
+          <w:sz w:val="21"/>
+          <w:lang w:val="ru-ru" w:eastAsia="zh-cn" w:bidi="ar-sa"/>
+        </w:rPr>
+        <w:t>У вас уже есть механизм “one</w:t>
+        <w:noBreakHyphen/>
+        <w:t>shot systems” (инициализация сцены/загрузки) как часть фазового пайплайна,</w:t>
+      </w:r>
+    </w:p>
+    <w:p>
+      <w:pPr>
+        <w:numPr>
+          <w:ilvl w:val="0"/>
+          <w:numId w:val="17"/>
+        </w:numPr>
+        <w:ind w:left="567" w:hanging="567"/>
+        <w:pBdr>
+          <w:top w:val="single" w:sz="0" w:space="0" w:color="FF0000" tmln="0, 20, 20, 0, 0"/>
+          <w:left w:val="single" w:sz="0" w:space="0" w:color="FF0000" tmln="0, 20, 20, 0, 0"/>
+          <w:bottom w:val="single" w:sz="0" w:space="0" w:color="FF0000" tmln="0, 20, 20, 0, 0"/>
+          <w:right w:val="single" w:sz="0" w:space="0" w:color="FF0000" tmln="0, 20, 20, 0, 0"/>
+          <w:between w:val="nil" w:sz="0" w:space="0" w:color="000000" tmln="20, 20, 20, 0, 0"/>
+        </w:pBdr>
+        <w:shd w:val="none"/>
+        <w:rPr>
+          <w:rFonts w:ascii="Segoe UI" w:hAnsi="Segoe UI"/>
+          <w:color w:val="000000"/>
+          <w:sz w:val="21"/>
+          <w:lang w:val="ru-ru" w:eastAsia="zh-cn" w:bidi="ar-sa"/>
+        </w:rPr>
+      </w:pPr>
+      <w:r>
+        <w:rPr>
+          <w:rFonts w:ascii="Segoe UI" w:hAnsi="Segoe UI"/>
+          <w:color w:val="000000"/>
+          <w:sz w:val="21"/>
+          <w:lang w:val="ru-ru" w:eastAsia="zh-cn" w:bidi="ar-sa"/>
+        </w:rPr>
+      </w:r>
+    </w:p>
+    <w:p>
+      <w:pPr>
+        <w:numPr>
+          <w:ilvl w:val="0"/>
+          <w:numId w:val="17"/>
+        </w:numPr>
+        <w:ind w:left="567" w:hanging="567"/>
+        <w:pBdr>
+          <w:top w:val="single" w:sz="0" w:space="0" w:color="FF0000" tmln="0, 20, 20, 0, 0"/>
+          <w:left w:val="single" w:sz="0" w:space="0" w:color="FF0000" tmln="0, 20, 20, 0, 0"/>
+          <w:bottom w:val="single" w:sz="0" w:space="0" w:color="FF0000" tmln="0, 20, 20, 0, 0"/>
+          <w:right w:val="single" w:sz="0" w:space="0" w:color="FF0000" tmln="0, 20, 20, 0, 0"/>
+          <w:between w:val="nil" w:sz="0" w:space="0" w:color="000000" tmln="20, 20, 20, 0, 0"/>
+        </w:pBdr>
+        <w:shd w:val="none"/>
+        <w:rPr>
+          <w:rFonts w:ascii="Segoe UI" w:hAnsi="Segoe UI"/>
+          <w:color w:val="000000"/>
+          <w:sz w:val="21"/>
+          <w:lang w:val="ru-ru" w:eastAsia="zh-cn" w:bidi="ar-sa"/>
+        </w:rPr>
+      </w:pPr>
+      <w:r>
+        <w:rPr>
+          <w:rFonts w:ascii="Segoe UI" w:hAnsi="Segoe UI"/>
+          <w:color w:val="000000"/>
+          <w:sz w:val="21"/>
+          <w:lang w:val="ru-ru" w:eastAsia="zh-cn" w:bidi="ar-sa"/>
+        </w:rPr>
+        <w:t>Есть чёткий жизненный цикл систем (создание → активна → деактивация),</w:t>
+      </w:r>
+    </w:p>
+    <w:p>
+      <w:pPr>
+        <w:numPr>
+          <w:ilvl w:val="0"/>
+          <w:numId w:val="17"/>
+        </w:numPr>
+        <w:ind w:left="567" w:hanging="567"/>
+        <w:pBdr>
+          <w:top w:val="single" w:sz="0" w:space="0" w:color="FF0000" tmln="0, 20, 20, 0, 0"/>
+          <w:left w:val="single" w:sz="0" w:space="0" w:color="FF0000" tmln="0, 20, 20, 0, 0"/>
+          <w:bottom w:val="single" w:sz="0" w:space="0" w:color="FF0000" tmln="0, 20, 20, 0, 0"/>
+          <w:right w:val="single" w:sz="0" w:space="0" w:color="FF0000" tmln="0, 20, 20, 0, 0"/>
+          <w:between w:val="nil" w:sz="0" w:space="0" w:color="000000" tmln="20, 20, 20, 0, 0"/>
+        </w:pBdr>
+        <w:shd w:val="none"/>
+        <w:rPr>
+          <w:rFonts w:ascii="Segoe UI" w:hAnsi="Segoe UI"/>
+          <w:color w:val="000000"/>
+          <w:sz w:val="21"/>
+          <w:lang w:val="ru-ru" w:eastAsia="zh-cn" w:bidi="ar-sa"/>
+        </w:rPr>
+      </w:pPr>
+      <w:r>
+        <w:rPr>
+          <w:rFonts w:ascii="Segoe UI" w:hAnsi="Segoe UI"/>
+          <w:color w:val="000000"/>
+          <w:sz w:val="21"/>
+          <w:lang w:val="ru-ru" w:eastAsia="zh-cn" w:bidi="ar-sa"/>
+        </w:rPr>
+      </w:r>
+    </w:p>
+    <w:p>
+      <w:pPr>
+        <w:numPr>
+          <w:ilvl w:val="0"/>
+          <w:numId w:val="17"/>
+        </w:numPr>
+        <w:ind w:left="567" w:hanging="567"/>
+        <w:pBdr>
+          <w:top w:val="single" w:sz="0" w:space="0" w:color="FF0000" tmln="0, 20, 20, 0, 0"/>
+          <w:left w:val="single" w:sz="0" w:space="0" w:color="FF0000" tmln="0, 20, 20, 0, 0"/>
+          <w:bottom w:val="single" w:sz="0" w:space="0" w:color="FF0000" tmln="0, 20, 20, 0, 0"/>
+          <w:right w:val="single" w:sz="0" w:space="0" w:color="FF0000" tmln="0, 20, 20, 0, 0"/>
+          <w:between w:val="nil" w:sz="0" w:space="0" w:color="000000" tmln="20, 20, 20, 0, 0"/>
+        </w:pBdr>
+        <w:shd w:val="none"/>
+        <w:rPr>
+          <w:rFonts w:ascii="Segoe UI" w:hAnsi="Segoe UI"/>
+          <w:color w:val="000000"/>
+          <w:sz w:val="21"/>
+          <w:lang w:val="ru-ru" w:eastAsia="zh-cn" w:bidi="ar-sa"/>
+        </w:rPr>
+      </w:pPr>
+      <w:r>
+        <w:rPr>
+          <w:rFonts w:ascii="Segoe UI" w:hAnsi="Segoe UI"/>
+          <w:color w:val="000000"/>
+          <w:sz w:val="21"/>
+          <w:lang w:val="ru-ru" w:eastAsia="zh-cn" w:bidi="ar-sa"/>
+        </w:rPr>
+        <w:t>Это поможет унифицировать архитектуру, а не “оптимизировать шум”.</w:t>
+      </w:r>
+    </w:p>
+    <w:p>
+      <w:pPr>
+        <w:numPr>
+          <w:ilvl w:val="0"/>
+          <w:numId w:val="17"/>
+        </w:numPr>
+        <w:ind w:left="567" w:hanging="567"/>
+        <w:pBdr>
+          <w:top w:val="single" w:sz="0" w:space="0" w:color="FF0000" tmln="0, 20, 20, 0, 0"/>
+          <w:left w:val="single" w:sz="0" w:space="0" w:color="FF0000" tmln="0, 20, 20, 0, 0"/>
+          <w:bottom w:val="single" w:sz="0" w:space="0" w:color="FF0000" tmln="0, 20, 20, 0, 0"/>
+          <w:right w:val="single" w:sz="0" w:space="0" w:color="FF0000" tmln="0, 20, 20, 0, 0"/>
+          <w:between w:val="nil" w:sz="0" w:space="0" w:color="000000" tmln="20, 20, 20, 0, 0"/>
+        </w:pBdr>
+        <w:shd w:val="none"/>
+        <w:rPr>
+          <w:rFonts w:ascii="Segoe UI" w:hAnsi="Segoe UI"/>
+          <w:color w:val="000000"/>
+          <w:sz w:val="21"/>
+          <w:lang w:val="ru-ru" w:eastAsia="zh-cn" w:bidi="ar-sa"/>
+        </w:rPr>
+      </w:pPr>
+      <w:r>
+        <w:rPr>
+          <w:rFonts w:ascii="Segoe UI" w:hAnsi="Segoe UI"/>
+          <w:color w:val="000000"/>
+          <w:sz w:val="21"/>
+          <w:lang w:val="ru-ru" w:eastAsia="zh-cn" w:bidi="ar-sa"/>
+        </w:rPr>
+      </w:r>
+    </w:p>
+    <w:p>
+      <w:pPr>
+        <w:numPr>
+          <w:ilvl w:val="0"/>
+          <w:numId w:val="17"/>
+        </w:numPr>
+        <w:ind w:left="567" w:hanging="567"/>
+        <w:pBdr>
+          <w:top w:val="single" w:sz="0" w:space="0" w:color="FF0000" tmln="0, 20, 20, 0, 0"/>
+          <w:left w:val="single" w:sz="0" w:space="0" w:color="FF0000" tmln="0, 20, 20, 0, 0"/>
+          <w:bottom w:val="single" w:sz="0" w:space="0" w:color="FF0000" tmln="0, 20, 20, 0, 0"/>
+          <w:right w:val="single" w:sz="0" w:space="0" w:color="FF0000" tmln="0, 20, 20, 0, 0"/>
+          <w:between w:val="nil" w:sz="0" w:space="0" w:color="000000" tmln="20, 20, 20, 0, 0"/>
+        </w:pBdr>
+        <w:shd w:val="none"/>
+        <w:rPr>
+          <w:rFonts w:ascii="Segoe UI" w:hAnsi="Segoe UI"/>
+          <w:color w:val="000000"/>
+          <w:sz w:val="21"/>
+          <w:lang w:val="ru-ru" w:eastAsia="zh-cn" w:bidi="ar-sa"/>
+        </w:rPr>
+      </w:pPr>
+      <w:r>
+        <w:rPr>
+          <w:rFonts w:ascii="Segoe UI" w:hAnsi="Segoe UI"/>
+          <w:color w:val="000000"/>
+          <w:sz w:val="21"/>
+          <w:lang w:val="ru-ru" w:eastAsia="zh-cn" w:bidi="ar-sa"/>
+        </w:rPr>
+      </w:r>
+    </w:p>
+    <w:p>
+      <w:pPr>
+        <w:pBdr>
+          <w:top w:val="single" w:sz="0" w:space="0" w:color="FF0000" tmln="0, 20, 20, 0, 0"/>
+          <w:left w:val="single" w:sz="0" w:space="0" w:color="FF0000" tmln="0, 20, 20, 0, 0"/>
+          <w:bottom w:val="single" w:sz="0" w:space="0" w:color="FF0000" tmln="0, 20, 20, 0, 0"/>
+          <w:right w:val="single" w:sz="0" w:space="0" w:color="FF0000" tmln="0, 20, 20, 0, 0"/>
+          <w:between w:val="nil" w:sz="0" w:space="0" w:color="000000" tmln="20, 20, 20, 0, 0"/>
+        </w:pBdr>
+        <w:shd w:val="none"/>
+        <w:rPr>
+          <w:rFonts w:ascii="Segoe UI" w:hAnsi="Segoe UI"/>
+          <w:color w:val="000000"/>
+          <w:sz w:val="21"/>
+          <w:lang w:val="ru-ru" w:eastAsia="zh-cn" w:bidi="ar-sa"/>
+        </w:rPr>
+      </w:pPr>
+      <w:r>
+        <w:rPr>
+          <w:rFonts w:ascii="Segoe UI" w:hAnsi="Segoe UI"/>
+          <w:b/>
+          <w:color w:val="000000"/>
+          <w:sz w:val="21"/>
+          <w:lang w:val="ru-ru" w:eastAsia="zh-cn" w:bidi="ar-sa"/>
+        </w:rPr>
+        <w:t>То есть правильный момент —</w:t>
+      </w:r>
+      <w:r>
+        <w:rPr>
+          <w:rFonts w:ascii="Segoe UI" w:hAnsi="Segoe UI"/>
+          <w:color w:val="000000"/>
+          <w:sz w:val="21"/>
+          <w:lang w:val="ru-ru" w:eastAsia="zh-cn" w:bidi="ar-sa"/>
+        </w:rPr>
+        <w:t> </w:t>
+      </w:r>
+      <w:r>
+        <w:rPr>
+          <w:rFonts w:ascii="Segoe UI" w:hAnsi="Segoe UI"/>
+          <w:b/>
+          <w:color w:val="000000"/>
+          <w:sz w:val="21"/>
+          <w:lang w:val="ru-ru" w:eastAsia="zh-cn" w:bidi="ar-sa"/>
+        </w:rPr>
+        <w:t>только после появления полноценного фазового/сценового пайплайна</w:t>
+      </w:r>
+      <w:r>
+        <w:rPr>
+          <w:rFonts w:ascii="Segoe UI" w:hAnsi="Segoe UI"/>
+          <w:color w:val="000000"/>
+          <w:sz w:val="21"/>
+          <w:lang w:val="ru-ru" w:eastAsia="zh-cn" w:bidi="ar-sa"/>
+        </w:rPr>
+        <w:t>, а не “в раннем прототипе” и не “на старте 4X”.</w:t>
         <w:br w:type="textWrapping"/>
-      </w:r>
-      <w:r>
-        <w:rPr>
-          <w:rFonts w:cs="Arial"/>
-          <w:bCs/>
-          <w:szCs w:val="32"/>
-        </w:rPr>
-        <w:t xml:space="preserve"> когда начнёшь делать </w:t>
-      </w:r>
-      <w:r>
-        <w:rPr>
-          <w:rFonts w:cs="Arial"/>
+        <w:t>Причина: стоимость изменения SystemManager и контрактов систем </w:t>
+      </w:r>
+      <w:r>
+        <w:rPr>
+          <w:rFonts w:ascii="Segoe UI" w:hAnsi="Segoe UI"/>
           <w:b/>
-          <w:bCs/>
-          <w:szCs w:val="32"/>
-        </w:rPr>
-        <w:t>серьёзные 4X-данные или хот-релоад модов</w:t>
-      </w:r>
-      <w:r>
-        <w:rPr>
-          <w:rFonts w:cs="Arial"/>
-          <w:bCs/>
-          <w:szCs w:val="32"/>
-        </w:rPr>
-        <w:t>. Не раньше.</w:t>
-      </w:r>
-    </w:p>
-    <w:p>
-      <w:pPr>
-        <w:keepNext/>
-        <w:outlineLvl w:val="1"/>
-        <w:keepLines/>
-        <w:pBdr>
-          <w:top w:val="nil" w:sz="0" w:space="0" w:color="000000" tmln="20, 20, 20, 0, 0"/>
-          <w:left w:val="nil" w:sz="0" w:space="0" w:color="000000" tmln="20, 20, 20, 0, 0"/>
-          <w:bottom w:val="nil" w:sz="0" w:space="0" w:color="000000" tmln="20, 20, 20, 0, 0"/>
-          <w:right w:val="nil" w:sz="0" w:space="0" w:color="000000" tmln="20, 20, 20, 0, 0"/>
-          <w:between w:val="nil" w:sz="0" w:space="0" w:color="000000" tmln="20, 20, 20, 0, 0"/>
-        </w:pBdr>
-        <w:shd w:val="none"/>
-        <w:rPr>
-          <w:rFonts w:cs="Arial"/>
-          <w:bCs/>
-          <w:szCs w:val="32"/>
-        </w:rPr>
-      </w:pPr>
-      <w:r>
-        <w:rPr>
-          <w:rFonts w:cs="Arial"/>
-          <w:bCs/>
-          <w:szCs w:val="32"/>
-        </w:rPr>
-      </w:r>
-    </w:p>
-    <w:p>
-      <w:pPr>
-        <w:pStyle w:val="para2"/>
-        <w:pBdr>
-          <w:top w:val="nil" w:sz="0" w:space="0" w:color="000000" tmln="20, 20, 20, 0, 0"/>
-          <w:left w:val="nil" w:sz="0" w:space="0" w:color="000000" tmln="20, 20, 20, 0, 0"/>
-          <w:bottom w:val="nil" w:sz="0" w:space="0" w:color="000000" tmln="20, 20, 20, 0, 0"/>
-          <w:right w:val="nil" w:sz="0" w:space="0" w:color="000000" tmln="20, 20, 20, 0, 0"/>
-          <w:between w:val="nil" w:sz="0" w:space="0" w:color="000000" tmln="20, 20, 20, 0, 0"/>
-        </w:pBdr>
-        <w:shd w:val="none"/>
-      </w:pPr>
-      <w:r>
-        <w:t>Когда переходить на CMake?</w:t>
-      </w:r>
-    </w:p>
-    <w:p>
-      <w:pPr>
-        <w:keepNext/>
-        <w:outlineLvl w:val="1"/>
-        <w:keepLines/>
-        <w:pBdr>
-          <w:top w:val="nil" w:sz="0" w:space="0" w:color="000000" tmln="20, 20, 20, 0, 0"/>
-          <w:left w:val="nil" w:sz="0" w:space="0" w:color="000000" tmln="20, 20, 20, 0, 0"/>
-          <w:bottom w:val="nil" w:sz="0" w:space="0" w:color="000000" tmln="20, 20, 20, 0, 0"/>
-          <w:right w:val="nil" w:sz="0" w:space="0" w:color="000000" tmln="20, 20, 20, 0, 0"/>
-          <w:between w:val="nil" w:sz="0" w:space="0" w:color="000000" tmln="20, 20, 20, 0, 0"/>
-        </w:pBdr>
-        <w:shd w:val="none"/>
-        <w:rPr>
-          <w:rFonts w:cs="Arial"/>
-          <w:bCs/>
-          <w:szCs w:val="32"/>
-        </w:rPr>
-      </w:pPr>
-      <w:r>
-        <w:rPr>
-          <w:rFonts w:cs="Arial"/>
-          <w:b/>
-          <w:bCs/>
-          <w:szCs w:val="32"/>
-        </w:rPr>
-        <w:t>Не “обязательно сейчас”.</w:t>
-      </w:r>
-      <w:r>
-        <w:rPr>
-          <w:rFonts w:cs="Arial"/>
-          <w:bCs/>
-          <w:szCs w:val="32"/>
-        </w:rPr>
-        <w:t xml:space="preserve"> На стадии активной итерации с VS — .sln/.vcxproj это норм.</w:t>
-      </w:r>
-    </w:p>
-    <w:p>
-      <w:pPr>
-        <w:keepNext/>
-        <w:outlineLvl w:val="1"/>
-        <w:keepLines/>
-        <w:pBdr>
-          <w:top w:val="nil" w:sz="0" w:space="0" w:color="000000" tmln="20, 20, 20, 0, 0"/>
-          <w:left w:val="nil" w:sz="0" w:space="0" w:color="000000" tmln="20, 20, 20, 0, 0"/>
-          <w:bottom w:val="nil" w:sz="0" w:space="0" w:color="000000" tmln="20, 20, 20, 0, 0"/>
-          <w:right w:val="nil" w:sz="0" w:space="0" w:color="000000" tmln="20, 20, 20, 0, 0"/>
-          <w:between w:val="nil" w:sz="0" w:space="0" w:color="000000" tmln="20, 20, 20, 0, 0"/>
-        </w:pBdr>
-        <w:shd w:val="none"/>
-        <w:rPr>
-          <w:rFonts w:cs="Arial"/>
-          <w:bCs/>
-          <w:szCs w:val="32"/>
-        </w:rPr>
-      </w:pPr>
-      <w:r>
-        <w:rPr>
-          <w:rFonts w:cs="Arial"/>
-          <w:bCs/>
-          <w:szCs w:val="32"/>
-        </w:rPr>
-        <w:t>Но CMake становится “пора”, когда:</w:t>
-      </w:r>
-    </w:p>
-    <w:p>
-      <w:pPr>
-        <w:numPr>
-          <w:ilvl w:val="0"/>
-          <w:numId w:val="14"/>
-        </w:numPr>
-        <w:ind w:left="283" w:hanging="283"/>
-        <w:keepNext/>
-        <w:outlineLvl w:val="1"/>
-        <w:keepLines/>
-        <w:pBdr>
-          <w:top w:val="nil" w:sz="0" w:space="0" w:color="000000" tmln="20, 20, 20, 0, 0"/>
-          <w:left w:val="nil" w:sz="0" w:space="0" w:color="000000" tmln="20, 20, 20, 0, 0"/>
-          <w:bottom w:val="nil" w:sz="0" w:space="0" w:color="000000" tmln="20, 20, 20, 0, 0"/>
-          <w:right w:val="nil" w:sz="0" w:space="0" w:color="000000" tmln="20, 20, 20, 0, 0"/>
-          <w:between w:val="nil" w:sz="0" w:space="0" w:color="000000" tmln="20, 20, 20, 0, 0"/>
-        </w:pBdr>
-        <w:shd w:val="none"/>
-        <w:rPr>
-          <w:rFonts w:cs="Arial"/>
-          <w:bCs/>
-          <w:szCs w:val="32"/>
-        </w:rPr>
-      </w:pPr>
-      <w:r>
-        <w:rPr>
-          <w:rFonts w:cs="Arial"/>
-          <w:bCs/>
-          <w:szCs w:val="32"/>
-        </w:rPr>
-        <w:t xml:space="preserve">нужен стабильный </w:t>
-      </w:r>
-      <w:r>
-        <w:rPr>
-          <w:rFonts w:cs="Arial"/>
-          <w:b/>
-          <w:bCs/>
-          <w:szCs w:val="32"/>
-        </w:rPr>
-        <w:t>CI</w:t>
-      </w:r>
-      <w:r>
-        <w:rPr>
-          <w:rFonts w:cs="Arial"/>
-          <w:bCs/>
-          <w:szCs w:val="32"/>
-        </w:rPr>
-        <w:t>,</w:t>
-      </w:r>
-    </w:p>
-    <w:p>
-      <w:pPr>
-        <w:numPr>
-          <w:ilvl w:val="0"/>
-          <w:numId w:val="14"/>
-        </w:numPr>
-        <w:ind w:left="283" w:hanging="283"/>
-        <w:keepNext/>
-        <w:outlineLvl w:val="1"/>
-        <w:keepLines/>
-        <w:pBdr>
-          <w:top w:val="nil" w:sz="0" w:space="0" w:color="000000" tmln="20, 20, 20, 0, 0"/>
-          <w:left w:val="nil" w:sz="0" w:space="0" w:color="000000" tmln="20, 20, 20, 0, 0"/>
-          <w:bottom w:val="nil" w:sz="0" w:space="0" w:color="000000" tmln="20, 20, 20, 0, 0"/>
-          <w:right w:val="nil" w:sz="0" w:space="0" w:color="000000" tmln="20, 20, 20, 0, 0"/>
-          <w:between w:val="nil" w:sz="0" w:space="0" w:color="000000" tmln="20, 20, 20, 0, 0"/>
-        </w:pBdr>
-        <w:shd w:val="none"/>
-        <w:rPr>
-          <w:rFonts w:cs="Arial"/>
-          <w:bCs/>
-          <w:szCs w:val="32"/>
-        </w:rPr>
-      </w:pPr>
-      <w:r>
-        <w:rPr>
-          <w:rFonts w:cs="Arial"/>
-          <w:bCs/>
-          <w:szCs w:val="32"/>
-        </w:rPr>
-      </w:r>
-    </w:p>
-    <w:p>
-      <w:pPr>
-        <w:numPr>
-          <w:ilvl w:val="0"/>
-          <w:numId w:val="14"/>
-        </w:numPr>
-        <w:ind w:left="283" w:hanging="283"/>
-        <w:keepNext/>
-        <w:outlineLvl w:val="1"/>
-        <w:keepLines/>
-        <w:pBdr>
-          <w:top w:val="nil" w:sz="0" w:space="0" w:color="000000" tmln="20, 20, 20, 0, 0"/>
-          <w:left w:val="nil" w:sz="0" w:space="0" w:color="000000" tmln="20, 20, 20, 0, 0"/>
-          <w:bottom w:val="nil" w:sz="0" w:space="0" w:color="000000" tmln="20, 20, 20, 0, 0"/>
-          <w:right w:val="nil" w:sz="0" w:space="0" w:color="000000" tmln="20, 20, 20, 0, 0"/>
-          <w:between w:val="nil" w:sz="0" w:space="0" w:color="000000" tmln="20, 20, 20, 0, 0"/>
-        </w:pBdr>
-        <w:shd w:val="none"/>
-        <w:rPr>
-          <w:rFonts w:cs="Arial"/>
-          <w:bCs/>
-          <w:szCs w:val="32"/>
-        </w:rPr>
-      </w:pPr>
-      <w:r>
-        <w:rPr>
-          <w:rFonts w:cs="Arial"/>
-          <w:bCs/>
-          <w:szCs w:val="32"/>
-        </w:rPr>
-        <w:t xml:space="preserve">нужен </w:t>
-      </w:r>
-      <w:r>
-        <w:rPr>
-          <w:rFonts w:cs="Arial"/>
-          <w:b/>
-          <w:bCs/>
-          <w:szCs w:val="32"/>
-        </w:rPr>
-        <w:t>Linux/macOS</w:t>
-      </w:r>
-      <w:r>
-        <w:rPr>
-          <w:rFonts w:cs="Arial"/>
-          <w:bCs/>
-          <w:szCs w:val="32"/>
-        </w:rPr>
-        <w:t>,</w:t>
-      </w:r>
-    </w:p>
-    <w:p>
-      <w:pPr>
-        <w:numPr>
-          <w:ilvl w:val="0"/>
-          <w:numId w:val="14"/>
-        </w:numPr>
-        <w:ind w:left="283" w:hanging="283"/>
-        <w:keepNext/>
-        <w:outlineLvl w:val="1"/>
-        <w:keepLines/>
-        <w:pBdr>
-          <w:top w:val="nil" w:sz="0" w:space="0" w:color="000000" tmln="20, 20, 20, 0, 0"/>
-          <w:left w:val="nil" w:sz="0" w:space="0" w:color="000000" tmln="20, 20, 20, 0, 0"/>
-          <w:bottom w:val="nil" w:sz="0" w:space="0" w:color="000000" tmln="20, 20, 20, 0, 0"/>
-          <w:right w:val="nil" w:sz="0" w:space="0" w:color="000000" tmln="20, 20, 20, 0, 0"/>
-          <w:between w:val="nil" w:sz="0" w:space="0" w:color="000000" tmln="20, 20, 20, 0, 0"/>
-        </w:pBdr>
-        <w:shd w:val="none"/>
-        <w:rPr>
-          <w:rFonts w:cs="Arial"/>
-          <w:bCs/>
-          <w:szCs w:val="32"/>
-        </w:rPr>
-      </w:pPr>
-      <w:r>
-        <w:rPr>
-          <w:rFonts w:cs="Arial"/>
-          <w:bCs/>
-          <w:szCs w:val="32"/>
-        </w:rPr>
-      </w:r>
-    </w:p>
-    <w:p>
-      <w:pPr>
-        <w:numPr>
-          <w:ilvl w:val="0"/>
-          <w:numId w:val="14"/>
-        </w:numPr>
-        <w:ind w:left="283" w:hanging="283"/>
-        <w:keepNext/>
-        <w:outlineLvl w:val="1"/>
-        <w:keepLines/>
-        <w:pBdr>
-          <w:top w:val="nil" w:sz="0" w:space="0" w:color="000000" tmln="20, 20, 20, 0, 0"/>
-          <w:left w:val="nil" w:sz="0" w:space="0" w:color="000000" tmln="20, 20, 20, 0, 0"/>
-          <w:bottom w:val="nil" w:sz="0" w:space="0" w:color="000000" tmln="20, 20, 20, 0, 0"/>
-          <w:right w:val="nil" w:sz="0" w:space="0" w:color="000000" tmln="20, 20, 20, 0, 0"/>
-          <w:between w:val="nil" w:sz="0" w:space="0" w:color="000000" tmln="20, 20, 20, 0, 0"/>
-        </w:pBdr>
-        <w:shd w:val="none"/>
-        <w:rPr>
-          <w:rFonts w:cs="Arial"/>
-          <w:bCs/>
-          <w:szCs w:val="32"/>
-        </w:rPr>
-      </w:pPr>
-      <w:r>
-        <w:rPr>
-          <w:rFonts w:cs="Arial"/>
-          <w:bCs/>
-          <w:szCs w:val="32"/>
-        </w:rPr>
-        <w:t>начинается реальная работа с внешними зависимостями/пакетами,</w:t>
-      </w:r>
-    </w:p>
-    <w:p>
-      <w:pPr>
-        <w:numPr>
-          <w:ilvl w:val="0"/>
-          <w:numId w:val="14"/>
-        </w:numPr>
-        <w:ind w:left="283" w:hanging="283"/>
-        <w:keepNext/>
-        <w:outlineLvl w:val="1"/>
-        <w:keepLines/>
-        <w:pBdr>
-          <w:top w:val="nil" w:sz="0" w:space="0" w:color="000000" tmln="20, 20, 20, 0, 0"/>
-          <w:left w:val="nil" w:sz="0" w:space="0" w:color="000000" tmln="20, 20, 20, 0, 0"/>
-          <w:bottom w:val="nil" w:sz="0" w:space="0" w:color="000000" tmln="20, 20, 20, 0, 0"/>
-          <w:right w:val="nil" w:sz="0" w:space="0" w:color="000000" tmln="20, 20, 20, 0, 0"/>
-          <w:between w:val="nil" w:sz="0" w:space="0" w:color="000000" tmln="20, 20, 20, 0, 0"/>
-        </w:pBdr>
-        <w:shd w:val="none"/>
-        <w:rPr>
-          <w:rFonts w:cs="Arial"/>
-          <w:bCs/>
-          <w:szCs w:val="32"/>
-        </w:rPr>
-      </w:pPr>
-      <w:r>
-        <w:rPr>
-          <w:rFonts w:cs="Arial"/>
-          <w:bCs/>
-          <w:szCs w:val="32"/>
-        </w:rPr>
-      </w:r>
-    </w:p>
-    <w:p>
-      <w:pPr>
-        <w:numPr>
-          <w:ilvl w:val="0"/>
-          <w:numId w:val="14"/>
-        </w:numPr>
-        <w:ind w:left="283" w:hanging="283"/>
-        <w:keepNext/>
-        <w:outlineLvl w:val="1"/>
-        <w:keepLines/>
-        <w:pBdr>
-          <w:top w:val="nil" w:sz="0" w:space="0" w:color="000000" tmln="20, 20, 20, 0, 0"/>
-          <w:left w:val="nil" w:sz="0" w:space="0" w:color="000000" tmln="20, 20, 20, 0, 0"/>
-          <w:bottom w:val="nil" w:sz="0" w:space="0" w:color="000000" tmln="20, 20, 20, 0, 0"/>
-          <w:right w:val="nil" w:sz="0" w:space="0" w:color="000000" tmln="20, 20, 20, 0, 0"/>
-          <w:between w:val="nil" w:sz="0" w:space="0" w:color="000000" tmln="20, 20, 20, 0, 0"/>
-        </w:pBdr>
-        <w:shd w:val="none"/>
-        <w:rPr>
-          <w:rFonts w:cs="Arial"/>
-          <w:bCs/>
-          <w:szCs w:val="32"/>
-        </w:rPr>
-      </w:pPr>
-      <w:r>
-        <w:rPr>
-          <w:rFonts w:cs="Arial"/>
-          <w:bCs/>
-          <w:szCs w:val="32"/>
-        </w:rPr>
-        <w:t>появляется второй проект/игра, и хочется единообразной сборки.</w:t>
-      </w:r>
-    </w:p>
-    <w:p>
-      <w:pPr>
-        <w:numPr>
-          <w:ilvl w:val="0"/>
-          <w:numId w:val="14"/>
-        </w:numPr>
-        <w:ind w:left="283" w:hanging="283"/>
-        <w:keepNext/>
-        <w:outlineLvl w:val="1"/>
-        <w:keepLines/>
-        <w:pBdr>
-          <w:top w:val="nil" w:sz="0" w:space="0" w:color="000000" tmln="20, 20, 20, 0, 0"/>
-          <w:left w:val="nil" w:sz="0" w:space="0" w:color="000000" tmln="20, 20, 20, 0, 0"/>
-          <w:bottom w:val="nil" w:sz="0" w:space="0" w:color="000000" tmln="20, 20, 20, 0, 0"/>
-          <w:right w:val="nil" w:sz="0" w:space="0" w:color="000000" tmln="20, 20, 20, 0, 0"/>
-          <w:between w:val="nil" w:sz="0" w:space="0" w:color="000000" tmln="20, 20, 20, 0, 0"/>
-        </w:pBdr>
-        <w:shd w:val="none"/>
-        <w:rPr>
-          <w:rFonts w:cs="Arial"/>
-          <w:bCs/>
-          <w:szCs w:val="32"/>
-        </w:rPr>
-      </w:pPr>
-      <w:r>
-        <w:rPr>
-          <w:rFonts w:cs="Arial"/>
-          <w:bCs/>
-          <w:szCs w:val="32"/>
-        </w:rPr>
-      </w:r>
-    </w:p>
-    <w:p>
-      <w:pPr>
-        <w:keepNext/>
-        <w:outlineLvl w:val="1"/>
-        <w:keepLines/>
-        <w:pBdr>
-          <w:top w:val="nil" w:sz="0" w:space="0" w:color="000000" tmln="20, 20, 20, 0, 0"/>
-          <w:left w:val="nil" w:sz="0" w:space="0" w:color="000000" tmln="20, 20, 20, 0, 0"/>
-          <w:bottom w:val="nil" w:sz="0" w:space="0" w:color="000000" tmln="20, 20, 20, 0, 0"/>
-          <w:right w:val="nil" w:sz="0" w:space="0" w:color="000000" tmln="20, 20, 20, 0, 0"/>
-          <w:between w:val="nil" w:sz="0" w:space="0" w:color="000000" tmln="20, 20, 20, 0, 0"/>
-        </w:pBdr>
-        <w:shd w:val="none"/>
-        <w:rPr>
-          <w:rFonts w:cs="Arial"/>
-          <w:bCs/>
-          <w:szCs w:val="32"/>
-        </w:rPr>
-      </w:pPr>
-      <w:r>
-        <w:rPr>
-          <w:rFonts w:cs="Arial"/>
-          <w:bCs/>
-          <w:szCs w:val="32"/>
-        </w:rPr>
-        <w:t>Мой прагматичный совет:</w:t>
-      </w:r>
-    </w:p>
-    <w:p>
-      <w:pPr>
-        <w:numPr>
-          <w:ilvl w:val="0"/>
-          <w:numId w:val="14"/>
-        </w:numPr>
-        <w:ind w:left="283" w:hanging="283"/>
-        <w:keepNext/>
-        <w:outlineLvl w:val="1"/>
-        <w:keepLines/>
-        <w:pBdr>
-          <w:top w:val="nil" w:sz="0" w:space="0" w:color="000000" tmln="20, 20, 20, 0, 0"/>
-          <w:left w:val="nil" w:sz="0" w:space="0" w:color="000000" tmln="20, 20, 20, 0, 0"/>
-          <w:bottom w:val="nil" w:sz="0" w:space="0" w:color="000000" tmln="20, 20, 20, 0, 0"/>
-          <w:right w:val="nil" w:sz="0" w:space="0" w:color="000000" tmln="20, 20, 20, 0, 0"/>
-          <w:between w:val="nil" w:sz="0" w:space="0" w:color="000000" tmln="20, 20, 20, 0, 0"/>
-        </w:pBdr>
-        <w:shd w:val="none"/>
-        <w:rPr>
-          <w:rFonts w:cs="Arial"/>
-          <w:bCs/>
-          <w:szCs w:val="32"/>
-        </w:rPr>
-      </w:pPr>
-      <w:r>
-        <w:rPr>
-          <w:rFonts w:cs="Arial"/>
-          <w:bCs/>
-          <w:szCs w:val="32"/>
-        </w:rPr>
-        <w:t>Доведи SkyGuard до “минимально играбельно” + закрепи ресурс/ecs/рендер пайплайн.</w:t>
-      </w:r>
-    </w:p>
-    <w:p>
-      <w:pPr>
-        <w:numPr>
-          <w:ilvl w:val="0"/>
-          <w:numId w:val="14"/>
-        </w:numPr>
-        <w:ind w:left="283" w:hanging="283"/>
-        <w:keepNext/>
-        <w:outlineLvl w:val="1"/>
-        <w:keepLines/>
-        <w:pBdr>
-          <w:top w:val="nil" w:sz="0" w:space="0" w:color="000000" tmln="20, 20, 20, 0, 0"/>
-          <w:left w:val="nil" w:sz="0" w:space="0" w:color="000000" tmln="20, 20, 20, 0, 0"/>
-          <w:bottom w:val="nil" w:sz="0" w:space="0" w:color="000000" tmln="20, 20, 20, 0, 0"/>
-          <w:right w:val="nil" w:sz="0" w:space="0" w:color="000000" tmln="20, 20, 20, 0, 0"/>
-          <w:between w:val="nil" w:sz="0" w:space="0" w:color="000000" tmln="20, 20, 20, 0, 0"/>
-        </w:pBdr>
-        <w:shd w:val="none"/>
-        <w:rPr>
-          <w:rFonts w:cs="Arial"/>
-          <w:bCs/>
-          <w:szCs w:val="32"/>
-        </w:rPr>
-      </w:pPr>
-      <w:r>
-        <w:rPr>
-          <w:rFonts w:cs="Arial"/>
-          <w:bCs/>
-          <w:szCs w:val="32"/>
-        </w:rPr>
-      </w:r>
-    </w:p>
-    <w:p>
-      <w:pPr>
-        <w:numPr>
-          <w:ilvl w:val="0"/>
-          <w:numId w:val="14"/>
-        </w:numPr>
-        <w:ind w:left="283" w:hanging="283"/>
-        <w:keepNext/>
-        <w:outlineLvl w:val="1"/>
-        <w:keepLines/>
-        <w:pBdr>
-          <w:top w:val="nil" w:sz="0" w:space="0" w:color="000000" tmln="20, 20, 20, 0, 0"/>
-          <w:left w:val="nil" w:sz="0" w:space="0" w:color="000000" tmln="20, 20, 20, 0, 0"/>
-          <w:bottom w:val="nil" w:sz="0" w:space="0" w:color="000000" tmln="20, 20, 20, 0, 0"/>
-          <w:right w:val="nil" w:sz="0" w:space="0" w:color="000000" tmln="20, 20, 20, 0, 0"/>
-          <w:between w:val="nil" w:sz="0" w:space="0" w:color="000000" tmln="20, 20, 20, 0, 0"/>
-        </w:pBdr>
-        <w:shd w:val="none"/>
-        <w:rPr>
-          <w:rFonts w:cs="Arial"/>
-          <w:bCs/>
-          <w:szCs w:val="32"/>
-        </w:rPr>
-      </w:pPr>
-      <w:r>
-        <w:rPr>
-          <w:rFonts w:cs="Arial"/>
-          <w:bCs/>
-          <w:szCs w:val="32"/>
-        </w:rPr>
-        <w:t xml:space="preserve">Затем, </w:t>
-      </w:r>
-      <w:r>
-        <w:rPr>
-          <w:rFonts w:cs="Arial"/>
-          <w:b/>
-          <w:bCs/>
-          <w:szCs w:val="32"/>
-        </w:rPr>
-        <w:t>перед стартом следующего проекта или перед выходом за Windows</w:t>
-      </w:r>
-      <w:r>
-        <w:rPr>
-          <w:rFonts w:cs="Arial"/>
-          <w:bCs/>
-          <w:szCs w:val="32"/>
-        </w:rPr>
-        <w:t>, делай CMake.</w:t>
-      </w:r>
-    </w:p>
-    <w:p>
-      <w:pPr>
-        <w:numPr>
-          <w:ilvl w:val="0"/>
-          <w:numId w:val="14"/>
-        </w:numPr>
-        <w:ind w:left="283" w:hanging="283"/>
-        <w:keepNext/>
-        <w:outlineLvl w:val="1"/>
-        <w:keepLines/>
-        <w:pBdr>
-          <w:top w:val="nil" w:sz="0" w:space="0" w:color="000000" tmln="20, 20, 20, 0, 0"/>
-          <w:left w:val="nil" w:sz="0" w:space="0" w:color="000000" tmln="20, 20, 20, 0, 0"/>
-          <w:bottom w:val="nil" w:sz="0" w:space="0" w:color="000000" tmln="20, 20, 20, 0, 0"/>
-          <w:right w:val="nil" w:sz="0" w:space="0" w:color="000000" tmln="20, 20, 20, 0, 0"/>
-          <w:between w:val="nil" w:sz="0" w:space="0" w:color="000000" tmln="20, 20, 20, 0, 0"/>
-        </w:pBdr>
-        <w:shd w:val="none"/>
-        <w:rPr>
-          <w:rFonts w:cs="Arial"/>
-          <w:bCs/>
-          <w:szCs w:val="32"/>
-        </w:rPr>
-      </w:pPr>
-      <w:r>
-        <w:rPr>
-          <w:rFonts w:cs="Arial"/>
-          <w:bCs/>
-          <w:szCs w:val="32"/>
-        </w:rPr>
-      </w:r>
-    </w:p>
-    <w:p>
-      <w:pPr>
-        <w:numPr>
-          <w:ilvl w:val="0"/>
-          <w:numId w:val="14"/>
-        </w:numPr>
-        <w:ind w:left="283" w:hanging="283"/>
-        <w:keepNext/>
-        <w:outlineLvl w:val="1"/>
-        <w:keepLines/>
-        <w:pBdr>
-          <w:top w:val="nil" w:sz="0" w:space="0" w:color="000000" tmln="20, 20, 20, 0, 0"/>
-          <w:left w:val="nil" w:sz="0" w:space="0" w:color="000000" tmln="20, 20, 20, 0, 0"/>
-          <w:bottom w:val="nil" w:sz="0" w:space="0" w:color="000000" tmln="20, 20, 20, 0, 0"/>
-          <w:right w:val="nil" w:sz="0" w:space="0" w:color="000000" tmln="20, 20, 20, 0, 0"/>
-          <w:between w:val="nil" w:sz="0" w:space="0" w:color="000000" tmln="20, 20, 20, 0, 0"/>
-        </w:pBdr>
-        <w:shd w:val="none"/>
-        <w:rPr>
-          <w:rFonts w:cs="Arial"/>
-          <w:bCs/>
-          <w:szCs w:val="32"/>
-        </w:rPr>
-      </w:pPr>
-      <w:r>
-        <w:rPr>
-          <w:rFonts w:cs="Arial"/>
-          <w:bCs/>
-          <w:szCs w:val="32"/>
-        </w:rPr>
-        <w:t>Идеально — режим “параллельно”: CMake добавляется, но VS-проект ещё живёт, пока CMake не стабилен.</w:t>
-      </w:r>
-    </w:p>
-    <w:p>
-      <w:pPr>
-        <w:numPr>
-          <w:ilvl w:val="0"/>
-          <w:numId w:val="14"/>
-        </w:numPr>
-        <w:ind w:left="283" w:hanging="283"/>
-        <w:keepNext/>
-        <w:outlineLvl w:val="1"/>
-        <w:keepLines/>
-        <w:pBdr>
-          <w:top w:val="nil" w:sz="0" w:space="0" w:color="000000" tmln="20, 20, 20, 0, 0"/>
-          <w:left w:val="nil" w:sz="0" w:space="0" w:color="000000" tmln="20, 20, 20, 0, 0"/>
-          <w:bottom w:val="nil" w:sz="0" w:space="0" w:color="000000" tmln="20, 20, 20, 0, 0"/>
-          <w:right w:val="nil" w:sz="0" w:space="0" w:color="000000" tmln="20, 20, 20, 0, 0"/>
-          <w:between w:val="nil" w:sz="0" w:space="0" w:color="000000" tmln="20, 20, 20, 0, 0"/>
-        </w:pBdr>
-        <w:shd w:val="none"/>
-        <w:rPr>
-          <w:rFonts w:cs="Arial"/>
-          <w:bCs/>
-          <w:szCs w:val="32"/>
-        </w:rPr>
-      </w:pPr>
-      <w:r>
-        <w:rPr>
-          <w:rFonts w:cs="Arial"/>
-          <w:bCs/>
-          <w:szCs w:val="32"/>
-        </w:rPr>
-      </w:r>
-    </w:p>
-    <w:p>
-      <w:pPr>
-        <w:numPr>
-          <w:ilvl w:val="0"/>
-          <w:numId w:val="14"/>
-        </w:numPr>
-        <w:ind w:left="283" w:hanging="283"/>
-        <w:keepNext/>
-        <w:outlineLvl w:val="1"/>
-        <w:keepLines/>
-        <w:pBdr>
-          <w:top w:val="nil" w:sz="0" w:space="0" w:color="000000" tmln="20, 20, 20, 0, 0"/>
-          <w:left w:val="nil" w:sz="0" w:space="0" w:color="000000" tmln="20, 20, 20, 0, 0"/>
-          <w:bottom w:val="nil" w:sz="0" w:space="0" w:color="000000" tmln="20, 20, 20, 0, 0"/>
-          <w:right w:val="nil" w:sz="0" w:space="0" w:color="000000" tmln="20, 20, 20, 0, 0"/>
-          <w:between w:val="nil" w:sz="0" w:space="0" w:color="000000" tmln="20, 20, 20, 0, 0"/>
-        </w:pBdr>
-        <w:shd w:val="none"/>
-        <w:rPr>
-          <w:rFonts w:cs="Arial"/>
-          <w:bCs/>
-          <w:szCs w:val="32"/>
-        </w:rPr>
-      </w:pPr>
-      <w:r>
-        <w:rPr>
-          <w:rFonts w:cs="Arial"/>
-          <w:bCs/>
-          <w:szCs w:val="32"/>
-        </w:rPr>
-      </w:r>
-    </w:p>
-    <w:p>
-      <w:pPr>
-        <w:keepNext/>
-        <w:outlineLvl w:val="1"/>
-        <w:keepLines/>
-        <w:pBdr>
-          <w:top w:val="nil" w:sz="0" w:space="0" w:color="000000" tmln="20, 20, 20, 0, 0"/>
-          <w:left w:val="nil" w:sz="0" w:space="0" w:color="000000" tmln="20, 20, 20, 0, 0"/>
-          <w:bottom w:val="nil" w:sz="0" w:space="0" w:color="000000" tmln="20, 20, 20, 0, 0"/>
-          <w:right w:val="nil" w:sz="0" w:space="0" w:color="000000" tmln="20, 20, 20, 0, 0"/>
-          <w:between w:val="nil" w:sz="0" w:space="0" w:color="000000" tmln="20, 20, 20, 0, 0"/>
-        </w:pBdr>
-        <w:shd w:val="none"/>
-        <w:rPr>
-          <w:rFonts w:cs="Arial"/>
-          <w:bCs/>
-          <w:szCs w:val="32"/>
-        </w:rPr>
-      </w:pPr>
-      <w:r>
-        <w:rPr>
-          <w:rFonts w:cs="Arial"/>
-          <w:bCs/>
-          <w:szCs w:val="32"/>
-        </w:rPr>
-      </w:r>
-    </w:p>
-    <w:p>
-      <w:pPr>
-        <w:keepNext/>
-        <w:outlineLvl w:val="1"/>
-        <w:keepLines/>
-        <w:pBdr>
-          <w:top w:val="nil" w:sz="0" w:space="0" w:color="000000" tmln="20, 20, 20, 0, 0"/>
-          <w:left w:val="nil" w:sz="0" w:space="0" w:color="000000" tmln="20, 20, 20, 0, 0"/>
-          <w:bottom w:val="nil" w:sz="0" w:space="0" w:color="000000" tmln="20, 20, 20, 0, 0"/>
-          <w:right w:val="nil" w:sz="0" w:space="0" w:color="000000" tmln="20, 20, 20, 0, 0"/>
-          <w:between w:val="nil" w:sz="0" w:space="0" w:color="000000" tmln="20, 20, 20, 0, 0"/>
-        </w:pBdr>
-        <w:shd w:val="none"/>
-        <w:rPr>
-          <w:rFonts w:cs="Arial"/>
-          <w:bCs/>
-          <w:szCs w:val="32"/>
-        </w:rPr>
-      </w:pPr>
-      <w:r>
-        <w:rPr>
-          <w:rFonts w:cs="Arial"/>
-          <w:bCs/>
-          <w:szCs w:val="32"/>
-        </w:rPr>
-      </w:r>
-    </w:p>
-    <w:p>
-      <w:pPr>
-        <w:keepNext/>
-        <w:outlineLvl w:val="1"/>
-        <w:keepLines/>
-        <w:pBdr>
-          <w:top w:val="nil" w:sz="0" w:space="0" w:color="000000" tmln="20, 20, 20, 0, 0"/>
-          <w:left w:val="nil" w:sz="0" w:space="0" w:color="000000" tmln="20, 20, 20, 0, 0"/>
-          <w:bottom w:val="nil" w:sz="0" w:space="0" w:color="000000" tmln="20, 20, 20, 0, 0"/>
-          <w:right w:val="nil" w:sz="0" w:space="0" w:color="000000" tmln="20, 20, 20, 0, 0"/>
-          <w:between w:val="nil" w:sz="0" w:space="0" w:color="000000" tmln="20, 20, 20, 0, 0"/>
-        </w:pBdr>
-        <w:shd w:val="none"/>
-        <w:rPr>
-          <w:rFonts w:cs="Arial"/>
-          <w:bCs/>
-          <w:szCs w:val="32"/>
-        </w:rPr>
-      </w:pPr>
-      <w:r>
-        <w:rPr>
-          <w:rFonts w:cs="Arial"/>
-          <w:bCs/>
-          <w:szCs w:val="32"/>
-        </w:rPr>
-      </w:r>
-    </w:p>
-    <w:p>
-      <w:pPr>
-        <w:keepNext/>
-        <w:outlineLvl w:val="1"/>
-        <w:keepLines/>
-        <w:pBdr>
-          <w:top w:val="nil" w:sz="0" w:space="0" w:color="000000" tmln="20, 20, 20, 0, 0"/>
-          <w:left w:val="nil" w:sz="0" w:space="0" w:color="000000" tmln="20, 20, 20, 0, 0"/>
-          <w:bottom w:val="nil" w:sz="0" w:space="0" w:color="000000" tmln="20, 20, 20, 0, 0"/>
-          <w:right w:val="nil" w:sz="0" w:space="0" w:color="000000" tmln="20, 20, 20, 0, 0"/>
-          <w:between w:val="nil" w:sz="0" w:space="0" w:color="000000" tmln="20, 20, 20, 0, 0"/>
-        </w:pBdr>
-        <w:shd w:val="none"/>
-        <w:rPr>
-          <w:rFonts w:cs="Arial"/>
-          <w:bCs/>
-          <w:szCs w:val="32"/>
-        </w:rPr>
-      </w:pPr>
-      <w:r>
-        <w:rPr>
-          <w:rFonts w:cs="Arial"/>
-          <w:bCs/>
-          <w:szCs w:val="32"/>
-        </w:rPr>
-        <w:t xml:space="preserve"> tag-компонент(ы) (PlayerTag, LocalPlayerIndex) и поиск через view() — это даст тебе сразу правильную дорожку к мультиплееру/4X, без протаскивания Entity наружу. </w:t>
-      </w:r>
-    </w:p>
-    <w:p>
-      <w:pPr>
-        <w:keepNext/>
-        <w:outlineLvl w:val="1"/>
-        <w:keepLines/>
-        <w:pBdr>
-          <w:top w:val="nil" w:sz="0" w:space="0" w:color="000000" tmln="20, 20, 20, 0, 0"/>
-          <w:left w:val="nil" w:sz="0" w:space="0" w:color="000000" tmln="20, 20, 20, 0, 0"/>
-          <w:bottom w:val="nil" w:sz="0" w:space="0" w:color="000000" tmln="20, 20, 20, 0, 0"/>
-          <w:right w:val="nil" w:sz="0" w:space="0" w:color="000000" tmln="20, 20, 20, 0, 0"/>
-          <w:between w:val="nil" w:sz="0" w:space="0" w:color="000000" tmln="20, 20, 20, 0, 0"/>
-        </w:pBdr>
-        <w:shd w:val="none"/>
-        <w:rPr>
-          <w:rFonts w:cs="Arial"/>
-          <w:bCs/>
-          <w:szCs w:val="32"/>
-        </w:rPr>
-      </w:pPr>
-      <w:r>
-        <w:rPr>
-          <w:rFonts w:cs="Arial"/>
-          <w:bCs/>
-          <w:szCs w:val="32"/>
-        </w:rPr>
-        <w:t>Но это уже отдельная, осмысленная правка.</w:t>
-      </w:r>
-    </w:p>
-    <w:p>
-      <w:pPr>
-        <w:keepNext/>
-        <w:outlineLvl w:val="1"/>
-        <w:keepLines/>
-        <w:pBdr>
-          <w:top w:val="nil" w:sz="0" w:space="0" w:color="000000" tmln="20, 20, 20, 0, 0"/>
-          <w:left w:val="nil" w:sz="0" w:space="0" w:color="000000" tmln="20, 20, 20, 0, 0"/>
-          <w:bottom w:val="nil" w:sz="0" w:space="0" w:color="000000" tmln="20, 20, 20, 0, 0"/>
-          <w:right w:val="nil" w:sz="0" w:space="0" w:color="000000" tmln="20, 20, 20, 0, 0"/>
-          <w:between w:val="nil" w:sz="0" w:space="0" w:color="000000" tmln="20, 20, 20, 0, 0"/>
-        </w:pBdr>
-        <w:shd w:val="none"/>
-        <w:rPr>
-          <w:rFonts w:cs="Arial"/>
-          <w:bCs/>
-          <w:szCs w:val="32"/>
-        </w:rPr>
-      </w:pPr>
-      <w:r>
-        <w:rPr>
-          <w:rFonts w:cs="Arial"/>
-          <w:bCs/>
-          <w:szCs w:val="32"/>
-        </w:rPr>
-      </w:r>
-    </w:p>
-    <w:p>
-      <w:pPr>
-        <w:keepNext/>
-        <w:outlineLvl w:val="1"/>
-        <w:keepLines/>
-        <w:pBdr>
-          <w:top w:val="nil" w:sz="0" w:space="0" w:color="000000" tmln="20, 20, 20, 0, 0"/>
-          <w:left w:val="nil" w:sz="0" w:space="0" w:color="000000" tmln="20, 20, 20, 0, 0"/>
-          <w:bottom w:val="nil" w:sz="0" w:space="0" w:color="000000" tmln="20, 20, 20, 0, 0"/>
-          <w:right w:val="nil" w:sz="0" w:space="0" w:color="000000" tmln="20, 20, 20, 0, 0"/>
-          <w:between w:val="nil" w:sz="0" w:space="0" w:color="000000" tmln="20, 20, 20, 0, 0"/>
-        </w:pBdr>
-        <w:shd w:val="none"/>
-        <w:rPr>
-          <w:rFonts w:cs="Arial"/>
-          <w:bCs/>
-          <w:szCs w:val="32"/>
-        </w:rPr>
-      </w:pPr>
-      <w:r>
-        <w:rPr>
-          <w:rFonts w:cs="Arial"/>
-          <w:bCs/>
-          <w:szCs w:val="32"/>
-        </w:rPr>
-        <w:t>5) mPlayerEntity в game.h — да, сейчас лишнее. Когда и как делать “канал”?</w:t>
-      </w:r>
-    </w:p>
-    <w:p>
-      <w:pPr>
-        <w:keepNext/>
-        <w:outlineLvl w:val="1"/>
-        <w:keepLines/>
-        <w:pBdr>
-          <w:top w:val="nil" w:sz="0" w:space="0" w:color="000000" tmln="20, 20, 20, 0, 0"/>
-          <w:left w:val="nil" w:sz="0" w:space="0" w:color="000000" tmln="20, 20, 20, 0, 0"/>
-          <w:bottom w:val="nil" w:sz="0" w:space="0" w:color="000000" tmln="20, 20, 20, 0, 0"/>
-          <w:right w:val="nil" w:sz="0" w:space="0" w:color="000000" tmln="20, 20, 20, 0, 0"/>
-          <w:between w:val="nil" w:sz="0" w:space="0" w:color="000000" tmln="20, 20, 20, 0, 0"/>
-        </w:pBdr>
-        <w:shd w:val="none"/>
-        <w:rPr>
-          <w:rFonts w:cs="Arial"/>
-          <w:bCs/>
-          <w:szCs w:val="32"/>
-        </w:rPr>
-      </w:pPr>
-      <w:r>
-        <w:rPr>
-          <w:rFonts w:cs="Arial"/>
-          <w:bCs/>
-          <w:szCs w:val="32"/>
-        </w:rPr>
-        <w:t>Сейчас</w:t>
-      </w:r>
-    </w:p>
-    <w:p>
-      <w:pPr>
-        <w:keepNext/>
-        <w:outlineLvl w:val="1"/>
-        <w:keepLines/>
-        <w:pBdr>
-          <w:top w:val="nil" w:sz="0" w:space="0" w:color="000000" tmln="20, 20, 20, 0, 0"/>
-          <w:left w:val="nil" w:sz="0" w:space="0" w:color="000000" tmln="20, 20, 20, 0, 0"/>
-          <w:bottom w:val="nil" w:sz="0" w:space="0" w:color="000000" tmln="20, 20, 20, 0, 0"/>
-          <w:right w:val="nil" w:sz="0" w:space="0" w:color="000000" tmln="20, 20, 20, 0, 0"/>
-          <w:between w:val="nil" w:sz="0" w:space="0" w:color="000000" tmln="20, 20, 20, 0, 0"/>
-        </w:pBdr>
-        <w:shd w:val="none"/>
-        <w:rPr>
-          <w:rFonts w:cs="Arial"/>
-          <w:bCs/>
-          <w:szCs w:val="32"/>
-        </w:rPr>
-      </w:pPr>
-      <w:r>
-        <w:rPr>
-          <w:rFonts w:cs="Arial"/>
-          <w:bCs/>
-          <w:szCs w:val="32"/>
-        </w:rPr>
-      </w:r>
-    </w:p>
-    <w:p>
-      <w:pPr>
-        <w:keepNext/>
-        <w:outlineLvl w:val="1"/>
-        <w:keepLines/>
-        <w:pBdr>
-          <w:top w:val="nil" w:sz="0" w:space="0" w:color="000000" tmln="20, 20, 20, 0, 0"/>
-          <w:left w:val="nil" w:sz="0" w:space="0" w:color="000000" tmln="20, 20, 20, 0, 0"/>
-          <w:bottom w:val="nil" w:sz="0" w:space="0" w:color="000000" tmln="20, 20, 20, 0, 0"/>
-          <w:right w:val="nil" w:sz="0" w:space="0" w:color="000000" tmln="20, 20, 20, 0, 0"/>
-          <w:between w:val="nil" w:sz="0" w:space="0" w:color="000000" tmln="20, 20, 20, 0, 0"/>
-        </w:pBdr>
-        <w:shd w:val="none"/>
-        <w:rPr>
-          <w:rFonts w:cs="Arial"/>
-          <w:bCs/>
-          <w:szCs w:val="32"/>
-        </w:rPr>
-      </w:pPr>
-      <w:r>
-        <w:rPr>
-          <w:rFonts w:cs="Arial"/>
-          <w:bCs/>
-          <w:szCs w:val="32"/>
-        </w:rPr>
-        <w:t>Если поле нигде не используется — удаляй. Мёртвые поля — это мусор и источник будущих ложных допущений.</w:t>
-      </w:r>
-    </w:p>
-    <w:p>
-      <w:pPr>
-        <w:keepNext/>
-        <w:outlineLvl w:val="1"/>
-        <w:keepLines/>
-        <w:pBdr>
-          <w:top w:val="nil" w:sz="0" w:space="0" w:color="000000" tmln="20, 20, 20, 0, 0"/>
-          <w:left w:val="nil" w:sz="0" w:space="0" w:color="000000" tmln="20, 20, 20, 0, 0"/>
-          <w:bottom w:val="nil" w:sz="0" w:space="0" w:color="000000" tmln="20, 20, 20, 0, 0"/>
-          <w:right w:val="nil" w:sz="0" w:space="0" w:color="000000" tmln="20, 20, 20, 0, 0"/>
-          <w:between w:val="nil" w:sz="0" w:space="0" w:color="000000" tmln="20, 20, 20, 0, 0"/>
-        </w:pBdr>
-        <w:shd w:val="none"/>
-        <w:rPr>
-          <w:rFonts w:cs="Arial"/>
-          <w:bCs/>
-          <w:szCs w:val="32"/>
-        </w:rPr>
-      </w:pPr>
-      <w:r>
-        <w:rPr>
-          <w:rFonts w:cs="Arial"/>
-          <w:bCs/>
-          <w:szCs w:val="32"/>
-        </w:rPr>
-      </w:r>
-    </w:p>
-    <w:p>
-      <w:pPr>
-        <w:keepNext/>
-        <w:outlineLvl w:val="1"/>
-        <w:keepLines/>
-        <w:pBdr>
-          <w:top w:val="nil" w:sz="0" w:space="0" w:color="000000" tmln="20, 20, 20, 0, 0"/>
-          <w:left w:val="nil" w:sz="0" w:space="0" w:color="000000" tmln="20, 20, 20, 0, 0"/>
-          <w:bottom w:val="nil" w:sz="0" w:space="0" w:color="000000" tmln="20, 20, 20, 0, 0"/>
-          <w:right w:val="nil" w:sz="0" w:space="0" w:color="000000" tmln="20, 20, 20, 0, 0"/>
-          <w:between w:val="nil" w:sz="0" w:space="0" w:color="000000" tmln="20, 20, 20, 0, 0"/>
-        </w:pBdr>
-        <w:shd w:val="none"/>
-        <w:rPr>
-          <w:rFonts w:cs="Arial"/>
-          <w:bCs/>
-          <w:szCs w:val="32"/>
-        </w:rPr>
-      </w:pPr>
-      <w:r>
-        <w:rPr>
-          <w:rFonts w:cs="Arial"/>
-          <w:bCs/>
-          <w:szCs w:val="32"/>
-        </w:rPr>
-        <w:t>Когда добавлять канал</w:t>
-      </w:r>
-    </w:p>
-    <w:p>
-      <w:pPr>
-        <w:keepNext/>
-        <w:outlineLvl w:val="1"/>
-        <w:keepLines/>
-        <w:pBdr>
-          <w:top w:val="nil" w:sz="0" w:space="0" w:color="000000" tmln="20, 20, 20, 0, 0"/>
-          <w:left w:val="nil" w:sz="0" w:space="0" w:color="000000" tmln="20, 20, 20, 0, 0"/>
-          <w:bottom w:val="nil" w:sz="0" w:space="0" w:color="000000" tmln="20, 20, 20, 0, 0"/>
-          <w:right w:val="nil" w:sz="0" w:space="0" w:color="000000" tmln="20, 20, 20, 0, 0"/>
-          <w:between w:val="nil" w:sz="0" w:space="0" w:color="000000" tmln="20, 20, 20, 0, 0"/>
-        </w:pBdr>
-        <w:shd w:val="none"/>
-        <w:rPr>
-          <w:rFonts w:cs="Arial"/>
-          <w:bCs/>
-          <w:szCs w:val="32"/>
-        </w:rPr>
-      </w:pPr>
-      <w:r>
-        <w:rPr>
-          <w:rFonts w:cs="Arial"/>
-          <w:bCs/>
-          <w:szCs w:val="32"/>
-        </w:rPr>
-      </w:r>
-    </w:p>
-    <w:p>
-      <w:pPr>
-        <w:keepNext/>
-        <w:outlineLvl w:val="1"/>
-        <w:keepLines/>
-        <w:pBdr>
-          <w:top w:val="nil" w:sz="0" w:space="0" w:color="000000" tmln="20, 20, 20, 0, 0"/>
-          <w:left w:val="nil" w:sz="0" w:space="0" w:color="000000" tmln="20, 20, 20, 0, 0"/>
-          <w:bottom w:val="nil" w:sz="0" w:space="0" w:color="000000" tmln="20, 20, 20, 0, 0"/>
-          <w:right w:val="nil" w:sz="0" w:space="0" w:color="000000" tmln="20, 20, 20, 0, 0"/>
-          <w:between w:val="nil" w:sz="0" w:space="0" w:color="000000" tmln="20, 20, 20, 0, 0"/>
-        </w:pBdr>
-        <w:shd w:val="none"/>
-        <w:rPr>
-          <w:rFonts w:cs="Arial"/>
-          <w:bCs/>
-          <w:szCs w:val="32"/>
-        </w:rPr>
-      </w:pPr>
-      <w:r>
-        <w:rPr>
-          <w:rFonts w:cs="Arial"/>
-          <w:bCs/>
-          <w:szCs w:val="32"/>
-        </w:rPr>
-        <w:t>Когда появится первый реальный потребитель конкретного игрока:</w:t>
-      </w:r>
-    </w:p>
-    <w:p>
-      <w:pPr>
-        <w:keepNext/>
-        <w:outlineLvl w:val="1"/>
-        <w:keepLines/>
-        <w:pBdr>
-          <w:top w:val="nil" w:sz="0" w:space="0" w:color="000000" tmln="20, 20, 20, 0, 0"/>
-          <w:left w:val="nil" w:sz="0" w:space="0" w:color="000000" tmln="20, 20, 20, 0, 0"/>
-          <w:bottom w:val="nil" w:sz="0" w:space="0" w:color="000000" tmln="20, 20, 20, 0, 0"/>
-          <w:right w:val="nil" w:sz="0" w:space="0" w:color="000000" tmln="20, 20, 20, 0, 0"/>
-          <w:between w:val="nil" w:sz="0" w:space="0" w:color="000000" tmln="20, 20, 20, 0, 0"/>
-        </w:pBdr>
-        <w:shd w:val="none"/>
-        <w:rPr>
-          <w:rFonts w:cs="Arial"/>
-          <w:bCs/>
-          <w:szCs w:val="32"/>
-        </w:rPr>
-      </w:pPr>
-      <w:r>
-        <w:rPr>
-          <w:rFonts w:cs="Arial"/>
-          <w:bCs/>
-          <w:szCs w:val="32"/>
-        </w:rPr>
-      </w:r>
-    </w:p>
-    <w:p>
-      <w:pPr>
-        <w:keepNext/>
-        <w:outlineLvl w:val="1"/>
-        <w:keepLines/>
-        <w:pBdr>
-          <w:top w:val="nil" w:sz="0" w:space="0" w:color="000000" tmln="20, 20, 20, 0, 0"/>
-          <w:left w:val="nil" w:sz="0" w:space="0" w:color="000000" tmln="20, 20, 20, 0, 0"/>
-          <w:bottom w:val="nil" w:sz="0" w:space="0" w:color="000000" tmln="20, 20, 20, 0, 0"/>
-          <w:right w:val="nil" w:sz="0" w:space="0" w:color="000000" tmln="20, 20, 20, 0, 0"/>
-          <w:between w:val="nil" w:sz="0" w:space="0" w:color="000000" tmln="20, 20, 20, 0, 0"/>
-        </w:pBdr>
-        <w:shd w:val="none"/>
-        <w:rPr>
-          <w:rFonts w:cs="Arial"/>
-          <w:bCs/>
-          <w:szCs w:val="32"/>
-        </w:rPr>
-      </w:pPr>
-      <w:r>
-        <w:rPr>
-          <w:rFonts w:cs="Arial"/>
-          <w:bCs/>
-          <w:szCs w:val="32"/>
-        </w:rPr>
-        <w:t>камера/фокус на игрока,</w:t>
-      </w:r>
-    </w:p>
-    <w:p>
-      <w:pPr>
-        <w:keepNext/>
-        <w:outlineLvl w:val="1"/>
-        <w:keepLines/>
-        <w:pBdr>
-          <w:top w:val="nil" w:sz="0" w:space="0" w:color="000000" tmln="20, 20, 20, 0, 0"/>
-          <w:left w:val="nil" w:sz="0" w:space="0" w:color="000000" tmln="20, 20, 20, 0, 0"/>
-          <w:bottom w:val="nil" w:sz="0" w:space="0" w:color="000000" tmln="20, 20, 20, 0, 0"/>
-          <w:right w:val="nil" w:sz="0" w:space="0" w:color="000000" tmln="20, 20, 20, 0, 0"/>
-          <w:between w:val="nil" w:sz="0" w:space="0" w:color="000000" tmln="20, 20, 20, 0, 0"/>
-        </w:pBdr>
-        <w:shd w:val="none"/>
-        <w:rPr>
-          <w:rFonts w:cs="Arial"/>
-          <w:bCs/>
-          <w:szCs w:val="32"/>
-        </w:rPr>
-      </w:pPr>
-      <w:r>
-        <w:rPr>
-          <w:rFonts w:cs="Arial"/>
-          <w:bCs/>
-          <w:szCs w:val="32"/>
-        </w:rPr>
-      </w:r>
-    </w:p>
-    <w:p>
-      <w:pPr>
-        <w:keepNext/>
-        <w:outlineLvl w:val="1"/>
-        <w:keepLines/>
-        <w:pBdr>
-          <w:top w:val="nil" w:sz="0" w:space="0" w:color="000000" tmln="20, 20, 20, 0, 0"/>
-          <w:left w:val="nil" w:sz="0" w:space="0" w:color="000000" tmln="20, 20, 20, 0, 0"/>
-          <w:bottom w:val="nil" w:sz="0" w:space="0" w:color="000000" tmln="20, 20, 20, 0, 0"/>
-          <w:right w:val="nil" w:sz="0" w:space="0" w:color="000000" tmln="20, 20, 20, 0, 0"/>
-          <w:between w:val="nil" w:sz="0" w:space="0" w:color="000000" tmln="20, 20, 20, 0, 0"/>
-        </w:pBdr>
-        <w:shd w:val="none"/>
-        <w:rPr>
-          <w:rFonts w:cs="Arial"/>
-          <w:bCs/>
-          <w:szCs w:val="32"/>
-        </w:rPr>
-      </w:pPr>
-      <w:r>
-        <w:rPr>
-          <w:rFonts w:cs="Arial"/>
-          <w:bCs/>
-          <w:szCs w:val="32"/>
-        </w:rPr>
-        <w:t>HUD, привязанный к конкретному локальному игроку,</w:t>
-      </w:r>
-    </w:p>
-    <w:p>
-      <w:pPr>
-        <w:keepNext/>
-        <w:outlineLvl w:val="1"/>
-        <w:keepLines/>
-        <w:pBdr>
-          <w:top w:val="nil" w:sz="0" w:space="0" w:color="000000" tmln="20, 20, 20, 0, 0"/>
-          <w:left w:val="nil" w:sz="0" w:space="0" w:color="000000" tmln="20, 20, 20, 0, 0"/>
-          <w:bottom w:val="nil" w:sz="0" w:space="0" w:color="000000" tmln="20, 20, 20, 0, 0"/>
-          <w:right w:val="nil" w:sz="0" w:space="0" w:color="000000" tmln="20, 20, 20, 0, 0"/>
-          <w:between w:val="nil" w:sz="0" w:space="0" w:color="000000" tmln="20, 20, 20, 0, 0"/>
-        </w:pBdr>
-        <w:shd w:val="none"/>
-        <w:rPr>
-          <w:rFonts w:cs="Arial"/>
-          <w:bCs/>
-          <w:szCs w:val="32"/>
-        </w:rPr>
-      </w:pPr>
-      <w:r>
-        <w:rPr>
-          <w:rFonts w:cs="Arial"/>
-          <w:bCs/>
-          <w:szCs w:val="32"/>
-        </w:rPr>
-      </w:r>
-    </w:p>
-    <w:p>
-      <w:pPr>
-        <w:keepNext/>
-        <w:outlineLvl w:val="1"/>
-        <w:keepLines/>
-        <w:pBdr>
-          <w:top w:val="nil" w:sz="0" w:space="0" w:color="000000" tmln="20, 20, 20, 0, 0"/>
-          <w:left w:val="nil" w:sz="0" w:space="0" w:color="000000" tmln="20, 20, 20, 0, 0"/>
-          <w:bottom w:val="nil" w:sz="0" w:space="0" w:color="000000" tmln="20, 20, 20, 0, 0"/>
-          <w:right w:val="nil" w:sz="0" w:space="0" w:color="000000" tmln="20, 20, 20, 0, 0"/>
-          <w:between w:val="nil" w:sz="0" w:space="0" w:color="000000" tmln="20, 20, 20, 0, 0"/>
-        </w:pBdr>
-        <w:shd w:val="none"/>
-        <w:rPr>
-          <w:rFonts w:cs="Arial"/>
-          <w:bCs/>
-          <w:szCs w:val="32"/>
-        </w:rPr>
-      </w:pPr>
-      <w:r>
-        <w:rPr>
-          <w:rFonts w:cs="Arial"/>
-          <w:bCs/>
-          <w:szCs w:val="32"/>
-        </w:rPr>
-        <w:t>input-роутинг для split-screen / локального мультиплеера,</w:t>
-      </w:r>
-    </w:p>
-    <w:p>
-      <w:pPr>
-        <w:keepNext/>
-        <w:outlineLvl w:val="1"/>
-        <w:keepLines/>
-        <w:pBdr>
-          <w:top w:val="nil" w:sz="0" w:space="0" w:color="000000" tmln="20, 20, 20, 0, 0"/>
-          <w:left w:val="nil" w:sz="0" w:space="0" w:color="000000" tmln="20, 20, 20, 0, 0"/>
-          <w:bottom w:val="nil" w:sz="0" w:space="0" w:color="000000" tmln="20, 20, 20, 0, 0"/>
-          <w:right w:val="nil" w:sz="0" w:space="0" w:color="000000" tmln="20, 20, 20, 0, 0"/>
-          <w:between w:val="nil" w:sz="0" w:space="0" w:color="000000" tmln="20, 20, 20, 0, 0"/>
-        </w:pBdr>
-        <w:shd w:val="none"/>
-        <w:rPr>
-          <w:rFonts w:cs="Arial"/>
-          <w:bCs/>
-          <w:szCs w:val="32"/>
-        </w:rPr>
-      </w:pPr>
-      <w:r>
-        <w:rPr>
-          <w:rFonts w:cs="Arial"/>
-          <w:bCs/>
-          <w:szCs w:val="32"/>
-        </w:rPr>
-      </w:r>
-    </w:p>
-    <w:p>
-      <w:pPr>
-        <w:keepNext/>
-        <w:outlineLvl w:val="1"/>
-        <w:keepLines/>
-        <w:pBdr>
-          <w:top w:val="nil" w:sz="0" w:space="0" w:color="000000" tmln="20, 20, 20, 0, 0"/>
-          <w:left w:val="nil" w:sz="0" w:space="0" w:color="000000" tmln="20, 20, 20, 0, 0"/>
-          <w:bottom w:val="nil" w:sz="0" w:space="0" w:color="000000" tmln="20, 20, 20, 0, 0"/>
-          <w:right w:val="nil" w:sz="0" w:space="0" w:color="000000" tmln="20, 20, 20, 0, 0"/>
-          <w:between w:val="nil" w:sz="0" w:space="0" w:color="000000" tmln="20, 20, 20, 0, 0"/>
-        </w:pBdr>
-        <w:shd w:val="none"/>
-        <w:rPr>
-          <w:rFonts w:cs="Arial"/>
-          <w:bCs/>
-          <w:szCs w:val="32"/>
-        </w:rPr>
-      </w:pPr>
-      <w:r>
-        <w:rPr>
-          <w:rFonts w:cs="Arial"/>
-          <w:bCs/>
-          <w:szCs w:val="32"/>
-        </w:rPr>
-        <w:t>“player died / respawn” адресно по игроку.</w:t>
-      </w:r>
-    </w:p>
-    <w:p>
-      <w:pPr>
-        <w:keepNext/>
-        <w:outlineLvl w:val="1"/>
-        <w:keepLines/>
-        <w:pBdr>
-          <w:top w:val="nil" w:sz="0" w:space="0" w:color="000000" tmln="20, 20, 20, 0, 0"/>
-          <w:left w:val="nil" w:sz="0" w:space="0" w:color="000000" tmln="20, 20, 20, 0, 0"/>
-          <w:bottom w:val="nil" w:sz="0" w:space="0" w:color="000000" tmln="20, 20, 20, 0, 0"/>
-          <w:right w:val="nil" w:sz="0" w:space="0" w:color="000000" tmln="20, 20, 20, 0, 0"/>
-          <w:between w:val="nil" w:sz="0" w:space="0" w:color="000000" tmln="20, 20, 20, 0, 0"/>
-        </w:pBdr>
-        <w:shd w:val="none"/>
-        <w:rPr>
-          <w:rFonts w:cs="Arial"/>
-          <w:bCs/>
-          <w:szCs w:val="32"/>
-        </w:rPr>
-      </w:pPr>
-      <w:r>
-        <w:rPr>
-          <w:rFonts w:cs="Arial"/>
-          <w:bCs/>
-          <w:szCs w:val="32"/>
-        </w:rPr>
-      </w:r>
-    </w:p>
-    <w:p>
-      <w:pPr>
-        <w:keepNext/>
-        <w:outlineLvl w:val="1"/>
-        <w:keepLines/>
-        <w:pBdr>
-          <w:top w:val="nil" w:sz="0" w:space="0" w:color="000000" tmln="20, 20, 20, 0, 0"/>
-          <w:left w:val="nil" w:sz="0" w:space="0" w:color="000000" tmln="20, 20, 20, 0, 0"/>
-          <w:bottom w:val="nil" w:sz="0" w:space="0" w:color="000000" tmln="20, 20, 20, 0, 0"/>
-          <w:right w:val="nil" w:sz="0" w:space="0" w:color="000000" tmln="20, 20, 20, 0, 0"/>
-          <w:between w:val="nil" w:sz="0" w:space="0" w:color="000000" tmln="20, 20, 20, 0, 0"/>
-        </w:pBdr>
-        <w:shd w:val="none"/>
-        <w:rPr>
-          <w:rFonts w:cs="Arial"/>
-          <w:bCs/>
-          <w:szCs w:val="32"/>
-        </w:rPr>
-      </w:pPr>
-      <w:r>
-        <w:rPr>
-          <w:rFonts w:cs="Arial"/>
-          <w:bCs/>
-          <w:szCs w:val="32"/>
-        </w:rPr>
-        <w:t>До этого момента хранить Entity в Game — преждевременно и архитектурно грязно.</w:t>
-      </w:r>
-    </w:p>
-    <w:p>
-      <w:pPr>
-        <w:keepNext/>
-        <w:outlineLvl w:val="1"/>
-        <w:keepLines/>
-        <w:pBdr>
-          <w:top w:val="nil" w:sz="0" w:space="0" w:color="000000" tmln="20, 20, 20, 0, 0"/>
-          <w:left w:val="nil" w:sz="0" w:space="0" w:color="000000" tmln="20, 20, 20, 0, 0"/>
-          <w:bottom w:val="nil" w:sz="0" w:space="0" w:color="000000" tmln="20, 20, 20, 0, 0"/>
-          <w:right w:val="nil" w:sz="0" w:space="0" w:color="000000" tmln="20, 20, 20, 0, 0"/>
-          <w:between w:val="nil" w:sz="0" w:space="0" w:color="000000" tmln="20, 20, 20, 0, 0"/>
-        </w:pBdr>
-        <w:shd w:val="none"/>
-        <w:rPr>
-          <w:rFonts w:cs="Arial"/>
-          <w:bCs/>
-          <w:szCs w:val="32"/>
-        </w:rPr>
-      </w:pPr>
-      <w:r>
-        <w:rPr>
-          <w:rFonts w:cs="Arial"/>
-          <w:bCs/>
-          <w:szCs w:val="32"/>
-        </w:rPr>
-      </w:r>
-    </w:p>
-    <w:p>
-      <w:pPr>
-        <w:keepNext/>
-        <w:outlineLvl w:val="1"/>
-        <w:keepLines/>
-        <w:pBdr>
-          <w:top w:val="nil" w:sz="0" w:space="0" w:color="000000" tmln="20, 20, 20, 0, 0"/>
-          <w:left w:val="nil" w:sz="0" w:space="0" w:color="000000" tmln="20, 20, 20, 0, 0"/>
-          <w:bottom w:val="nil" w:sz="0" w:space="0" w:color="000000" tmln="20, 20, 20, 0, 0"/>
-          <w:right w:val="nil" w:sz="0" w:space="0" w:color="000000" tmln="20, 20, 20, 0, 0"/>
-          <w:between w:val="nil" w:sz="0" w:space="0" w:color="000000" tmln="20, 20, 20, 0, 0"/>
-        </w:pBdr>
-        <w:shd w:val="none"/>
-        <w:rPr>
-          <w:rFonts w:cs="Arial"/>
-          <w:bCs/>
-          <w:szCs w:val="32"/>
-        </w:rPr>
-      </w:pPr>
-      <w:r>
-        <w:rPr>
-          <w:rFonts w:cs="Arial"/>
-          <w:bCs/>
-          <w:szCs w:val="32"/>
-        </w:rPr>
-        <w:t>Какой канал я рекомендую и почему</w:t>
-      </w:r>
-    </w:p>
-    <w:p>
-      <w:pPr>
-        <w:keepNext/>
-        <w:outlineLvl w:val="1"/>
-        <w:keepLines/>
-        <w:pBdr>
-          <w:top w:val="nil" w:sz="0" w:space="0" w:color="000000" tmln="20, 20, 20, 0, 0"/>
-          <w:left w:val="nil" w:sz="0" w:space="0" w:color="000000" tmln="20, 20, 20, 0, 0"/>
-          <w:bottom w:val="nil" w:sz="0" w:space="0" w:color="000000" tmln="20, 20, 20, 0, 0"/>
-          <w:right w:val="nil" w:sz="0" w:space="0" w:color="000000" tmln="20, 20, 20, 0, 0"/>
-          <w:between w:val="nil" w:sz="0" w:space="0" w:color="000000" tmln="20, 20, 20, 0, 0"/>
-        </w:pBdr>
-        <w:shd w:val="none"/>
-        <w:rPr>
-          <w:rFonts w:cs="Arial"/>
-          <w:bCs/>
-          <w:szCs w:val="32"/>
-        </w:rPr>
-      </w:pPr>
-      <w:r>
-        <w:rPr>
-          <w:rFonts w:cs="Arial"/>
-          <w:bCs/>
-          <w:szCs w:val="32"/>
-        </w:rPr>
-      </w:r>
-    </w:p>
-    <w:p>
-      <w:pPr>
-        <w:keepNext/>
-        <w:outlineLvl w:val="1"/>
-        <w:keepLines/>
-        <w:pBdr>
-          <w:top w:val="nil" w:sz="0" w:space="0" w:color="000000" tmln="20, 20, 20, 0, 0"/>
-          <w:left w:val="nil" w:sz="0" w:space="0" w:color="000000" tmln="20, 20, 20, 0, 0"/>
-          <w:bottom w:val="nil" w:sz="0" w:space="0" w:color="000000" tmln="20, 20, 20, 0, 0"/>
-          <w:right w:val="nil" w:sz="0" w:space="0" w:color="000000" tmln="20, 20, 20, 0, 0"/>
-          <w:between w:val="nil" w:sz="0" w:space="0" w:color="000000" tmln="20, 20, 20, 0, 0"/>
-        </w:pBdr>
-        <w:shd w:val="none"/>
-        <w:rPr>
-          <w:rFonts w:cs="Arial"/>
-          <w:bCs/>
-          <w:szCs w:val="32"/>
-        </w:rPr>
-      </w:pPr>
-      <w:r>
-        <w:rPr>
-          <w:rFonts w:cs="Arial"/>
-          <w:bCs/>
-          <w:szCs w:val="32"/>
-        </w:rPr>
-        <w:t>Лучший базовый вариант для ECS и будущего мультиплеера:</w:t>
-      </w:r>
-    </w:p>
-    <w:p>
-      <w:pPr>
-        <w:keepNext/>
-        <w:outlineLvl w:val="1"/>
-        <w:keepLines/>
-        <w:pBdr>
-          <w:top w:val="nil" w:sz="0" w:space="0" w:color="000000" tmln="20, 20, 20, 0, 0"/>
-          <w:left w:val="nil" w:sz="0" w:space="0" w:color="000000" tmln="20, 20, 20, 0, 0"/>
-          <w:bottom w:val="nil" w:sz="0" w:space="0" w:color="000000" tmln="20, 20, 20, 0, 0"/>
-          <w:right w:val="nil" w:sz="0" w:space="0" w:color="000000" tmln="20, 20, 20, 0, 0"/>
-          <w:between w:val="nil" w:sz="0" w:space="0" w:color="000000" tmln="20, 20, 20, 0, 0"/>
-        </w:pBdr>
-        <w:shd w:val="none"/>
-        <w:rPr>
-          <w:rFonts w:cs="Arial"/>
-          <w:bCs/>
-          <w:szCs w:val="32"/>
-        </w:rPr>
-      </w:pPr>
-      <w:r>
-        <w:rPr>
-          <w:rFonts w:cs="Arial"/>
-          <w:bCs/>
-          <w:szCs w:val="32"/>
-        </w:rPr>
-      </w:r>
-    </w:p>
-    <w:p>
-      <w:pPr>
-        <w:keepNext/>
-        <w:outlineLvl w:val="1"/>
-        <w:keepLines/>
-        <w:pBdr>
-          <w:top w:val="nil" w:sz="0" w:space="0" w:color="000000" tmln="20, 20, 20, 0, 0"/>
-          <w:left w:val="nil" w:sz="0" w:space="0" w:color="000000" tmln="20, 20, 20, 0, 0"/>
-          <w:bottom w:val="nil" w:sz="0" w:space="0" w:color="000000" tmln="20, 20, 20, 0, 0"/>
-          <w:right w:val="nil" w:sz="0" w:space="0" w:color="000000" tmln="20, 20, 20, 0, 0"/>
-          <w:between w:val="nil" w:sz="0" w:space="0" w:color="000000" tmln="20, 20, 20, 0, 0"/>
-        </w:pBdr>
-        <w:shd w:val="none"/>
-        <w:rPr>
-          <w:rFonts w:cs="Arial"/>
-          <w:bCs/>
-          <w:szCs w:val="32"/>
-        </w:rPr>
-      </w:pPr>
-      <w:r>
-        <w:rPr>
-          <w:rFonts w:cs="Arial"/>
-          <w:bCs/>
-          <w:szCs w:val="32"/>
-        </w:rPr>
-        <w:t>LocalPlayerTag (пустой tag-компонент) для сингла</w:t>
-      </w:r>
-    </w:p>
-    <w:p>
-      <w:pPr>
-        <w:keepNext/>
-        <w:outlineLvl w:val="1"/>
-        <w:keepLines/>
-        <w:pBdr>
-          <w:top w:val="nil" w:sz="0" w:space="0" w:color="000000" tmln="20, 20, 20, 0, 0"/>
-          <w:left w:val="nil" w:sz="0" w:space="0" w:color="000000" tmln="20, 20, 20, 0, 0"/>
-          <w:bottom w:val="nil" w:sz="0" w:space="0" w:color="000000" tmln="20, 20, 20, 0, 0"/>
-          <w:right w:val="nil" w:sz="0" w:space="0" w:color="000000" tmln="20, 20, 20, 0, 0"/>
-          <w:between w:val="nil" w:sz="0" w:space="0" w:color="000000" tmln="20, 20, 20, 0, 0"/>
-        </w:pBdr>
-        <w:shd w:val="none"/>
-        <w:rPr>
-          <w:rFonts w:cs="Arial"/>
-          <w:bCs/>
-          <w:szCs w:val="32"/>
-        </w:rPr>
-      </w:pPr>
-      <w:r>
-        <w:rPr>
-          <w:rFonts w:cs="Arial"/>
-          <w:bCs/>
-          <w:szCs w:val="32"/>
-        </w:rPr>
-      </w:r>
-    </w:p>
-    <w:p>
-      <w:pPr>
-        <w:keepNext/>
-        <w:outlineLvl w:val="1"/>
-        <w:keepLines/>
-        <w:pBdr>
-          <w:top w:val="nil" w:sz="0" w:space="0" w:color="000000" tmln="20, 20, 20, 0, 0"/>
-          <w:left w:val="nil" w:sz="0" w:space="0" w:color="000000" tmln="20, 20, 20, 0, 0"/>
-          <w:bottom w:val="nil" w:sz="0" w:space="0" w:color="000000" tmln="20, 20, 20, 0, 0"/>
-          <w:right w:val="nil" w:sz="0" w:space="0" w:color="000000" tmln="20, 20, 20, 0, 0"/>
-          <w:between w:val="nil" w:sz="0" w:space="0" w:color="000000" tmln="20, 20, 20, 0, 0"/>
-        </w:pBdr>
-        <w:shd w:val="none"/>
-        <w:rPr>
-          <w:rFonts w:cs="Arial"/>
-          <w:bCs/>
-          <w:szCs w:val="32"/>
-        </w:rPr>
-      </w:pPr>
-      <w:r>
-        <w:rPr>
-          <w:rFonts w:cs="Arial"/>
-          <w:bCs/>
-          <w:szCs w:val="32"/>
-        </w:rPr>
-        <w:t>просто и быстро: world.view&lt;LocalPlayerTag&gt;() → нашли сущность</w:t>
-      </w:r>
-    </w:p>
-    <w:p>
-      <w:pPr>
-        <w:keepNext/>
-        <w:outlineLvl w:val="1"/>
-        <w:keepLines/>
-        <w:pBdr>
-          <w:top w:val="nil" w:sz="0" w:space="0" w:color="000000" tmln="20, 20, 20, 0, 0"/>
-          <w:left w:val="nil" w:sz="0" w:space="0" w:color="000000" tmln="20, 20, 20, 0, 0"/>
-          <w:bottom w:val="nil" w:sz="0" w:space="0" w:color="000000" tmln="20, 20, 20, 0, 0"/>
-          <w:right w:val="nil" w:sz="0" w:space="0" w:color="000000" tmln="20, 20, 20, 0, 0"/>
-          <w:between w:val="nil" w:sz="0" w:space="0" w:color="000000" tmln="20, 20, 20, 0, 0"/>
-        </w:pBdr>
-        <w:shd w:val="none"/>
-        <w:rPr>
-          <w:rFonts w:cs="Arial"/>
-          <w:bCs/>
-          <w:szCs w:val="32"/>
-        </w:rPr>
-      </w:pPr>
-      <w:r>
-        <w:rPr>
-          <w:rFonts w:cs="Arial"/>
-          <w:bCs/>
-          <w:szCs w:val="32"/>
-        </w:rPr>
-      </w:r>
-    </w:p>
-    <w:p>
-      <w:pPr>
-        <w:keepNext/>
-        <w:outlineLvl w:val="1"/>
-        <w:keepLines/>
-        <w:pBdr>
-          <w:top w:val="nil" w:sz="0" w:space="0" w:color="000000" tmln="20, 20, 20, 0, 0"/>
-          <w:left w:val="nil" w:sz="0" w:space="0" w:color="000000" tmln="20, 20, 20, 0, 0"/>
-          <w:bottom w:val="nil" w:sz="0" w:space="0" w:color="000000" tmln="20, 20, 20, 0, 0"/>
-          <w:right w:val="nil" w:sz="0" w:space="0" w:color="000000" tmln="20, 20, 20, 0, 0"/>
-          <w:between w:val="nil" w:sz="0" w:space="0" w:color="000000" tmln="20, 20, 20, 0, 0"/>
-        </w:pBdr>
-        <w:shd w:val="none"/>
-        <w:rPr>
-          <w:rFonts w:cs="Arial"/>
-          <w:bCs/>
-          <w:szCs w:val="32"/>
-        </w:rPr>
-      </w:pPr>
-      <w:r>
-        <w:rPr>
-          <w:rFonts w:cs="Arial"/>
-          <w:bCs/>
-          <w:szCs w:val="32"/>
-        </w:rPr>
-        <w:t>не хранишь Entity в Game, нет проблем с жизненным циклом</w:t>
-      </w:r>
-    </w:p>
-    <w:p>
-      <w:pPr>
-        <w:keepNext/>
-        <w:outlineLvl w:val="1"/>
-        <w:keepLines/>
-        <w:pBdr>
-          <w:top w:val="nil" w:sz="0" w:space="0" w:color="000000" tmln="20, 20, 20, 0, 0"/>
-          <w:left w:val="nil" w:sz="0" w:space="0" w:color="000000" tmln="20, 20, 20, 0, 0"/>
-          <w:bottom w:val="nil" w:sz="0" w:space="0" w:color="000000" tmln="20, 20, 20, 0, 0"/>
-          <w:right w:val="nil" w:sz="0" w:space="0" w:color="000000" tmln="20, 20, 20, 0, 0"/>
-          <w:between w:val="nil" w:sz="0" w:space="0" w:color="000000" tmln="20, 20, 20, 0, 0"/>
-        </w:pBdr>
-        <w:shd w:val="none"/>
-        <w:rPr>
-          <w:rFonts w:cs="Arial"/>
-          <w:bCs/>
-          <w:szCs w:val="32"/>
-        </w:rPr>
-      </w:pPr>
-      <w:r>
-        <w:rPr>
-          <w:rFonts w:cs="Arial"/>
-          <w:bCs/>
-          <w:szCs w:val="32"/>
-        </w:rPr>
-      </w:r>
-    </w:p>
-    <w:p>
-      <w:pPr>
-        <w:keepNext/>
-        <w:outlineLvl w:val="1"/>
-        <w:keepLines/>
-        <w:pBdr>
-          <w:top w:val="nil" w:sz="0" w:space="0" w:color="000000" tmln="20, 20, 20, 0, 0"/>
-          <w:left w:val="nil" w:sz="0" w:space="0" w:color="000000" tmln="20, 20, 20, 0, 0"/>
-          <w:bottom w:val="nil" w:sz="0" w:space="0" w:color="000000" tmln="20, 20, 20, 0, 0"/>
-          <w:right w:val="nil" w:sz="0" w:space="0" w:color="000000" tmln="20, 20, 20, 0, 0"/>
-          <w:between w:val="nil" w:sz="0" w:space="0" w:color="000000" tmln="20, 20, 20, 0, 0"/>
-        </w:pBdr>
-        <w:shd w:val="none"/>
-        <w:rPr>
-          <w:rFonts w:cs="Arial"/>
-          <w:bCs/>
-          <w:szCs w:val="32"/>
-        </w:rPr>
-      </w:pPr>
-      <w:r>
-        <w:rPr>
-          <w:rFonts w:cs="Arial"/>
-          <w:bCs/>
-          <w:szCs w:val="32"/>
-        </w:rPr>
-        <w:t>или (чуть взрослее) PlayerIndexComponent{ std::uint8_t index; } + LocalPlayerComponent{ std::uint8_t localIndex; }</w:t>
-      </w:r>
-    </w:p>
-    <w:p>
-      <w:pPr>
-        <w:keepNext/>
-        <w:outlineLvl w:val="1"/>
-        <w:keepLines/>
-        <w:pBdr>
-          <w:top w:val="nil" w:sz="0" w:space="0" w:color="000000" tmln="20, 20, 20, 0, 0"/>
-          <w:left w:val="nil" w:sz="0" w:space="0" w:color="000000" tmln="20, 20, 20, 0, 0"/>
-          <w:bottom w:val="nil" w:sz="0" w:space="0" w:color="000000" tmln="20, 20, 20, 0, 0"/>
-          <w:right w:val="nil" w:sz="0" w:space="0" w:color="000000" tmln="20, 20, 20, 0, 0"/>
-          <w:between w:val="nil" w:sz="0" w:space="0" w:color="000000" tmln="20, 20, 20, 0, 0"/>
-        </w:pBdr>
-        <w:shd w:val="none"/>
-        <w:rPr>
-          <w:rFonts w:cs="Arial"/>
-          <w:bCs/>
-          <w:szCs w:val="32"/>
-        </w:rPr>
-      </w:pPr>
-      <w:r>
-        <w:rPr>
-          <w:rFonts w:cs="Arial"/>
-          <w:bCs/>
-          <w:szCs w:val="32"/>
-        </w:rPr>
-      </w:r>
-    </w:p>
-    <w:p>
-      <w:pPr>
-        <w:keepNext/>
-        <w:outlineLvl w:val="1"/>
-        <w:keepLines/>
-        <w:pBdr>
-          <w:top w:val="nil" w:sz="0" w:space="0" w:color="000000" tmln="20, 20, 20, 0, 0"/>
-          <w:left w:val="nil" w:sz="0" w:space="0" w:color="000000" tmln="20, 20, 20, 0, 0"/>
-          <w:bottom w:val="nil" w:sz="0" w:space="0" w:color="000000" tmln="20, 20, 20, 0, 0"/>
-          <w:right w:val="nil" w:sz="0" w:space="0" w:color="000000" tmln="20, 20, 20, 0, 0"/>
-          <w:between w:val="nil" w:sz="0" w:space="0" w:color="000000" tmln="20, 20, 20, 0, 0"/>
-        </w:pBdr>
-        <w:shd w:val="none"/>
-        <w:rPr>
-          <w:rFonts w:cs="Arial"/>
-          <w:bCs/>
-          <w:szCs w:val="32"/>
-        </w:rPr>
-      </w:pPr>
-      <w:r>
-        <w:rPr>
-          <w:rFonts w:cs="Arial"/>
-          <w:bCs/>
-          <w:szCs w:val="32"/>
-        </w:rPr>
-        <w:t>сразу масштабируется на N игроков</w:t>
-      </w:r>
-    </w:p>
-    <w:p>
-      <w:pPr>
-        <w:keepNext/>
-        <w:outlineLvl w:val="1"/>
-        <w:keepLines/>
-        <w:pBdr>
-          <w:top w:val="nil" w:sz="0" w:space="0" w:color="000000" tmln="20, 20, 20, 0, 0"/>
-          <w:left w:val="nil" w:sz="0" w:space="0" w:color="000000" tmln="20, 20, 20, 0, 0"/>
-          <w:bottom w:val="nil" w:sz="0" w:space="0" w:color="000000" tmln="20, 20, 20, 0, 0"/>
-          <w:right w:val="nil" w:sz="0" w:space="0" w:color="000000" tmln="20, 20, 20, 0, 0"/>
-          <w:between w:val="nil" w:sz="0" w:space="0" w:color="000000" tmln="20, 20, 20, 0, 0"/>
-        </w:pBdr>
-        <w:shd w:val="none"/>
-        <w:rPr>
-          <w:rFonts w:cs="Arial"/>
-          <w:bCs/>
-          <w:szCs w:val="32"/>
-        </w:rPr>
-      </w:pPr>
-      <w:r>
-        <w:rPr>
-          <w:rFonts w:cs="Arial"/>
-          <w:bCs/>
-          <w:szCs w:val="32"/>
-        </w:rPr>
-      </w:r>
-    </w:p>
-    <w:p>
-      <w:pPr>
-        <w:keepNext/>
-        <w:outlineLvl w:val="1"/>
-        <w:keepLines/>
-        <w:pBdr>
-          <w:top w:val="nil" w:sz="0" w:space="0" w:color="000000" tmln="20, 20, 20, 0, 0"/>
-          <w:left w:val="nil" w:sz="0" w:space="0" w:color="000000" tmln="20, 20, 20, 0, 0"/>
-          <w:bottom w:val="nil" w:sz="0" w:space="0" w:color="000000" tmln="20, 20, 20, 0, 0"/>
-          <w:right w:val="nil" w:sz="0" w:space="0" w:color="000000" tmln="20, 20, 20, 0, 0"/>
-          <w:between w:val="nil" w:sz="0" w:space="0" w:color="000000" tmln="20, 20, 20, 0, 0"/>
-        </w:pBdr>
-        <w:shd w:val="none"/>
-        <w:rPr>
-          <w:rFonts w:cs="Arial"/>
-          <w:bCs/>
-          <w:szCs w:val="32"/>
-        </w:rPr>
-      </w:pPr>
-      <w:r>
-        <w:rPr>
-          <w:rFonts w:cs="Arial"/>
-          <w:bCs/>
-          <w:szCs w:val="32"/>
-        </w:rPr>
-        <w:t>input-system может управлять localIndex==0, localIndex==1, …</w:t>
-      </w:r>
-    </w:p>
-    <w:p>
-      <w:pPr>
-        <w:keepNext/>
-        <w:outlineLvl w:val="1"/>
-        <w:keepLines/>
-        <w:pBdr>
-          <w:top w:val="nil" w:sz="0" w:space="0" w:color="000000" tmln="20, 20, 20, 0, 0"/>
-          <w:left w:val="nil" w:sz="0" w:space="0" w:color="000000" tmln="20, 20, 20, 0, 0"/>
-          <w:bottom w:val="nil" w:sz="0" w:space="0" w:color="000000" tmln="20, 20, 20, 0, 0"/>
-          <w:right w:val="nil" w:sz="0" w:space="0" w:color="000000" tmln="20, 20, 20, 0, 0"/>
-          <w:between w:val="nil" w:sz="0" w:space="0" w:color="000000" tmln="20, 20, 20, 0, 0"/>
-        </w:pBdr>
-        <w:shd w:val="none"/>
-        <w:rPr>
-          <w:rFonts w:cs="Arial"/>
-          <w:bCs/>
-          <w:szCs w:val="32"/>
-        </w:rPr>
-      </w:pPr>
-      <w:r>
-        <w:rPr>
-          <w:rFonts w:cs="Arial"/>
-          <w:bCs/>
-          <w:szCs w:val="32"/>
-        </w:rPr>
-      </w:r>
-    </w:p>
-    <w:p>
-      <w:pPr>
-        <w:keepNext/>
-        <w:outlineLvl w:val="1"/>
-        <w:keepLines/>
-        <w:pBdr>
-          <w:top w:val="nil" w:sz="0" w:space="0" w:color="000000" tmln="20, 20, 20, 0, 0"/>
-          <w:left w:val="nil" w:sz="0" w:space="0" w:color="000000" tmln="20, 20, 20, 0, 0"/>
-          <w:bottom w:val="nil" w:sz="0" w:space="0" w:color="000000" tmln="20, 20, 20, 0, 0"/>
-          <w:right w:val="nil" w:sz="0" w:space="0" w:color="000000" tmln="20, 20, 20, 0, 0"/>
-          <w:between w:val="nil" w:sz="0" w:space="0" w:color="000000" tmln="20, 20, 20, 0, 0"/>
-        </w:pBdr>
-        <w:shd w:val="none"/>
-        <w:rPr>
-          <w:rFonts w:cs="Arial"/>
-          <w:bCs/>
-          <w:szCs w:val="32"/>
-        </w:rPr>
-      </w:pPr>
-      <w:r>
-        <w:rPr>
-          <w:rFonts w:cs="Arial"/>
-          <w:bCs/>
-          <w:szCs w:val="32"/>
-        </w:rPr>
-        <w:t>Почему это лучше “вернуть список Entity из PlayerInitSystem”:</w:t>
-      </w:r>
-    </w:p>
-    <w:p>
-      <w:pPr>
-        <w:keepNext/>
-        <w:outlineLvl w:val="1"/>
-        <w:keepLines/>
-        <w:pBdr>
-          <w:top w:val="nil" w:sz="0" w:space="0" w:color="000000" tmln="20, 20, 20, 0, 0"/>
-          <w:left w:val="nil" w:sz="0" w:space="0" w:color="000000" tmln="20, 20, 20, 0, 0"/>
-          <w:bottom w:val="nil" w:sz="0" w:space="0" w:color="000000" tmln="20, 20, 20, 0, 0"/>
-          <w:right w:val="nil" w:sz="0" w:space="0" w:color="000000" tmln="20, 20, 20, 0, 0"/>
-          <w:between w:val="nil" w:sz="0" w:space="0" w:color="000000" tmln="20, 20, 20, 0, 0"/>
-        </w:pBdr>
-        <w:shd w:val="none"/>
-        <w:rPr>
-          <w:rFonts w:cs="Arial"/>
-          <w:bCs/>
-          <w:szCs w:val="32"/>
-        </w:rPr>
-      </w:pPr>
-      <w:r>
-        <w:rPr>
-          <w:rFonts w:cs="Arial"/>
-          <w:bCs/>
-          <w:szCs w:val="32"/>
-        </w:rPr>
-      </w:r>
-    </w:p>
-    <w:p>
-      <w:pPr>
-        <w:keepNext/>
-        <w:outlineLvl w:val="1"/>
-        <w:keepLines/>
-        <w:pBdr>
-          <w:top w:val="nil" w:sz="0" w:space="0" w:color="000000" tmln="20, 20, 20, 0, 0"/>
-          <w:left w:val="nil" w:sz="0" w:space="0" w:color="000000" tmln="20, 20, 20, 0, 0"/>
-          <w:bottom w:val="nil" w:sz="0" w:space="0" w:color="000000" tmln="20, 20, 20, 0, 0"/>
-          <w:right w:val="nil" w:sz="0" w:space="0" w:color="000000" tmln="20, 20, 20, 0, 0"/>
-          <w:between w:val="nil" w:sz="0" w:space="0" w:color="000000" tmln="20, 20, 20, 0, 0"/>
-        </w:pBdr>
-        <w:shd w:val="none"/>
-        <w:rPr>
-          <w:rFonts w:cs="Arial"/>
-          <w:bCs/>
-          <w:szCs w:val="32"/>
-        </w:rPr>
-      </w:pPr>
-      <w:r>
-        <w:rPr>
-          <w:rFonts w:cs="Arial"/>
-          <w:bCs/>
-          <w:szCs w:val="32"/>
-        </w:rPr>
-        <w:t>возврат списка — это уже интерфейс/канал между системами и Game (тянет за собой lifecycle/ownership вопросы),</w:t>
-      </w:r>
-    </w:p>
-    <w:p>
-      <w:pPr>
-        <w:keepNext/>
-        <w:outlineLvl w:val="1"/>
-        <w:keepLines/>
-        <w:pBdr>
-          <w:top w:val="nil" w:sz="0" w:space="0" w:color="000000" tmln="20, 20, 20, 0, 0"/>
-          <w:left w:val="nil" w:sz="0" w:space="0" w:color="000000" tmln="20, 20, 20, 0, 0"/>
-          <w:bottom w:val="nil" w:sz="0" w:space="0" w:color="000000" tmln="20, 20, 20, 0, 0"/>
-          <w:right w:val="nil" w:sz="0" w:space="0" w:color="000000" tmln="20, 20, 20, 0, 0"/>
-          <w:between w:val="nil" w:sz="0" w:space="0" w:color="000000" tmln="20, 20, 20, 0, 0"/>
-        </w:pBdr>
-        <w:shd w:val="none"/>
-        <w:rPr>
-          <w:rFonts w:cs="Arial"/>
-          <w:bCs/>
-          <w:szCs w:val="32"/>
-        </w:rPr>
-      </w:pPr>
-      <w:r>
-        <w:rPr>
-          <w:rFonts w:cs="Arial"/>
-          <w:bCs/>
-          <w:szCs w:val="32"/>
-        </w:rPr>
-      </w:r>
-    </w:p>
-    <w:p>
-      <w:pPr>
-        <w:keepNext/>
-        <w:outlineLvl w:val="1"/>
-        <w:keepLines/>
-        <w:pBdr>
-          <w:top w:val="nil" w:sz="0" w:space="0" w:color="000000" tmln="20, 20, 20, 0, 0"/>
-          <w:left w:val="nil" w:sz="0" w:space="0" w:color="000000" tmln="20, 20, 20, 0, 0"/>
-          <w:bottom w:val="nil" w:sz="0" w:space="0" w:color="000000" tmln="20, 20, 20, 0, 0"/>
-          <w:right w:val="nil" w:sz="0" w:space="0" w:color="000000" tmln="20, 20, 20, 0, 0"/>
-          <w:between w:val="nil" w:sz="0" w:space="0" w:color="000000" tmln="20, 20, 20, 0, 0"/>
-        </w:pBdr>
-        <w:shd w:val="none"/>
-        <w:rPr>
-          <w:rFonts w:cs="Arial"/>
-          <w:bCs/>
-          <w:szCs w:val="32"/>
-        </w:rPr>
-      </w:pPr>
-      <w:r>
-        <w:rPr>
-          <w:rFonts w:cs="Arial"/>
-          <w:bCs/>
-          <w:szCs w:val="32"/>
-        </w:rPr>
-        <w:t>теги/индексы остаются внутри ECS, где им место, и отлично ложатся на 4X/мультиплеер.</w:t>
-      </w:r>
-    </w:p>
-    <w:p>
-      <w:pPr>
-        <w:keepNext/>
-        <w:outlineLvl w:val="1"/>
-        <w:keepLines/>
-        <w:pBdr>
-          <w:top w:val="nil" w:sz="0" w:space="0" w:color="000000" tmln="20, 20, 20, 0, 0"/>
-          <w:left w:val="nil" w:sz="0" w:space="0" w:color="000000" tmln="20, 20, 20, 0, 0"/>
-          <w:bottom w:val="nil" w:sz="0" w:space="0" w:color="000000" tmln="20, 20, 20, 0, 0"/>
-          <w:right w:val="nil" w:sz="0" w:space="0" w:color="000000" tmln="20, 20, 20, 0, 0"/>
-          <w:between w:val="nil" w:sz="0" w:space="0" w:color="000000" tmln="20, 20, 20, 0, 0"/>
-        </w:pBdr>
-        <w:shd w:val="none"/>
-        <w:rPr>
-          <w:rFonts w:cs="Arial"/>
-          <w:bCs/>
-          <w:szCs w:val="32"/>
-        </w:rPr>
-      </w:pPr>
-      <w:r>
-        <w:rPr>
-          <w:rFonts w:cs="Arial"/>
-          <w:bCs/>
-          <w:szCs w:val="32"/>
-        </w:rPr>
-      </w:r>
-    </w:p>
-    <w:p>
-      <w:pPr>
-        <w:keepNext/>
-        <w:outlineLvl w:val="1"/>
-        <w:keepLines/>
-        <w:pBdr>
-          <w:top w:val="nil" w:sz="0" w:space="0" w:color="000000" tmln="20, 20, 20, 0, 0"/>
-          <w:left w:val="nil" w:sz="0" w:space="0" w:color="000000" tmln="20, 20, 20, 0, 0"/>
-          <w:bottom w:val="nil" w:sz="0" w:space="0" w:color="000000" tmln="20, 20, 20, 0, 0"/>
-          <w:right w:val="nil" w:sz="0" w:space="0" w:color="000000" tmln="20, 20, 20, 0, 0"/>
-          <w:between w:val="nil" w:sz="0" w:space="0" w:color="000000" tmln="20, 20, 20, 0, 0"/>
-        </w:pBdr>
-        <w:shd w:val="none"/>
-        <w:rPr>
-          <w:rFonts w:cs="Arial"/>
-          <w:bCs/>
-          <w:szCs w:val="32"/>
-        </w:rPr>
-      </w:pPr>
-      <w:r>
-        <w:rPr>
-          <w:rFonts w:cs="Arial"/>
-          <w:bCs/>
-          <w:szCs w:val="32"/>
-        </w:rPr>
-        <w:t>Но давай это делать после того, как ты утвердишь первый use-case (камера? input mapping?).</w:t>
+          <w:color w:val="000000"/>
+          <w:sz w:val="21"/>
+          <w:lang w:val="ru-ru" w:eastAsia="zh-cn" w:bidi="ar-sa"/>
+        </w:rPr>
+        <w:t>высока</w:t>
+      </w:r>
+      <w:r>
+        <w:rPr>
+          <w:rFonts w:ascii="Segoe UI" w:hAnsi="Segoe UI"/>
+          <w:color w:val="000000"/>
+          <w:sz w:val="21"/>
+          <w:lang w:val="ru-ru" w:eastAsia="zh-cn" w:bidi="ar-sa"/>
+        </w:rPr>
+        <w:t>, а выигрыш мизерный. Максимальная производительность достигается в крупных hot</w:t>
+        <w:noBreakHyphen/>
+        <w:t>path системах, а не здесь.</w:t>
+      </w:r>
+    </w:p>
+    <w:p>
+      <w:pPr>
+        <w:pBdr>
+          <w:top w:val="nil" w:sz="0" w:space="0" w:color="000000" tmln="20, 20, 20, 0, 0"/>
+          <w:left w:val="nil" w:sz="0" w:space="0" w:color="000000" tmln="20, 20, 20, 0, 0"/>
+          <w:bottom w:val="nil" w:sz="0" w:space="0" w:color="000000" tmln="20, 20, 20, 0, 0"/>
+          <w:right w:val="nil" w:sz="0" w:space="0" w:color="000000" tmln="20, 20, 20, 0, 0"/>
+          <w:between w:val="nil" w:sz="0" w:space="0" w:color="000000" tmln="20, 20, 20, 0, 0"/>
+        </w:pBdr>
+        <w:shd w:val="none"/>
+        <w:rPr>
+          <w:color w:val="000000"/>
+          <w:lang w:val="ru-ru" w:eastAsia="zh-cn" w:bidi="ar-sa"/>
+        </w:rPr>
+      </w:pPr>
+      <w:r>
+        <w:rPr>
+          <w:color w:val="000000"/>
+          <w:lang w:val="ru-ru" w:eastAsia="zh-cn" w:bidi="ar-sa"/>
+        </w:rPr>
+        <w:br w:type="textWrapping"/>
       </w:r>
     </w:p>
     <w:sectPr>
@@ -6707,6 +8393,42 @@
       <w:lvlJc w:val="left"/>
       <w:pPr>
         <w:ind w:left="0" w:hanging="0"/>
+      </w:pPr>
+      <w:rPr>
+        <w:rFonts w:ascii="Wingdings" w:hAnsi="Wingdings" w:eastAsia="Wingdings" w:cs="Wingdings"/>
+      </w:rPr>
+    </w:lvl>
+  </w:abstractNum>
+  <w:abstractNum w:abstractNumId="16">
+    <w:multiLevelType w:val="singleLevel"/>
+    <w:name w:val="Bullet 16"/>
+    <w:lvl w:ilvl="0">
+      <w:numFmt w:val="bullet"/>
+      <w:lvlText w:val=""/>
+      <w:lvlJc w:val="left"/>
+      <w:pPr>
+        <w:tabs>
+          <w:tab w:val="num" w:pos="283"/>
+        </w:tabs>
+        <w:ind w:left="283" w:hanging="283"/>
+      </w:pPr>
+      <w:rPr>
+        <w:rFonts w:ascii="Wingdings" w:hAnsi="Wingdings" w:eastAsia="Wingdings" w:cs="Wingdings"/>
+      </w:rPr>
+    </w:lvl>
+  </w:abstractNum>
+  <w:abstractNum w:abstractNumId="17">
+    <w:multiLevelType w:val="singleLevel"/>
+    <w:name w:val="Bullet 17"/>
+    <w:lvl w:ilvl="0">
+      <w:numFmt w:val="bullet"/>
+      <w:lvlText w:val=""/>
+      <w:lvlJc w:val="left"/>
+      <w:pPr>
+        <w:tabs>
+          <w:tab w:val="num" w:pos="567"/>
+        </w:tabs>
+        <w:ind w:left="567" w:hanging="567"/>
       </w:pPr>
       <w:rPr>
         <w:rFonts w:ascii="Wingdings" w:hAnsi="Wingdings" w:eastAsia="Wingdings" w:cs="Wingdings"/>
@@ -6759,6 +8481,12 @@
     <w:abstractNumId w:val="15"/>
   </w:num>
   <w:num w:numId="16">
+    <w:abstractNumId w:val="16"/>
+  </w:num>
+  <w:num w:numId="17">
+    <w:abstractNumId w:val="17"/>
+  </w:num>
+  <w:num w:numId="18">
     <w:abstractNumId w:val="0"/>
   </w:num>
 </w:numbering>
